--- a/template/atp-website.docx
+++ b/template/atp-website.docx
@@ -2583,7 +2583,7 @@
           <w:sz w:val="20"/>
           <w:szCs w:val="20"/>
         </w:rPr>
-        <w:t xml:space="preserve">{{support.included.sentence}} is included from go-live. During that </w:t>
+        <w:t xml:space="preserve">{{support.included.sentence}} is included, starting on acceptance under section 3.6. During that </w:t>
       </w:r>
       <w:proofErr w:type="gramStart"/>
       <w:r>
@@ -4391,7 +4391,7 @@
           <w:sz w:val="20"/>
           <w:szCs w:val="20"/>
         </w:rPr>
-        <w:t>If we are waiting on you for 7 days or more past a due date, we may move our team onto other work. Restarting can take up to as long as the delay, and we will confirm the new dates with you.</w:t>
+        <w:t>If we are waiting on you for 8 business days or more past a due date, we may move our team onto other work. Where we are waiting on an approval, section 6.5 sets out the reminders we send first. Restarting can take up to as long as the delay, and we will confirm the new dates with you.</w:t>
       </w:r>
       <w:proofErr w:type="gramStart"/>
       <w:r>

--- a/template/atp-website.docx
+++ b/template/atp-website.docx
@@ -934,7 +934,7 @@
           </w:tcPr>
           <w:p>
             <w:pPr>
-              <w:spacing w:line="360" w:lineRule="auto"/>
+              <w:spacing w:line="276" w:lineRule="auto"/>
               <w:rPr>
                 <w:rFonts w:ascii="Aptos" w:eastAsia="Aptos" w:hAnsi="Aptos" w:cs="Aptos"/>
                 <w:b/>
@@ -971,7 +971,7 @@
           </w:tcPr>
           <w:p>
             <w:pPr>
-              <w:spacing w:line="360" w:lineRule="auto"/>
+              <w:spacing w:line="276" w:lineRule="auto"/>
               <w:rPr>
                 <w:rFonts w:ascii="Aptos" w:eastAsia="Aptos" w:hAnsi="Aptos" w:cs="Aptos"/>
                 <w:b/>
@@ -1013,7 +1013,7 @@
           </w:tcPr>
           <w:p>
             <w:pPr>
-              <w:spacing w:line="360" w:lineRule="auto"/>
+              <w:spacing w:line="276" w:lineRule="auto"/>
               <w:rPr>
                 <w:rFonts w:ascii="Aptos" w:eastAsia="Aptos" w:hAnsi="Aptos" w:cs="Aptos"/>
                 <w:b/>
@@ -1048,7 +1048,7 @@
           </w:tcPr>
           <w:p>
             <w:pPr>
-              <w:spacing w:line="360" w:lineRule="auto"/>
+              <w:spacing w:line="276" w:lineRule="auto"/>
               <w:rPr>
                 <w:rFonts w:ascii="Aptos" w:eastAsia="Aptos" w:hAnsi="Aptos" w:cs="Aptos"/>
                 <w:color w:val="7F7F7F"/>
@@ -1450,9 +1450,9 @@
       </w:tblPr>
       <w:tblGrid>
         <w:gridCol w:w="1400"/>
-        <w:gridCol w:w="4152"/>
-        <w:gridCol w:w="1649"/>
-        <w:gridCol w:w="1649"/>
+        <w:gridCol w:w="4550"/>
+        <w:gridCol w:w="1450"/>
+        <w:gridCol w:w="1450"/>
       </w:tblGrid>
       <w:tr>
         <w:trPr>
@@ -1474,7 +1474,7 @@
           </w:tcPr>
           <w:p>
             <w:pPr>
-              <w:spacing w:line="360" w:lineRule="auto"/>
+              <w:spacing w:line="276" w:lineRule="auto"/>
               <w:rPr>
                 <w:sz w:val="18"/>
                 <w:szCs w:val="18"/>
@@ -1494,7 +1494,7 @@
         </w:tc>
         <w:tc>
           <w:tcPr>
-            <w:tcW w:w="4152" w:type="dxa"/>
+            <w:tcW w:w="4550" w:type="dxa"/>
             <w:shd w:val="clear" w:color="auto" w:fill="0C9476"/>
             <w:hideMark/>
             <w:tcBorders>
@@ -1506,7 +1506,7 @@
           </w:tcPr>
           <w:p>
             <w:pPr>
-              <w:spacing w:line="360" w:lineRule="auto"/>
+              <w:spacing w:line="276" w:lineRule="auto"/>
               <w:cnfStyle w:val="100000000000" w:firstRow="1" w:lastRow="0" w:firstColumn="0" w:lastColumn="0" w:oddVBand="0" w:evenVBand="0" w:oddHBand="0" w:evenHBand="0" w:firstRowFirstColumn="0" w:firstRowLastColumn="0" w:lastRowFirstColumn="0" w:lastRowLastColumn="0"/>
               <w:rPr>
                 <w:sz w:val="18"/>
@@ -1536,7 +1536,7 @@
         </w:tc>
         <w:tc>
           <w:tcPr>
-            <w:tcW w:w="1649" w:type="dxa"/>
+            <w:tcW w:w="1450" w:type="dxa"/>
             <w:shd w:val="clear" w:color="auto" w:fill="0C9476"/>
             <w:hideMark/>
             <w:tcBorders>
@@ -1548,7 +1548,7 @@
           </w:tcPr>
           <w:p>
             <w:pPr>
-              <w:spacing w:line="360" w:lineRule="auto"/>
+              <w:spacing w:line="276" w:lineRule="auto"/>
               <w:cnfStyle w:val="100000000000" w:firstRow="1" w:lastRow="0" w:firstColumn="0" w:lastColumn="0" w:oddVBand="0" w:evenVBand="0" w:oddHBand="0" w:evenHBand="0" w:firstRowFirstColumn="0" w:firstRowLastColumn="0" w:lastRowFirstColumn="0" w:lastRowLastColumn="0"/>
               <w:rPr>
                 <w:rFonts w:ascii="Aptos" w:hAnsi="Aptos" w:cs="Aptos"/>
@@ -1571,7 +1571,7 @@
           </w:p>
           <w:p>
             <w:pPr>
-              <w:spacing w:line="360" w:lineRule="auto"/>
+              <w:spacing w:line="276" w:lineRule="auto"/>
               <w:cnfStyle w:val="100000000000" w:firstRow="1" w:lastRow="0" w:firstColumn="0" w:lastColumn="0" w:oddVBand="0" w:evenVBand="0" w:oddHBand="0" w:evenHBand="0" w:firstRowFirstColumn="0" w:firstRowLastColumn="0" w:lastRowFirstColumn="0" w:lastRowLastColumn="0"/>
               <w:rPr>
                 <w:sz w:val="18"/>
@@ -1591,7 +1591,7 @@
         </w:tc>
         <w:tc>
           <w:tcPr>
-            <w:tcW w:w="1649" w:type="dxa"/>
+            <w:tcW w:w="1450" w:type="dxa"/>
             <w:shd w:val="clear" w:color="auto" w:fill="0C9476"/>
             <w:hideMark/>
             <w:tcBorders>
@@ -1603,7 +1603,7 @@
           </w:tcPr>
           <w:p>
             <w:pPr>
-              <w:spacing w:line="360" w:lineRule="auto"/>
+              <w:spacing w:line="276" w:lineRule="auto"/>
               <w:cnfStyle w:val="100000000000" w:firstRow="1" w:lastRow="0" w:firstColumn="0" w:lastColumn="0" w:oddVBand="0" w:evenVBand="0" w:oddHBand="0" w:evenHBand="0" w:firstRowFirstColumn="0" w:firstRowLastColumn="0" w:lastRowFirstColumn="0" w:lastRowLastColumn="0"/>
               <w:rPr>
                 <w:rFonts w:ascii="Aptos" w:hAnsi="Aptos" w:cs="Aptos"/>
@@ -1626,7 +1626,7 @@
           </w:p>
           <w:p>
             <w:pPr>
-              <w:spacing w:line="360" w:lineRule="auto"/>
+              <w:spacing w:line="276" w:lineRule="auto"/>
               <w:cnfStyle w:val="100000000000" w:firstRow="1" w:lastRow="0" w:firstColumn="0" w:lastColumn="0" w:oddVBand="0" w:evenVBand="0" w:oddHBand="0" w:evenHBand="0" w:firstRowFirstColumn="0" w:firstRowLastColumn="0" w:lastRowFirstColumn="0" w:lastRowLastColumn="0"/>
               <w:rPr>
                 <w:sz w:val="18"/>
@@ -1668,7 +1668,7 @@
       <w:tr>
         <w:trPr>
           <w:cnfStyle w:val="000000100000" w:firstRow="0" w:lastRow="0" w:firstColumn="0" w:lastColumn="0" w:oddVBand="0" w:evenVBand="0" w:oddHBand="1" w:evenHBand="0" w:firstRowFirstColumn="0" w:firstRowLastColumn="0" w:lastRowFirstColumn="0" w:lastRowLastColumn="0"/>
-          <w:trHeight w:val="600"/>
+          <w:trHeight w:val="330"/>
         </w:trPr>
         <w:tc>
           <w:tcPr>
@@ -1685,7 +1685,7 @@
           </w:tcPr>
           <w:p>
             <w:pPr>
-              <w:spacing w:line="360" w:lineRule="auto"/>
+              <w:spacing w:line="276" w:lineRule="auto"/>
               <w:jc w:val="both"/>
               <w:rPr>
                 <w:sz w:val="18"/>
@@ -1705,7 +1705,7 @@
         </w:tc>
         <w:tc>
           <w:tcPr>
-            <w:tcW w:w="4152" w:type="dxa"/>
+            <w:tcW w:w="4550" w:type="dxa"/>
             <w:shd w:val="clear" w:color="auto" w:fill="F2F2F2" w:themeFill="background1" w:themeFillShade="F2"/>
             <w:hideMark/>
             <w:tcBorders>
@@ -1717,7 +1717,7 @@
           </w:tcPr>
           <w:p>
             <w:pPr>
-              <w:spacing w:line="360" w:lineRule="auto"/>
+              <w:spacing w:line="276" w:lineRule="auto"/>
               <w:cnfStyle w:val="000000100000" w:firstRow="0" w:lastRow="0" w:firstColumn="0" w:lastColumn="0" w:oddVBand="0" w:evenVBand="0" w:oddHBand="1" w:evenHBand="0" w:firstRowFirstColumn="0" w:firstRowLastColumn="0" w:lastRowFirstColumn="0" w:lastRowLastColumn="0"/>
               <w:rPr>
                 <w:sz w:val="18"/>
@@ -1737,7 +1737,7 @@
         </w:tc>
         <w:tc>
           <w:tcPr>
-            <w:tcW w:w="1649" w:type="dxa"/>
+            <w:tcW w:w="1450" w:type="dxa"/>
             <w:shd w:val="clear" w:color="auto" w:fill="F2F2F2" w:themeFill="background1" w:themeFillShade="F2"/>
             <w:hideMark/>
             <w:tcBorders>
@@ -1749,7 +1749,7 @@
           </w:tcPr>
           <w:p>
             <w:pPr>
-              <w:spacing w:line="360" w:lineRule="auto"/>
+              <w:spacing w:line="276" w:lineRule="auto"/>
               <w:jc w:val="both"/>
               <w:cnfStyle w:val="000000100000" w:firstRow="0" w:lastRow="0" w:firstColumn="0" w:lastColumn="0" w:oddVBand="0" w:evenVBand="0" w:oddHBand="1" w:evenHBand="0" w:firstRowFirstColumn="0" w:firstRowLastColumn="0" w:lastRowFirstColumn="0" w:lastRowLastColumn="0"/>
               <w:rPr>
@@ -1782,7 +1782,7 @@
         </w:tc>
         <w:tc>
           <w:tcPr>
-            <w:tcW w:w="1649" w:type="dxa"/>
+            <w:tcW w:w="1450" w:type="dxa"/>
             <w:shd w:val="clear" w:color="auto" w:fill="F2F2F2" w:themeFill="background1" w:themeFillShade="F2"/>
             <w:hideMark/>
             <w:tcBorders>
@@ -1794,7 +1794,7 @@
           </w:tcPr>
           <w:p>
             <w:pPr>
-              <w:spacing w:line="360" w:lineRule="auto"/>
+              <w:spacing w:line="276" w:lineRule="auto"/>
               <w:jc w:val="both"/>
               <w:cnfStyle w:val="000000100000" w:firstRow="0" w:lastRow="0" w:firstColumn="0" w:lastColumn="0" w:oddVBand="0" w:evenVBand="0" w:oddHBand="1" w:evenHBand="0" w:firstRowFirstColumn="0" w:firstRowLastColumn="0" w:lastRowFirstColumn="0" w:lastRowLastColumn="0"/>
               <w:rPr>
@@ -1839,7 +1839,7 @@
       <w:tr>
         <w:trPr>
           <w:cnfStyle w:val="000000100000" w:firstRow="0" w:lastRow="0" w:firstColumn="0" w:lastColumn="0" w:oddVBand="0" w:evenVBand="0" w:oddHBand="1" w:evenHBand="0" w:firstRowFirstColumn="0" w:firstRowLastColumn="0" w:lastRowFirstColumn="0" w:lastRowLastColumn="0"/>
-          <w:trHeight w:val="440"/>
+          <w:trHeight w:val="360"/>
         </w:trPr>
         <w:tc>
           <w:tcPr>
@@ -1856,7 +1856,7 @@
           </w:tcPr>
           <w:p>
             <w:pPr>
-              <w:spacing w:line="360" w:lineRule="auto"/>
+              <w:spacing w:line="276" w:lineRule="auto"/>
               <w:jc w:val="both"/>
               <w:rPr>
                 <w:sz w:val="18"/>
@@ -1875,7 +1875,7 @@
         </w:tc>
         <w:tc>
           <w:tcPr>
-            <w:tcW w:w="4152" w:type="dxa"/>
+            <w:tcW w:w="4550" w:type="dxa"/>
             <w:shd w:val="clear" w:color="auto" w:fill="F2F2F2" w:themeFill="background1" w:themeFillShade="F2"/>
             <w:hideMark/>
             <w:tcBorders>
@@ -1887,7 +1887,7 @@
           </w:tcPr>
           <w:p>
             <w:pPr>
-              <w:spacing w:line="360" w:lineRule="auto"/>
+              <w:spacing w:line="276" w:lineRule="auto"/>
               <w:cnfStyle w:val="000000100000" w:firstRow="0" w:lastRow="0" w:firstColumn="0" w:lastColumn="0" w:oddVBand="0" w:evenVBand="0" w:oddHBand="1" w:evenHBand="0" w:firstRowFirstColumn="0" w:firstRowLastColumn="0" w:lastRowFirstColumn="0" w:lastRowLastColumn="0"/>
               <w:rPr>
                 <w:sz w:val="18"/>
@@ -1907,7 +1907,7 @@
         </w:tc>
         <w:tc>
           <w:tcPr>
-            <w:tcW w:w="1649" w:type="dxa"/>
+            <w:tcW w:w="1450" w:type="dxa"/>
             <w:shd w:val="clear" w:color="auto" w:fill="F2F2F2" w:themeFill="background1" w:themeFillShade="F2"/>
             <w:hideMark/>
             <w:tcBorders>
@@ -1919,7 +1919,7 @@
           </w:tcPr>
           <w:p>
             <w:pPr>
-              <w:spacing w:line="360" w:lineRule="auto"/>
+              <w:spacing w:line="276" w:lineRule="auto"/>
               <w:jc w:val="both"/>
               <w:cnfStyle w:val="000000100000" w:firstRow="0" w:lastRow="0" w:firstColumn="0" w:lastColumn="0" w:oddVBand="0" w:evenVBand="0" w:oddHBand="1" w:evenHBand="0" w:firstRowFirstColumn="0" w:firstRowLastColumn="0" w:lastRowFirstColumn="0" w:lastRowLastColumn="0"/>
               <w:rPr>
@@ -1950,7 +1950,7 @@
         </w:tc>
         <w:tc>
           <w:tcPr>
-            <w:tcW w:w="1649" w:type="dxa"/>
+            <w:tcW w:w="1450" w:type="dxa"/>
             <w:shd w:val="clear" w:color="auto" w:fill="F2F2F2" w:themeFill="background1" w:themeFillShade="F2"/>
             <w:hideMark/>
             <w:tcBorders>
@@ -1962,7 +1962,7 @@
           </w:tcPr>
           <w:p>
             <w:pPr>
-              <w:spacing w:line="360" w:lineRule="auto"/>
+              <w:spacing w:line="276" w:lineRule="auto"/>
               <w:jc w:val="both"/>
               <w:cnfStyle w:val="000000100000" w:firstRow="0" w:lastRow="0" w:firstColumn="0" w:lastColumn="0" w:oddVBand="0" w:evenVBand="0" w:oddHBand="1" w:evenHBand="0" w:firstRowFirstColumn="0" w:firstRowLastColumn="0" w:lastRowFirstColumn="0" w:lastRowLastColumn="0"/>
               <w:rPr>
@@ -2181,6 +2181,7 @@
           </w:tcPr>
           <w:p>
             <w:pPr>
+              <w:spacing w:line="276" w:lineRule="auto"/>
               <w:rPr>
                 <w:rFonts w:ascii="Aptos" w:eastAsia="Aptos" w:hAnsi="Aptos" w:cs="Aptos"/>
                 <w:color w:val="FFFFFF"/>
@@ -2213,6 +2214,7 @@
           </w:tcPr>
           <w:p>
             <w:pPr>
+              <w:spacing w:line="276" w:lineRule="auto"/>
               <w:rPr>
                 <w:rFonts w:ascii="Aptos" w:eastAsia="Aptos" w:hAnsi="Aptos" w:cs="Aptos"/>
                 <w:color w:val="FFFFFF"/>
@@ -2245,6 +2247,7 @@
           </w:tcPr>
           <w:p>
             <w:pPr>
+              <w:spacing w:line="276" w:lineRule="auto"/>
               <w:rPr>
                 <w:rFonts w:ascii="Aptos" w:eastAsia="Aptos" w:hAnsi="Aptos" w:cs="Aptos"/>
                 <w:color w:val="FFFFFF"/>
@@ -2282,7 +2285,7 @@
           </w:tcPr>
           <w:p>
             <w:pPr>
-              <w:spacing w:line="360" w:lineRule="auto"/>
+              <w:spacing w:line="276" w:lineRule="auto"/>
               <w:rPr>
                 <w:rFonts w:ascii="Aptos" w:eastAsia="Aptos" w:hAnsi="Aptos" w:cs="Aptos"/>
                 <w:b/>
@@ -2317,7 +2320,7 @@
           </w:tcPr>
           <w:p>
             <w:pPr>
-              <w:spacing w:line="360" w:lineRule="auto"/>
+              <w:spacing w:line="276" w:lineRule="auto"/>
               <w:rPr>
                 <w:rFonts w:ascii="Aptos" w:eastAsia="Aptos" w:hAnsi="Aptos" w:cs="Aptos"/>
                 <w:color w:val="7F7F7F"/>
@@ -2350,7 +2353,7 @@
           </w:tcPr>
           <w:p>
             <w:pPr>
-              <w:spacing w:line="360" w:lineRule="auto"/>
+              <w:spacing w:line="276" w:lineRule="auto"/>
               <w:rPr>
                 <w:rFonts w:ascii="Aptos" w:eastAsia="Aptos" w:hAnsi="Aptos" w:cs="Aptos"/>
                 <w:color w:val="7F7F7F"/>
@@ -4294,7 +4297,36 @@
           <w:sz w:val="20"/>
           <w:szCs w:val="20"/>
         </w:rPr>
-        <w:t>You will cover us for any claim brought against us arising from content, materials or instructions you supplied – for example, a claim that they infringe someone else’s rights, or that privacy, disclosure or regulatory wording you supplied is wrong – except to the extent the claim is caused by our own negligence or breach. This cover is subject to the same limit as our liability above, except for claims that the content, materials or instructions you supplied infringe someone else’s intellectual property rights or breach privacy law, which are not subject to that limit. If a claim of that kind is made, we will tell you promptly, will not admit or settle it without your agreement, and will let you run the defence if you ask, at your cost. We will give you reasonable help, and we will take reasonable steps to keep the loss down.</w:t>
+        <w:t xml:space="preserve">You will cover us for any claim brought against us arising from content, materials or instructions you supplied – for example, a claim that they infringe someone else’s rights, or that privacy, disclosure or regulatory wording you supplied is wrong – except to the extent the claim is caused by our own negligence or breach. This cover is subject to the same limit as our liability above, except for claims that the content, materials or instructions you supplied infringe someone else’s intellectual property rights or breach privacy law, which are not subject to that limit. </w:t>
+      </w:r>
+    </w:p>
+    <w:p>
+      <w:pPr>
+        <w:jc w:val="both"/>
+        <w:rPr>
+          <w:rFonts w:ascii="Aptos" w:eastAsia="Aptos" w:hAnsi="Aptos" w:cs="Aptos"/>
+          <w:sz w:val="20"/>
+          <w:szCs w:val="20"/>
+        </w:rPr>
+      </w:pPr>
+    </w:p>
+    <w:p>
+      <w:pPr>
+        <w:spacing w:line="280" w:lineRule="auto"/>
+        <w:jc w:val="both"/>
+        <w:rPr>
+          <w:rFonts w:ascii="Aptos" w:eastAsia="Aptos" w:hAnsi="Aptos" w:cs="Aptos"/>
+          <w:sz w:val="20"/>
+          <w:szCs w:val="20"/>
+        </w:rPr>
+      </w:pPr>
+      <w:r>
+        <w:rPr>
+          <w:rFonts w:ascii="Aptos" w:eastAsia="Aptos" w:hAnsi="Aptos" w:cs="Aptos"/>
+          <w:sz w:val="20"/>
+          <w:szCs w:val="20"/>
+        </w:rPr>
+        <w:t>If a claim of that kind is made, we will tell you promptly, will not admit or settle it without your agreement, and will let you run the defence if you ask, at your cost. We will give you reasonable help, and we will take reasonable steps to keep the loss down.</w:t>
       </w:r>
     </w:p>
     <w:p>

--- a/template/atp-website.docx
+++ b/template/atp-website.docx
@@ -714,7 +714,7 @@
           <w:sz w:val="20"/>
           <w:szCs w:val="20"/>
         </w:rPr>
-        <w:t xml:space="preserve"> creates a binding agreement between the parties. Where this document and the proposal differ, this document applies.</w:t>
+        <w:t xml:space="preserve"> creates a binding agreement between the parties.</w:t>
       </w:r>
     </w:p>
     <w:p>

--- a/template/atp-website.docx
+++ b/template/atp-website.docx
@@ -726,6 +726,9 @@
           <w:sz w:val="20"/>
           <w:szCs w:val="20"/>
         </w:rPr>
+        <w:pBdr>
+          <w:bottom w:val="dashSmallGap" w:sz="6" w:space="4" w:color="BFBFBF"/>
+        </w:pBdr>
       </w:pPr>
       <w:r>
         <w:rPr>
@@ -734,7 +737,6 @@
           <w:sz w:val="20"/>
           <w:szCs w:val="20"/>
         </w:rPr>
-        <w:t>- - - - - - - - - - - - - - - - - - - - - - - - - - - - - - - - - - - - - - - - - - - - - - - - - - - - - - - - - - -</w:t>
       </w:r>
     </w:p>
     <w:p>
@@ -2075,6 +2077,9 @@
           <w:sz w:val="20"/>
           <w:szCs w:val="20"/>
         </w:rPr>
+        <w:pBdr>
+          <w:bottom w:val="dashSmallGap" w:sz="6" w:space="4" w:color="BFBFBF"/>
+        </w:pBdr>
       </w:pPr>
       <w:r>
         <w:rPr>
@@ -2083,8 +2088,6 @@
           <w:sz w:val="20"/>
           <w:szCs w:val="20"/>
         </w:rPr>
-        <w:lastRenderedPageBreak/>
-        <w:t>- - - - - - - - - - - - - - - - - - - - - - - - - - - - - - - - - - - - - - - - - - - - - - - - - - - - - - - - - - -</w:t>
       </w:r>
     </w:p>
     <w:p>
@@ -2540,7 +2543,7 @@
           <w:sz w:val="20"/>
           <w:szCs w:val="20"/>
         </w:rPr>
-        <w:t>The fee includes two rounds of design revisions before design freeze, and two rounds of feedback during testing and review. Further rounds are quoted before they begin and charged only once you approve the quote in writing.</w:t>
+        <w:t>The fee includes two rounds of design revisions before design freeze, and two rounds of feedback during testing and review. Further rounds are quoted before they begin and charged only once you approve the quote in writing. This applies to revisions and changes of mind. Fixing something that does not work as described in sections 2.1 and 2.2 is not a round and is never charged.</w:t>
       </w:r>
     </w:p>
     <w:p>
@@ -2664,7 +2667,7 @@
           <w:sz w:val="20"/>
           <w:szCs w:val="20"/>
         </w:rPr>
-        <w:t>After the included {{support.included.period}}, ongoing technical support and maintenance is optional and nothing is required. Our Essential Care plan is {{support.plan.price}} plus {{tax.name}} a month and covers security and uptime monitoring, bug fixes, platform and dependency updates, a monthly technical check with a 15-minute call, and email support. Hosting remains separate. Additional development or redesign work is quoted separately.</w:t>
+        <w:t>After the included {{support.included.period}}, ongoing technical support and maintenance is optional. Our Essential Care plan is {{support.plan.price}} plus {{tax.name}} a month and covers security and uptime monitoring, bug fixes, platform and dependency updates, a monthly technical check with a 15-minute call, and email support. Hosting remains separate. Additional development or redesign work is quoted separately.</w:t>
       </w:r>
     </w:p>
     <w:p>
@@ -2756,7 +2759,7 @@
           <w:sz w:val="20"/>
           <w:szCs w:val="20"/>
         </w:rPr>
-        <w:t>When we tell you it is ready for review, you have 10 business days to test it and either accept it in writing, or give us a written list of anything that does not work as described in sections 2.1 and 2.2. We will fix those items and return it for re-testing, and the same 10 business days apply to each round.</w:t>
+        <w:t>When we tell you it is ready for review, you have 10 business days to test it and either accept it in writing, or give us a written list of anything that does not work as described in sections 2.1 and 2.2. We will fix those items and return it for re-testing. Each later round has 5 business days, because only the fixes need re-testing.</w:t>
       </w:r>
       <w:proofErr w:type="gramStart"/>
       <w:r>
@@ -2802,7 +2805,7 @@
           <w:sz w:val="20"/>
           <w:szCs w:val="20"/>
         </w:rPr>
-        <w:t>If we do not hear from you within the 10 business days, we will send a reminder. If we still have not heard 5 business days after that, the {{deliverable}} is accepted and the support period in section 3.5 begins. Anything that does not work as described is still fixed under section 3.5.</w:t>
+        <w:t>If we do not hear from you within the time allowed, we will send a reminder. If we still have not heard 5 business days after that, the {{deliverable}} is accepted and the support period in section 3.5 begins. Anything that does not work as described is still fixed under section 3.5.</w:t>
       </w:r>
       <w:proofErr w:type="gramStart"/>
       <w:r>
@@ -2994,6 +2997,9 @@
           <w:sz w:val="20"/>
           <w:szCs w:val="20"/>
         </w:rPr>
+        <w:pBdr>
+          <w:bottom w:val="dashSmallGap" w:sz="6" w:space="4" w:color="BFBFBF"/>
+        </w:pBdr>
       </w:pPr>
       <w:r>
         <w:rPr>
@@ -3002,7 +3008,6 @@
           <w:sz w:val="20"/>
           <w:szCs w:val="20"/>
         </w:rPr>
-        <w:t>- - - - - - - - - - - - - - - - - - - - - - - - - - - - - - - - - - - - - - - - - - - - - - - - - - - - - - - - - - -</w:t>
       </w:r>
     </w:p>
     <w:p>
@@ -3208,6 +3213,9 @@
           <w:sz w:val="20"/>
           <w:szCs w:val="20"/>
         </w:rPr>
+        <w:pBdr>
+          <w:bottom w:val="dashSmallGap" w:sz="6" w:space="4" w:color="BFBFBF"/>
+        </w:pBdr>
       </w:pPr>
       <w:r>
         <w:rPr>
@@ -3216,7 +3224,6 @@
           <w:sz w:val="20"/>
           <w:szCs w:val="20"/>
         </w:rPr>
-        <w:t>- - - - - - - - - - - - - - - - - - - - - - - - - - - - - - - - - - - - - - - - - - - - - - - - - - - - - - - - - - -</w:t>
       </w:r>
     </w:p>
     <w:p>
@@ -3339,6 +3346,9 @@
           <w:sz w:val="20"/>
           <w:szCs w:val="20"/>
         </w:rPr>
+        <w:pBdr>
+          <w:bottom w:val="dashSmallGap" w:sz="6" w:space="4" w:color="BFBFBF"/>
+        </w:pBdr>
       </w:pPr>
       <w:r>
         <w:rPr>
@@ -3347,7 +3357,6 @@
           <w:sz w:val="20"/>
           <w:szCs w:val="20"/>
         </w:rPr>
-        <w:t>- - - - - - - - - - - - - - - - - - - - - - - - - - - - - - - - - - - - - - - - - - - - - - - - - - - - - - - - - - -</w:t>
       </w:r>
     </w:p>
     <w:p>
@@ -3610,6 +3619,9 @@
           <w:sz w:val="20"/>
           <w:szCs w:val="20"/>
         </w:rPr>
+        <w:pBdr>
+          <w:bottom w:val="dashSmallGap" w:sz="6" w:space="4" w:color="BFBFBF"/>
+        </w:pBdr>
       </w:pPr>
       <w:r>
         <w:rPr>
@@ -3618,7 +3630,6 @@
           <w:sz w:val="20"/>
           <w:szCs w:val="20"/>
         </w:rPr>
-        <w:t>- - - - - - - - - - - - - - - - - - - - - - - - - - - - - - - - - - - - - - - - - - - - - - - - - - - - - - - - - - -</w:t>
       </w:r>
     </w:p>
     <w:p>
@@ -3724,6 +3735,9 @@
           <w:sz w:val="20"/>
           <w:szCs w:val="20"/>
         </w:rPr>
+        <w:pBdr>
+          <w:bottom w:val="dashSmallGap" w:sz="6" w:space="4" w:color="BFBFBF"/>
+        </w:pBdr>
       </w:pPr>
       <w:r>
         <w:rPr>
@@ -3732,7 +3746,6 @@
           <w:sz w:val="20"/>
           <w:szCs w:val="20"/>
         </w:rPr>
-        <w:t>- - - - - - - - - - - - - - - - - - - - - - - - - - - - - - - - - - - - - - - - - - - - - - - - - - - - - - - - - - -</w:t>
       </w:r>
     </w:p>
     <w:p>
@@ -3867,6 +3880,9 @@
           <w:sz w:val="20"/>
           <w:szCs w:val="20"/>
         </w:rPr>
+        <w:pBdr>
+          <w:bottom w:val="dashSmallGap" w:sz="6" w:space="4" w:color="BFBFBF"/>
+        </w:pBdr>
       </w:pPr>
       <w:r>
         <w:rPr>
@@ -3875,7 +3891,6 @@
           <w:sz w:val="20"/>
           <w:szCs w:val="20"/>
         </w:rPr>
-        <w:t>- - - - - - - - - - - - - - - - - - - - - - - - - - - - - - - - - - - - - - - - - - - - - - - - - - - - - - - - - - -</w:t>
       </w:r>
     </w:p>
     <w:p>
@@ -4132,6 +4147,9 @@
           <w:sz w:val="20"/>
           <w:szCs w:val="20"/>
         </w:rPr>
+        <w:pBdr>
+          <w:bottom w:val="dashSmallGap" w:sz="6" w:space="4" w:color="BFBFBF"/>
+        </w:pBdr>
       </w:pPr>
       <w:r>
         <w:rPr>
@@ -4140,7 +4158,6 @@
           <w:sz w:val="20"/>
           <w:szCs w:val="20"/>
         </w:rPr>
-        <w:t>- - - - - - - - - - - - - - - - - - - - - - - - - - - - - - - - - - - - - - - - - - - - - - - - - - - - - - - - - - -</w:t>
       </w:r>
     </w:p>
     <w:p>
@@ -4338,6 +4355,9 @@
           <w:sz w:val="20"/>
           <w:szCs w:val="20"/>
         </w:rPr>
+        <w:pBdr>
+          <w:bottom w:val="dashSmallGap" w:sz="6" w:space="4" w:color="BFBFBF"/>
+        </w:pBdr>
       </w:pPr>
       <w:r>
         <w:rPr>
@@ -4346,7 +4366,6 @@
           <w:sz w:val="20"/>
           <w:szCs w:val="20"/>
         </w:rPr>
-        <w:t>- - - - - - - - - - - - - - - - - - - - - - - - - - - - - - - - - - - - - - - - - - - - - - - - - - - - - - - - - - -</w:t>
       </w:r>
     </w:p>
     <w:p>
@@ -4574,6 +4593,9 @@
           <w:sz w:val="20"/>
           <w:szCs w:val="20"/>
         </w:rPr>
+        <w:pBdr>
+          <w:bottom w:val="dashSmallGap" w:sz="6" w:space="4" w:color="BFBFBF"/>
+        </w:pBdr>
       </w:pPr>
       <w:r>
         <w:rPr>
@@ -4582,7 +4604,6 @@
           <w:sz w:val="20"/>
           <w:szCs w:val="20"/>
         </w:rPr>
-        <w:t>- - - - - - - - - - - - - - - - - - - - - - - - - - - - - - - - - - - - - - - - - - - - - - - - - - - - - - - - - - -</w:t>
       </w:r>
     </w:p>
     <w:p>
@@ -4827,6 +4848,9 @@
           <w:sz w:val="20"/>
           <w:szCs w:val="20"/>
         </w:rPr>
+        <w:pBdr>
+          <w:bottom w:val="dashSmallGap" w:sz="6" w:space="4" w:color="BFBFBF"/>
+        </w:pBdr>
       </w:pPr>
       <w:r>
         <w:rPr>
@@ -4835,7 +4859,6 @@
           <w:sz w:val="20"/>
           <w:szCs w:val="20"/>
         </w:rPr>
-        <w:t>- - - - - - - - - - - - - - - - - - - - - - - - - - - - - - - - - - - - - - - - - - - - - - - - - - - - - - - - - - -</w:t>
       </w:r>
     </w:p>
     <w:p>
@@ -5014,6 +5037,9 @@
           <w:sz w:val="20"/>
           <w:szCs w:val="20"/>
         </w:rPr>
+        <w:pBdr>
+          <w:bottom w:val="dashSmallGap" w:sz="6" w:space="4" w:color="BFBFBF"/>
+        </w:pBdr>
       </w:pPr>
       <w:r>
         <w:rPr>
@@ -5022,8 +5048,6 @@
           <w:sz w:val="20"/>
           <w:szCs w:val="20"/>
         </w:rPr>
-        <w:lastRenderedPageBreak/>
-        <w:t>- - - - - - - - - - - - - - - - - - - - - - - - - - - - - - - - - - - - - - - - - - - - - - - - - - - - - - - - - - -</w:t>
       </w:r>
     </w:p>
     <w:p>
@@ -5187,6 +5211,9 @@
           <w:sz w:val="20"/>
           <w:szCs w:val="20"/>
         </w:rPr>
+        <w:pBdr>
+          <w:bottom w:val="dashSmallGap" w:sz="6" w:space="4" w:color="BFBFBF"/>
+        </w:pBdr>
       </w:pPr>
       <w:r>
         <w:rPr>
@@ -5195,7 +5222,6 @@
           <w:sz w:val="20"/>
           <w:szCs w:val="20"/>
         </w:rPr>
-        <w:t>- - - - - - - - - - - - - - - - - - - - - - - - - - - - - - - - - - - - - - - - - - - - - - - - - - - - - - - - - - -</w:t>
       </w:r>
     </w:p>
     <w:p>

--- a/template/atp-website.docx
+++ b/template/atp-website.docx
@@ -2667,7 +2667,7 @@
           <w:sz w:val="20"/>
           <w:szCs w:val="20"/>
         </w:rPr>
-        <w:t>After the included {{support.included.period}}, ongoing technical support and maintenance is optional. Our Essential Care plan is {{support.plan.price}} plus {{tax.name}} a month and covers security and uptime monitoring, bug fixes, platform and dependency updates, a monthly technical check with a 15-minute call, and email support. Hosting remains separate. Additional development or redesign work is quoted separately.</w:t>
+        <w:t>After the included {{support.included.period}}, ongoing technical support and maintenance is optional. It is {{support.plan.price}} plus {{tax.name}} a month for this project, on the terms of a separate service level agreement we will give you before the included period ends. Hosting remains separate. Additional development or redesign work is quoted separately.</w:t>
       </w:r>
     </w:p>
     <w:p>

--- a/template/atp-website.docx
+++ b/template/atp-website.docx
@@ -2548,6 +2548,66 @@
     </w:p>
     <w:p>
       <w:pPr>
+        <w:spacing w:line="120" w:lineRule="auto"/>
+        <w:jc w:val="both"/>
+        <w:rPr>
+          <w:rFonts w:ascii="Aptos" w:eastAsia="Aptos" w:hAnsi="Aptos" w:cs="Aptos"/>
+          <w:sz w:val="20"/>
+          <w:szCs w:val="20"/>
+        </w:rPr>
+      </w:pPr>
+    </w:p>
+    <w:p>
+      <w:pPr>
+        <w:spacing w:line="280" w:lineRule="auto"/>
+        <w:jc w:val="both"/>
+        <w:rPr>
+          <w:rFonts w:ascii="Aptos" w:eastAsia="Aptos" w:hAnsi="Aptos" w:cs="Aptos"/>
+          <w:sz w:val="20"/>
+          <w:szCs w:val="20"/>
+        </w:rPr>
+      </w:pPr>
+      <w:r>
+        <w:rPr>
+          <w:rFonts w:ascii="Aptos" w:eastAsia="Aptos" w:hAnsi="Aptos" w:cs="Aptos"/>
+          <w:sz w:val="20"/>
+          <w:szCs w:val="20"/>
+        </w:rPr>
+        <w:t>Design freeze is the point where the look is settled. After that, a change of direction is a change under section 3.3 however it reaches us – as a written request, a reference site, or a mockup. It helps most if you tell us what is not working rather than how to fix it, because the reason behind a change is what we design against.</w:t>
+      </w:r>
+    </w:p>
+    <w:p>
+      <w:pPr>
+        <w:spacing w:line="120" w:lineRule="auto"/>
+        <w:jc w:val="both"/>
+        <w:rPr>
+          <w:rFonts w:ascii="Aptos" w:eastAsia="Aptos" w:hAnsi="Aptos" w:cs="Aptos"/>
+          <w:sz w:val="20"/>
+          <w:szCs w:val="20"/>
+        </w:rPr>
+      </w:pPr>
+    </w:p>
+    <w:p>
+      <w:pPr>
+        <w:spacing w:line="280" w:lineRule="auto"/>
+        <w:jc w:val="both"/>
+        <w:rPr>
+          <w:rFonts w:ascii="Aptos" w:eastAsia="Aptos" w:hAnsi="Aptos" w:cs="Aptos"/>
+          <w:sz w:val="20"/>
+          <w:szCs w:val="20"/>
+        </w:rPr>
+      </w:pPr>
+      <w:r>
+        <w:rPr>
+          <w:rFonts w:ascii="Aptos" w:eastAsia="Aptos" w:hAnsi="Aptos" w:cs="Aptos"/>
+          <w:sz w:val="20"/>
+          <w:szCs w:val="20"/>
+        </w:rPr>
+        <w:t>A round is one consolidated set of comments from your nominated person, not a series of separate messages. If comments arrive in pieces, we will gather them and confirm when we are treating the round as closed.</w:t>
+      </w:r>
+    </w:p>
+    <w:p>
+      <w:pPr>
         <w:keepNext/>
         <w:keepLines/>
         <w:spacing w:before="200" w:after="40" w:line="280" w:lineRule="auto"/>
@@ -3608,6 +3668,46 @@
           <w:szCs w:val="20"/>
         </w:rPr>
         <w:t xml:space="preserve"> Nothing moves forward without your approval. If we send something for approval and hear nothing within 5 business days, we will send a reminder. If we still have not heard 3 business days after that, the delivery dates move back under section 11 and we may move our team onto other work, but we will not publish or build on anything you have not approved.</w:t>
+      </w:r>
+    </w:p>
+    <w:p>
+      <w:pPr>
+        <w:spacing w:line="120" w:lineRule="auto"/>
+        <w:jc w:val="both"/>
+        <w:rPr>
+          <w:rFonts w:ascii="Aptos" w:eastAsia="Aptos" w:hAnsi="Aptos" w:cs="Aptos"/>
+          <w:sz w:val="20"/>
+          <w:szCs w:val="20"/>
+        </w:rPr>
+      </w:pPr>
+    </w:p>
+    <w:p>
+      <w:pPr>
+        <w:spacing w:line="280" w:lineRule="auto"/>
+        <w:jc w:val="both"/>
+        <w:rPr>
+          <w:rFonts w:ascii="Aptos" w:eastAsia="Aptos" w:hAnsi="Aptos" w:cs="Aptos"/>
+          <w:sz w:val="20"/>
+          <w:szCs w:val="20"/>
+        </w:rPr>
+      </w:pPr>
+      <w:r>
+        <w:rPr>
+          <w:rFonts w:ascii="Aptos" w:eastAsia="Aptos" w:hAnsi="Aptos" w:cs="Aptos"/>
+          <w:b/>
+          <w:bCs/>
+          <w:sz w:val="20"/>
+          <w:szCs w:val="20"/>
+        </w:rPr>
+        <w:t>6.6</w:t>
+      </w:r>
+      <w:r>
+        <w:rPr>
+          <w:rFonts w:ascii="Aptos" w:eastAsia="Aptos" w:hAnsi="Aptos" w:cs="Aptos"/>
+          <w:sz w:val="20"/>
+          <w:szCs w:val="20"/>
+        </w:rPr>
+        <w:t xml:space="preserve"> If you give us a design, layout or other material to work from, you confirm you have the right to use it, and section 6.1 applies to it. It may need changes to work as a website – to hold together across screen sizes, to meet contrast and accessibility needs, and to stay consistent as pages are added. Making those changes is part of the build, and we will tell you what we changed and why. Material generated with an AI tool may not be protected by copyright at all, which can mean neither of us is able to stop someone else copying it.</w:t>
       </w:r>
     </w:p>
     <w:p>
@@ -6088,111 +6188,6 @@
         <w:szCs w:val="16"/>
       </w:rPr>
       <w:t>{{provider.legal_name}} | ABN {{provider.abn}} | {{provider.address}} | {{provider.phone}} | {{provider.signatory_email}}</w:t>
-    </w:r>
-  </w:p>
-  <w:p>
-    <w:pPr>
-      <w:spacing w:before="40"/>
-      <w:jc w:val="center"/>
-      <w:rPr>
-        <w:rFonts w:ascii="Aptos" w:eastAsia="Aptos" w:hAnsi="Aptos" w:cs="Aptos"/>
-      </w:rPr>
-    </w:pPr>
-    <w:r>
-      <w:rPr>
-        <w:rFonts w:ascii="Aptos" w:eastAsia="Aptos" w:hAnsi="Aptos" w:cs="Aptos"/>
-        <w:sz w:val="16"/>
-        <w:szCs w:val="16"/>
-      </w:rPr>
-      <w:t xml:space="preserve">Page </w:t>
-    </w:r>
-    <w:r>
-      <w:rPr>
-        <w:rFonts w:ascii="Aptos" w:eastAsia="Aptos" w:hAnsi="Aptos" w:cs="Aptos"/>
-        <w:sz w:val="16"/>
-        <w:szCs w:val="16"/>
-      </w:rPr>
-      <w:fldChar w:fldCharType="begin"/>
-    </w:r>
-    <w:r>
-      <w:rPr>
-        <w:rFonts w:ascii="Aptos" w:eastAsia="Aptos" w:hAnsi="Aptos" w:cs="Aptos"/>
-        <w:sz w:val="16"/>
-        <w:szCs w:val="16"/>
-      </w:rPr>
-      <w:instrText xml:space="preserve"> PAGE </w:instrText>
-    </w:r>
-    <w:r>
-      <w:rPr>
-        <w:rFonts w:ascii="Aptos" w:eastAsia="Aptos" w:hAnsi="Aptos" w:cs="Aptos"/>
-        <w:sz w:val="16"/>
-        <w:szCs w:val="16"/>
-      </w:rPr>
-      <w:fldChar w:fldCharType="separate"/>
-    </w:r>
-    <w:r>
-      <w:rPr>
-        <w:rFonts w:ascii="Aptos" w:eastAsia="Aptos" w:hAnsi="Aptos" w:cs="Aptos"/>
-        <w:sz w:val="16"/>
-        <w:szCs w:val="16"/>
-      </w:rPr>
-      <w:t xml:space="preserve">1</w:t>
-    </w:r>
-    <w:r>
-      <w:rPr>
-        <w:rFonts w:ascii="Aptos" w:eastAsia="Aptos" w:hAnsi="Aptos" w:cs="Aptos"/>
-        <w:sz w:val="16"/>
-        <w:szCs w:val="16"/>
-      </w:rPr>
-      <w:fldChar w:fldCharType="end"/>
-    </w:r>
-    <w:r>
-      <w:rPr>
-        <w:rFonts w:ascii="Aptos" w:eastAsia="Aptos" w:hAnsi="Aptos" w:cs="Aptos"/>
-        <w:sz w:val="16"/>
-        <w:szCs w:val="16"/>
-      </w:rPr>
-      <w:t xml:space="preserve"> of </w:t>
-    </w:r>
-    <w:r>
-      <w:rPr>
-        <w:rFonts w:ascii="Aptos" w:eastAsia="Aptos" w:hAnsi="Aptos" w:cs="Aptos"/>
-        <w:sz w:val="16"/>
-        <w:szCs w:val="16"/>
-      </w:rPr>
-      <w:fldChar w:fldCharType="begin"/>
-    </w:r>
-    <w:r>
-      <w:rPr>
-        <w:rFonts w:ascii="Aptos" w:eastAsia="Aptos" w:hAnsi="Aptos" w:cs="Aptos"/>
-        <w:sz w:val="16"/>
-        <w:szCs w:val="16"/>
-      </w:rPr>
-      <w:instrText xml:space="preserve"> NUMPAGES </w:instrText>
-    </w:r>
-    <w:r>
-      <w:rPr>
-        <w:rFonts w:ascii="Aptos" w:eastAsia="Aptos" w:hAnsi="Aptos" w:cs="Aptos"/>
-        <w:sz w:val="16"/>
-        <w:szCs w:val="16"/>
-      </w:rPr>
-      <w:fldChar w:fldCharType="separate"/>
-    </w:r>
-    <w:r>
-      <w:rPr>
-        <w:rFonts w:ascii="Aptos" w:eastAsia="Aptos" w:hAnsi="Aptos" w:cs="Aptos"/>
-        <w:sz w:val="16"/>
-        <w:szCs w:val="16"/>
-      </w:rPr>
-      <w:t xml:space="preserve">1</w:t>
-    </w:r>
-    <w:r>
-      <w:rPr>
-        <w:rFonts w:ascii="Aptos" w:eastAsia="Aptos" w:hAnsi="Aptos" w:cs="Aptos"/>
-        <w:sz w:val="16"/>
-        <w:szCs w:val="16"/>
-      </w:rPr>
-      <w:fldChar w:fldCharType="end"/>
     </w:r>
   </w:p>
 </w:ftr>
@@ -6288,6 +6283,114 @@
         <w:sz w:val="16"/>
         <w:szCs w:val="16"/>
       </w:rPr>
+    </w:r>
+    <w:r>
+      <w:rPr>
+        <w:rFonts w:ascii="Aptos" w:eastAsia="Aptos" w:hAnsi="Aptos" w:cs="Aptos"/>
+        <w:color w:val="000000"/>
+        <w:sz w:val="16"/>
+        <w:szCs w:val="16"/>
+      </w:rPr>
+      <w:t xml:space="preserve">  |  Page </w:t>
+    </w:r>
+    <w:r>
+      <w:rPr>
+        <w:rFonts w:ascii="Aptos" w:eastAsia="Aptos" w:hAnsi="Aptos" w:cs="Aptos"/>
+        <w:color w:val="000000"/>
+        <w:sz w:val="16"/>
+        <w:szCs w:val="16"/>
+      </w:rPr>
+      <w:fldChar w:fldCharType="begin"/>
+    </w:r>
+    <w:r>
+      <w:rPr>
+        <w:rFonts w:ascii="Aptos" w:eastAsia="Aptos" w:hAnsi="Aptos" w:cs="Aptos"/>
+        <w:color w:val="000000"/>
+        <w:sz w:val="16"/>
+        <w:szCs w:val="16"/>
+      </w:rPr>
+      <w:instrText xml:space="preserve"> PAGE </w:instrText>
+    </w:r>
+    <w:r>
+      <w:rPr>
+        <w:rFonts w:ascii="Aptos" w:eastAsia="Aptos" w:hAnsi="Aptos" w:cs="Aptos"/>
+        <w:color w:val="000000"/>
+        <w:sz w:val="16"/>
+        <w:szCs w:val="16"/>
+      </w:rPr>
+      <w:fldChar w:fldCharType="separate"/>
+    </w:r>
+    <w:r>
+      <w:rPr>
+        <w:rFonts w:ascii="Aptos" w:eastAsia="Aptos" w:hAnsi="Aptos" w:cs="Aptos"/>
+        <w:color w:val="000000"/>
+        <w:sz w:val="16"/>
+        <w:szCs w:val="16"/>
+      </w:rPr>
+      <w:t xml:space="preserve">1</w:t>
+    </w:r>
+    <w:r>
+      <w:rPr>
+        <w:rFonts w:ascii="Aptos" w:eastAsia="Aptos" w:hAnsi="Aptos" w:cs="Aptos"/>
+        <w:color w:val="000000"/>
+        <w:sz w:val="16"/>
+        <w:szCs w:val="16"/>
+      </w:rPr>
+      <w:fldChar w:fldCharType="end"/>
+    </w:r>
+    <w:r>
+      <w:rPr>
+        <w:rFonts w:ascii="Aptos" w:eastAsia="Aptos" w:hAnsi="Aptos" w:cs="Aptos"/>
+        <w:color w:val="000000"/>
+        <w:sz w:val="16"/>
+        <w:szCs w:val="16"/>
+      </w:rPr>
+      <w:t xml:space="preserve"> of </w:t>
+    </w:r>
+    <w:r>
+      <w:rPr>
+        <w:rFonts w:ascii="Aptos" w:eastAsia="Aptos" w:hAnsi="Aptos" w:cs="Aptos"/>
+        <w:color w:val="000000"/>
+        <w:sz w:val="16"/>
+        <w:szCs w:val="16"/>
+      </w:rPr>
+      <w:fldChar w:fldCharType="begin"/>
+    </w:r>
+    <w:r>
+      <w:rPr>
+        <w:rFonts w:ascii="Aptos" w:eastAsia="Aptos" w:hAnsi="Aptos" w:cs="Aptos"/>
+        <w:color w:val="000000"/>
+        <w:sz w:val="16"/>
+        <w:szCs w:val="16"/>
+      </w:rPr>
+      <w:instrText xml:space="preserve"> NUMPAGES </w:instrText>
+    </w:r>
+    <w:r>
+      <w:rPr>
+        <w:rFonts w:ascii="Aptos" w:eastAsia="Aptos" w:hAnsi="Aptos" w:cs="Aptos"/>
+        <w:color w:val="000000"/>
+        <w:sz w:val="16"/>
+        <w:szCs w:val="16"/>
+      </w:rPr>
+      <w:fldChar w:fldCharType="separate"/>
+    </w:r>
+    <w:r>
+      <w:rPr>
+        <w:rFonts w:ascii="Aptos" w:eastAsia="Aptos" w:hAnsi="Aptos" w:cs="Aptos"/>
+        <w:color w:val="000000"/>
+        <w:sz w:val="16"/>
+        <w:szCs w:val="16"/>
+      </w:rPr>
+      <w:t xml:space="preserve">1</w:t>
+    </w:r>
+    <w:r>
+      <w:rPr>
+        <w:rFonts w:ascii="Aptos" w:eastAsia="Aptos" w:hAnsi="Aptos" w:cs="Aptos"/>
+        <w:color w:val="000000"/>
+        <w:sz w:val="16"/>
+        <w:szCs w:val="16"/>
+      </w:rPr>
+      <w:fldChar w:fldCharType="end"/>
     </w:r>
   </w:p>
 </w:hdr>

--- a/template/atp-website.docx
+++ b/template/atp-website.docx
@@ -1375,7 +1375,7 @@
           <w:sz w:val="20"/>
           <w:szCs w:val="20"/>
         </w:rPr>
-        <w:t>The site will be built to work on the current and previous major versions of Chrome, Safari, Edge and Firefox, on desktop and mobile. If you need a particular accessibility standard (such as WCAG 2.2 Level AA) certified, tell us before design begins so we can include it.</w:t>
+        <w:t>The website will be built to work on the current and previous major versions of Chrome, Safari, Edge and Firefox, on desktop and mobile. If you need a particular accessibility standard (such as WCAG 2.2 Level AA) certified, tell us before design begins so we can include it.</w:t>
       </w:r>
     </w:p>
     <w:p>
@@ -2573,7 +2573,7 @@
           <w:sz w:val="20"/>
           <w:szCs w:val="20"/>
         </w:rPr>
-        <w:t>Design freeze is the point where the look is settled. After that, a change of direction is a change under section 3.3 however it reaches us – as a written request, a reference site, or a mockup. It helps most if you tell us what is not working rather than how to fix it, because the reason behind a change is what we design against.</w:t>
+        <w:t>Design freeze is the point where the look is settled. After that, a change of direction is a change under section 3.3 however it reaches us – as a written request, a reference website, or a mockup. It helps most if you tell us what is not working rather than how to fix it, because the reason behind a change is what we design against.</w:t>
       </w:r>
     </w:p>
     <w:p>
@@ -3045,7 +3045,7 @@
           <w:sz w:val="20"/>
           <w:szCs w:val="20"/>
         </w:rPr>
-        <w:t xml:space="preserve">. We transfer the site to an account in your name, or give you a complete export of the site files and database. Analytics and Search Console are set up in your own Google account, so they stay with you. We will also hand over any other accounts or credentials we hold for the site, and give you an export of your content and data on request. Our working design files are not part of the handover – your ownership of the design under section 9 is unaffected, and if you want the working files as well, tell us and we will quote for them. </w:t>
+        <w:t xml:space="preserve">. We transfer the website to an account in your name, or give you a complete export of the website files and database. Analytics and Search Console are set up in your own Google account, so they stay with you. We will also hand over any other accounts or credentials we hold for the website, and give you an export of your content and data on request. Our working design files are not part of the handover – your ownership of the design under section 9 is unaffected, and if you want the working files as well, tell us and we will quote for them. </w:t>
       </w:r>
     </w:p>
     <w:p>
@@ -3163,7 +3163,7 @@
           <w:sz w:val="20"/>
           <w:szCs w:val="20"/>
         </w:rPr>
-        <w:t xml:space="preserve"> The first payment covers scheduling your project and starting work — we reserve time for you and turn other work away to do it. If you end this agreement, we keep it. If we end it for any reason other than your breach, we refund it, less the value of any work we have already done and any costs we have already committed.</w:t>
+        <w:t xml:space="preserve"> The first payment covers scheduling your project and starting work. We reserve time for you and turn other work away to do it. If you end this agreement, we keep it. If we end it for any reason other than your breach, we refund it, less the value of any work we have already done and any costs we have already committed.</w:t>
       </w:r>
     </w:p>
     <w:p>
@@ -3490,7 +3490,7 @@
           <w:sz w:val="20"/>
           <w:szCs w:val="20"/>
         </w:rPr>
-        <w:t xml:space="preserve"> or other permissions, and for making sure what appears on the site is accurate and complies with Australian law, including the {{consumer_law}} and the {{privacy_act}}</w:t>
+        <w:t xml:space="preserve"> or other permissions, and for making sure what appears on the {{deliverable}} is accurate and complies with Australian law, including the {{consumer_law}} and the {{privacy_act}}</w:t>
       </w:r>
       <w:proofErr w:type="spellStart"/>
       <w:r>
@@ -3707,7 +3707,7 @@
           <w:sz w:val="20"/>
           <w:szCs w:val="20"/>
         </w:rPr>
-        <w:t xml:space="preserve"> If you give us a design, layout or other material to work from, you confirm you have the right to use it, and section 6.1 applies to it. It may need changes to work as a website – to hold together across screen sizes, to meet contrast and accessibility needs, and to stay consistent as pages are added. Making those changes is part of the build, and we will tell you what we changed and why. Material generated with an AI tool may not be protected by copyright at all, which can mean neither of us is able to stop someone else copying it.</w:t>
+        <w:t xml:space="preserve"> If you give us a design, layout or other material to work from, you confirm you have the right to use it, and section 6.1 applies to it. It may need changes to work as a website – to hold together across screen sizes, to meet contrast and accessibility needs, and to stay consistent as pages are added. Making those changes is part of the build, and we will point out anything significant we changed. Material generated with an AI tool may not be protected by copyright at all, which can mean neither of us is able to stop someone else copying it.</w:t>
       </w:r>
     </w:p>
     <w:p>

--- a/template/atp-website.docx
+++ b/template/atp-website.docx
@@ -3707,7 +3707,7 @@
           <w:sz w:val="20"/>
           <w:szCs w:val="20"/>
         </w:rPr>
-        <w:t xml:space="preserve"> If you give us a design, layout or other material to work from, you confirm you have the right to use it, and section 6.1 applies to it. It may need changes to work as a website – to hold together across screen sizes, to meet contrast and accessibility needs, and to stay consistent as pages are added. Making those changes is part of the build, and we will point out anything significant we changed. Material generated with an AI tool may not be protected by copyright at all, which can mean neither of us is able to stop someone else copying it.</w:t>
+        <w:t xml:space="preserve"> If you give us a design, layout or other material to work from, you confirm you have the right to use it, and section 6.1 applies to it. It may need changes to work as {{deliverable.article}} {{deliverable}} – to hold together across screen sizes, to meet contrast and accessibility needs, and to stay consistent as pages are added. Making those changes is part of the build, and we will point out anything significant we changed. Material generated with an AI tool may not be protected by copyright at all, which can mean neither of us is able to stop someone else copying it.</w:t>
       </w:r>
     </w:p>
     <w:p>
@@ -4178,7 +4178,7 @@
           <w:sz w:val="20"/>
           <w:szCs w:val="20"/>
         </w:rPr>
-        <w:t>licence</w:t>
+        <w:t>licence to use them as part of your {{deliverable}}</w:t>
       </w:r>
       <w:proofErr w:type="spellEnd"/>
       <w:r>
@@ -4187,7 +4187,7 @@
           <w:sz w:val="20"/>
           <w:szCs w:val="20"/>
         </w:rPr>
-        <w:t xml:space="preserve"> to use them as part of your website. Third-party materials such as {{scope.platform}}, open-source code, stock images, fonts and plugins stay with their owners and are supplied on their own </w:t>
+        <w:t xml:space="preserve">. Third-party materials such as {{scope.platform}}, open-source code, stock images, fonts and plugins stay with their owners and are supplied on their own </w:t>
       </w:r>
       <w:proofErr w:type="spellStart"/>
       <w:r>

--- a/template/atp-website.docx
+++ b/template/atp-website.docx
@@ -3030,7 +3030,7 @@
           <w:sz w:val="20"/>
           <w:szCs w:val="20"/>
         </w:rPr>
-        <w:t>At launch you receive full {{scope.platform}} administrator access, a short handover session, and guidance for publishing and updating content</w:t>
+        <w:t>On acceptance you receive full {{scope.platform}} administrator access, a short handover session, and guidance for publishing and updating content</w:t>
       </w:r>
       <w:r>
         <w:rPr>
@@ -3261,7 +3261,7 @@
           <w:sz w:val="20"/>
           <w:szCs w:val="20"/>
         </w:rPr>
-        <w:t xml:space="preserve"> We hand over final files, account transfers and ownership once all invoices are paid in full. Administrator access is given at launch under section 3.7.</w:t>
+        <w:t xml:space="preserve"> We hand over final files, account transfers and ownership once all invoices are paid in full. Administrator access is given on acceptance under section 3.7.</w:t>
       </w:r>
     </w:p>
     <w:p>

--- a/template/atp-website.docx
+++ b/template/atp-website.docx
@@ -3347,7 +3347,7 @@
           <w:sz w:val="20"/>
           <w:szCs w:val="20"/>
         </w:rPr>
-        <w:t>, domains, hosting or photography. We will get your written approval before buying anything, then pass the cost on at what we paid. Where you hold the account with a third-party service – including the {{client.domain}} domain and the hosting</w:t>
+        <w:t>, domains, hosting or photography. We will get your written approval before buying anything, then pass the cost on at what we paid. Where you hold the account with a third-party service – including the domain and the hosting</w:t>
       </w:r>
       <w:proofErr w:type="spellStart"/>
       <w:r>
@@ -3472,7 +3472,7 @@
           <w:sz w:val="20"/>
           <w:szCs w:val="20"/>
         </w:rPr>
-        <w:t xml:space="preserve"> You provide the copy, images, logos and data for the {{deliverable}} and confirm you have the right to use them. You are responsible for clearing any copyright, </w:t>
+        <w:t xml:space="preserve"> You provide the copy, images, logos and data, and confirm you have the right to use them. You are responsible for clearing any copyright, </w:t>
       </w:r>
       <w:proofErr w:type="gramStart"/>
       <w:r>
@@ -3490,7 +3490,7 @@
           <w:sz w:val="20"/>
           <w:szCs w:val="20"/>
         </w:rPr>
-        <w:t xml:space="preserve"> or other permissions, and for making sure what appears on the {{deliverable}} is accurate and complies with Australian law, including the {{consumer_law}} and the {{privacy_act}}</w:t>
+        <w:t xml:space="preserve"> or other permissions, and for making sure your content is accurate and complies with Australian law, including the {{consumer_law}} and the {{privacy_act}}</w:t>
       </w:r>
       <w:proofErr w:type="spellStart"/>
       <w:r>

--- a/template/atp-website.docx
+++ b/template/atp-website.docx
@@ -1276,7 +1276,7 @@
           <w:sz w:val="20"/>
           <w:szCs w:val="20"/>
         </w:rPr>
-        <w:t xml:space="preserve"> – {{client.domain}} is registered and paid for by {{client.short_name}}.</w:t>
+        <w:t xml:space="preserve"> – registered and paid for by {{client.short_name}}.</w:t>
       </w:r>
     </w:p>
     <w:p>

--- a/template/atp-website.docx
+++ b/template/atp-website.docx
@@ -1116,12 +1116,261 @@
       <w:r>
         <w:rPr>
           <w:rFonts w:ascii="Aptos" w:eastAsia="Aptos" w:hAnsi="Aptos" w:cs="Aptos"/>
+          <w:sz w:val="20"/>
+          <w:szCs w:val="20"/>
+        </w:rPr>
+        <w:t xml:space="preserve">{{?web_app|mobile_app}}</w:t>
+      </w:r>
+    </w:p>
+    <w:p>
+      <w:pPr>
+        <w:keepNext/>
+        <w:keepLines/>
+        <w:spacing w:before="200" w:after="40" w:line="280" w:lineRule="auto"/>
+        <w:jc w:val="both"/>
+        <w:rPr>
+          <w:rFonts w:ascii="Aptos" w:eastAsia="Aptos" w:hAnsi="Aptos" w:cs="Aptos"/>
           <w:b/>
           <w:bCs/>
           <w:color w:val="1F1F1F"/>
           <w:sz w:val="20"/>
           <w:szCs w:val="20"/>
         </w:rPr>
+      </w:pPr>
+      <w:r>
+        <w:rPr>
+          <w:rFonts w:ascii="Aptos" w:eastAsia="Aptos" w:hAnsi="Aptos" w:cs="Aptos"/>
+          <w:b/>
+          <w:bCs/>
+          <w:color w:val="1F1F1F"/>
+          <w:sz w:val="20"/>
+          <w:szCs w:val="20"/>
+        </w:rPr>
+        <w:t>2.2 Features included</w:t>
+      </w:r>
+    </w:p>
+    <w:tbl>
+      <w:tblPr>
+        <w:tblStyle w:val="a0"/>
+        <w:tblW w:w="8850" w:type="dxa"/>
+        <w:tblInd w:w="0" w:type="dxa"/>
+        <w:tblLayout w:type="fixed"/>
+        <w:tblLook w:val="0400" w:firstRow="0" w:lastRow="0" w:firstColumn="0" w:lastColumn="0" w:noHBand="0" w:noVBand="1"/>
+        <w:tblBorders>
+          <w:top w:val="single" w:sz="18" w:space="0" w:color="D9D9D9"/>
+          <w:left w:val="single" w:sz="18" w:space="0" w:color="D9D9D9"/>
+          <w:bottom w:val="single" w:sz="18" w:space="0" w:color="D9D9D9"/>
+          <w:right w:val="single" w:sz="18" w:space="0" w:color="D9D9D9"/>
+          <w:insideH w:val="single" w:sz="18" w:space="0" w:color="D9D9D9"/>
+          <w:insideV w:val="single" w:sz="18" w:space="0" w:color="D9D9D9"/>
+        </w:tblBorders>
+      </w:tblPr>
+      <w:tblGrid>
+        <w:gridCol w:w="2400"/>
+        <w:gridCol w:w="6450"/>
+      </w:tblGrid>
+      <w:tr>
+        <w:trPr>
+          <w:trHeight w:val="400"/>
+          <w:tblHeader/>
+        </w:trPr>
+        <w:tc>
+          <w:tcPr>
+            <w:tcW w:w="2400" w:type="dxa"/>
+            <w:shd w:val="clear" w:color="auto" w:fill="0C9476"/>
+            <w:vAlign w:val="center"/>
+            <w:tcBorders>
+              <w:top w:val="outset" w:sz="6" w:space="0" w:color="0C9476"/>
+              <w:left w:val="outset" w:sz="6" w:space="0" w:color="0C9476"/>
+              <w:bottom w:val="outset" w:sz="6" w:space="0" w:color="0C9476"/>
+              <w:right w:val="outset" w:sz="6" w:space="0" w:color="0C9476"/>
+            </w:tcBorders>
+          </w:tcPr>
+          <w:p>
+            <w:pPr>
+              <w:spacing w:line="276" w:lineRule="auto"/>
+              <w:rPr>
+                <w:rFonts w:ascii="Aptos" w:eastAsia="Aptos" w:hAnsi="Aptos" w:cs="Aptos"/>
+                <w:b/>
+                <w:bCs/>
+                <w:color w:val="FFFFFF"/>
+                <w:sz w:val="18"/>
+                <w:szCs w:val="18"/>
+              </w:rPr>
+            </w:pPr>
+            <w:r>
+              <w:rPr>
+                <w:rFonts w:ascii="Aptos" w:eastAsia="Aptos" w:hAnsi="Aptos" w:cs="Aptos"/>
+                <w:b/>
+                <w:bCs/>
+                <w:color w:val="FFFFFF"/>
+                <w:sz w:val="18"/>
+                <w:szCs w:val="18"/>
+              </w:rPr>
+              <w:t>Feature</w:t>
+            </w:r>
+          </w:p>
+        </w:tc>
+        <w:tc>
+          <w:tcPr>
+            <w:tcW w:w="6450" w:type="dxa"/>
+            <w:shd w:val="clear" w:color="auto" w:fill="0C9476"/>
+            <w:vAlign w:val="center"/>
+            <w:tcBorders>
+              <w:top w:val="outset" w:sz="6" w:space="0" w:color="0C9476"/>
+              <w:left w:val="outset" w:sz="6" w:space="0" w:color="0C9476"/>
+              <w:bottom w:val="outset" w:sz="6" w:space="0" w:color="0C9476"/>
+              <w:right w:val="outset" w:sz="6" w:space="0" w:color="0C9476"/>
+            </w:tcBorders>
+          </w:tcPr>
+          <w:p>
+            <w:pPr>
+              <w:spacing w:line="276" w:lineRule="auto"/>
+              <w:rPr>
+                <w:rFonts w:ascii="Aptos" w:eastAsia="Aptos" w:hAnsi="Aptos" w:cs="Aptos"/>
+                <w:b/>
+                <w:bCs/>
+                <w:color w:val="FFFFFF"/>
+                <w:sz w:val="18"/>
+                <w:szCs w:val="18"/>
+              </w:rPr>
+            </w:pPr>
+            <w:r>
+              <w:rPr>
+                <w:rFonts w:ascii="Aptos" w:eastAsia="Aptos" w:hAnsi="Aptos" w:cs="Aptos"/>
+                <w:b/>
+                <w:bCs/>
+                <w:color w:val="FFFFFF"/>
+                <w:sz w:val="18"/>
+                <w:szCs w:val="18"/>
+              </w:rPr>
+              <w:t>Description</w:t>
+            </w:r>
+          </w:p>
+        </w:tc>
+      </w:tr>
+      <w:tr>
+        <w:trPr>
+          <w:trHeight w:val="330"/>
+        </w:trPr>
+        <w:tc>
+          <w:tcPr>
+            <w:tcW w:w="2400" w:type="dxa"/>
+            <w:shd w:val="clear" w:color="auto" w:fill="F2F2F2"/>
+            <w:vAlign w:val="center"/>
+            <w:tcBorders>
+              <w:top w:val="outset" w:sz="6" w:space="0" w:color="D9D9D9"/>
+              <w:left w:val="outset" w:sz="6" w:space="0" w:color="D9D9D9"/>
+              <w:bottom w:val="outset" w:sz="6" w:space="0" w:color="D9D9D9"/>
+              <w:right w:val="outset" w:sz="6" w:space="0" w:color="D9D9D9"/>
+            </w:tcBorders>
+          </w:tcPr>
+          <w:p>
+            <w:pPr>
+              <w:spacing w:line="276" w:lineRule="auto"/>
+              <w:rPr>
+                <w:rFonts w:ascii="Aptos" w:eastAsia="Aptos" w:hAnsi="Aptos" w:cs="Aptos"/>
+                <w:b/>
+                <w:bCs/>
+                <w:sz w:val="18"/>
+                <w:szCs w:val="18"/>
+              </w:rPr>
+            </w:pPr>
+            <w:r>
+              <w:rPr>
+                <w:rFonts w:ascii="Aptos" w:eastAsia="Aptos" w:hAnsi="Aptos" w:cs="Aptos"/>
+                <w:b/>
+                <w:bCs/>
+                <w:sz w:val="18"/>
+                <w:szCs w:val="18"/>
+              </w:rPr>
+              <w:t>{{#features.0}}</w:t>
+            </w:r>
+          </w:p>
+        </w:tc>
+        <w:tc>
+          <w:tcPr>
+            <w:tcW w:w="6450" w:type="dxa"/>
+            <w:shd w:val="clear" w:color="auto" w:fill="F2F2F2"/>
+            <w:vAlign w:val="center"/>
+            <w:tcBorders>
+              <w:top w:val="outset" w:sz="6" w:space="0" w:color="D9D9D9"/>
+              <w:left w:val="outset" w:sz="6" w:space="0" w:color="D9D9D9"/>
+              <w:bottom w:val="outset" w:sz="6" w:space="0" w:color="D9D9D9"/>
+              <w:right w:val="outset" w:sz="6" w:space="0" w:color="D9D9D9"/>
+            </w:tcBorders>
+          </w:tcPr>
+          <w:p>
+            <w:pPr>
+              <w:spacing w:line="276" w:lineRule="auto"/>
+              <w:rPr>
+                <w:rFonts w:ascii="Aptos" w:eastAsia="Aptos" w:hAnsi="Aptos" w:cs="Aptos"/>
+                <w:color w:val="7F7F7F"/>
+                <w:sz w:val="18"/>
+                <w:szCs w:val="18"/>
+              </w:rPr>
+            </w:pPr>
+            <w:r>
+              <w:rPr>
+                <w:rFonts w:ascii="Aptos" w:eastAsia="Aptos" w:hAnsi="Aptos" w:cs="Aptos"/>
+                <w:color w:val="7F7F7F"/>
+                <w:sz w:val="18"/>
+                <w:szCs w:val="18"/>
+              </w:rPr>
+              <w:t>{{#features.1}}</w:t>
+            </w:r>
+          </w:p>
+        </w:tc>
+      </w:tr>
+    </w:tbl>
+    <w:p>
+      <w:pPr>
+        <w:keepNext/>
+        <w:keepLines/>
+        <w:spacing w:before="200" w:after="40" w:line="280" w:lineRule="auto"/>
+        <w:jc w:val="both"/>
+        <w:rPr>
+          <w:rFonts w:ascii="Aptos" w:eastAsia="Aptos" w:hAnsi="Aptos" w:cs="Aptos"/>
+          <w:b/>
+          <w:bCs/>
+          <w:color w:val="1F1F1F"/>
+          <w:sz w:val="20"/>
+          <w:szCs w:val="20"/>
+        </w:rPr>
+      </w:pPr>
+      <w:r>
+        <w:rPr>
+          <w:rFonts w:ascii="Aptos" w:eastAsia="Aptos" w:hAnsi="Aptos" w:cs="Aptos"/>
+          <w:sz w:val="20"/>
+          <w:szCs w:val="20"/>
+        </w:rPr>
+        <w:t xml:space="preserve">{{/web_app|mobile_app}}</w:t>
+      </w:r>
+    </w:p>
+    <w:p>
+      <w:pPr>
+        <w:keepNext/>
+        <w:keepLines/>
+        <w:spacing w:before="200" w:after="40" w:line="280" w:lineRule="auto"/>
+        <w:jc w:val="both"/>
+        <w:rPr>
+          <w:rFonts w:ascii="Aptos" w:eastAsia="Aptos" w:hAnsi="Aptos" w:cs="Aptos"/>
+          <w:b/>
+          <w:bCs/>
+          <w:color w:val="1F1F1F"/>
+          <w:sz w:val="20"/>
+          <w:szCs w:val="20"/>
+        </w:rPr>
+      </w:pPr>
+      <w:r>
+        <w:rPr>
+          <w:rFonts w:ascii="Aptos" w:eastAsia="Aptos" w:hAnsi="Aptos" w:cs="Aptos"/>
+          <w:b/>
+          <w:bCs/>
+          <w:color w:val="1F1F1F"/>
+          <w:sz w:val="20"/>
+          <w:szCs w:val="20"/>
+        </w:rPr>
         <w:t>2.3 What is not included</w:t>
       </w:r>
     </w:p>
@@ -1157,6 +1406,30 @@
     </w:p>
     <w:p>
       <w:pPr>
+        <w:keepNext/>
+        <w:keepLines/>
+        <w:spacing w:before="200" w:after="40" w:line="280" w:lineRule="auto"/>
+        <w:jc w:val="both"/>
+        <w:rPr>
+          <w:rFonts w:ascii="Aptos" w:eastAsia="Aptos" w:hAnsi="Aptos" w:cs="Aptos"/>
+          <w:b/>
+          <w:bCs/>
+          <w:color w:val="1F1F1F"/>
+          <w:sz w:val="20"/>
+          <w:szCs w:val="20"/>
+        </w:rPr>
+      </w:pPr>
+      <w:r>
+        <w:rPr>
+          <w:rFonts w:ascii="Aptos" w:eastAsia="Aptos" w:hAnsi="Aptos" w:cs="Aptos"/>
+          <w:sz w:val="20"/>
+          <w:szCs w:val="20"/>
+        </w:rPr>
+        <w:t xml:space="preserve">{{?website|web_app}}</w:t>
+      </w:r>
+    </w:p>
+    <w:p>
+      <w:pPr>
         <w:spacing w:line="280" w:lineRule="auto"/>
         <w:jc w:val="both"/>
         <w:rPr>
@@ -1172,6 +1445,97 @@
           <w:szCs w:val="20"/>
         </w:rPr>
         <w:t>Three further items are yours to hold and pay for directly:</w:t>
+      </w:r>
+    </w:p>
+    <w:p>
+      <w:pPr>
+        <w:keepNext/>
+        <w:keepLines/>
+        <w:spacing w:before="200" w:after="40" w:line="280" w:lineRule="auto"/>
+        <w:jc w:val="both"/>
+        <w:rPr>
+          <w:rFonts w:ascii="Aptos" w:eastAsia="Aptos" w:hAnsi="Aptos" w:cs="Aptos"/>
+          <w:b/>
+          <w:bCs/>
+          <w:color w:val="1F1F1F"/>
+          <w:sz w:val="20"/>
+          <w:szCs w:val="20"/>
+        </w:rPr>
+      </w:pPr>
+      <w:r>
+        <w:rPr>
+          <w:rFonts w:ascii="Aptos" w:eastAsia="Aptos" w:hAnsi="Aptos" w:cs="Aptos"/>
+          <w:sz w:val="20"/>
+          <w:szCs w:val="20"/>
+        </w:rPr>
+        <w:t xml:space="preserve">{{/website|web_app}}</w:t>
+      </w:r>
+    </w:p>
+    <w:p>
+      <w:pPr>
+        <w:keepNext/>
+        <w:keepLines/>
+        <w:spacing w:before="200" w:after="40" w:line="280" w:lineRule="auto"/>
+        <w:jc w:val="both"/>
+        <w:rPr>
+          <w:rFonts w:ascii="Aptos" w:eastAsia="Aptos" w:hAnsi="Aptos" w:cs="Aptos"/>
+          <w:b/>
+          <w:bCs/>
+          <w:color w:val="1F1F1F"/>
+          <w:sz w:val="20"/>
+          <w:szCs w:val="20"/>
+        </w:rPr>
+      </w:pPr>
+      <w:r>
+        <w:rPr>
+          <w:rFonts w:ascii="Aptos" w:eastAsia="Aptos" w:hAnsi="Aptos" w:cs="Aptos"/>
+          <w:sz w:val="20"/>
+          <w:szCs w:val="20"/>
+        </w:rPr>
+        <w:t xml:space="preserve">{{?mobile_app}}</w:t>
+      </w:r>
+    </w:p>
+    <w:p>
+      <w:pPr>
+        <w:spacing w:line="280" w:lineRule="auto"/>
+        <w:jc w:val="both"/>
+        <w:rPr>
+          <w:rFonts w:ascii="Aptos" w:eastAsia="Aptos" w:hAnsi="Aptos" w:cs="Aptos"/>
+          <w:sz w:val="20"/>
+          <w:szCs w:val="20"/>
+        </w:rPr>
+      </w:pPr>
+      <w:r>
+        <w:rPr>
+          <w:rFonts w:ascii="Aptos" w:eastAsia="Aptos" w:hAnsi="Aptos" w:cs="Aptos"/>
+          <w:sz w:val="20"/>
+          <w:szCs w:val="20"/>
+        </w:rPr>
+        <w:t xml:space="preserve">Four further items are yours to hold and pay for directly:</w:t>
+      </w:r>
+    </w:p>
+    <w:p>
+      <w:pPr>
+        <w:keepNext/>
+        <w:keepLines/>
+        <w:spacing w:before="200" w:after="40" w:line="280" w:lineRule="auto"/>
+        <w:jc w:val="both"/>
+        <w:rPr>
+          <w:rFonts w:ascii="Aptos" w:eastAsia="Aptos" w:hAnsi="Aptos" w:cs="Aptos"/>
+          <w:b/>
+          <w:bCs/>
+          <w:color w:val="1F1F1F"/>
+          <w:sz w:val="20"/>
+          <w:szCs w:val="20"/>
+        </w:rPr>
+      </w:pPr>
+      <w:r>
+        <w:rPr>
+          <w:rFonts w:ascii="Aptos" w:eastAsia="Aptos" w:hAnsi="Aptos" w:cs="Aptos"/>
+          <w:sz w:val="20"/>
+          <w:szCs w:val="20"/>
+        </w:rPr>
+        <w:t xml:space="preserve">{{/mobile_app}}</w:t>
       </w:r>
     </w:p>
     <w:p>
@@ -1306,7 +1670,15 @@
           <w:sz w:val="20"/>
           <w:szCs w:val="20"/>
         </w:rPr>
-        <w:t>Hosting – held in your name and billed directly to you by your hosting provider. {{hosting.note}}</w:t>
+        <w:t>Hosting</w:t>
+      </w:r>
+      <w:r>
+        <w:rPr>
+          <w:rFonts w:ascii="Aptos" w:eastAsia="Aptos" w:hAnsi="Aptos" w:cs="Aptos"/>
+          <w:sz w:val="20"/>
+          <w:szCs w:val="20"/>
+        </w:rPr>
+        <w:t xml:space="preserve"> – held in your name and billed directly to you by your hosting provider. {{hosting.note}}</w:t>
       </w:r>
       <w:r>
         <w:rPr>
@@ -1350,6 +1722,92 @@
     </w:p>
     <w:p>
       <w:pPr>
+        <w:keepNext/>
+        <w:keepLines/>
+        <w:spacing w:before="200" w:after="40" w:line="280" w:lineRule="auto"/>
+        <w:jc w:val="both"/>
+        <w:rPr>
+          <w:rFonts w:ascii="Aptos" w:eastAsia="Aptos" w:hAnsi="Aptos" w:cs="Aptos"/>
+          <w:b/>
+          <w:bCs/>
+          <w:color w:val="1F1F1F"/>
+          <w:sz w:val="20"/>
+          <w:szCs w:val="20"/>
+        </w:rPr>
+      </w:pPr>
+      <w:r>
+        <w:rPr>
+          <w:rFonts w:ascii="Aptos" w:eastAsia="Aptos" w:hAnsi="Aptos" w:cs="Aptos"/>
+          <w:sz w:val="20"/>
+          <w:szCs w:val="20"/>
+        </w:rPr>
+        <w:t xml:space="preserve">{{?mobile_app}}</w:t>
+      </w:r>
+    </w:p>
+    <w:p>
+      <w:pPr>
+        <w:spacing w:line="280" w:lineRule="auto"/>
+        <w:ind w:left="640" w:hanging="300"/>
+        <w:jc w:val="both"/>
+        <w:rPr>
+          <w:rFonts w:ascii="Aptos" w:eastAsia="Aptos" w:hAnsi="Aptos" w:cs="Aptos"/>
+          <w:sz w:val="20"/>
+          <w:szCs w:val="20"/>
+        </w:rPr>
+      </w:pPr>
+      <w:r>
+        <w:rPr>
+          <w:rFonts w:ascii="Aptos" w:eastAsia="Aptos" w:hAnsi="Aptos" w:cs="Aptos"/>
+          <w:sz w:val="20"/>
+          <w:szCs w:val="20"/>
+        </w:rPr>
+        <w:t xml:space="preserve">• </w:t>
+      </w:r>
+      <w:r>
+        <w:rPr>
+          <w:rFonts w:ascii="Aptos" w:eastAsia="Aptos" w:hAnsi="Aptos" w:cs="Aptos"/>
+          <w:b/>
+          <w:bCs/>
+          <w:sz w:val="20"/>
+          <w:szCs w:val="20"/>
+        </w:rPr>
+        <w:t xml:space="preserve">Developer accounts</w:t>
+      </w:r>
+      <w:r>
+        <w:rPr>
+          <w:rFonts w:ascii="Aptos" w:eastAsia="Aptos" w:hAnsi="Aptos" w:cs="Aptos"/>
+          <w:sz w:val="20"/>
+          <w:szCs w:val="20"/>
+        </w:rPr>
+        <w:t xml:space="preserve"> – each app store account the {{deliverable}} is published under, such as the Apple Developer Program or Google Play Console, opened in your organisation’s name and paid for directly by you.</w:t>
+      </w:r>
+    </w:p>
+    <w:p>
+      <w:pPr>
+        <w:keepNext/>
+        <w:keepLines/>
+        <w:spacing w:before="200" w:after="40" w:line="280" w:lineRule="auto"/>
+        <w:jc w:val="both"/>
+        <w:rPr>
+          <w:rFonts w:ascii="Aptos" w:eastAsia="Aptos" w:hAnsi="Aptos" w:cs="Aptos"/>
+          <w:b/>
+          <w:bCs/>
+          <w:color w:val="1F1F1F"/>
+          <w:sz w:val="20"/>
+          <w:szCs w:val="20"/>
+        </w:rPr>
+      </w:pPr>
+      <w:r>
+        <w:rPr>
+          <w:rFonts w:ascii="Aptos" w:eastAsia="Aptos" w:hAnsi="Aptos" w:cs="Aptos"/>
+          <w:sz w:val="20"/>
+          <w:szCs w:val="20"/>
+        </w:rPr>
+        <w:t xml:space="preserve">{{/mobile_app}}</w:t>
+      </w:r>
+    </w:p>
+    <w:p>
+      <w:pPr>
         <w:spacing w:line="140" w:lineRule="auto"/>
         <w:jc w:val="both"/>
         <w:rPr>
@@ -1361,6 +1819,30 @@
     </w:p>
     <w:p>
       <w:pPr>
+        <w:keepNext/>
+        <w:keepLines/>
+        <w:spacing w:before="200" w:after="40" w:line="280" w:lineRule="auto"/>
+        <w:jc w:val="both"/>
+        <w:rPr>
+          <w:rFonts w:ascii="Aptos" w:eastAsia="Aptos" w:hAnsi="Aptos" w:cs="Aptos"/>
+          <w:b/>
+          <w:bCs/>
+          <w:color w:val="1F1F1F"/>
+          <w:sz w:val="20"/>
+          <w:szCs w:val="20"/>
+        </w:rPr>
+      </w:pPr>
+      <w:r>
+        <w:rPr>
+          <w:rFonts w:ascii="Aptos" w:eastAsia="Aptos" w:hAnsi="Aptos" w:cs="Aptos"/>
+          <w:sz w:val="20"/>
+          <w:szCs w:val="20"/>
+        </w:rPr>
+        <w:t xml:space="preserve">{{?website|web_app}}</w:t>
+      </w:r>
+    </w:p>
+    <w:p>
+      <w:pPr>
         <w:spacing w:line="280" w:lineRule="auto"/>
         <w:jc w:val="both"/>
         <w:rPr>
@@ -1375,7 +1857,98 @@
           <w:sz w:val="20"/>
           <w:szCs w:val="20"/>
         </w:rPr>
-        <w:t>The website will be built to work on the current and previous major versions of Chrome, Safari, Edge and Firefox, on desktop and mobile. If you need a particular accessibility standard (such as WCAG 2.2 Level AA) certified, tell us before design begins so we can include it.</w:t>
+        <w:t>The {{deliverable}} will be built to work on the current and previous major versions of Chrome, Safari, Edge and Firefox, on desktop and mobile. If you need a particular accessibility standard (such as WCAG 2.2 Level AA) certified, tell us before design begins so we can include it.</w:t>
+      </w:r>
+    </w:p>
+    <w:p>
+      <w:pPr>
+        <w:keepNext/>
+        <w:keepLines/>
+        <w:spacing w:before="200" w:after="40" w:line="280" w:lineRule="auto"/>
+        <w:jc w:val="both"/>
+        <w:rPr>
+          <w:rFonts w:ascii="Aptos" w:eastAsia="Aptos" w:hAnsi="Aptos" w:cs="Aptos"/>
+          <w:b/>
+          <w:bCs/>
+          <w:color w:val="1F1F1F"/>
+          <w:sz w:val="20"/>
+          <w:szCs w:val="20"/>
+        </w:rPr>
+      </w:pPr>
+      <w:r>
+        <w:rPr>
+          <w:rFonts w:ascii="Aptos" w:eastAsia="Aptos" w:hAnsi="Aptos" w:cs="Aptos"/>
+          <w:sz w:val="20"/>
+          <w:szCs w:val="20"/>
+        </w:rPr>
+        <w:t xml:space="preserve">{{/website|web_app}}</w:t>
+      </w:r>
+    </w:p>
+    <w:p>
+      <w:pPr>
+        <w:keepNext/>
+        <w:keepLines/>
+        <w:spacing w:before="200" w:after="40" w:line="280" w:lineRule="auto"/>
+        <w:jc w:val="both"/>
+        <w:rPr>
+          <w:rFonts w:ascii="Aptos" w:eastAsia="Aptos" w:hAnsi="Aptos" w:cs="Aptos"/>
+          <w:b/>
+          <w:bCs/>
+          <w:color w:val="1F1F1F"/>
+          <w:sz w:val="20"/>
+          <w:szCs w:val="20"/>
+        </w:rPr>
+      </w:pPr>
+      <w:r>
+        <w:rPr>
+          <w:rFonts w:ascii="Aptos" w:eastAsia="Aptos" w:hAnsi="Aptos" w:cs="Aptos"/>
+          <w:sz w:val="20"/>
+          <w:szCs w:val="20"/>
+        </w:rPr>
+        <w:t xml:space="preserve">{{?mobile_app}}</w:t>
+      </w:r>
+    </w:p>
+    <w:p>
+      <w:pPr>
+        <w:spacing w:line="280" w:lineRule="auto"/>
+        <w:jc w:val="both"/>
+        <w:rPr>
+          <w:rFonts w:ascii="Aptos" w:eastAsia="Aptos" w:hAnsi="Aptos" w:cs="Aptos"/>
+          <w:sz w:val="20"/>
+          <w:szCs w:val="20"/>
+        </w:rPr>
+      </w:pPr>
+      <w:r>
+        <w:rPr>
+          <w:rFonts w:ascii="Aptos" w:eastAsia="Aptos" w:hAnsi="Aptos" w:cs="Aptos"/>
+          <w:sz w:val="20"/>
+          <w:szCs w:val="20"/>
+        </w:rPr>
+        <w:t xml:space="preserve">The {{deliverable}} will be built to work on {{scope.devices}}. Tablet layouts are included only where section 2.2 lists them. If you need a particular accessibility standard (such as WCAG 2.2 Level AA) certified, tell us before design begins so we can include it.</w:t>
+      </w:r>
+    </w:p>
+    <w:p>
+      <w:pPr>
+        <w:keepNext/>
+        <w:keepLines/>
+        <w:spacing w:before="200" w:after="40" w:line="280" w:lineRule="auto"/>
+        <w:jc w:val="both"/>
+        <w:rPr>
+          <w:rFonts w:ascii="Aptos" w:eastAsia="Aptos" w:hAnsi="Aptos" w:cs="Aptos"/>
+          <w:b/>
+          <w:bCs/>
+          <w:color w:val="1F1F1F"/>
+          <w:sz w:val="20"/>
+          <w:szCs w:val="20"/>
+        </w:rPr>
+      </w:pPr>
+      <w:r>
+        <w:rPr>
+          <w:rFonts w:ascii="Aptos" w:eastAsia="Aptos" w:hAnsi="Aptos" w:cs="Aptos"/>
+          <w:sz w:val="20"/>
+          <w:szCs w:val="20"/>
+        </w:rPr>
+        <w:t xml:space="preserve">{{/mobile_app}}</w:t>
       </w:r>
     </w:p>
     <w:p>
@@ -1391,6 +1964,30 @@
     </w:p>
     <w:p>
       <w:pPr>
+        <w:keepNext/>
+        <w:keepLines/>
+        <w:spacing w:before="200" w:after="40" w:line="280" w:lineRule="auto"/>
+        <w:jc w:val="both"/>
+        <w:rPr>
+          <w:rFonts w:ascii="Aptos" w:eastAsia="Aptos" w:hAnsi="Aptos" w:cs="Aptos"/>
+          <w:b/>
+          <w:bCs/>
+          <w:color w:val="1F1F1F"/>
+          <w:sz w:val="20"/>
+          <w:szCs w:val="20"/>
+        </w:rPr>
+      </w:pPr>
+      <w:r>
+        <w:rPr>
+          <w:rFonts w:ascii="Aptos" w:eastAsia="Aptos" w:hAnsi="Aptos" w:cs="Aptos"/>
+          <w:sz w:val="20"/>
+          <w:szCs w:val="20"/>
+        </w:rPr>
+        <w:t xml:space="preserve">{{?website}}</w:t>
+      </w:r>
+    </w:p>
+    <w:p>
+      <w:pPr>
         <w:spacing w:line="280" w:lineRule="auto"/>
         <w:jc w:val="both"/>
         <w:rPr>
@@ -1406,6 +2003,97 @@
           <w:szCs w:val="20"/>
         </w:rPr>
         <w:t>We build to current good practice for search, speed and accessibility, and the work described in section 2.1 is what we are responsible for delivering. We cannot promise results that depend on things outside our control – search rankings or placement, visitor numbers, enquiry or conversion rates, or revenue. We are also not responsible for third-party services being available or uninterrupted. We do not certify conformance with an accessibility standard unless that is agreed in writing before design begins.</w:t>
+      </w:r>
+    </w:p>
+    <w:p>
+      <w:pPr>
+        <w:keepNext/>
+        <w:keepLines/>
+        <w:spacing w:before="200" w:after="40" w:line="280" w:lineRule="auto"/>
+        <w:jc w:val="both"/>
+        <w:rPr>
+          <w:rFonts w:ascii="Aptos" w:eastAsia="Aptos" w:hAnsi="Aptos" w:cs="Aptos"/>
+          <w:b/>
+          <w:bCs/>
+          <w:color w:val="1F1F1F"/>
+          <w:sz w:val="20"/>
+          <w:szCs w:val="20"/>
+        </w:rPr>
+      </w:pPr>
+      <w:r>
+        <w:rPr>
+          <w:rFonts w:ascii="Aptos" w:eastAsia="Aptos" w:hAnsi="Aptos" w:cs="Aptos"/>
+          <w:sz w:val="20"/>
+          <w:szCs w:val="20"/>
+        </w:rPr>
+        <w:t xml:space="preserve">{{/website}}</w:t>
+      </w:r>
+    </w:p>
+    <w:p>
+      <w:pPr>
+        <w:keepNext/>
+        <w:keepLines/>
+        <w:spacing w:before="200" w:after="40" w:line="280" w:lineRule="auto"/>
+        <w:jc w:val="both"/>
+        <w:rPr>
+          <w:rFonts w:ascii="Aptos" w:eastAsia="Aptos" w:hAnsi="Aptos" w:cs="Aptos"/>
+          <w:b/>
+          <w:bCs/>
+          <w:color w:val="1F1F1F"/>
+          <w:sz w:val="20"/>
+          <w:szCs w:val="20"/>
+        </w:rPr>
+      </w:pPr>
+      <w:r>
+        <w:rPr>
+          <w:rFonts w:ascii="Aptos" w:eastAsia="Aptos" w:hAnsi="Aptos" w:cs="Aptos"/>
+          <w:sz w:val="20"/>
+          <w:szCs w:val="20"/>
+        </w:rPr>
+        <w:t xml:space="preserve">{{?web_app|mobile_app}}</w:t>
+      </w:r>
+    </w:p>
+    <w:p>
+      <w:pPr>
+        <w:spacing w:line="280" w:lineRule="auto"/>
+        <w:jc w:val="both"/>
+        <w:rPr>
+          <w:rFonts w:ascii="Aptos" w:eastAsia="Aptos" w:hAnsi="Aptos" w:cs="Aptos"/>
+          <w:sz w:val="20"/>
+          <w:szCs w:val="20"/>
+        </w:rPr>
+      </w:pPr>
+      <w:r>
+        <w:rPr>
+          <w:rFonts w:ascii="Aptos" w:eastAsia="Aptos" w:hAnsi="Aptos" w:cs="Aptos"/>
+          <w:sz w:val="20"/>
+          <w:szCs w:val="20"/>
+        </w:rPr>
+        <w:t xml:space="preserve">We build to current good practice for security, performance and accessibility, and the work described in section 2.1 is what we are responsible for delivering. We do not promise that the {{deliverable}} will be free of every error or security weakness – no software can be – but we fix defects in our work under section 3.5. We cannot promise results that depend on things outside our control – search or app store rankings, user or download numbers, ratings or reviews, conversion rates, or revenue. We are also not responsible for third-party services being available or uninterrupted. We do not certify conformance with an accessibility standard unless that is agreed in writing before design begins.</w:t>
+      </w:r>
+    </w:p>
+    <w:p>
+      <w:pPr>
+        <w:keepNext/>
+        <w:keepLines/>
+        <w:spacing w:before="200" w:after="40" w:line="280" w:lineRule="auto"/>
+        <w:jc w:val="both"/>
+        <w:rPr>
+          <w:rFonts w:ascii="Aptos" w:eastAsia="Aptos" w:hAnsi="Aptos" w:cs="Aptos"/>
+          <w:b/>
+          <w:bCs/>
+          <w:color w:val="1F1F1F"/>
+          <w:sz w:val="20"/>
+          <w:szCs w:val="20"/>
+        </w:rPr>
+      </w:pPr>
+      <w:r>
+        <w:rPr>
+          <w:rFonts w:ascii="Aptos" w:eastAsia="Aptos" w:hAnsi="Aptos" w:cs="Aptos"/>
+          <w:sz w:val="20"/>
+          <w:szCs w:val="20"/>
+        </w:rPr>
+        <w:t xml:space="preserve">{{/web_app|mobile_app}}</w:t>
       </w:r>
     </w:p>
     <w:p>
@@ -2573,7 +3261,7 @@
           <w:sz w:val="20"/>
           <w:szCs w:val="20"/>
         </w:rPr>
-        <w:t>Design freeze is the point where the look is settled. After that, a change of direction is a change under section 3.3 however it reaches us – as a written request, a reference website, or a mockup. It helps most if you tell us what is not working rather than how to fix it, because the reason behind a change is what we design against.</w:t>
+        <w:t>Design freeze is the point where the look is settled. After that, a change of direction is a change under section 3.3 however it reaches us – as a written request, a reference {{deliverable}}, or a mockup. It helps most if you tell us what is not working rather than how to fix it, because the reason behind a change is what we design against.</w:t>
       </w:r>
     </w:p>
     <w:p>
@@ -2672,66 +3360,6 @@
     </w:p>
     <w:p>
       <w:pPr>
-        <w:spacing w:line="140" w:lineRule="auto"/>
-        <w:jc w:val="both"/>
-        <w:rPr>
-          <w:rFonts w:ascii="Aptos" w:eastAsia="Aptos" w:hAnsi="Aptos" w:cs="Aptos"/>
-          <w:sz w:val="20"/>
-          <w:szCs w:val="20"/>
-        </w:rPr>
-      </w:pPr>
-    </w:p>
-    <w:p>
-      <w:pPr>
-        <w:spacing w:line="280" w:lineRule="auto"/>
-        <w:jc w:val="both"/>
-        <w:rPr>
-          <w:rFonts w:ascii="Aptos" w:eastAsia="Aptos" w:hAnsi="Aptos" w:cs="Aptos"/>
-          <w:sz w:val="20"/>
-          <w:szCs w:val="20"/>
-        </w:rPr>
-      </w:pPr>
-      <w:r>
-        <w:rPr>
-          <w:rFonts w:ascii="Aptos" w:eastAsia="Aptos" w:hAnsi="Aptos" w:cs="Aptos"/>
-          <w:sz w:val="20"/>
-          <w:szCs w:val="20"/>
-        </w:rPr>
-        <w:t>Support hours are {{support_hours}}.</w:t>
-      </w:r>
-    </w:p>
-    <w:p>
-      <w:pPr>
-        <w:spacing w:line="140" w:lineRule="auto"/>
-        <w:jc w:val="both"/>
-        <w:rPr>
-          <w:rFonts w:ascii="Aptos" w:eastAsia="Aptos" w:hAnsi="Aptos" w:cs="Aptos"/>
-          <w:sz w:val="20"/>
-          <w:szCs w:val="20"/>
-        </w:rPr>
-      </w:pPr>
-    </w:p>
-    <w:p>
-      <w:pPr>
-        <w:spacing w:line="280" w:lineRule="auto"/>
-        <w:jc w:val="both"/>
-        <w:rPr>
-          <w:rFonts w:ascii="Aptos" w:eastAsia="Aptos" w:hAnsi="Aptos" w:cs="Aptos"/>
-          <w:sz w:val="20"/>
-          <w:szCs w:val="20"/>
-        </w:rPr>
-      </w:pPr>
-      <w:r>
-        <w:rPr>
-          <w:rFonts w:ascii="Aptos" w:eastAsia="Aptos" w:hAnsi="Aptos" w:cs="Aptos"/>
-          <w:sz w:val="20"/>
-          <w:szCs w:val="20"/>
-        </w:rPr>
-        <w:t>After the included {{support.included.period}}, ongoing technical support and maintenance is optional. It is {{support.plan.price}} plus {{tax.name}} a month for this project, on the terms of a separate service level agreement we will give you before the included period ends. Hosting remains separate. Additional development or redesign work is quoted separately.</w:t>
-      </w:r>
-    </w:p>
-    <w:p>
-      <w:pPr>
         <w:keepNext/>
         <w:keepLines/>
         <w:spacing w:before="200" w:after="40" w:line="280" w:lineRule="auto"/>
@@ -2748,14 +3376,22 @@
       <w:r>
         <w:rPr>
           <w:rFonts w:ascii="Aptos" w:eastAsia="Aptos" w:hAnsi="Aptos" w:cs="Aptos"/>
-          <w:b/>
-          <w:bCs/>
-          <w:color w:val="1F1F1F"/>
-          <w:sz w:val="20"/>
-          <w:szCs w:val="20"/>
-        </w:rPr>
-        <w:t>3.6 Acceptance</w:t>
-      </w:r>
+          <w:sz w:val="20"/>
+          <w:szCs w:val="20"/>
+        </w:rPr>
+        <w:t xml:space="preserve">{{?web_app|mobile_app}}</w:t>
+      </w:r>
+    </w:p>
+    <w:p>
+      <w:pPr>
+        <w:spacing w:line="140" w:lineRule="auto"/>
+        <w:jc w:val="both"/>
+        <w:rPr>
+          <w:rFonts w:ascii="Aptos" w:eastAsia="Aptos" w:hAnsi="Aptos" w:cs="Aptos"/>
+          <w:sz w:val="20"/>
+          <w:szCs w:val="20"/>
+        </w:rPr>
+      </w:pPr>
     </w:p>
     <w:p>
       <w:pPr>
@@ -2773,219 +3409,8 @@
           <w:sz w:val="20"/>
           <w:szCs w:val="20"/>
         </w:rPr>
-        <w:t>The {{deliverable}} is accepted when it does what sections 2.1 and 2.2 describe.</w:t>
-      </w:r>
-      <w:proofErr w:type="gramStart"/>
-      <w:r>
-        <w:rPr>
-          <w:rFonts w:ascii="Aptos" w:eastAsia="Aptos" w:hAnsi="Aptos" w:cs="Aptos"/>
-          <w:sz w:val="20"/>
-          <w:szCs w:val="20"/>
-        </w:rPr>
-      </w:r>
-      <w:proofErr w:type="gramEnd"/>
-      <w:r>
-        <w:rPr>
-          <w:rFonts w:ascii="Aptos" w:eastAsia="Aptos" w:hAnsi="Aptos" w:cs="Aptos"/>
-          <w:sz w:val="20"/>
-          <w:szCs w:val="20"/>
-        </w:rPr>
-      </w:r>
-    </w:p>
-    <w:p>
-      <w:pPr>
-        <w:spacing w:line="140" w:lineRule="auto"/>
-        <w:jc w:val="both"/>
-        <w:rPr>
-          <w:rFonts w:ascii="Aptos" w:eastAsia="Aptos" w:hAnsi="Aptos" w:cs="Aptos"/>
-          <w:sz w:val="20"/>
-          <w:szCs w:val="20"/>
-        </w:rPr>
-      </w:pPr>
-    </w:p>
-    <w:p>
-      <w:pPr>
-        <w:spacing w:line="280" w:lineRule="auto"/>
-        <w:jc w:val="both"/>
-        <w:rPr>
-          <w:rFonts w:ascii="Aptos" w:eastAsia="Aptos" w:hAnsi="Aptos" w:cs="Aptos"/>
-          <w:sz w:val="20"/>
-          <w:szCs w:val="20"/>
-        </w:rPr>
-      </w:pPr>
-      <w:r>
-        <w:rPr>
-          <w:rFonts w:ascii="Aptos" w:eastAsia="Aptos" w:hAnsi="Aptos" w:cs="Aptos"/>
-          <w:sz w:val="20"/>
-          <w:szCs w:val="20"/>
-        </w:rPr>
-        <w:t>When we tell you it is ready for review, you have 10 business days to test it and either accept it in writing, or give us a written list of anything that does not work as described in sections 2.1 and 2.2. We will fix those items and return it for re-testing. Each later round has 5 business days, because only the fixes need re-testing.</w:t>
-      </w:r>
-      <w:proofErr w:type="gramStart"/>
-      <w:r>
-        <w:rPr>
-          <w:rFonts w:ascii="Aptos" w:eastAsia="Aptos" w:hAnsi="Aptos" w:cs="Aptos"/>
-          <w:sz w:val="20"/>
-          <w:szCs w:val="20"/>
-        </w:rPr>
-      </w:r>
-      <w:proofErr w:type="gramEnd"/>
-      <w:r>
-        <w:rPr>
-          <w:rFonts w:ascii="Aptos" w:eastAsia="Aptos" w:hAnsi="Aptos" w:cs="Aptos"/>
-          <w:sz w:val="20"/>
-          <w:szCs w:val="20"/>
-        </w:rPr>
-      </w:r>
-    </w:p>
-    <w:p>
-      <w:pPr>
-        <w:spacing w:line="140" w:lineRule="auto"/>
-        <w:jc w:val="both"/>
-        <w:rPr>
-          <w:rFonts w:ascii="Aptos" w:eastAsia="Aptos" w:hAnsi="Aptos" w:cs="Aptos"/>
-          <w:sz w:val="20"/>
-          <w:szCs w:val="20"/>
-        </w:rPr>
-      </w:pPr>
-    </w:p>
-    <w:p>
-      <w:pPr>
-        <w:spacing w:line="280" w:lineRule="auto"/>
-        <w:jc w:val="both"/>
-        <w:rPr>
-          <w:rFonts w:ascii="Aptos" w:eastAsia="Aptos" w:hAnsi="Aptos" w:cs="Aptos"/>
-          <w:sz w:val="20"/>
-          <w:szCs w:val="20"/>
-        </w:rPr>
-      </w:pPr>
-      <w:r>
-        <w:rPr>
-          <w:rFonts w:ascii="Aptos" w:eastAsia="Aptos" w:hAnsi="Aptos" w:cs="Aptos"/>
-          <w:sz w:val="20"/>
-          <w:szCs w:val="20"/>
-        </w:rPr>
-        <w:t>If we do not hear from you within the time allowed, we will send a reminder. If we still have not heard 5 business days after that, the {{deliverable}} is accepted and the support period in section 3.5 begins. Anything that does not work as described is still fixed under section 3.5.</w:t>
-      </w:r>
-      <w:proofErr w:type="gramStart"/>
-      <w:r>
-        <w:rPr>
-          <w:rFonts w:ascii="Aptos" w:eastAsia="Aptos" w:hAnsi="Aptos" w:cs="Aptos"/>
-          <w:sz w:val="20"/>
-          <w:szCs w:val="20"/>
-        </w:rPr>
-      </w:r>
-      <w:proofErr w:type="gramEnd"/>
-      <w:r>
-        <w:rPr>
-          <w:rFonts w:ascii="Aptos" w:eastAsia="Aptos" w:hAnsi="Aptos" w:cs="Aptos"/>
-          <w:sz w:val="20"/>
-          <w:szCs w:val="20"/>
-        </w:rPr>
-      </w:r>
-    </w:p>
-    <w:p>
-      <w:pPr>
-        <w:spacing w:line="140" w:lineRule="auto"/>
-        <w:jc w:val="both"/>
-        <w:rPr>
-          <w:rFonts w:ascii="Aptos" w:eastAsia="Aptos" w:hAnsi="Aptos" w:cs="Aptos"/>
-          <w:sz w:val="20"/>
-          <w:szCs w:val="20"/>
-        </w:rPr>
-      </w:pPr>
-    </w:p>
-    <w:p>
-      <w:pPr>
-        <w:spacing w:line="280" w:lineRule="auto"/>
-        <w:jc w:val="both"/>
-        <w:rPr>
-          <w:rFonts w:ascii="Aptos" w:eastAsia="Aptos" w:hAnsi="Aptos" w:cs="Aptos"/>
-          <w:sz w:val="20"/>
-          <w:szCs w:val="20"/>
-        </w:rPr>
-      </w:pPr>
-      <w:r>
-        <w:rPr>
-          <w:rFonts w:ascii="Aptos" w:eastAsia="Aptos" w:hAnsi="Aptos" w:cs="Aptos"/>
-          <w:sz w:val="20"/>
-          <w:szCs w:val="20"/>
-        </w:rPr>
-        <w:t>Something that works as described, but that you would now like done differently, is a change under section 3.3 rather than a failure to accept. We will tell you which we think it is, and why, before we quote it.</w:t>
-      </w:r>
-      <w:proofErr w:type="gramStart"/>
-      <w:r>
-        <w:rPr>
-          <w:rFonts w:ascii="Aptos" w:eastAsia="Aptos" w:hAnsi="Aptos" w:cs="Aptos"/>
-          <w:sz w:val="20"/>
-          <w:szCs w:val="20"/>
-        </w:rPr>
-      </w:r>
-      <w:proofErr w:type="gramEnd"/>
-      <w:r>
-        <w:rPr>
-          <w:rFonts w:ascii="Aptos" w:eastAsia="Aptos" w:hAnsi="Aptos" w:cs="Aptos"/>
-          <w:sz w:val="20"/>
-          <w:szCs w:val="20"/>
-        </w:rPr>
-      </w:r>
-    </w:p>
-    <w:p>
-      <w:pPr>
-        <w:spacing w:line="140" w:lineRule="auto"/>
-        <w:jc w:val="both"/>
-        <w:rPr>
-          <w:rFonts w:ascii="Aptos" w:eastAsia="Aptos" w:hAnsi="Aptos" w:cs="Aptos"/>
-          <w:sz w:val="20"/>
-          <w:szCs w:val="20"/>
-        </w:rPr>
-      </w:pPr>
-    </w:p>
-    <w:p>
-      <w:pPr>
-        <w:spacing w:line="280" w:lineRule="auto"/>
-        <w:jc w:val="both"/>
-        <w:rPr>
-          <w:rFonts w:ascii="Aptos" w:eastAsia="Aptos" w:hAnsi="Aptos" w:cs="Aptos"/>
-          <w:sz w:val="20"/>
-          <w:szCs w:val="20"/>
-        </w:rPr>
-      </w:pPr>
-      <w:r>
-        <w:rPr>
-          <w:rFonts w:ascii="Aptos" w:eastAsia="Aptos" w:hAnsi="Aptos" w:cs="Aptos"/>
-          <w:sz w:val="20"/>
-          <w:szCs w:val="20"/>
-        </w:rPr>
-        <w:t>If you publish the {{deliverable}}, or use it in your business, it is accepted.</w:t>
-      </w:r>
-      <w:proofErr w:type="gramStart"/>
-      <w:r>
-        <w:rPr>
-          <w:rFonts w:ascii="Aptos" w:eastAsia="Aptos" w:hAnsi="Aptos" w:cs="Aptos"/>
-          <w:sz w:val="20"/>
-          <w:szCs w:val="20"/>
-        </w:rPr>
-      </w:r>
-      <w:proofErr w:type="gramEnd"/>
-      <w:r>
-        <w:rPr>
-          <w:rFonts w:ascii="Aptos" w:eastAsia="Aptos" w:hAnsi="Aptos" w:cs="Aptos"/>
-          <w:sz w:val="20"/>
-          <w:szCs w:val="20"/>
-        </w:rPr>
-      </w:r>
-    </w:p>
-    <w:p>
-      <w:pPr>
-        <w:spacing w:line="140" w:lineRule="auto"/>
-        <w:jc w:val="both"/>
-        <w:rPr>
-          <w:rFonts w:ascii="Aptos" w:eastAsia="Aptos" w:hAnsi="Aptos" w:cs="Aptos"/>
-          <w:sz w:val="20"/>
-          <w:szCs w:val="20"/>
-        </w:rPr>
-      </w:pPr>
+        <w:t xml:space="preserve">When you report a defect, we start work on it within one business day if the {{deliverable}} is unavailable or data is being lost or exposed, and within three business days if a feature listed in section 2.2 does not work and there is no reasonable workaround. We fix anything less serious in the next update we release, and will tell you when that is. These are times within which we start work, not times by which every fix is finished, and they run during the support hours below.</w:t>
+      </w:r>
     </w:p>
     <w:p>
       <w:pPr>
@@ -3005,17 +3430,460 @@
       <w:r>
         <w:rPr>
           <w:rFonts w:ascii="Aptos" w:eastAsia="Aptos" w:hAnsi="Aptos" w:cs="Aptos"/>
+          <w:sz w:val="20"/>
+          <w:szCs w:val="20"/>
+        </w:rPr>
+        <w:t xml:space="preserve">{{/web_app|mobile_app}}</w:t>
+      </w:r>
+    </w:p>
+    <w:p>
+      <w:pPr>
+        <w:spacing w:line="140" w:lineRule="auto"/>
+        <w:jc w:val="both"/>
+        <w:rPr>
+          <w:rFonts w:ascii="Aptos" w:eastAsia="Aptos" w:hAnsi="Aptos" w:cs="Aptos"/>
+          <w:sz w:val="20"/>
+          <w:szCs w:val="20"/>
+        </w:rPr>
+      </w:pPr>
+    </w:p>
+    <w:p>
+      <w:pPr>
+        <w:spacing w:line="280" w:lineRule="auto"/>
+        <w:jc w:val="both"/>
+        <w:rPr>
+          <w:rFonts w:ascii="Aptos" w:eastAsia="Aptos" w:hAnsi="Aptos" w:cs="Aptos"/>
+          <w:sz w:val="20"/>
+          <w:szCs w:val="20"/>
+        </w:rPr>
+      </w:pPr>
+      <w:r>
+        <w:rPr>
+          <w:rFonts w:ascii="Aptos" w:eastAsia="Aptos" w:hAnsi="Aptos" w:cs="Aptos"/>
+          <w:sz w:val="20"/>
+          <w:szCs w:val="20"/>
+        </w:rPr>
+        <w:t>Support hours are {{support_hours}}.</w:t>
+      </w:r>
+    </w:p>
+    <w:p>
+      <w:pPr>
+        <w:spacing w:line="140" w:lineRule="auto"/>
+        <w:jc w:val="both"/>
+        <w:rPr>
+          <w:rFonts w:ascii="Aptos" w:eastAsia="Aptos" w:hAnsi="Aptos" w:cs="Aptos"/>
+          <w:sz w:val="20"/>
+          <w:szCs w:val="20"/>
+        </w:rPr>
+      </w:pPr>
+    </w:p>
+    <w:p>
+      <w:pPr>
+        <w:spacing w:line="280" w:lineRule="auto"/>
+        <w:jc w:val="both"/>
+        <w:rPr>
+          <w:rFonts w:ascii="Aptos" w:eastAsia="Aptos" w:hAnsi="Aptos" w:cs="Aptos"/>
+          <w:sz w:val="20"/>
+          <w:szCs w:val="20"/>
+        </w:rPr>
+      </w:pPr>
+      <w:r>
+        <w:rPr>
+          <w:rFonts w:ascii="Aptos" w:eastAsia="Aptos" w:hAnsi="Aptos" w:cs="Aptos"/>
+          <w:sz w:val="20"/>
+          <w:szCs w:val="20"/>
+        </w:rPr>
+        <w:t>After the included {{support.included.period}}, ongoing technical support and maintenance is optional. It is {{support.plan.price}} plus {{tax.name}} a month for this project, on the terms of a separate service level agreement we will give you before the included period ends. Hosting remains separate. Additional development or redesign work is quoted separately.</w:t>
+      </w:r>
+    </w:p>
+    <w:p>
+      <w:pPr>
+        <w:keepNext/>
+        <w:keepLines/>
+        <w:spacing w:before="200" w:after="40" w:line="280" w:lineRule="auto"/>
+        <w:jc w:val="both"/>
+        <w:rPr>
+          <w:rFonts w:ascii="Aptos" w:eastAsia="Aptos" w:hAnsi="Aptos" w:cs="Aptos"/>
           <w:b/>
           <w:bCs/>
           <w:color w:val="1F1F1F"/>
           <w:sz w:val="20"/>
           <w:szCs w:val="20"/>
         </w:rPr>
+      </w:pPr>
+      <w:r>
+        <w:rPr>
+          <w:rFonts w:ascii="Aptos" w:eastAsia="Aptos" w:hAnsi="Aptos" w:cs="Aptos"/>
+          <w:b/>
+          <w:bCs/>
+          <w:color w:val="1F1F1F"/>
+          <w:sz w:val="20"/>
+          <w:szCs w:val="20"/>
+        </w:rPr>
+        <w:t>3.6 Acceptance</w:t>
+      </w:r>
+    </w:p>
+    <w:p>
+      <w:pPr>
+        <w:spacing w:line="280" w:lineRule="auto"/>
+        <w:jc w:val="both"/>
+        <w:rPr>
+          <w:rFonts w:ascii="Aptos" w:eastAsia="Aptos" w:hAnsi="Aptos" w:cs="Aptos"/>
+          <w:sz w:val="20"/>
+          <w:szCs w:val="20"/>
+        </w:rPr>
+      </w:pPr>
+      <w:r>
+        <w:rPr>
+          <w:rFonts w:ascii="Aptos" w:eastAsia="Aptos" w:hAnsi="Aptos" w:cs="Aptos"/>
+          <w:sz w:val="20"/>
+          <w:szCs w:val="20"/>
+        </w:rPr>
+        <w:t>The {{deliverable}} is accepted when it does what sections 2.1 and 2.2 describe.</w:t>
+      </w:r>
+      <w:proofErr w:type="gramStart"/>
+      <w:r>
+        <w:rPr>
+          <w:rFonts w:ascii="Aptos" w:eastAsia="Aptos" w:hAnsi="Aptos" w:cs="Aptos"/>
+          <w:sz w:val="20"/>
+          <w:szCs w:val="20"/>
+        </w:rPr>
+      </w:r>
+      <w:proofErr w:type="gramEnd"/>
+      <w:r>
+        <w:rPr>
+          <w:rFonts w:ascii="Aptos" w:eastAsia="Aptos" w:hAnsi="Aptos" w:cs="Aptos"/>
+          <w:sz w:val="20"/>
+          <w:szCs w:val="20"/>
+        </w:rPr>
+      </w:r>
+    </w:p>
+    <w:p>
+      <w:pPr>
+        <w:keepNext/>
+        <w:keepLines/>
+        <w:spacing w:before="200" w:after="40" w:line="280" w:lineRule="auto"/>
+        <w:jc w:val="both"/>
+        <w:rPr>
+          <w:rFonts w:ascii="Aptos" w:eastAsia="Aptos" w:hAnsi="Aptos" w:cs="Aptos"/>
+          <w:b/>
+          <w:bCs/>
+          <w:color w:val="1F1F1F"/>
+          <w:sz w:val="20"/>
+          <w:szCs w:val="20"/>
+        </w:rPr>
+      </w:pPr>
+      <w:r>
+        <w:rPr>
+          <w:rFonts w:ascii="Aptos" w:eastAsia="Aptos" w:hAnsi="Aptos" w:cs="Aptos"/>
+          <w:sz w:val="20"/>
+          <w:szCs w:val="20"/>
+        </w:rPr>
+        <w:t xml:space="preserve">{{?web_app|mobile_app}}</w:t>
+      </w:r>
+    </w:p>
+    <w:p>
+      <w:pPr>
+        <w:spacing w:line="140" w:lineRule="auto"/>
+        <w:jc w:val="both"/>
+        <w:rPr>
+          <w:rFonts w:ascii="Aptos" w:eastAsia="Aptos" w:hAnsi="Aptos" w:cs="Aptos"/>
+          <w:sz w:val="20"/>
+          <w:szCs w:val="20"/>
+        </w:rPr>
+      </w:pPr>
+    </w:p>
+    <w:p>
+      <w:pPr>
+        <w:spacing w:line="280" w:lineRule="auto"/>
+        <w:jc w:val="both"/>
+        <w:rPr>
+          <w:rFonts w:ascii="Aptos" w:eastAsia="Aptos" w:hAnsi="Aptos" w:cs="Aptos"/>
+          <w:sz w:val="20"/>
+          <w:szCs w:val="20"/>
+        </w:rPr>
+      </w:pPr>
+      <w:r>
+        <w:rPr>
+          <w:rFonts w:ascii="Aptos" w:eastAsia="Aptos" w:hAnsi="Aptos" w:cs="Aptos"/>
+          <w:sz w:val="20"/>
+          <w:szCs w:val="20"/>
+        </w:rPr>
+        <w:t xml:space="preserve">Before development starts, we will agree with you in writing how each feature listed in section 2.2 will be tested – what someone using the {{deliverable}} does, and what should happen. Those acceptance criteria become part of that feature’s description, and are what the {{deliverable}} is tested against, in the browsers or on the devices set out in section 2.3. A feature without agreed criteria is tested against its description in section 2.2.</w:t>
+      </w:r>
+    </w:p>
+    <w:p>
+      <w:pPr>
+        <w:keepNext/>
+        <w:keepLines/>
+        <w:spacing w:before="200" w:after="40" w:line="280" w:lineRule="auto"/>
+        <w:jc w:val="both"/>
+        <w:rPr>
+          <w:rFonts w:ascii="Aptos" w:eastAsia="Aptos" w:hAnsi="Aptos" w:cs="Aptos"/>
+          <w:b/>
+          <w:bCs/>
+          <w:color w:val="1F1F1F"/>
+          <w:sz w:val="20"/>
+          <w:szCs w:val="20"/>
+        </w:rPr>
+      </w:pPr>
+      <w:r>
+        <w:rPr>
+          <w:rFonts w:ascii="Aptos" w:eastAsia="Aptos" w:hAnsi="Aptos" w:cs="Aptos"/>
+          <w:sz w:val="20"/>
+          <w:szCs w:val="20"/>
+        </w:rPr>
+        <w:t xml:space="preserve">{{/web_app|mobile_app}}</w:t>
+      </w:r>
+    </w:p>
+    <w:p>
+      <w:pPr>
+        <w:spacing w:line="140" w:lineRule="auto"/>
+        <w:jc w:val="both"/>
+        <w:rPr>
+          <w:rFonts w:ascii="Aptos" w:eastAsia="Aptos" w:hAnsi="Aptos" w:cs="Aptos"/>
+          <w:sz w:val="20"/>
+          <w:szCs w:val="20"/>
+        </w:rPr>
+      </w:pPr>
+    </w:p>
+    <w:p>
+      <w:pPr>
+        <w:spacing w:line="280" w:lineRule="auto"/>
+        <w:jc w:val="both"/>
+        <w:rPr>
+          <w:rFonts w:ascii="Aptos" w:eastAsia="Aptos" w:hAnsi="Aptos" w:cs="Aptos"/>
+          <w:sz w:val="20"/>
+          <w:szCs w:val="20"/>
+        </w:rPr>
+      </w:pPr>
+      <w:r>
+        <w:rPr>
+          <w:rFonts w:ascii="Aptos" w:eastAsia="Aptos" w:hAnsi="Aptos" w:cs="Aptos"/>
+          <w:sz w:val="20"/>
+          <w:szCs w:val="20"/>
+        </w:rPr>
+        <w:t>When we tell you it is ready for review, you have 10 business days to test it and either accept it in writing, or give us a written list of anything that does not work as described in sections 2.1 and 2.2. We will fix those items and return it for re-testing. Each later round has 5 business days, because only the fixes need re-testing.</w:t>
+      </w:r>
+      <w:proofErr w:type="gramStart"/>
+      <w:r>
+        <w:rPr>
+          <w:rFonts w:ascii="Aptos" w:eastAsia="Aptos" w:hAnsi="Aptos" w:cs="Aptos"/>
+          <w:sz w:val="20"/>
+          <w:szCs w:val="20"/>
+        </w:rPr>
+      </w:r>
+      <w:proofErr w:type="gramEnd"/>
+      <w:r>
+        <w:rPr>
+          <w:rFonts w:ascii="Aptos" w:eastAsia="Aptos" w:hAnsi="Aptos" w:cs="Aptos"/>
+          <w:sz w:val="20"/>
+          <w:szCs w:val="20"/>
+        </w:rPr>
+      </w:r>
+    </w:p>
+    <w:p>
+      <w:pPr>
+        <w:spacing w:line="140" w:lineRule="auto"/>
+        <w:jc w:val="both"/>
+        <w:rPr>
+          <w:rFonts w:ascii="Aptos" w:eastAsia="Aptos" w:hAnsi="Aptos" w:cs="Aptos"/>
+          <w:sz w:val="20"/>
+          <w:szCs w:val="20"/>
+        </w:rPr>
+      </w:pPr>
+    </w:p>
+    <w:p>
+      <w:pPr>
+        <w:spacing w:line="280" w:lineRule="auto"/>
+        <w:jc w:val="both"/>
+        <w:rPr>
+          <w:rFonts w:ascii="Aptos" w:eastAsia="Aptos" w:hAnsi="Aptos" w:cs="Aptos"/>
+          <w:sz w:val="20"/>
+          <w:szCs w:val="20"/>
+        </w:rPr>
+      </w:pPr>
+      <w:r>
+        <w:rPr>
+          <w:rFonts w:ascii="Aptos" w:eastAsia="Aptos" w:hAnsi="Aptos" w:cs="Aptos"/>
+          <w:sz w:val="20"/>
+          <w:szCs w:val="20"/>
+        </w:rPr>
+        <w:t>If we do not hear from you within the time allowed, we will send a reminder. If we still have not heard 5 business days after that, the {{deliverable}} is accepted and the support period in section 3.5 begins. Anything that does not work as described is still fixed under section 3.5.</w:t>
+      </w:r>
+      <w:proofErr w:type="gramStart"/>
+      <w:r>
+        <w:rPr>
+          <w:rFonts w:ascii="Aptos" w:eastAsia="Aptos" w:hAnsi="Aptos" w:cs="Aptos"/>
+          <w:sz w:val="20"/>
+          <w:szCs w:val="20"/>
+        </w:rPr>
+      </w:r>
+      <w:proofErr w:type="gramEnd"/>
+      <w:r>
+        <w:rPr>
+          <w:rFonts w:ascii="Aptos" w:eastAsia="Aptos" w:hAnsi="Aptos" w:cs="Aptos"/>
+          <w:sz w:val="20"/>
+          <w:szCs w:val="20"/>
+        </w:rPr>
+      </w:r>
+    </w:p>
+    <w:p>
+      <w:pPr>
+        <w:spacing w:line="140" w:lineRule="auto"/>
+        <w:jc w:val="both"/>
+        <w:rPr>
+          <w:rFonts w:ascii="Aptos" w:eastAsia="Aptos" w:hAnsi="Aptos" w:cs="Aptos"/>
+          <w:sz w:val="20"/>
+          <w:szCs w:val="20"/>
+        </w:rPr>
+      </w:pPr>
+    </w:p>
+    <w:p>
+      <w:pPr>
+        <w:spacing w:line="280" w:lineRule="auto"/>
+        <w:jc w:val="both"/>
+        <w:rPr>
+          <w:rFonts w:ascii="Aptos" w:eastAsia="Aptos" w:hAnsi="Aptos" w:cs="Aptos"/>
+          <w:sz w:val="20"/>
+          <w:szCs w:val="20"/>
+        </w:rPr>
+      </w:pPr>
+      <w:r>
+        <w:rPr>
+          <w:rFonts w:ascii="Aptos" w:eastAsia="Aptos" w:hAnsi="Aptos" w:cs="Aptos"/>
+          <w:sz w:val="20"/>
+          <w:szCs w:val="20"/>
+        </w:rPr>
+        <w:t>Something that works as described, but that you would now like done differently, is a change under section 3.3 rather than a failure to accept. We will tell you which we think it is, and why, before we quote it.</w:t>
+      </w:r>
+      <w:proofErr w:type="gramStart"/>
+      <w:r>
+        <w:rPr>
+          <w:rFonts w:ascii="Aptos" w:eastAsia="Aptos" w:hAnsi="Aptos" w:cs="Aptos"/>
+          <w:sz w:val="20"/>
+          <w:szCs w:val="20"/>
+        </w:rPr>
+      </w:r>
+      <w:proofErr w:type="gramEnd"/>
+      <w:r>
+        <w:rPr>
+          <w:rFonts w:ascii="Aptos" w:eastAsia="Aptos" w:hAnsi="Aptos" w:cs="Aptos"/>
+          <w:sz w:val="20"/>
+          <w:szCs w:val="20"/>
+        </w:rPr>
+      </w:r>
+    </w:p>
+    <w:p>
+      <w:pPr>
+        <w:spacing w:line="140" w:lineRule="auto"/>
+        <w:jc w:val="both"/>
+        <w:rPr>
+          <w:rFonts w:ascii="Aptos" w:eastAsia="Aptos" w:hAnsi="Aptos" w:cs="Aptos"/>
+          <w:sz w:val="20"/>
+          <w:szCs w:val="20"/>
+        </w:rPr>
+      </w:pPr>
+    </w:p>
+    <w:p>
+      <w:pPr>
+        <w:spacing w:line="280" w:lineRule="auto"/>
+        <w:jc w:val="both"/>
+        <w:rPr>
+          <w:rFonts w:ascii="Aptos" w:eastAsia="Aptos" w:hAnsi="Aptos" w:cs="Aptos"/>
+          <w:sz w:val="20"/>
+          <w:szCs w:val="20"/>
+        </w:rPr>
+      </w:pPr>
+      <w:r>
+        <w:rPr>
+          <w:rFonts w:ascii="Aptos" w:eastAsia="Aptos" w:hAnsi="Aptos" w:cs="Aptos"/>
+          <w:sz w:val="20"/>
+          <w:szCs w:val="20"/>
+        </w:rPr>
+        <w:t>If you publish the {{deliverable}}, or use it in your business, it is accepted.</w:t>
+      </w:r>
+      <w:proofErr w:type="gramStart"/>
+      <w:r>
+        <w:rPr>
+          <w:rFonts w:ascii="Aptos" w:eastAsia="Aptos" w:hAnsi="Aptos" w:cs="Aptos"/>
+          <w:sz w:val="20"/>
+          <w:szCs w:val="20"/>
+        </w:rPr>
+      </w:r>
+      <w:proofErr w:type="gramEnd"/>
+      <w:r>
+        <w:rPr>
+          <w:rFonts w:ascii="Aptos" w:eastAsia="Aptos" w:hAnsi="Aptos" w:cs="Aptos"/>
+          <w:sz w:val="20"/>
+          <w:szCs w:val="20"/>
+        </w:rPr>
+      </w:r>
+    </w:p>
+    <w:p>
+      <w:pPr>
+        <w:spacing w:line="140" w:lineRule="auto"/>
+        <w:jc w:val="both"/>
+        <w:rPr>
+          <w:rFonts w:ascii="Aptos" w:eastAsia="Aptos" w:hAnsi="Aptos" w:cs="Aptos"/>
+          <w:sz w:val="20"/>
+          <w:szCs w:val="20"/>
+        </w:rPr>
+      </w:pPr>
+    </w:p>
+    <w:p>
+      <w:pPr>
+        <w:keepNext/>
+        <w:keepLines/>
+        <w:spacing w:before="200" w:after="40" w:line="280" w:lineRule="auto"/>
+        <w:jc w:val="both"/>
+        <w:rPr>
+          <w:rFonts w:ascii="Aptos" w:eastAsia="Aptos" w:hAnsi="Aptos" w:cs="Aptos"/>
+          <w:b/>
+          <w:bCs/>
+          <w:color w:val="1F1F1F"/>
+          <w:sz w:val="20"/>
+          <w:szCs w:val="20"/>
+        </w:rPr>
+      </w:pPr>
+      <w:r>
+        <w:rPr>
+          <w:rFonts w:ascii="Aptos" w:eastAsia="Aptos" w:hAnsi="Aptos" w:cs="Aptos"/>
+          <w:b/>
+          <w:bCs/>
+          <w:color w:val="1F1F1F"/>
+          <w:sz w:val="20"/>
+          <w:szCs w:val="20"/>
+        </w:rPr>
         <w:t>3.7 Handover</w:t>
       </w:r>
     </w:p>
     <w:p>
       <w:pPr>
+        <w:keepNext/>
+        <w:keepLines/>
+        <w:spacing w:before="200" w:after="40" w:line="280" w:lineRule="auto"/>
+        <w:jc w:val="both"/>
+        <w:rPr>
+          <w:rFonts w:ascii="Aptos" w:eastAsia="Aptos" w:hAnsi="Aptos" w:cs="Aptos"/>
+          <w:b/>
+          <w:bCs/>
+          <w:color w:val="1F1F1F"/>
+          <w:sz w:val="20"/>
+          <w:szCs w:val="20"/>
+        </w:rPr>
+      </w:pPr>
+      <w:r>
+        <w:rPr>
+          <w:rFonts w:ascii="Aptos" w:eastAsia="Aptos" w:hAnsi="Aptos" w:cs="Aptos"/>
+          <w:sz w:val="20"/>
+          <w:szCs w:val="20"/>
+        </w:rPr>
+        <w:t xml:space="preserve">{{?website}}</w:t>
+      </w:r>
+    </w:p>
+    <w:p>
+      <w:pPr>
         <w:spacing w:line="280" w:lineRule="auto"/>
         <w:jc w:val="both"/>
         <w:rPr>
@@ -3046,6 +3914,463 @@
           <w:szCs w:val="20"/>
         </w:rPr>
         <w:t xml:space="preserve">. We transfer the website to an account in your name, or give you a complete export of the website files and database. Analytics and Search Console are set up in your own Google account, so they stay with you. We will also hand over any other accounts or credentials we hold for the website, and give you an export of your content and data on request. Our working design files are not part of the handover – your ownership of the design under section 9 is unaffected, and if you want the working files as well, tell us and we will quote for them. </w:t>
+      </w:r>
+    </w:p>
+    <w:p>
+      <w:pPr>
+        <w:keepNext/>
+        <w:keepLines/>
+        <w:spacing w:before="200" w:after="40" w:line="280" w:lineRule="auto"/>
+        <w:jc w:val="both"/>
+        <w:rPr>
+          <w:rFonts w:ascii="Aptos" w:eastAsia="Aptos" w:hAnsi="Aptos" w:cs="Aptos"/>
+          <w:b/>
+          <w:bCs/>
+          <w:color w:val="1F1F1F"/>
+          <w:sz w:val="20"/>
+          <w:szCs w:val="20"/>
+        </w:rPr>
+      </w:pPr>
+      <w:r>
+        <w:rPr>
+          <w:rFonts w:ascii="Aptos" w:eastAsia="Aptos" w:hAnsi="Aptos" w:cs="Aptos"/>
+          <w:sz w:val="20"/>
+          <w:szCs w:val="20"/>
+        </w:rPr>
+        <w:t xml:space="preserve">{{/website}}</w:t>
+      </w:r>
+    </w:p>
+    <w:p>
+      <w:pPr>
+        <w:keepNext/>
+        <w:keepLines/>
+        <w:spacing w:before="200" w:after="40" w:line="280" w:lineRule="auto"/>
+        <w:jc w:val="both"/>
+        <w:rPr>
+          <w:rFonts w:ascii="Aptos" w:eastAsia="Aptos" w:hAnsi="Aptos" w:cs="Aptos"/>
+          <w:b/>
+          <w:bCs/>
+          <w:color w:val="1F1F1F"/>
+          <w:sz w:val="20"/>
+          <w:szCs w:val="20"/>
+        </w:rPr>
+      </w:pPr>
+      <w:r>
+        <w:rPr>
+          <w:rFonts w:ascii="Aptos" w:eastAsia="Aptos" w:hAnsi="Aptos" w:cs="Aptos"/>
+          <w:sz w:val="20"/>
+          <w:szCs w:val="20"/>
+        </w:rPr>
+        <w:t xml:space="preserve">{{?web_app|mobile_app}}</w:t>
+      </w:r>
+    </w:p>
+    <w:p>
+      <w:pPr>
+        <w:spacing w:line="280" w:lineRule="auto"/>
+        <w:jc w:val="both"/>
+        <w:rPr>
+          <w:rFonts w:ascii="Aptos" w:eastAsia="Aptos" w:hAnsi="Aptos" w:cs="Aptos"/>
+          <w:sz w:val="20"/>
+          <w:szCs w:val="20"/>
+        </w:rPr>
+      </w:pPr>
+      <w:r>
+        <w:rPr>
+          <w:rFonts w:ascii="Aptos" w:eastAsia="Aptos" w:hAnsi="Aptos" w:cs="Aptos"/>
+          <w:sz w:val="20"/>
+          <w:szCs w:val="20"/>
+        </w:rPr>
+        <w:t xml:space="preserve">On acceptance you receive administrator access to any admin area the {{deliverable}} has, a short handover session, and technical documentation covering how the {{deliverable}} is built, configured and deployed. We transfer the source code repository to an account in your name, or give you a complete copy of it. The production environment, analytics and error reporting are set up in accounts in your own name under section 3.8, so they stay with you. We will also hand over any other accounts, keys or credentials we hold for the {{deliverable}}, and give you an export of your content and data on request. Our working design files are not part of the handover – your ownership of the design under section 9 is unaffected, and if you want the working files as well, tell us and we will quote for them.</w:t>
+      </w:r>
+    </w:p>
+    <w:p>
+      <w:pPr>
+        <w:keepNext/>
+        <w:keepLines/>
+        <w:spacing w:before="200" w:after="40" w:line="280" w:lineRule="auto"/>
+        <w:jc w:val="both"/>
+        <w:rPr>
+          <w:rFonts w:ascii="Aptos" w:eastAsia="Aptos" w:hAnsi="Aptos" w:cs="Aptos"/>
+          <w:b/>
+          <w:bCs/>
+          <w:color w:val="1F1F1F"/>
+          <w:sz w:val="20"/>
+          <w:szCs w:val="20"/>
+        </w:rPr>
+      </w:pPr>
+      <w:r>
+        <w:rPr>
+          <w:rFonts w:ascii="Aptos" w:eastAsia="Aptos" w:hAnsi="Aptos" w:cs="Aptos"/>
+          <w:b/>
+          <w:bCs/>
+          <w:color w:val="1F1F1F"/>
+          <w:sz w:val="20"/>
+          <w:szCs w:val="20"/>
+        </w:rPr>
+        <w:t>3.8 Environments and source code</w:t>
+      </w:r>
+    </w:p>
+    <w:p>
+      <w:pPr>
+        <w:spacing w:line="280" w:lineRule="auto"/>
+        <w:jc w:val="both"/>
+        <w:rPr>
+          <w:rFonts w:ascii="Aptos" w:eastAsia="Aptos" w:hAnsi="Aptos" w:cs="Aptos"/>
+          <w:sz w:val="20"/>
+          <w:szCs w:val="20"/>
+        </w:rPr>
+      </w:pPr>
+      <w:r>
+        <w:rPr>
+          <w:rFonts w:ascii="Aptos" w:eastAsia="Aptos" w:hAnsi="Aptos" w:cs="Aptos"/>
+          <w:sz w:val="20"/>
+          <w:szCs w:val="20"/>
+        </w:rPr>
+        <w:t xml:space="preserve">We build and test the {{deliverable}} in our own development and testing environments, and keep the source code in a repository we manage until it is handed over under section 3.7. If you ask, we will give you read access to the repository during the build.</w:t>
+      </w:r>
+    </w:p>
+    <w:p>
+      <w:pPr>
+        <w:spacing w:line="140" w:lineRule="auto"/>
+        <w:jc w:val="both"/>
+        <w:rPr>
+          <w:rFonts w:ascii="Aptos" w:eastAsia="Aptos" w:hAnsi="Aptos" w:cs="Aptos"/>
+          <w:sz w:val="20"/>
+          <w:szCs w:val="20"/>
+        </w:rPr>
+      </w:pPr>
+    </w:p>
+    <w:p>
+      <w:pPr>
+        <w:spacing w:line="280" w:lineRule="auto"/>
+        <w:jc w:val="both"/>
+        <w:rPr>
+          <w:rFonts w:ascii="Aptos" w:eastAsia="Aptos" w:hAnsi="Aptos" w:cs="Aptos"/>
+          <w:sz w:val="20"/>
+          <w:szCs w:val="20"/>
+        </w:rPr>
+      </w:pPr>
+      <w:r>
+        <w:rPr>
+          <w:rFonts w:ascii="Aptos" w:eastAsia="Aptos" w:hAnsi="Aptos" w:cs="Aptos"/>
+          <w:sz w:val="20"/>
+          <w:szCs w:val="20"/>
+        </w:rPr>
+        <w:t xml:space="preserve">The production environment – the hosting, databases and other cloud services the {{deliverable}} runs on once it is live – is set up in accounts in your name, and you pay those providers directly under section 5.0. We need administrator access to those accounts to build, deploy and support the {{deliverable}}. If that access is removed or limited, we cannot deploy or support it until it is restored, and any delay this causes is treated as a delay on your side under section 11.</w:t>
+      </w:r>
+    </w:p>
+    <w:p>
+      <w:pPr>
+        <w:spacing w:line="140" w:lineRule="auto"/>
+        <w:jc w:val="both"/>
+        <w:rPr>
+          <w:rFonts w:ascii="Aptos" w:eastAsia="Aptos" w:hAnsi="Aptos" w:cs="Aptos"/>
+          <w:sz w:val="20"/>
+          <w:szCs w:val="20"/>
+        </w:rPr>
+      </w:pPr>
+    </w:p>
+    <w:p>
+      <w:pPr>
+        <w:spacing w:line="280" w:lineRule="auto"/>
+        <w:jc w:val="both"/>
+        <w:rPr>
+          <w:rFonts w:ascii="Aptos" w:eastAsia="Aptos" w:hAnsi="Aptos" w:cs="Aptos"/>
+          <w:sz w:val="20"/>
+          <w:szCs w:val="20"/>
+        </w:rPr>
+      </w:pPr>
+      <w:r>
+        <w:rPr>
+          <w:rFonts w:ascii="Aptos" w:eastAsia="Aptos" w:hAnsi="Aptos" w:cs="Aptos"/>
+          <w:sz w:val="20"/>
+          <w:szCs w:val="20"/>
+        </w:rPr>
+        <w:t xml:space="preserve">The {{deliverable}} uses open-source components, which stay with their owners on their own licence terms under section 9. We choose components whose licences allow commercial use and do not require you to publish your own source code.</w:t>
+      </w:r>
+    </w:p>
+    <w:p>
+      <w:pPr>
+        <w:keepNext/>
+        <w:keepLines/>
+        <w:spacing w:before="200" w:after="40" w:line="280" w:lineRule="auto"/>
+        <w:jc w:val="both"/>
+        <w:rPr>
+          <w:rFonts w:ascii="Aptos" w:eastAsia="Aptos" w:hAnsi="Aptos" w:cs="Aptos"/>
+          <w:b/>
+          <w:bCs/>
+          <w:color w:val="1F1F1F"/>
+          <w:sz w:val="20"/>
+          <w:szCs w:val="20"/>
+        </w:rPr>
+      </w:pPr>
+      <w:r>
+        <w:rPr>
+          <w:rFonts w:ascii="Aptos" w:eastAsia="Aptos" w:hAnsi="Aptos" w:cs="Aptos"/>
+          <w:b/>
+          <w:bCs/>
+          <w:color w:val="1F1F1F"/>
+          <w:sz w:val="20"/>
+          <w:szCs w:val="20"/>
+        </w:rPr>
+        <w:t>3.9 Third-party services and platform changes</w:t>
+      </w:r>
+    </w:p>
+    <w:p>
+      <w:pPr>
+        <w:spacing w:line="280" w:lineRule="auto"/>
+        <w:jc w:val="both"/>
+        <w:rPr>
+          <w:rFonts w:ascii="Aptos" w:eastAsia="Aptos" w:hAnsi="Aptos" w:cs="Aptos"/>
+          <w:sz w:val="20"/>
+          <w:szCs w:val="20"/>
+        </w:rPr>
+      </w:pPr>
+      <w:r>
+        <w:rPr>
+          <w:rFonts w:ascii="Aptos" w:eastAsia="Aptos" w:hAnsi="Aptos" w:cs="Aptos"/>
+          <w:sz w:val="20"/>
+          <w:szCs w:val="20"/>
+        </w:rPr>
+        <w:t xml:space="preserve">The {{deliverable}} relies on services we do not control – for example the hosting and cloud providers it runs on, and any payment, mapping, email, messaging, sign-in or other service listed in section 2.2. Each is supplied on its provider’s own terms, and any subscription or usage fees are yours under section 5.0.</w:t>
+      </w:r>
+    </w:p>
+    <w:p>
+      <w:pPr>
+        <w:spacing w:line="140" w:lineRule="auto"/>
+        <w:jc w:val="both"/>
+        <w:rPr>
+          <w:rFonts w:ascii="Aptos" w:eastAsia="Aptos" w:hAnsi="Aptos" w:cs="Aptos"/>
+          <w:sz w:val="20"/>
+          <w:szCs w:val="20"/>
+        </w:rPr>
+      </w:pPr>
+    </w:p>
+    <w:p>
+      <w:pPr>
+        <w:spacing w:line="280" w:lineRule="auto"/>
+        <w:jc w:val="both"/>
+        <w:rPr>
+          <w:rFonts w:ascii="Aptos" w:eastAsia="Aptos" w:hAnsi="Aptos" w:cs="Aptos"/>
+          <w:sz w:val="20"/>
+          <w:szCs w:val="20"/>
+        </w:rPr>
+      </w:pPr>
+      <w:r>
+        <w:rPr>
+          <w:rFonts w:ascii="Aptos" w:eastAsia="Aptos" w:hAnsi="Aptos" w:cs="Aptos"/>
+          <w:sz w:val="20"/>
+          <w:szCs w:val="20"/>
+        </w:rPr>
+        <w:t xml:space="preserve">If a provider changes, limits or withdraws a service, or changes its prices or rules, after we have built to it, the work needed to adapt the {{deliverable}} is a change under section 3.3. We choose established services, and we will tell you about any change we know is coming that affects the {{deliverable}}.</w:t>
+      </w:r>
+    </w:p>
+    <w:p>
+      <w:pPr>
+        <w:spacing w:line="140" w:lineRule="auto"/>
+        <w:jc w:val="both"/>
+        <w:rPr>
+          <w:rFonts w:ascii="Aptos" w:eastAsia="Aptos" w:hAnsi="Aptos" w:cs="Aptos"/>
+          <w:sz w:val="20"/>
+          <w:szCs w:val="20"/>
+        </w:rPr>
+      </w:pPr>
+    </w:p>
+    <w:p>
+      <w:pPr>
+        <w:spacing w:line="280" w:lineRule="auto"/>
+        <w:jc w:val="both"/>
+        <w:rPr>
+          <w:rFonts w:ascii="Aptos" w:eastAsia="Aptos" w:hAnsi="Aptos" w:cs="Aptos"/>
+          <w:sz w:val="20"/>
+          <w:szCs w:val="20"/>
+        </w:rPr>
+      </w:pPr>
+      <w:r>
+        <w:rPr>
+          <w:rFonts w:ascii="Aptos" w:eastAsia="Aptos" w:hAnsi="Aptos" w:cs="Aptos"/>
+          <w:sz w:val="20"/>
+          <w:szCs w:val="20"/>
+        </w:rPr>
+        <w:t xml:space="preserve">Operating systems and browsers are updated regularly by Apple, Google, Microsoft and others. The {{deliverable}} is built for the versions set out in section 2.3. Keeping it working with versions or devices released after acceptance is not a defect under section 3.5 – it is covered by the service level agreement if you take one, or quoted separately.</w:t>
+      </w:r>
+    </w:p>
+    <w:p>
+      <w:pPr>
+        <w:keepNext/>
+        <w:keepLines/>
+        <w:spacing w:before="200" w:after="40" w:line="280" w:lineRule="auto"/>
+        <w:jc w:val="both"/>
+        <w:rPr>
+          <w:rFonts w:ascii="Aptos" w:eastAsia="Aptos" w:hAnsi="Aptos" w:cs="Aptos"/>
+          <w:b/>
+          <w:bCs/>
+          <w:color w:val="1F1F1F"/>
+          <w:sz w:val="20"/>
+          <w:szCs w:val="20"/>
+        </w:rPr>
+      </w:pPr>
+      <w:r>
+        <w:rPr>
+          <w:rFonts w:ascii="Aptos" w:eastAsia="Aptos" w:hAnsi="Aptos" w:cs="Aptos"/>
+          <w:sz w:val="20"/>
+          <w:szCs w:val="20"/>
+        </w:rPr>
+        <w:t xml:space="preserve">{{/web_app|mobile_app}}</w:t>
+      </w:r>
+    </w:p>
+    <w:p>
+      <w:pPr>
+        <w:keepNext/>
+        <w:keepLines/>
+        <w:spacing w:before="200" w:after="40" w:line="280" w:lineRule="auto"/>
+        <w:jc w:val="both"/>
+        <w:rPr>
+          <w:rFonts w:ascii="Aptos" w:eastAsia="Aptos" w:hAnsi="Aptos" w:cs="Aptos"/>
+          <w:b/>
+          <w:bCs/>
+          <w:color w:val="1F1F1F"/>
+          <w:sz w:val="20"/>
+          <w:szCs w:val="20"/>
+        </w:rPr>
+      </w:pPr>
+      <w:r>
+        <w:rPr>
+          <w:rFonts w:ascii="Aptos" w:eastAsia="Aptos" w:hAnsi="Aptos" w:cs="Aptos"/>
+          <w:sz w:val="20"/>
+          <w:szCs w:val="20"/>
+        </w:rPr>
+        <w:t xml:space="preserve">{{?mobile_app}}</w:t>
+      </w:r>
+    </w:p>
+    <w:p>
+      <w:pPr>
+        <w:keepNext/>
+        <w:keepLines/>
+        <w:spacing w:before="200" w:after="40" w:line="280" w:lineRule="auto"/>
+        <w:jc w:val="both"/>
+        <w:rPr>
+          <w:rFonts w:ascii="Aptos" w:eastAsia="Aptos" w:hAnsi="Aptos" w:cs="Aptos"/>
+          <w:b/>
+          <w:bCs/>
+          <w:color w:val="1F1F1F"/>
+          <w:sz w:val="20"/>
+          <w:szCs w:val="20"/>
+        </w:rPr>
+      </w:pPr>
+      <w:r>
+        <w:rPr>
+          <w:rFonts w:ascii="Aptos" w:eastAsia="Aptos" w:hAnsi="Aptos" w:cs="Aptos"/>
+          <w:b/>
+          <w:bCs/>
+          <w:color w:val="1F1F1F"/>
+          <w:sz w:val="20"/>
+          <w:szCs w:val="20"/>
+        </w:rPr>
+        <w:t>3.10 App store release</w:t>
+      </w:r>
+    </w:p>
+    <w:p>
+      <w:pPr>
+        <w:spacing w:line="280" w:lineRule="auto"/>
+        <w:jc w:val="both"/>
+        <w:rPr>
+          <w:rFonts w:ascii="Aptos" w:eastAsia="Aptos" w:hAnsi="Aptos" w:cs="Aptos"/>
+          <w:sz w:val="20"/>
+          <w:szCs w:val="20"/>
+        </w:rPr>
+      </w:pPr>
+      <w:r>
+        <w:rPr>
+          <w:rFonts w:ascii="Aptos" w:eastAsia="Aptos" w:hAnsi="Aptos" w:cs="Aptos"/>
+          <w:sz w:val="20"/>
+          <w:szCs w:val="20"/>
+        </w:rPr>
+        <w:t xml:space="preserve">We prepare the store listings from text, images and details you approve, and submit the first release of the {{deliverable}} for review under the developer accounts described in section 2.3. The {{deliverable}} is signed and published under those accounts, so the store listings and signing credentials stay with you. We also release the fixes we make under section 3.5. Any other release after the first is covered by the service level agreement if you take one, or quoted separately.</w:t>
+      </w:r>
+    </w:p>
+    <w:p>
+      <w:pPr>
+        <w:spacing w:line="140" w:lineRule="auto"/>
+        <w:jc w:val="both"/>
+        <w:rPr>
+          <w:rFonts w:ascii="Aptos" w:eastAsia="Aptos" w:hAnsi="Aptos" w:cs="Aptos"/>
+          <w:sz w:val="20"/>
+          <w:szCs w:val="20"/>
+        </w:rPr>
+      </w:pPr>
+    </w:p>
+    <w:p>
+      <w:pPr>
+        <w:spacing w:line="280" w:lineRule="auto"/>
+        <w:jc w:val="both"/>
+        <w:rPr>
+          <w:rFonts w:ascii="Aptos" w:eastAsia="Aptos" w:hAnsi="Aptos" w:cs="Aptos"/>
+          <w:sz w:val="20"/>
+          <w:szCs w:val="20"/>
+        </w:rPr>
+      </w:pPr>
+      <w:r>
+        <w:rPr>
+          <w:rFonts w:ascii="Aptos" w:eastAsia="Aptos" w:hAnsi="Aptos" w:cs="Aptos"/>
+          <w:sz w:val="20"/>
+          <w:szCs w:val="20"/>
+        </w:rPr>
+        <w:t xml:space="preserve">Whether the {{deliverable}} is approved is Apple’s and Google’s decision, not ours. If a store rejects it because our work does not meet the store’s rules in force when we submit it, we fix it at no charge and resubmit. If it is rejected because of your content or business model, or because the store needs something only you can provide – such as the privacy and data-use details it asks for, which you supply under section 6.2, a demonstration account, or proof of a licence – we will help you respond, and any work it needs is a change under section 3.3.</w:t>
+      </w:r>
+    </w:p>
+    <w:p>
+      <w:pPr>
+        <w:spacing w:line="140" w:lineRule="auto"/>
+        <w:jc w:val="both"/>
+        <w:rPr>
+          <w:rFonts w:ascii="Aptos" w:eastAsia="Aptos" w:hAnsi="Aptos" w:cs="Aptos"/>
+          <w:sz w:val="20"/>
+          <w:szCs w:val="20"/>
+        </w:rPr>
+      </w:pPr>
+    </w:p>
+    <w:p>
+      <w:pPr>
+        <w:spacing w:line="280" w:lineRule="auto"/>
+        <w:jc w:val="both"/>
+        <w:rPr>
+          <w:rFonts w:ascii="Aptos" w:eastAsia="Aptos" w:hAnsi="Aptos" w:cs="Aptos"/>
+          <w:sz w:val="20"/>
+          <w:szCs w:val="20"/>
+        </w:rPr>
+      </w:pPr>
+      <w:r>
+        <w:rPr>
+          <w:rFonts w:ascii="Aptos" w:eastAsia="Aptos" w:hAnsi="Aptos" w:cs="Aptos"/>
+          <w:sz w:val="20"/>
+          <w:szCs w:val="20"/>
+        </w:rPr>
+        <w:t xml:space="preserve">You test and accept the {{deliverable}} under section 3.6 on test builds we send through Apple’s TestFlight and Google Play’s testing tracks. Acceptance does not wait for store approval, so the time a store takes to review the {{deliverable}} does not hold up acceptance or the final payment.</w:t>
+      </w:r>
+    </w:p>
+    <w:p>
+      <w:pPr>
+        <w:keepNext/>
+        <w:keepLines/>
+        <w:spacing w:before="200" w:after="40" w:line="280" w:lineRule="auto"/>
+        <w:jc w:val="both"/>
+        <w:rPr>
+          <w:rFonts w:ascii="Aptos" w:eastAsia="Aptos" w:hAnsi="Aptos" w:cs="Aptos"/>
+          <w:b/>
+          <w:bCs/>
+          <w:color w:val="1F1F1F"/>
+          <w:sz w:val="20"/>
+          <w:szCs w:val="20"/>
+        </w:rPr>
+      </w:pPr>
+      <w:r>
+        <w:rPr>
+          <w:rFonts w:ascii="Aptos" w:eastAsia="Aptos" w:hAnsi="Aptos" w:cs="Aptos"/>
+          <w:sz w:val="20"/>
+          <w:szCs w:val="20"/>
+        </w:rPr>
+        <w:t xml:space="preserve">{{/mobile_app}}</w:t>
       </w:r>
     </w:p>
     <w:p>

--- a/template/atp-website.docx
+++ b/template/atp-website.docx
@@ -1119,7 +1119,7 @@
           <w:sz w:val="20"/>
           <w:szCs w:val="20"/>
         </w:rPr>
-        <w:t xml:space="preserve">{{?web_app|mobile_app}}</w:t>
+        <w:t xml:space="preserve">{{?web_app|mobile_app|web_mobile_app}}</w:t>
       </w:r>
     </w:p>
     <w:p>
@@ -1344,7 +1344,7 @@
           <w:sz w:val="20"/>
           <w:szCs w:val="20"/>
         </w:rPr>
-        <w:t xml:space="preserve">{{/web_app|mobile_app}}</w:t>
+        <w:t xml:space="preserve">{{/web_app|mobile_app|web_mobile_app}}</w:t>
       </w:r>
     </w:p>
     <w:p>
@@ -1406,6 +1406,207 @@
     </w:p>
     <w:p>
       <w:pPr>
+        <w:spacing w:line="280" w:lineRule="auto"/>
+        <w:jc w:val="both"/>
+        <w:rPr>
+          <w:rFonts w:ascii="Aptos" w:eastAsia="Aptos" w:hAnsi="Aptos" w:cs="Aptos"/>
+          <w:sz w:val="20"/>
+          <w:szCs w:val="20"/>
+        </w:rPr>
+      </w:pPr>
+      <w:r>
+        <w:rPr>
+          <w:rFonts w:ascii="Aptos" w:eastAsia="Aptos" w:hAnsi="Aptos" w:cs="Aptos"/>
+          <w:sz w:val="20"/>
+          <w:szCs w:val="20"/>
+        </w:rPr>
+        <w:t>{{held.count}} further items are yours to hold and pay for directly:</w:t>
+      </w:r>
+    </w:p>
+    <w:p>
+      <w:pPr>
+        <w:spacing w:line="80" w:lineRule="auto"/>
+        <w:jc w:val="both"/>
+        <w:rPr>
+          <w:rFonts w:ascii="Aptos" w:eastAsia="Aptos" w:hAnsi="Aptos" w:cs="Aptos"/>
+          <w:sz w:val="20"/>
+          <w:szCs w:val="20"/>
+        </w:rPr>
+      </w:pPr>
+    </w:p>
+    <w:p>
+      <w:pPr>
+        <w:spacing w:line="280" w:lineRule="auto"/>
+        <w:ind w:left="640" w:hanging="300"/>
+        <w:jc w:val="both"/>
+        <w:rPr>
+          <w:rFonts w:ascii="Aptos" w:eastAsia="Aptos" w:hAnsi="Aptos" w:cs="Aptos"/>
+          <w:sz w:val="20"/>
+          <w:szCs w:val="20"/>
+        </w:rPr>
+      </w:pPr>
+      <w:r>
+        <w:rPr>
+          <w:rFonts w:ascii="Aptos" w:eastAsia="Aptos" w:hAnsi="Aptos" w:cs="Aptos"/>
+          <w:sz w:val="20"/>
+          <w:szCs w:val="20"/>
+        </w:rPr>
+        <w:t>• </w:t>
+      </w:r>
+      <w:r>
+        <w:rPr>
+          <w:rFonts w:ascii="Aptos" w:eastAsia="Aptos" w:hAnsi="Aptos" w:cs="Aptos"/>
+          <w:b/>
+          <w:bCs/>
+          <w:sz w:val="20"/>
+          <w:szCs w:val="20"/>
+        </w:rPr>
+        <w:t>Photography</w:t>
+      </w:r>
+      <w:r>
+        <w:rPr>
+          <w:rFonts w:ascii="Aptos" w:eastAsia="Aptos" w:hAnsi="Aptos" w:cs="Aptos"/>
+          <w:sz w:val="20"/>
+          <w:szCs w:val="20"/>
+        </w:rPr>
+        <w:t xml:space="preserve"> – we can source budget-appropriate professional photography through third-party partners, quoted separately. </w:t>
+      </w:r>
+      <w:proofErr w:type="gramStart"/>
+      <w:r>
+        <w:rPr>
+          <w:rFonts w:ascii="Aptos" w:eastAsia="Aptos" w:hAnsi="Aptos" w:cs="Aptos"/>
+          <w:sz w:val="20"/>
+          <w:szCs w:val="20"/>
+        </w:rPr>
+        <w:t>Otherwise</w:t>
+      </w:r>
+      <w:proofErr w:type="gramEnd"/>
+      <w:r>
+        <w:rPr>
+          <w:rFonts w:ascii="Aptos" w:eastAsia="Aptos" w:hAnsi="Aptos" w:cs="Aptos"/>
+          <w:sz w:val="20"/>
+          <w:szCs w:val="20"/>
+        </w:rPr>
+        <w:t xml:space="preserve"> you supply the photos.</w:t>
+      </w:r>
+    </w:p>
+    <w:p>
+      <w:pPr>
+        <w:spacing w:line="280" w:lineRule="auto"/>
+        <w:ind w:left="640" w:hanging="300"/>
+        <w:jc w:val="both"/>
+        <w:rPr>
+          <w:rFonts w:ascii="Aptos" w:eastAsia="Aptos" w:hAnsi="Aptos" w:cs="Aptos"/>
+          <w:sz w:val="20"/>
+          <w:szCs w:val="20"/>
+        </w:rPr>
+      </w:pPr>
+      <w:r>
+        <w:rPr>
+          <w:rFonts w:ascii="Aptos" w:eastAsia="Aptos" w:hAnsi="Aptos" w:cs="Aptos"/>
+          <w:sz w:val="20"/>
+          <w:szCs w:val="20"/>
+        </w:rPr>
+        <w:t>• </w:t>
+      </w:r>
+      <w:r>
+        <w:rPr>
+          <w:rFonts w:ascii="Aptos" w:eastAsia="Aptos" w:hAnsi="Aptos" w:cs="Aptos"/>
+          <w:b/>
+          <w:bCs/>
+          <w:sz w:val="20"/>
+          <w:szCs w:val="20"/>
+        </w:rPr>
+        <w:t>Domain</w:t>
+      </w:r>
+      <w:r>
+        <w:rPr>
+          <w:rFonts w:ascii="Aptos" w:eastAsia="Aptos" w:hAnsi="Aptos" w:cs="Aptos"/>
+          <w:sz w:val="20"/>
+          <w:szCs w:val="20"/>
+        </w:rPr>
+        <w:t xml:space="preserve"> – registered and paid for by {{client.short_name}}.</w:t>
+      </w:r>
+    </w:p>
+    <w:p>
+      <w:pPr>
+        <w:spacing w:line="280" w:lineRule="auto"/>
+        <w:ind w:left="640" w:hanging="300"/>
+        <w:jc w:val="both"/>
+        <w:rPr>
+          <w:rFonts w:ascii="Aptos" w:eastAsia="Aptos" w:hAnsi="Aptos" w:cs="Aptos"/>
+          <w:sz w:val="20"/>
+          <w:szCs w:val="20"/>
+        </w:rPr>
+      </w:pPr>
+      <w:r>
+        <w:rPr>
+          <w:rFonts w:ascii="Aptos" w:eastAsia="Aptos" w:hAnsi="Aptos" w:cs="Aptos"/>
+          <w:sz w:val="20"/>
+          <w:szCs w:val="20"/>
+        </w:rPr>
+        <w:t>• </w:t>
+      </w:r>
+      <w:r>
+        <w:rPr>
+          <w:rFonts w:ascii="Aptos" w:eastAsia="Aptos" w:hAnsi="Aptos" w:cs="Aptos"/>
+          <w:b/>
+          <w:bCs/>
+          <w:sz w:val="20"/>
+          <w:szCs w:val="20"/>
+        </w:rPr>
+        <w:t>Hosting</w:t>
+      </w:r>
+      <w:r>
+        <w:rPr>
+          <w:rFonts w:ascii="Aptos" w:eastAsia="Aptos" w:hAnsi="Aptos" w:cs="Aptos"/>
+          <w:sz w:val="20"/>
+          <w:szCs w:val="20"/>
+        </w:rPr>
+        <w:t xml:space="preserve"> – held in your name and billed directly to you by your hosting provider. {{hosting.note}}</w:t>
+      </w:r>
+      <w:r>
+        <w:rPr>
+          <w:rFonts w:ascii="Aptos" w:eastAsia="Aptos" w:hAnsi="Aptos" w:cs="Aptos"/>
+          <w:sz w:val="20"/>
+          <w:szCs w:val="20"/>
+        </w:rPr>
+      </w:r>
+      <w:proofErr w:type="spellStart"/>
+      <w:r>
+        <w:rPr>
+          <w:rFonts w:ascii="Aptos" w:eastAsia="Aptos" w:hAnsi="Aptos" w:cs="Aptos"/>
+          <w:sz w:val="20"/>
+          <w:szCs w:val="20"/>
+        </w:rPr>
+      </w:r>
+      <w:proofErr w:type="spellEnd"/>
+      <w:r>
+        <w:rPr>
+          <w:rFonts w:ascii="Aptos" w:eastAsia="Aptos" w:hAnsi="Aptos" w:cs="Aptos"/>
+          <w:sz w:val="20"/>
+          <w:szCs w:val="20"/>
+        </w:rPr>
+      </w:r>
+      <w:proofErr w:type="spellStart"/>
+      <w:r>
+        <w:rPr>
+          <w:rFonts w:ascii="Aptos" w:eastAsia="Aptos" w:hAnsi="Aptos" w:cs="Aptos"/>
+          <w:sz w:val="20"/>
+          <w:szCs w:val="20"/>
+        </w:rPr>
+      </w:r>
+      <w:proofErr w:type="spellEnd"/>
+      <w:r>
+        <w:rPr>
+          <w:rFonts w:ascii="Aptos" w:eastAsia="Aptos" w:hAnsi="Aptos" w:cs="Aptos"/>
+          <w:sz w:val="20"/>
+          <w:szCs w:val="20"/>
+        </w:rPr>
+      </w:r>
+    </w:p>
+    <w:p>
+      <w:pPr>
         <w:keepNext/>
         <w:keepLines/>
         <w:spacing w:before="200" w:after="40" w:line="280" w:lineRule="auto"/>
@@ -1425,26 +1626,45 @@
           <w:sz w:val="20"/>
           <w:szCs w:val="20"/>
         </w:rPr>
-        <w:t xml:space="preserve">{{?website|web_app}}</w:t>
-      </w:r>
-    </w:p>
-    <w:p>
-      <w:pPr>
-        <w:spacing w:line="280" w:lineRule="auto"/>
-        <w:jc w:val="both"/>
-        <w:rPr>
-          <w:rFonts w:ascii="Aptos" w:eastAsia="Aptos" w:hAnsi="Aptos" w:cs="Aptos"/>
-          <w:sz w:val="20"/>
-          <w:szCs w:val="20"/>
-        </w:rPr>
-      </w:pPr>
-      <w:r>
-        <w:rPr>
-          <w:rFonts w:ascii="Aptos" w:eastAsia="Aptos" w:hAnsi="Aptos" w:cs="Aptos"/>
-          <w:sz w:val="20"/>
-          <w:szCs w:val="20"/>
-        </w:rPr>
-        <w:t>Three further items are yours to hold and pay for directly:</w:t>
+        <w:t xml:space="preserve">{{?online_store}}</w:t>
+      </w:r>
+    </w:p>
+    <w:p>
+      <w:pPr>
+        <w:spacing w:line="280" w:lineRule="auto"/>
+        <w:ind w:left="640" w:hanging="300"/>
+        <w:jc w:val="both"/>
+        <w:rPr>
+          <w:rFonts w:ascii="Aptos" w:eastAsia="Aptos" w:hAnsi="Aptos" w:cs="Aptos"/>
+          <w:sz w:val="20"/>
+          <w:szCs w:val="20"/>
+        </w:rPr>
+      </w:pPr>
+      <w:r>
+        <w:rPr>
+          <w:rFonts w:ascii="Aptos" w:eastAsia="Aptos" w:hAnsi="Aptos" w:cs="Aptos"/>
+          <w:sz w:val="20"/>
+          <w:szCs w:val="20"/>
+        </w:rPr>
+        <w:t xml:space="preserve">• </w:t>
+      </w:r>
+      <w:r>
+        <w:rPr>
+          <w:rFonts w:ascii="Aptos" w:eastAsia="Aptos" w:hAnsi="Aptos" w:cs="Aptos"/>
+          <w:b/>
+          <w:bCs/>
+          <w:sz w:val="20"/>
+          <w:szCs w:val="20"/>
+        </w:rPr>
+        <w:t xml:space="preserve">Payment provider account</w:t>
+      </w:r>
+      <w:r>
+        <w:rPr>
+          <w:rFonts w:ascii="Aptos" w:eastAsia="Aptos" w:hAnsi="Aptos" w:cs="Aptos"/>
+          <w:sz w:val="20"/>
+          <w:szCs w:val="20"/>
+        </w:rPr>
+        <w:t xml:space="preserve"> – opened in your name with the provider the store takes payments through, such as Stripe, Square or PayPal, which bills its fees directly to you.</w:t>
       </w:r>
     </w:p>
     <w:p>
@@ -1468,7 +1688,7 @@
           <w:sz w:val="20"/>
           <w:szCs w:val="20"/>
         </w:rPr>
-        <w:t xml:space="preserve">{{/website|web_app}}</w:t>
+        <w:t xml:space="preserve">{{/online_store}}</w:t>
       </w:r>
     </w:p>
     <w:p>
@@ -1492,26 +1712,45 @@
           <w:sz w:val="20"/>
           <w:szCs w:val="20"/>
         </w:rPr>
-        <w:t xml:space="preserve">{{?mobile_app}}</w:t>
-      </w:r>
-    </w:p>
-    <w:p>
-      <w:pPr>
-        <w:spacing w:line="280" w:lineRule="auto"/>
-        <w:jc w:val="both"/>
-        <w:rPr>
-          <w:rFonts w:ascii="Aptos" w:eastAsia="Aptos" w:hAnsi="Aptos" w:cs="Aptos"/>
-          <w:sz w:val="20"/>
-          <w:szCs w:val="20"/>
-        </w:rPr>
-      </w:pPr>
-      <w:r>
-        <w:rPr>
-          <w:rFonts w:ascii="Aptos" w:eastAsia="Aptos" w:hAnsi="Aptos" w:cs="Aptos"/>
-          <w:sz w:val="20"/>
-          <w:szCs w:val="20"/>
-        </w:rPr>
-        <w:t xml:space="preserve">Four further items are yours to hold and pay for directly:</w:t>
+        <w:t xml:space="preserve">{{?mobile_app|web_mobile_app}}</w:t>
+      </w:r>
+    </w:p>
+    <w:p>
+      <w:pPr>
+        <w:spacing w:line="280" w:lineRule="auto"/>
+        <w:ind w:left="640" w:hanging="300"/>
+        <w:jc w:val="both"/>
+        <w:rPr>
+          <w:rFonts w:ascii="Aptos" w:eastAsia="Aptos" w:hAnsi="Aptos" w:cs="Aptos"/>
+          <w:sz w:val="20"/>
+          <w:szCs w:val="20"/>
+        </w:rPr>
+      </w:pPr>
+      <w:r>
+        <w:rPr>
+          <w:rFonts w:ascii="Aptos" w:eastAsia="Aptos" w:hAnsi="Aptos" w:cs="Aptos"/>
+          <w:sz w:val="20"/>
+          <w:szCs w:val="20"/>
+        </w:rPr>
+        <w:t xml:space="preserve">• </w:t>
+      </w:r>
+      <w:r>
+        <w:rPr>
+          <w:rFonts w:ascii="Aptos" w:eastAsia="Aptos" w:hAnsi="Aptos" w:cs="Aptos"/>
+          <w:b/>
+          <w:bCs/>
+          <w:sz w:val="20"/>
+          <w:szCs w:val="20"/>
+        </w:rPr>
+        <w:t xml:space="preserve">Developer accounts</w:t>
+      </w:r>
+      <w:r>
+        <w:rPr>
+          <w:rFonts w:ascii="Aptos" w:eastAsia="Aptos" w:hAnsi="Aptos" w:cs="Aptos"/>
+          <w:sz w:val="20"/>
+          <w:szCs w:val="20"/>
+        </w:rPr>
+        <w:t xml:space="preserve"> – each app store account the {{store_app}} is published under, such as the Apple Developer Program or Google Play Console, opened in your organisation’s name and paid for directly by you.</w:t>
       </w:r>
     </w:p>
     <w:p>
@@ -1535,190 +1774,19 @@
           <w:sz w:val="20"/>
           <w:szCs w:val="20"/>
         </w:rPr>
-        <w:t xml:space="preserve">{{/mobile_app}}</w:t>
-      </w:r>
-    </w:p>
-    <w:p>
-      <w:pPr>
-        <w:spacing w:line="80" w:lineRule="auto"/>
-        <w:jc w:val="both"/>
-        <w:rPr>
-          <w:rFonts w:ascii="Aptos" w:eastAsia="Aptos" w:hAnsi="Aptos" w:cs="Aptos"/>
-          <w:sz w:val="20"/>
-          <w:szCs w:val="20"/>
-        </w:rPr>
-      </w:pPr>
-    </w:p>
-    <w:p>
-      <w:pPr>
-        <w:spacing w:line="280" w:lineRule="auto"/>
-        <w:ind w:left="640" w:hanging="300"/>
-        <w:jc w:val="both"/>
-        <w:rPr>
-          <w:rFonts w:ascii="Aptos" w:eastAsia="Aptos" w:hAnsi="Aptos" w:cs="Aptos"/>
-          <w:sz w:val="20"/>
-          <w:szCs w:val="20"/>
-        </w:rPr>
-      </w:pPr>
-      <w:r>
-        <w:rPr>
-          <w:rFonts w:ascii="Aptos" w:eastAsia="Aptos" w:hAnsi="Aptos" w:cs="Aptos"/>
-          <w:sz w:val="20"/>
-          <w:szCs w:val="20"/>
-        </w:rPr>
-        <w:t>• </w:t>
-      </w:r>
-      <w:r>
-        <w:rPr>
-          <w:rFonts w:ascii="Aptos" w:eastAsia="Aptos" w:hAnsi="Aptos" w:cs="Aptos"/>
-          <w:b/>
-          <w:bCs/>
-          <w:sz w:val="20"/>
-          <w:szCs w:val="20"/>
-        </w:rPr>
-        <w:t>Photography</w:t>
-      </w:r>
-      <w:r>
-        <w:rPr>
-          <w:rFonts w:ascii="Aptos" w:eastAsia="Aptos" w:hAnsi="Aptos" w:cs="Aptos"/>
-          <w:sz w:val="20"/>
-          <w:szCs w:val="20"/>
-        </w:rPr>
-        <w:t xml:space="preserve"> – we can source budget-appropriate professional photography through third-party partners, quoted separately. </w:t>
-      </w:r>
-      <w:proofErr w:type="gramStart"/>
-      <w:r>
-        <w:rPr>
-          <w:rFonts w:ascii="Aptos" w:eastAsia="Aptos" w:hAnsi="Aptos" w:cs="Aptos"/>
-          <w:sz w:val="20"/>
-          <w:szCs w:val="20"/>
-        </w:rPr>
-        <w:t>Otherwise</w:t>
-      </w:r>
-      <w:proofErr w:type="gramEnd"/>
-      <w:r>
-        <w:rPr>
-          <w:rFonts w:ascii="Aptos" w:eastAsia="Aptos" w:hAnsi="Aptos" w:cs="Aptos"/>
-          <w:sz w:val="20"/>
-          <w:szCs w:val="20"/>
-        </w:rPr>
-        <w:t xml:space="preserve"> you supply the photos.</w:t>
-      </w:r>
-    </w:p>
-    <w:p>
-      <w:pPr>
-        <w:spacing w:line="280" w:lineRule="auto"/>
-        <w:ind w:left="640" w:hanging="300"/>
-        <w:jc w:val="both"/>
-        <w:rPr>
-          <w:rFonts w:ascii="Aptos" w:eastAsia="Aptos" w:hAnsi="Aptos" w:cs="Aptos"/>
-          <w:sz w:val="20"/>
-          <w:szCs w:val="20"/>
-        </w:rPr>
-      </w:pPr>
-      <w:r>
-        <w:rPr>
-          <w:rFonts w:ascii="Aptos" w:eastAsia="Aptos" w:hAnsi="Aptos" w:cs="Aptos"/>
-          <w:sz w:val="20"/>
-          <w:szCs w:val="20"/>
-        </w:rPr>
-        <w:t>• </w:t>
-      </w:r>
-      <w:r>
-        <w:rPr>
-          <w:rFonts w:ascii="Aptos" w:eastAsia="Aptos" w:hAnsi="Aptos" w:cs="Aptos"/>
-          <w:b/>
-          <w:bCs/>
-          <w:sz w:val="20"/>
-          <w:szCs w:val="20"/>
-        </w:rPr>
-        <w:t>Domain</w:t>
-      </w:r>
-      <w:r>
-        <w:rPr>
-          <w:rFonts w:ascii="Aptos" w:eastAsia="Aptos" w:hAnsi="Aptos" w:cs="Aptos"/>
-          <w:sz w:val="20"/>
-          <w:szCs w:val="20"/>
-        </w:rPr>
-        <w:t xml:space="preserve"> – registered and paid for by {{client.short_name}}.</w:t>
-      </w:r>
-    </w:p>
-    <w:p>
-      <w:pPr>
-        <w:spacing w:line="280" w:lineRule="auto"/>
-        <w:ind w:left="640" w:hanging="300"/>
-        <w:jc w:val="both"/>
-        <w:rPr>
-          <w:rFonts w:ascii="Aptos" w:eastAsia="Aptos" w:hAnsi="Aptos" w:cs="Aptos"/>
-          <w:sz w:val="20"/>
-          <w:szCs w:val="20"/>
-        </w:rPr>
-      </w:pPr>
-      <w:r>
-        <w:rPr>
-          <w:rFonts w:ascii="Aptos" w:eastAsia="Aptos" w:hAnsi="Aptos" w:cs="Aptos"/>
-          <w:sz w:val="20"/>
-          <w:szCs w:val="20"/>
-        </w:rPr>
-        <w:t>• </w:t>
-      </w:r>
-      <w:r>
-        <w:rPr>
-          <w:rFonts w:ascii="Aptos" w:eastAsia="Aptos" w:hAnsi="Aptos" w:cs="Aptos"/>
-          <w:b/>
-          <w:bCs/>
-          <w:sz w:val="20"/>
-          <w:szCs w:val="20"/>
-        </w:rPr>
-        <w:t>Hosting</w:t>
-      </w:r>
-      <w:r>
-        <w:rPr>
-          <w:rFonts w:ascii="Aptos" w:eastAsia="Aptos" w:hAnsi="Aptos" w:cs="Aptos"/>
-          <w:sz w:val="20"/>
-          <w:szCs w:val="20"/>
-        </w:rPr>
-        <w:t xml:space="preserve"> – held in your name and billed directly to you by your hosting provider. {{hosting.note}}</w:t>
-      </w:r>
-      <w:r>
-        <w:rPr>
-          <w:rFonts w:ascii="Aptos" w:eastAsia="Aptos" w:hAnsi="Aptos" w:cs="Aptos"/>
-          <w:sz w:val="20"/>
-          <w:szCs w:val="20"/>
-        </w:rPr>
-      </w:r>
-      <w:proofErr w:type="spellStart"/>
-      <w:r>
-        <w:rPr>
-          <w:rFonts w:ascii="Aptos" w:eastAsia="Aptos" w:hAnsi="Aptos" w:cs="Aptos"/>
-          <w:sz w:val="20"/>
-          <w:szCs w:val="20"/>
-        </w:rPr>
-      </w:r>
-      <w:proofErr w:type="spellEnd"/>
-      <w:r>
-        <w:rPr>
-          <w:rFonts w:ascii="Aptos" w:eastAsia="Aptos" w:hAnsi="Aptos" w:cs="Aptos"/>
-          <w:sz w:val="20"/>
-          <w:szCs w:val="20"/>
-        </w:rPr>
-      </w:r>
-      <w:proofErr w:type="spellStart"/>
-      <w:r>
-        <w:rPr>
-          <w:rFonts w:ascii="Aptos" w:eastAsia="Aptos" w:hAnsi="Aptos" w:cs="Aptos"/>
-          <w:sz w:val="20"/>
-          <w:szCs w:val="20"/>
-        </w:rPr>
-      </w:r>
-      <w:proofErr w:type="spellEnd"/>
-      <w:r>
-        <w:rPr>
-          <w:rFonts w:ascii="Aptos" w:eastAsia="Aptos" w:hAnsi="Aptos" w:cs="Aptos"/>
-          <w:sz w:val="20"/>
-          <w:szCs w:val="20"/>
-        </w:rPr>
-      </w:r>
+        <w:t xml:space="preserve">{{/mobile_app|web_mobile_app}}</w:t>
+      </w:r>
+    </w:p>
+    <w:p>
+      <w:pPr>
+        <w:spacing w:line="140" w:lineRule="auto"/>
+        <w:jc w:val="both"/>
+        <w:rPr>
+          <w:rFonts w:ascii="Aptos" w:eastAsia="Aptos" w:hAnsi="Aptos" w:cs="Aptos"/>
+          <w:sz w:val="20"/>
+          <w:szCs w:val="20"/>
+        </w:rPr>
+      </w:pPr>
     </w:p>
     <w:p>
       <w:pPr>
@@ -1741,45 +1809,26 @@
           <w:sz w:val="20"/>
           <w:szCs w:val="20"/>
         </w:rPr>
-        <w:t xml:space="preserve">{{?mobile_app}}</w:t>
-      </w:r>
-    </w:p>
-    <w:p>
-      <w:pPr>
-        <w:spacing w:line="280" w:lineRule="auto"/>
-        <w:ind w:left="640" w:hanging="300"/>
-        <w:jc w:val="both"/>
-        <w:rPr>
-          <w:rFonts w:ascii="Aptos" w:eastAsia="Aptos" w:hAnsi="Aptos" w:cs="Aptos"/>
-          <w:sz w:val="20"/>
-          <w:szCs w:val="20"/>
-        </w:rPr>
-      </w:pPr>
-      <w:r>
-        <w:rPr>
-          <w:rFonts w:ascii="Aptos" w:eastAsia="Aptos" w:hAnsi="Aptos" w:cs="Aptos"/>
-          <w:sz w:val="20"/>
-          <w:szCs w:val="20"/>
-        </w:rPr>
-        <w:t xml:space="preserve">• </w:t>
-      </w:r>
-      <w:r>
-        <w:rPr>
-          <w:rFonts w:ascii="Aptos" w:eastAsia="Aptos" w:hAnsi="Aptos" w:cs="Aptos"/>
-          <w:b/>
-          <w:bCs/>
-          <w:sz w:val="20"/>
-          <w:szCs w:val="20"/>
-        </w:rPr>
-        <w:t xml:space="preserve">Developer accounts</w:t>
-      </w:r>
-      <w:r>
-        <w:rPr>
-          <w:rFonts w:ascii="Aptos" w:eastAsia="Aptos" w:hAnsi="Aptos" w:cs="Aptos"/>
-          <w:sz w:val="20"/>
-          <w:szCs w:val="20"/>
-        </w:rPr>
-        <w:t xml:space="preserve"> – each app store account the {{deliverable}} is published under, such as the Apple Developer Program or Google Play Console, opened in your organisation’s name and paid for directly by you.</w:t>
+        <w:t xml:space="preserve">{{?website|web_app}}</w:t>
+      </w:r>
+    </w:p>
+    <w:p>
+      <w:pPr>
+        <w:spacing w:line="280" w:lineRule="auto"/>
+        <w:jc w:val="both"/>
+        <w:rPr>
+          <w:rFonts w:ascii="Aptos" w:eastAsia="Aptos" w:hAnsi="Aptos" w:cs="Aptos"/>
+          <w:sz w:val="20"/>
+          <w:szCs w:val="20"/>
+        </w:rPr>
+      </w:pPr>
+      <w:r>
+        <w:rPr>
+          <w:rFonts w:ascii="Aptos" w:eastAsia="Aptos" w:hAnsi="Aptos" w:cs="Aptos"/>
+          <w:sz w:val="20"/>
+          <w:szCs w:val="20"/>
+        </w:rPr>
+        <w:t>The {{deliverable}} will be built to work on the current and previous major versions of Chrome, Safari, Edge and Firefox, on desktop and mobile. If you need a particular accessibility standard (such as WCAG 2.2 Level AA) certified, tell us before design begins so we can include it.</w:t>
       </w:r>
     </w:p>
     <w:p>
@@ -1803,19 +1852,8 @@
           <w:sz w:val="20"/>
           <w:szCs w:val="20"/>
         </w:rPr>
-        <w:t xml:space="preserve">{{/mobile_app}}</w:t>
-      </w:r>
-    </w:p>
-    <w:p>
-      <w:pPr>
-        <w:spacing w:line="140" w:lineRule="auto"/>
-        <w:jc w:val="both"/>
-        <w:rPr>
-          <w:rFonts w:ascii="Aptos" w:eastAsia="Aptos" w:hAnsi="Aptos" w:cs="Aptos"/>
-          <w:sz w:val="20"/>
-          <w:szCs w:val="20"/>
-        </w:rPr>
-      </w:pPr>
+        <w:t xml:space="preserve">{{/website|web_app}}</w:t>
+      </w:r>
     </w:p>
     <w:p>
       <w:pPr>
@@ -1838,26 +1876,26 @@
           <w:sz w:val="20"/>
           <w:szCs w:val="20"/>
         </w:rPr>
-        <w:t xml:space="preserve">{{?website|web_app}}</w:t>
-      </w:r>
-    </w:p>
-    <w:p>
-      <w:pPr>
-        <w:spacing w:line="280" w:lineRule="auto"/>
-        <w:jc w:val="both"/>
-        <w:rPr>
-          <w:rFonts w:ascii="Aptos" w:eastAsia="Aptos" w:hAnsi="Aptos" w:cs="Aptos"/>
-          <w:sz w:val="20"/>
-          <w:szCs w:val="20"/>
-        </w:rPr>
-      </w:pPr>
-      <w:r>
-        <w:rPr>
-          <w:rFonts w:ascii="Aptos" w:eastAsia="Aptos" w:hAnsi="Aptos" w:cs="Aptos"/>
-          <w:sz w:val="20"/>
-          <w:szCs w:val="20"/>
-        </w:rPr>
-        <w:t>The {{deliverable}} will be built to work on the current and previous major versions of Chrome, Safari, Edge and Firefox, on desktop and mobile. If you need a particular accessibility standard (such as WCAG 2.2 Level AA) certified, tell us before design begins so we can include it.</w:t>
+        <w:t xml:space="preserve">{{?mobile_app}}</w:t>
+      </w:r>
+    </w:p>
+    <w:p>
+      <w:pPr>
+        <w:spacing w:line="280" w:lineRule="auto"/>
+        <w:jc w:val="both"/>
+        <w:rPr>
+          <w:rFonts w:ascii="Aptos" w:eastAsia="Aptos" w:hAnsi="Aptos" w:cs="Aptos"/>
+          <w:sz w:val="20"/>
+          <w:szCs w:val="20"/>
+        </w:rPr>
+      </w:pPr>
+      <w:r>
+        <w:rPr>
+          <w:rFonts w:ascii="Aptos" w:eastAsia="Aptos" w:hAnsi="Aptos" w:cs="Aptos"/>
+          <w:sz w:val="20"/>
+          <w:szCs w:val="20"/>
+        </w:rPr>
+        <w:t xml:space="preserve">The {{deliverable}} will be built to work on {{scope.devices}}. Tablet layouts are included only where section 2.2 lists them. If you need a particular accessibility standard (such as WCAG 2.2 Level AA) certified, tell us before design begins so we can include it.</w:t>
       </w:r>
     </w:p>
     <w:p>
@@ -1881,7 +1919,7 @@
           <w:sz w:val="20"/>
           <w:szCs w:val="20"/>
         </w:rPr>
-        <w:t xml:space="preserve">{{/website|web_app}}</w:t>
+        <w:t xml:space="preserve">{{/mobile_app}}</w:t>
       </w:r>
     </w:p>
     <w:p>
@@ -1905,26 +1943,26 @@
           <w:sz w:val="20"/>
           <w:szCs w:val="20"/>
         </w:rPr>
-        <w:t xml:space="preserve">{{?mobile_app}}</w:t>
-      </w:r>
-    </w:p>
-    <w:p>
-      <w:pPr>
-        <w:spacing w:line="280" w:lineRule="auto"/>
-        <w:jc w:val="both"/>
-        <w:rPr>
-          <w:rFonts w:ascii="Aptos" w:eastAsia="Aptos" w:hAnsi="Aptos" w:cs="Aptos"/>
-          <w:sz w:val="20"/>
-          <w:szCs w:val="20"/>
-        </w:rPr>
-      </w:pPr>
-      <w:r>
-        <w:rPr>
-          <w:rFonts w:ascii="Aptos" w:eastAsia="Aptos" w:hAnsi="Aptos" w:cs="Aptos"/>
-          <w:sz w:val="20"/>
-          <w:szCs w:val="20"/>
-        </w:rPr>
-        <w:t xml:space="preserve">The {{deliverable}} will be built to work on {{scope.devices}}. Tablet layouts are included only where section 2.2 lists them. If you need a particular accessibility standard (such as WCAG 2.2 Level AA) certified, tell us before design begins so we can include it.</w:t>
+        <w:t xml:space="preserve">{{?web_mobile_app}}</w:t>
+      </w:r>
+    </w:p>
+    <w:p>
+      <w:pPr>
+        <w:spacing w:line="280" w:lineRule="auto"/>
+        <w:jc w:val="both"/>
+        <w:rPr>
+          <w:rFonts w:ascii="Aptos" w:eastAsia="Aptos" w:hAnsi="Aptos" w:cs="Aptos"/>
+          <w:sz w:val="20"/>
+          <w:szCs w:val="20"/>
+        </w:rPr>
+      </w:pPr>
+      <w:r>
+        <w:rPr>
+          <w:rFonts w:ascii="Aptos" w:eastAsia="Aptos" w:hAnsi="Aptos" w:cs="Aptos"/>
+          <w:sz w:val="20"/>
+          <w:szCs w:val="20"/>
+        </w:rPr>
+        <w:t xml:space="preserve">The web app will be built to work on the current and previous major versions of Chrome, Safari, Edge and Firefox, on desktop and mobile, and the mobile app on {{scope.devices}}. Tablet layouts are included only where section 2.2 lists them. If you need a particular accessibility standard (such as WCAG 2.2 Level AA) certified, tell us before design begins so we can include it.</w:t>
       </w:r>
     </w:p>
     <w:p>
@@ -1948,7 +1986,7 @@
           <w:sz w:val="20"/>
           <w:szCs w:val="20"/>
         </w:rPr>
-        <w:t xml:space="preserve">{{/mobile_app}}</w:t>
+        <w:t xml:space="preserve">{{/web_mobile_app}}</w:t>
       </w:r>
     </w:p>
     <w:p>
@@ -2050,7 +2088,7 @@
           <w:sz w:val="20"/>
           <w:szCs w:val="20"/>
         </w:rPr>
-        <w:t xml:space="preserve">{{?web_app|mobile_app}}</w:t>
+        <w:t xml:space="preserve">{{?web_app|mobile_app|web_mobile_app}}</w:t>
       </w:r>
     </w:p>
     <w:p>
@@ -2093,7 +2131,7 @@
           <w:sz w:val="20"/>
           <w:szCs w:val="20"/>
         </w:rPr>
-        <w:t xml:space="preserve">{{/web_app|mobile_app}}</w:t>
+        <w:t xml:space="preserve">{{/web_app|mobile_app|web_mobile_app}}</w:t>
       </w:r>
     </w:p>
     <w:p>
@@ -3379,7 +3417,7 @@
           <w:sz w:val="20"/>
           <w:szCs w:val="20"/>
         </w:rPr>
-        <w:t xml:space="preserve">{{?web_app|mobile_app}}</w:t>
+        <w:t xml:space="preserve">{{?web_app|mobile_app|web_mobile_app}}</w:t>
       </w:r>
     </w:p>
     <w:p>
@@ -3433,7 +3471,7 @@
           <w:sz w:val="20"/>
           <w:szCs w:val="20"/>
         </w:rPr>
-        <w:t xml:space="preserve">{{/web_app|mobile_app}}</w:t>
+        <w:t xml:space="preserve">{{/web_app|mobile_app|web_mobile_app}}</w:t>
       </w:r>
     </w:p>
     <w:p>
@@ -3514,48 +3552,10 @@
       <w:r>
         <w:rPr>
           <w:rFonts w:ascii="Aptos" w:eastAsia="Aptos" w:hAnsi="Aptos" w:cs="Aptos"/>
-          <w:b/>
-          <w:bCs/>
-          <w:color w:val="1F1F1F"/>
-          <w:sz w:val="20"/>
-          <w:szCs w:val="20"/>
-        </w:rPr>
-        <w:t>3.6 Acceptance</w:t>
-      </w:r>
-    </w:p>
-    <w:p>
-      <w:pPr>
-        <w:spacing w:line="280" w:lineRule="auto"/>
-        <w:jc w:val="both"/>
-        <w:rPr>
-          <w:rFonts w:ascii="Aptos" w:eastAsia="Aptos" w:hAnsi="Aptos" w:cs="Aptos"/>
-          <w:sz w:val="20"/>
-          <w:szCs w:val="20"/>
-        </w:rPr>
-      </w:pPr>
-      <w:r>
-        <w:rPr>
-          <w:rFonts w:ascii="Aptos" w:eastAsia="Aptos" w:hAnsi="Aptos" w:cs="Aptos"/>
-          <w:sz w:val="20"/>
-          <w:szCs w:val="20"/>
-        </w:rPr>
-        <w:t>The {{deliverable}} is accepted when it does what sections 2.1 and 2.2 describe.</w:t>
-      </w:r>
-      <w:proofErr w:type="gramStart"/>
-      <w:r>
-        <w:rPr>
-          <w:rFonts w:ascii="Aptos" w:eastAsia="Aptos" w:hAnsi="Aptos" w:cs="Aptos"/>
-          <w:sz w:val="20"/>
-          <w:szCs w:val="20"/>
-        </w:rPr>
-      </w:r>
-      <w:proofErr w:type="gramEnd"/>
-      <w:r>
-        <w:rPr>
-          <w:rFonts w:ascii="Aptos" w:eastAsia="Aptos" w:hAnsi="Aptos" w:cs="Aptos"/>
-          <w:sz w:val="20"/>
-          <w:szCs w:val="20"/>
-        </w:rPr>
+          <w:sz w:val="20"/>
+          <w:szCs w:val="20"/>
+        </w:rPr>
+        <w:t xml:space="preserve">{{?website}}</w:t>
       </w:r>
     </w:p>
     <w:p>
@@ -3576,40 +3576,13 @@
       <w:r>
         <w:rPr>
           <w:rFonts w:ascii="Aptos" w:eastAsia="Aptos" w:hAnsi="Aptos" w:cs="Aptos"/>
-          <w:sz w:val="20"/>
-          <w:szCs w:val="20"/>
-        </w:rPr>
-        <w:t xml:space="preserve">{{?web_app|mobile_app}}</w:t>
-      </w:r>
-    </w:p>
-    <w:p>
-      <w:pPr>
-        <w:spacing w:line="140" w:lineRule="auto"/>
-        <w:jc w:val="both"/>
-        <w:rPr>
-          <w:rFonts w:ascii="Aptos" w:eastAsia="Aptos" w:hAnsi="Aptos" w:cs="Aptos"/>
-          <w:sz w:val="20"/>
-          <w:szCs w:val="20"/>
-        </w:rPr>
-      </w:pPr>
-    </w:p>
-    <w:p>
-      <w:pPr>
-        <w:spacing w:line="280" w:lineRule="auto"/>
-        <w:jc w:val="both"/>
-        <w:rPr>
-          <w:rFonts w:ascii="Aptos" w:eastAsia="Aptos" w:hAnsi="Aptos" w:cs="Aptos"/>
-          <w:sz w:val="20"/>
-          <w:szCs w:val="20"/>
-        </w:rPr>
-      </w:pPr>
-      <w:r>
-        <w:rPr>
-          <w:rFonts w:ascii="Aptos" w:eastAsia="Aptos" w:hAnsi="Aptos" w:cs="Aptos"/>
-          <w:sz w:val="20"/>
-          <w:szCs w:val="20"/>
-        </w:rPr>
-        <w:t xml:space="preserve">Before development starts, we will agree with you in writing how each feature listed in section 2.2 will be tested – what someone using the {{deliverable}} does, and what should happen. Those acceptance criteria become part of that feature’s description, and are what the {{deliverable}} is tested against, in the browsers or on the devices set out in section 2.3. A feature without agreed criteria is tested against its description in section 2.2.</w:t>
+          <w:b/>
+          <w:bCs/>
+          <w:color w:val="1F1F1F"/>
+          <w:sz w:val="20"/>
+          <w:szCs w:val="20"/>
+        </w:rPr>
+        <w:t>3.6 Acceptance</w:t>
       </w:r>
     </w:p>
     <w:p>
@@ -3633,203 +3606,8 @@
           <w:sz w:val="20"/>
           <w:szCs w:val="20"/>
         </w:rPr>
-        <w:t xml:space="preserve">{{/web_app|mobile_app}}</w:t>
-      </w:r>
-    </w:p>
-    <w:p>
-      <w:pPr>
-        <w:spacing w:line="140" w:lineRule="auto"/>
-        <w:jc w:val="both"/>
-        <w:rPr>
-          <w:rFonts w:ascii="Aptos" w:eastAsia="Aptos" w:hAnsi="Aptos" w:cs="Aptos"/>
-          <w:sz w:val="20"/>
-          <w:szCs w:val="20"/>
-        </w:rPr>
-      </w:pPr>
-    </w:p>
-    <w:p>
-      <w:pPr>
-        <w:spacing w:line="280" w:lineRule="auto"/>
-        <w:jc w:val="both"/>
-        <w:rPr>
-          <w:rFonts w:ascii="Aptos" w:eastAsia="Aptos" w:hAnsi="Aptos" w:cs="Aptos"/>
-          <w:sz w:val="20"/>
-          <w:szCs w:val="20"/>
-        </w:rPr>
-      </w:pPr>
-      <w:r>
-        <w:rPr>
-          <w:rFonts w:ascii="Aptos" w:eastAsia="Aptos" w:hAnsi="Aptos" w:cs="Aptos"/>
-          <w:sz w:val="20"/>
-          <w:szCs w:val="20"/>
-        </w:rPr>
-        <w:t>When we tell you it is ready for review, you have 10 business days to test it and either accept it in writing, or give us a written list of anything that does not work as described in sections 2.1 and 2.2. We will fix those items and return it for re-testing. Each later round has 5 business days, because only the fixes need re-testing.</w:t>
-      </w:r>
-      <w:proofErr w:type="gramStart"/>
-      <w:r>
-        <w:rPr>
-          <w:rFonts w:ascii="Aptos" w:eastAsia="Aptos" w:hAnsi="Aptos" w:cs="Aptos"/>
-          <w:sz w:val="20"/>
-          <w:szCs w:val="20"/>
-        </w:rPr>
-      </w:r>
-      <w:proofErr w:type="gramEnd"/>
-      <w:r>
-        <w:rPr>
-          <w:rFonts w:ascii="Aptos" w:eastAsia="Aptos" w:hAnsi="Aptos" w:cs="Aptos"/>
-          <w:sz w:val="20"/>
-          <w:szCs w:val="20"/>
-        </w:rPr>
-      </w:r>
-    </w:p>
-    <w:p>
-      <w:pPr>
-        <w:spacing w:line="140" w:lineRule="auto"/>
-        <w:jc w:val="both"/>
-        <w:rPr>
-          <w:rFonts w:ascii="Aptos" w:eastAsia="Aptos" w:hAnsi="Aptos" w:cs="Aptos"/>
-          <w:sz w:val="20"/>
-          <w:szCs w:val="20"/>
-        </w:rPr>
-      </w:pPr>
-    </w:p>
-    <w:p>
-      <w:pPr>
-        <w:spacing w:line="280" w:lineRule="auto"/>
-        <w:jc w:val="both"/>
-        <w:rPr>
-          <w:rFonts w:ascii="Aptos" w:eastAsia="Aptos" w:hAnsi="Aptos" w:cs="Aptos"/>
-          <w:sz w:val="20"/>
-          <w:szCs w:val="20"/>
-        </w:rPr>
-      </w:pPr>
-      <w:r>
-        <w:rPr>
-          <w:rFonts w:ascii="Aptos" w:eastAsia="Aptos" w:hAnsi="Aptos" w:cs="Aptos"/>
-          <w:sz w:val="20"/>
-          <w:szCs w:val="20"/>
-        </w:rPr>
-        <w:t>If we do not hear from you within the time allowed, we will send a reminder. If we still have not heard 5 business days after that, the {{deliverable}} is accepted and the support period in section 3.5 begins. Anything that does not work as described is still fixed under section 3.5.</w:t>
-      </w:r>
-      <w:proofErr w:type="gramStart"/>
-      <w:r>
-        <w:rPr>
-          <w:rFonts w:ascii="Aptos" w:eastAsia="Aptos" w:hAnsi="Aptos" w:cs="Aptos"/>
-          <w:sz w:val="20"/>
-          <w:szCs w:val="20"/>
-        </w:rPr>
-      </w:r>
-      <w:proofErr w:type="gramEnd"/>
-      <w:r>
-        <w:rPr>
-          <w:rFonts w:ascii="Aptos" w:eastAsia="Aptos" w:hAnsi="Aptos" w:cs="Aptos"/>
-          <w:sz w:val="20"/>
-          <w:szCs w:val="20"/>
-        </w:rPr>
-      </w:r>
-    </w:p>
-    <w:p>
-      <w:pPr>
-        <w:spacing w:line="140" w:lineRule="auto"/>
-        <w:jc w:val="both"/>
-        <w:rPr>
-          <w:rFonts w:ascii="Aptos" w:eastAsia="Aptos" w:hAnsi="Aptos" w:cs="Aptos"/>
-          <w:sz w:val="20"/>
-          <w:szCs w:val="20"/>
-        </w:rPr>
-      </w:pPr>
-    </w:p>
-    <w:p>
-      <w:pPr>
-        <w:spacing w:line="280" w:lineRule="auto"/>
-        <w:jc w:val="both"/>
-        <w:rPr>
-          <w:rFonts w:ascii="Aptos" w:eastAsia="Aptos" w:hAnsi="Aptos" w:cs="Aptos"/>
-          <w:sz w:val="20"/>
-          <w:szCs w:val="20"/>
-        </w:rPr>
-      </w:pPr>
-      <w:r>
-        <w:rPr>
-          <w:rFonts w:ascii="Aptos" w:eastAsia="Aptos" w:hAnsi="Aptos" w:cs="Aptos"/>
-          <w:sz w:val="20"/>
-          <w:szCs w:val="20"/>
-        </w:rPr>
-        <w:t>Something that works as described, but that you would now like done differently, is a change under section 3.3 rather than a failure to accept. We will tell you which we think it is, and why, before we quote it.</w:t>
-      </w:r>
-      <w:proofErr w:type="gramStart"/>
-      <w:r>
-        <w:rPr>
-          <w:rFonts w:ascii="Aptos" w:eastAsia="Aptos" w:hAnsi="Aptos" w:cs="Aptos"/>
-          <w:sz w:val="20"/>
-          <w:szCs w:val="20"/>
-        </w:rPr>
-      </w:r>
-      <w:proofErr w:type="gramEnd"/>
-      <w:r>
-        <w:rPr>
-          <w:rFonts w:ascii="Aptos" w:eastAsia="Aptos" w:hAnsi="Aptos" w:cs="Aptos"/>
-          <w:sz w:val="20"/>
-          <w:szCs w:val="20"/>
-        </w:rPr>
-      </w:r>
-    </w:p>
-    <w:p>
-      <w:pPr>
-        <w:spacing w:line="140" w:lineRule="auto"/>
-        <w:jc w:val="both"/>
-        <w:rPr>
-          <w:rFonts w:ascii="Aptos" w:eastAsia="Aptos" w:hAnsi="Aptos" w:cs="Aptos"/>
-          <w:sz w:val="20"/>
-          <w:szCs w:val="20"/>
-        </w:rPr>
-      </w:pPr>
-    </w:p>
-    <w:p>
-      <w:pPr>
-        <w:spacing w:line="280" w:lineRule="auto"/>
-        <w:jc w:val="both"/>
-        <w:rPr>
-          <w:rFonts w:ascii="Aptos" w:eastAsia="Aptos" w:hAnsi="Aptos" w:cs="Aptos"/>
-          <w:sz w:val="20"/>
-          <w:szCs w:val="20"/>
-        </w:rPr>
-      </w:pPr>
-      <w:r>
-        <w:rPr>
-          <w:rFonts w:ascii="Aptos" w:eastAsia="Aptos" w:hAnsi="Aptos" w:cs="Aptos"/>
-          <w:sz w:val="20"/>
-          <w:szCs w:val="20"/>
-        </w:rPr>
-        <w:t>If you publish the {{deliverable}}, or use it in your business, it is accepted.</w:t>
-      </w:r>
-      <w:proofErr w:type="gramStart"/>
-      <w:r>
-        <w:rPr>
-          <w:rFonts w:ascii="Aptos" w:eastAsia="Aptos" w:hAnsi="Aptos" w:cs="Aptos"/>
-          <w:sz w:val="20"/>
-          <w:szCs w:val="20"/>
-        </w:rPr>
-      </w:r>
-      <w:proofErr w:type="gramEnd"/>
-      <w:r>
-        <w:rPr>
-          <w:rFonts w:ascii="Aptos" w:eastAsia="Aptos" w:hAnsi="Aptos" w:cs="Aptos"/>
-          <w:sz w:val="20"/>
-          <w:szCs w:val="20"/>
-        </w:rPr>
-      </w:r>
-    </w:p>
-    <w:p>
-      <w:pPr>
-        <w:spacing w:line="140" w:lineRule="auto"/>
-        <w:jc w:val="both"/>
-        <w:rPr>
-          <w:rFonts w:ascii="Aptos" w:eastAsia="Aptos" w:hAnsi="Aptos" w:cs="Aptos"/>
-          <w:sz w:val="20"/>
-          <w:szCs w:val="20"/>
-        </w:rPr>
-      </w:pPr>
+        <w:t xml:space="preserve">{{/website}}</w:t>
+      </w:r>
     </w:p>
     <w:p>
       <w:pPr>
@@ -3849,13 +3627,10 @@
       <w:r>
         <w:rPr>
           <w:rFonts w:ascii="Aptos" w:eastAsia="Aptos" w:hAnsi="Aptos" w:cs="Aptos"/>
-          <w:b/>
-          <w:bCs/>
-          <w:color w:val="1F1F1F"/>
-          <w:sz w:val="20"/>
-          <w:szCs w:val="20"/>
-        </w:rPr>
-        <w:t>3.7 Handover</w:t>
+          <w:sz w:val="20"/>
+          <w:szCs w:val="20"/>
+        </w:rPr>
+        <w:t xml:space="preserve">{{?web_app|mobile_app|web_mobile_app}}</w:t>
       </w:r>
     </w:p>
     <w:p>
@@ -3876,44 +3651,13 @@
       <w:r>
         <w:rPr>
           <w:rFonts w:ascii="Aptos" w:eastAsia="Aptos" w:hAnsi="Aptos" w:cs="Aptos"/>
-          <w:sz w:val="20"/>
-          <w:szCs w:val="20"/>
-        </w:rPr>
-        <w:t xml:space="preserve">{{?website}}</w:t>
-      </w:r>
-    </w:p>
-    <w:p>
-      <w:pPr>
-        <w:spacing w:line="280" w:lineRule="auto"/>
-        <w:jc w:val="both"/>
-        <w:rPr>
-          <w:rFonts w:ascii="Aptos" w:eastAsia="Aptos" w:hAnsi="Aptos" w:cs="Aptos"/>
-          <w:sz w:val="20"/>
-          <w:szCs w:val="20"/>
-        </w:rPr>
-      </w:pPr>
-      <w:r>
-        <w:rPr>
-          <w:rFonts w:ascii="Aptos" w:eastAsia="Aptos" w:hAnsi="Aptos" w:cs="Aptos"/>
-          <w:sz w:val="20"/>
-          <w:szCs w:val="20"/>
-        </w:rPr>
-        <w:t>On acceptance you receive full {{scope.platform}} administrator access, a short handover session, and guidance for publishing and updating content</w:t>
-      </w:r>
-      <w:r>
-        <w:rPr>
-          <w:rFonts w:ascii="Aptos" w:eastAsia="Aptos" w:hAnsi="Aptos" w:cs="Aptos"/>
-          <w:sz w:val="20"/>
-          <w:szCs w:val="20"/>
-        </w:rPr>
-      </w:r>
-      <w:r>
-        <w:rPr>
-          <w:rFonts w:ascii="Aptos" w:eastAsia="Aptos" w:hAnsi="Aptos" w:cs="Aptos"/>
-          <w:sz w:val="20"/>
-          <w:szCs w:val="20"/>
-        </w:rPr>
-        <w:t xml:space="preserve">. We transfer the website to an account in your name, or give you a complete export of the website files and database. Analytics and Search Console are set up in your own Google account, so they stay with you. We will also hand over any other accounts or credentials we hold for the website, and give you an export of your content and data on request. Our working design files are not part of the handover – your ownership of the design under section 9 is unaffected, and if you want the working files as well, tell us and we will quote for them. </w:t>
+          <w:b/>
+          <w:bCs/>
+          <w:color w:val="1F1F1F"/>
+          <w:sz w:val="20"/>
+          <w:szCs w:val="20"/>
+        </w:rPr>
+        <w:t>3.6 User acceptance testing (UAT)</w:t>
       </w:r>
     </w:p>
     <w:p>
@@ -3937,7 +3681,42 @@
           <w:sz w:val="20"/>
           <w:szCs w:val="20"/>
         </w:rPr>
-        <w:t xml:space="preserve">{{/website}}</w:t>
+        <w:t xml:space="preserve">{{/web_app|mobile_app|web_mobile_app}}</w:t>
+      </w:r>
+    </w:p>
+    <w:p>
+      <w:pPr>
+        <w:spacing w:line="280" w:lineRule="auto"/>
+        <w:jc w:val="both"/>
+        <w:rPr>
+          <w:rFonts w:ascii="Aptos" w:eastAsia="Aptos" w:hAnsi="Aptos" w:cs="Aptos"/>
+          <w:sz w:val="20"/>
+          <w:szCs w:val="20"/>
+        </w:rPr>
+      </w:pPr>
+      <w:r>
+        <w:rPr>
+          <w:rFonts w:ascii="Aptos" w:eastAsia="Aptos" w:hAnsi="Aptos" w:cs="Aptos"/>
+          <w:sz w:val="20"/>
+          <w:szCs w:val="20"/>
+        </w:rPr>
+        <w:t>The {{deliverable}} is accepted when it does what sections 2.1 and 2.2 describe.</w:t>
+      </w:r>
+      <w:proofErr w:type="gramStart"/>
+      <w:r>
+        <w:rPr>
+          <w:rFonts w:ascii="Aptos" w:eastAsia="Aptos" w:hAnsi="Aptos" w:cs="Aptos"/>
+          <w:sz w:val="20"/>
+          <w:szCs w:val="20"/>
+        </w:rPr>
+      </w:r>
+      <w:proofErr w:type="gramEnd"/>
+      <w:r>
+        <w:rPr>
+          <w:rFonts w:ascii="Aptos" w:eastAsia="Aptos" w:hAnsi="Aptos" w:cs="Aptos"/>
+          <w:sz w:val="20"/>
+          <w:szCs w:val="20"/>
+        </w:rPr>
       </w:r>
     </w:p>
     <w:p>
@@ -3961,26 +3740,97 @@
           <w:sz w:val="20"/>
           <w:szCs w:val="20"/>
         </w:rPr>
-        <w:t xml:space="preserve">{{?web_app|mobile_app}}</w:t>
-      </w:r>
-    </w:p>
-    <w:p>
-      <w:pPr>
-        <w:spacing w:line="280" w:lineRule="auto"/>
-        <w:jc w:val="both"/>
-        <w:rPr>
-          <w:rFonts w:ascii="Aptos" w:eastAsia="Aptos" w:hAnsi="Aptos" w:cs="Aptos"/>
-          <w:sz w:val="20"/>
-          <w:szCs w:val="20"/>
-        </w:rPr>
-      </w:pPr>
-      <w:r>
-        <w:rPr>
-          <w:rFonts w:ascii="Aptos" w:eastAsia="Aptos" w:hAnsi="Aptos" w:cs="Aptos"/>
-          <w:sz w:val="20"/>
-          <w:szCs w:val="20"/>
-        </w:rPr>
-        <w:t xml:space="preserve">On acceptance you receive administrator access to any admin area the {{deliverable}} has, a short handover session, and technical documentation covering how the {{deliverable}} is built, configured and deployed. We transfer the source code repository to an account in your name, or give you a complete copy of it. The production environment, analytics and error reporting are set up in accounts in your own name under section 3.8, so they stay with you. We will also hand over any other accounts, keys or credentials we hold for the {{deliverable}}, and give you an export of your content and data on request. Our working design files are not part of the handover – your ownership of the design under section 9 is unaffected, and if you want the working files as well, tell us and we will quote for them.</w:t>
+        <w:t xml:space="preserve">{{?web_app|mobile_app|web_mobile_app}}</w:t>
+      </w:r>
+    </w:p>
+    <w:p>
+      <w:pPr>
+        <w:spacing w:line="140" w:lineRule="auto"/>
+        <w:jc w:val="both"/>
+        <w:rPr>
+          <w:rFonts w:ascii="Aptos" w:eastAsia="Aptos" w:hAnsi="Aptos" w:cs="Aptos"/>
+          <w:sz w:val="20"/>
+          <w:szCs w:val="20"/>
+        </w:rPr>
+      </w:pPr>
+    </w:p>
+    <w:p>
+      <w:pPr>
+        <w:spacing w:line="280" w:lineRule="auto"/>
+        <w:jc w:val="both"/>
+        <w:rPr>
+          <w:rFonts w:ascii="Aptos" w:eastAsia="Aptos" w:hAnsi="Aptos" w:cs="Aptos"/>
+          <w:sz w:val="20"/>
+          <w:szCs w:val="20"/>
+        </w:rPr>
+      </w:pPr>
+      <w:r>
+        <w:rPr>
+          <w:rFonts w:ascii="Aptos" w:eastAsia="Aptos" w:hAnsi="Aptos" w:cs="Aptos"/>
+          <w:sz w:val="20"/>
+          <w:szCs w:val="20"/>
+        </w:rPr>
+        <w:t xml:space="preserve">Before development starts, we will agree with you in writing the acceptance criteria for each feature listed in section 2.2 – what someone using the {{deliverable}} does, and what should happen. They become part of that feature’s description. User acceptance testing (UAT) checks the {{deliverable}} against them, and a feature without agreed criteria is tested against its description in section 2.2.</w:t>
+      </w:r>
+    </w:p>
+    <w:p>
+      <w:pPr>
+        <w:spacing w:line="140" w:lineRule="auto"/>
+        <w:jc w:val="both"/>
+        <w:rPr>
+          <w:rFonts w:ascii="Aptos" w:eastAsia="Aptos" w:hAnsi="Aptos" w:cs="Aptos"/>
+          <w:sz w:val="20"/>
+          <w:szCs w:val="20"/>
+        </w:rPr>
+      </w:pPr>
+    </w:p>
+    <w:p>
+      <w:pPr>
+        <w:spacing w:line="280" w:lineRule="auto"/>
+        <w:jc w:val="both"/>
+        <w:rPr>
+          <w:rFonts w:ascii="Aptos" w:eastAsia="Aptos" w:hAnsi="Aptos" w:cs="Aptos"/>
+          <w:sz w:val="20"/>
+          <w:szCs w:val="20"/>
+        </w:rPr>
+      </w:pPr>
+      <w:r>
+        <w:rPr>
+          <w:rFonts w:ascii="Aptos" w:eastAsia="Aptos" w:hAnsi="Aptos" w:cs="Aptos"/>
+          <w:sz w:val="20"/>
+          <w:szCs w:val="20"/>
+        </w:rPr>
+        <w:t xml:space="preserve">Your nominated testers carry out UAT with your own test data and devices, in the browsers or on the devices set out in section 2.3, in a testing environment we provide separately from the live {{deliverable}}.</w:t>
+      </w:r>
+    </w:p>
+    <w:p>
+      <w:pPr>
+        <w:spacing w:line="140" w:lineRule="auto"/>
+        <w:jc w:val="both"/>
+        <w:rPr>
+          <w:rFonts w:ascii="Aptos" w:eastAsia="Aptos" w:hAnsi="Aptos" w:cs="Aptos"/>
+          <w:sz w:val="20"/>
+          <w:szCs w:val="20"/>
+        </w:rPr>
+      </w:pPr>
+    </w:p>
+    <w:p>
+      <w:pPr>
+        <w:spacing w:line="280" w:lineRule="auto"/>
+        <w:jc w:val="both"/>
+        <w:rPr>
+          <w:rFonts w:ascii="Aptos" w:eastAsia="Aptos" w:hAnsi="Aptos" w:cs="Aptos"/>
+          <w:sz w:val="20"/>
+          <w:szCs w:val="20"/>
+        </w:rPr>
+      </w:pPr>
+      <w:r>
+        <w:rPr>
+          <w:rFonts w:ascii="Aptos" w:eastAsia="Aptos" w:hAnsi="Aptos" w:cs="Aptos"/>
+          <w:sz w:val="20"/>
+          <w:szCs w:val="20"/>
+        </w:rPr>
+        <w:t xml:space="preserve">Only critical and major defects hold up sign-off: the {{deliverable}} being unavailable, data being lost or exposed, or a feature listed in section 2.2 not working with no reasonable workaround. If everything on your list is minor, the {{deliverable}} is accepted and we fix those items under section 3.5. Your written sign-off at the end of UAT is acceptance under this section.</w:t>
       </w:r>
     </w:p>
     <w:p>
@@ -4001,32 +3851,10 @@
       <w:r>
         <w:rPr>
           <w:rFonts w:ascii="Aptos" w:eastAsia="Aptos" w:hAnsi="Aptos" w:cs="Aptos"/>
-          <w:b/>
-          <w:bCs/>
-          <w:color w:val="1F1F1F"/>
-          <w:sz w:val="20"/>
-          <w:szCs w:val="20"/>
-        </w:rPr>
-        <w:t>3.8 Environments and source code</w:t>
-      </w:r>
-    </w:p>
-    <w:p>
-      <w:pPr>
-        <w:spacing w:line="280" w:lineRule="auto"/>
-        <w:jc w:val="both"/>
-        <w:rPr>
-          <w:rFonts w:ascii="Aptos" w:eastAsia="Aptos" w:hAnsi="Aptos" w:cs="Aptos"/>
-          <w:sz w:val="20"/>
-          <w:szCs w:val="20"/>
-        </w:rPr>
-      </w:pPr>
-      <w:r>
-        <w:rPr>
-          <w:rFonts w:ascii="Aptos" w:eastAsia="Aptos" w:hAnsi="Aptos" w:cs="Aptos"/>
-          <w:sz w:val="20"/>
-          <w:szCs w:val="20"/>
-        </w:rPr>
-        <w:t xml:space="preserve">We build and test the {{deliverable}} in our own development and testing environments, and keep the source code in a repository we manage until it is handed over under section 3.7. If you ask, we will give you read access to the repository during the build.</w:t>
+          <w:sz w:val="20"/>
+          <w:szCs w:val="20"/>
+        </w:rPr>
+        <w:t xml:space="preserve">{{/web_app|mobile_app|web_mobile_app}}</w:t>
       </w:r>
     </w:p>
     <w:p>
@@ -4056,7 +3884,23 @@
           <w:sz w:val="20"/>
           <w:szCs w:val="20"/>
         </w:rPr>
-        <w:t xml:space="preserve">The production environment – the hosting, databases and other cloud services the {{deliverable}} runs on once it is live – is set up in accounts in your name, and you pay those providers directly under section 5.0. We need administrator access to those accounts to build, deploy and support the {{deliverable}}. If that access is removed or limited, we cannot deploy or support it until it is restored, and any delay this causes is treated as a delay on your side under section 11.</w:t>
+        <w:t>When we tell you it is ready for review, you have 10 business days to test it and either accept it in writing, or give us a written list of anything that does not work as described in sections 2.1 and 2.2. We will fix those items and return it for re-testing. Each later round has 5 business days, because only the fixes need re-testing.</w:t>
+      </w:r>
+      <w:proofErr w:type="gramStart"/>
+      <w:r>
+        <w:rPr>
+          <w:rFonts w:ascii="Aptos" w:eastAsia="Aptos" w:hAnsi="Aptos" w:cs="Aptos"/>
+          <w:sz w:val="20"/>
+          <w:szCs w:val="20"/>
+        </w:rPr>
+      </w:r>
+      <w:proofErr w:type="gramEnd"/>
+      <w:r>
+        <w:rPr>
+          <w:rFonts w:ascii="Aptos" w:eastAsia="Aptos" w:hAnsi="Aptos" w:cs="Aptos"/>
+          <w:sz w:val="20"/>
+          <w:szCs w:val="20"/>
+        </w:rPr>
       </w:r>
     </w:p>
     <w:p>
@@ -4086,8 +3930,127 @@
           <w:sz w:val="20"/>
           <w:szCs w:val="20"/>
         </w:rPr>
-        <w:t xml:space="preserve">The {{deliverable}} uses open-source components, which stay with their owners on their own licence terms under section 9. We choose components whose licences allow commercial use and do not require you to publish your own source code.</w:t>
-      </w:r>
+        <w:t>If we do not hear from you within the time allowed, we will send a reminder. If we still have not heard 5 business days after that, the {{deliverable}} is accepted and the support period in section 3.5 begins. Anything that does not work as described is still fixed under section 3.5.</w:t>
+      </w:r>
+      <w:proofErr w:type="gramStart"/>
+      <w:r>
+        <w:rPr>
+          <w:rFonts w:ascii="Aptos" w:eastAsia="Aptos" w:hAnsi="Aptos" w:cs="Aptos"/>
+          <w:sz w:val="20"/>
+          <w:szCs w:val="20"/>
+        </w:rPr>
+      </w:r>
+      <w:proofErr w:type="gramEnd"/>
+      <w:r>
+        <w:rPr>
+          <w:rFonts w:ascii="Aptos" w:eastAsia="Aptos" w:hAnsi="Aptos" w:cs="Aptos"/>
+          <w:sz w:val="20"/>
+          <w:szCs w:val="20"/>
+        </w:rPr>
+      </w:r>
+    </w:p>
+    <w:p>
+      <w:pPr>
+        <w:spacing w:line="140" w:lineRule="auto"/>
+        <w:jc w:val="both"/>
+        <w:rPr>
+          <w:rFonts w:ascii="Aptos" w:eastAsia="Aptos" w:hAnsi="Aptos" w:cs="Aptos"/>
+          <w:sz w:val="20"/>
+          <w:szCs w:val="20"/>
+        </w:rPr>
+      </w:pPr>
+    </w:p>
+    <w:p>
+      <w:pPr>
+        <w:spacing w:line="280" w:lineRule="auto"/>
+        <w:jc w:val="both"/>
+        <w:rPr>
+          <w:rFonts w:ascii="Aptos" w:eastAsia="Aptos" w:hAnsi="Aptos" w:cs="Aptos"/>
+          <w:sz w:val="20"/>
+          <w:szCs w:val="20"/>
+        </w:rPr>
+      </w:pPr>
+      <w:r>
+        <w:rPr>
+          <w:rFonts w:ascii="Aptos" w:eastAsia="Aptos" w:hAnsi="Aptos" w:cs="Aptos"/>
+          <w:sz w:val="20"/>
+          <w:szCs w:val="20"/>
+        </w:rPr>
+        <w:t>Something that works as described, but that you would now like done differently, is a change under section 3.3 rather than a failure to accept. We will tell you which we think it is, and why, before we quote it.</w:t>
+      </w:r>
+      <w:proofErr w:type="gramStart"/>
+      <w:r>
+        <w:rPr>
+          <w:rFonts w:ascii="Aptos" w:eastAsia="Aptos" w:hAnsi="Aptos" w:cs="Aptos"/>
+          <w:sz w:val="20"/>
+          <w:szCs w:val="20"/>
+        </w:rPr>
+      </w:r>
+      <w:proofErr w:type="gramEnd"/>
+      <w:r>
+        <w:rPr>
+          <w:rFonts w:ascii="Aptos" w:eastAsia="Aptos" w:hAnsi="Aptos" w:cs="Aptos"/>
+          <w:sz w:val="20"/>
+          <w:szCs w:val="20"/>
+        </w:rPr>
+      </w:r>
+    </w:p>
+    <w:p>
+      <w:pPr>
+        <w:spacing w:line="140" w:lineRule="auto"/>
+        <w:jc w:val="both"/>
+        <w:rPr>
+          <w:rFonts w:ascii="Aptos" w:eastAsia="Aptos" w:hAnsi="Aptos" w:cs="Aptos"/>
+          <w:sz w:val="20"/>
+          <w:szCs w:val="20"/>
+        </w:rPr>
+      </w:pPr>
+    </w:p>
+    <w:p>
+      <w:pPr>
+        <w:spacing w:line="280" w:lineRule="auto"/>
+        <w:jc w:val="both"/>
+        <w:rPr>
+          <w:rFonts w:ascii="Aptos" w:eastAsia="Aptos" w:hAnsi="Aptos" w:cs="Aptos"/>
+          <w:sz w:val="20"/>
+          <w:szCs w:val="20"/>
+        </w:rPr>
+      </w:pPr>
+      <w:r>
+        <w:rPr>
+          <w:rFonts w:ascii="Aptos" w:eastAsia="Aptos" w:hAnsi="Aptos" w:cs="Aptos"/>
+          <w:sz w:val="20"/>
+          <w:szCs w:val="20"/>
+        </w:rPr>
+        <w:t>If you publish the {{deliverable}}, or use it in your business, it is accepted.</w:t>
+      </w:r>
+      <w:proofErr w:type="gramStart"/>
+      <w:r>
+        <w:rPr>
+          <w:rFonts w:ascii="Aptos" w:eastAsia="Aptos" w:hAnsi="Aptos" w:cs="Aptos"/>
+          <w:sz w:val="20"/>
+          <w:szCs w:val="20"/>
+        </w:rPr>
+      </w:r>
+      <w:proofErr w:type="gramEnd"/>
+      <w:r>
+        <w:rPr>
+          <w:rFonts w:ascii="Aptos" w:eastAsia="Aptos" w:hAnsi="Aptos" w:cs="Aptos"/>
+          <w:sz w:val="20"/>
+          <w:szCs w:val="20"/>
+        </w:rPr>
+      </w:r>
+    </w:p>
+    <w:p>
+      <w:pPr>
+        <w:spacing w:line="140" w:lineRule="auto"/>
+        <w:jc w:val="both"/>
+        <w:rPr>
+          <w:rFonts w:ascii="Aptos" w:eastAsia="Aptos" w:hAnsi="Aptos" w:cs="Aptos"/>
+          <w:sz w:val="20"/>
+          <w:szCs w:val="20"/>
+        </w:rPr>
+      </w:pPr>
     </w:p>
     <w:p>
       <w:pPr>
@@ -4113,86 +4076,7 @@
           <w:sz w:val="20"/>
           <w:szCs w:val="20"/>
         </w:rPr>
-        <w:t>3.9 Third-party services and platform changes</w:t>
-      </w:r>
-    </w:p>
-    <w:p>
-      <w:pPr>
-        <w:spacing w:line="280" w:lineRule="auto"/>
-        <w:jc w:val="both"/>
-        <w:rPr>
-          <w:rFonts w:ascii="Aptos" w:eastAsia="Aptos" w:hAnsi="Aptos" w:cs="Aptos"/>
-          <w:sz w:val="20"/>
-          <w:szCs w:val="20"/>
-        </w:rPr>
-      </w:pPr>
-      <w:r>
-        <w:rPr>
-          <w:rFonts w:ascii="Aptos" w:eastAsia="Aptos" w:hAnsi="Aptos" w:cs="Aptos"/>
-          <w:sz w:val="20"/>
-          <w:szCs w:val="20"/>
-        </w:rPr>
-        <w:t xml:space="preserve">The {{deliverable}} relies on services we do not control – for example the hosting and cloud providers it runs on, and any payment, mapping, email, messaging, sign-in or other service listed in section 2.2. Each is supplied on its provider’s own terms, and any subscription or usage fees are yours under section 5.0.</w:t>
-      </w:r>
-    </w:p>
-    <w:p>
-      <w:pPr>
-        <w:spacing w:line="140" w:lineRule="auto"/>
-        <w:jc w:val="both"/>
-        <w:rPr>
-          <w:rFonts w:ascii="Aptos" w:eastAsia="Aptos" w:hAnsi="Aptos" w:cs="Aptos"/>
-          <w:sz w:val="20"/>
-          <w:szCs w:val="20"/>
-        </w:rPr>
-      </w:pPr>
-    </w:p>
-    <w:p>
-      <w:pPr>
-        <w:spacing w:line="280" w:lineRule="auto"/>
-        <w:jc w:val="both"/>
-        <w:rPr>
-          <w:rFonts w:ascii="Aptos" w:eastAsia="Aptos" w:hAnsi="Aptos" w:cs="Aptos"/>
-          <w:sz w:val="20"/>
-          <w:szCs w:val="20"/>
-        </w:rPr>
-      </w:pPr>
-      <w:r>
-        <w:rPr>
-          <w:rFonts w:ascii="Aptos" w:eastAsia="Aptos" w:hAnsi="Aptos" w:cs="Aptos"/>
-          <w:sz w:val="20"/>
-          <w:szCs w:val="20"/>
-        </w:rPr>
-        <w:t xml:space="preserve">If a provider changes, limits or withdraws a service, or changes its prices or rules, after we have built to it, the work needed to adapt the {{deliverable}} is a change under section 3.3. We choose established services, and we will tell you about any change we know is coming that affects the {{deliverable}}.</w:t>
-      </w:r>
-    </w:p>
-    <w:p>
-      <w:pPr>
-        <w:spacing w:line="140" w:lineRule="auto"/>
-        <w:jc w:val="both"/>
-        <w:rPr>
-          <w:rFonts w:ascii="Aptos" w:eastAsia="Aptos" w:hAnsi="Aptos" w:cs="Aptos"/>
-          <w:sz w:val="20"/>
-          <w:szCs w:val="20"/>
-        </w:rPr>
-      </w:pPr>
-    </w:p>
-    <w:p>
-      <w:pPr>
-        <w:spacing w:line="280" w:lineRule="auto"/>
-        <w:jc w:val="both"/>
-        <w:rPr>
-          <w:rFonts w:ascii="Aptos" w:eastAsia="Aptos" w:hAnsi="Aptos" w:cs="Aptos"/>
-          <w:sz w:val="20"/>
-          <w:szCs w:val="20"/>
-        </w:rPr>
-      </w:pPr>
-      <w:r>
-        <w:rPr>
-          <w:rFonts w:ascii="Aptos" w:eastAsia="Aptos" w:hAnsi="Aptos" w:cs="Aptos"/>
-          <w:sz w:val="20"/>
-          <w:szCs w:val="20"/>
-        </w:rPr>
-        <w:t xml:space="preserve">Operating systems and browsers are updated regularly by Apple, Google, Microsoft and others. The {{deliverable}} is built for the versions set out in section 2.3. Keeping it working with versions or devices released after acceptance is not a defect under section 3.5 – it is covered by the service level agreement if you take one, or quoted separately.</w:t>
+        <w:t>3.7 Handover</w:t>
       </w:r>
     </w:p>
     <w:p>
@@ -4216,7 +4100,41 @@
           <w:sz w:val="20"/>
           <w:szCs w:val="20"/>
         </w:rPr>
-        <w:t xml:space="preserve">{{/web_app|mobile_app}}</w:t>
+        <w:t xml:space="preserve">{{?website}}</w:t>
+      </w:r>
+    </w:p>
+    <w:p>
+      <w:pPr>
+        <w:spacing w:line="280" w:lineRule="auto"/>
+        <w:jc w:val="both"/>
+        <w:rPr>
+          <w:rFonts w:ascii="Aptos" w:eastAsia="Aptos" w:hAnsi="Aptos" w:cs="Aptos"/>
+          <w:sz w:val="20"/>
+          <w:szCs w:val="20"/>
+        </w:rPr>
+      </w:pPr>
+      <w:r>
+        <w:rPr>
+          <w:rFonts w:ascii="Aptos" w:eastAsia="Aptos" w:hAnsi="Aptos" w:cs="Aptos"/>
+          <w:sz w:val="20"/>
+          <w:szCs w:val="20"/>
+        </w:rPr>
+        <w:t>On acceptance you receive full {{scope.platform}} administrator access, a short handover session, and guidance for publishing and updating content</w:t>
+      </w:r>
+      <w:r>
+        <w:rPr>
+          <w:rFonts w:ascii="Aptos" w:eastAsia="Aptos" w:hAnsi="Aptos" w:cs="Aptos"/>
+          <w:sz w:val="20"/>
+          <w:szCs w:val="20"/>
+        </w:rPr>
+      </w:r>
+      <w:r>
+        <w:rPr>
+          <w:rFonts w:ascii="Aptos" w:eastAsia="Aptos" w:hAnsi="Aptos" w:cs="Aptos"/>
+          <w:sz w:val="20"/>
+          <w:szCs w:val="20"/>
+        </w:rPr>
+        <w:t xml:space="preserve">. We transfer the website to an account in your name, or give you a complete export of the website files and database. Analytics and Search Console are set up in your own Google account, so they stay with you. We will also hand over any other accounts or credentials we hold for the website, and give you an export of your content and data on request. Our working design files are not part of the handover – your ownership of the design under section 9 is unaffected, and if you want the working files as well, tell us and we will quote for them. </w:t>
       </w:r>
     </w:p>
     <w:p>
@@ -4240,7 +4158,7 @@
           <w:sz w:val="20"/>
           <w:szCs w:val="20"/>
         </w:rPr>
-        <w:t xml:space="preserve">{{?mobile_app}}</w:t>
+        <w:t xml:space="preserve">{{/website}}</w:t>
       </w:r>
     </w:p>
     <w:p>
@@ -4261,92 +4179,10 @@
       <w:r>
         <w:rPr>
           <w:rFonts w:ascii="Aptos" w:eastAsia="Aptos" w:hAnsi="Aptos" w:cs="Aptos"/>
-          <w:b/>
-          <w:bCs/>
-          <w:color w:val="1F1F1F"/>
-          <w:sz w:val="20"/>
-          <w:szCs w:val="20"/>
-        </w:rPr>
-        <w:t>3.10 App store release</w:t>
-      </w:r>
-    </w:p>
-    <w:p>
-      <w:pPr>
-        <w:spacing w:line="280" w:lineRule="auto"/>
-        <w:jc w:val="both"/>
-        <w:rPr>
-          <w:rFonts w:ascii="Aptos" w:eastAsia="Aptos" w:hAnsi="Aptos" w:cs="Aptos"/>
-          <w:sz w:val="20"/>
-          <w:szCs w:val="20"/>
-        </w:rPr>
-      </w:pPr>
-      <w:r>
-        <w:rPr>
-          <w:rFonts w:ascii="Aptos" w:eastAsia="Aptos" w:hAnsi="Aptos" w:cs="Aptos"/>
-          <w:sz w:val="20"/>
-          <w:szCs w:val="20"/>
-        </w:rPr>
-        <w:t xml:space="preserve">We prepare the store listings from text, images and details you approve, and submit the first release of the {{deliverable}} for review under the developer accounts described in section 2.3. The {{deliverable}} is signed and published under those accounts, so the store listings and signing credentials stay with you. We also release the fixes we make under section 3.5. Any other release after the first is covered by the service level agreement if you take one, or quoted separately.</w:t>
-      </w:r>
-    </w:p>
-    <w:p>
-      <w:pPr>
-        <w:spacing w:line="140" w:lineRule="auto"/>
-        <w:jc w:val="both"/>
-        <w:rPr>
-          <w:rFonts w:ascii="Aptos" w:eastAsia="Aptos" w:hAnsi="Aptos" w:cs="Aptos"/>
-          <w:sz w:val="20"/>
-          <w:szCs w:val="20"/>
-        </w:rPr>
-      </w:pPr>
-    </w:p>
-    <w:p>
-      <w:pPr>
-        <w:spacing w:line="280" w:lineRule="auto"/>
-        <w:jc w:val="both"/>
-        <w:rPr>
-          <w:rFonts w:ascii="Aptos" w:eastAsia="Aptos" w:hAnsi="Aptos" w:cs="Aptos"/>
-          <w:sz w:val="20"/>
-          <w:szCs w:val="20"/>
-        </w:rPr>
-      </w:pPr>
-      <w:r>
-        <w:rPr>
-          <w:rFonts w:ascii="Aptos" w:eastAsia="Aptos" w:hAnsi="Aptos" w:cs="Aptos"/>
-          <w:sz w:val="20"/>
-          <w:szCs w:val="20"/>
-        </w:rPr>
-        <w:t xml:space="preserve">Whether the {{deliverable}} is approved is Apple’s and Google’s decision, not ours. If a store rejects it because our work does not meet the store’s rules in force when we submit it, we fix it at no charge and resubmit. If it is rejected because of your content or business model, or because the store needs something only you can provide – such as the privacy and data-use details it asks for, which you supply under section 6.2, a demonstration account, or proof of a licence – we will help you respond, and any work it needs is a change under section 3.3.</w:t>
-      </w:r>
-    </w:p>
-    <w:p>
-      <w:pPr>
-        <w:spacing w:line="140" w:lineRule="auto"/>
-        <w:jc w:val="both"/>
-        <w:rPr>
-          <w:rFonts w:ascii="Aptos" w:eastAsia="Aptos" w:hAnsi="Aptos" w:cs="Aptos"/>
-          <w:sz w:val="20"/>
-          <w:szCs w:val="20"/>
-        </w:rPr>
-      </w:pPr>
-    </w:p>
-    <w:p>
-      <w:pPr>
-        <w:spacing w:line="280" w:lineRule="auto"/>
-        <w:jc w:val="both"/>
-        <w:rPr>
-          <w:rFonts w:ascii="Aptos" w:eastAsia="Aptos" w:hAnsi="Aptos" w:cs="Aptos"/>
-          <w:sz w:val="20"/>
-          <w:szCs w:val="20"/>
-        </w:rPr>
-      </w:pPr>
-      <w:r>
-        <w:rPr>
-          <w:rFonts w:ascii="Aptos" w:eastAsia="Aptos" w:hAnsi="Aptos" w:cs="Aptos"/>
-          <w:sz w:val="20"/>
-          <w:szCs w:val="20"/>
-        </w:rPr>
-        <w:t xml:space="preserve">You test and accept the {{deliverable}} under section 3.6 on test builds we send through Apple’s TestFlight and Google Play’s testing tracks. Acceptance does not wait for store approval, so the time a store takes to review the {{deliverable}} does not hold up acceptance or the final payment.</w:t>
+          <w:sz w:val="20"/>
+          <w:szCs w:val="20"/>
+        </w:rPr>
+        <w:t xml:space="preserve">{{?online_store}}</w:t>
       </w:r>
     </w:p>
     <w:p>
@@ -4367,10 +4203,549 @@
       <w:r>
         <w:rPr>
           <w:rFonts w:ascii="Aptos" w:eastAsia="Aptos" w:hAnsi="Aptos" w:cs="Aptos"/>
-          <w:sz w:val="20"/>
-          <w:szCs w:val="20"/>
-        </w:rPr>
-        <w:t xml:space="preserve">{{/mobile_app}}</w:t>
+          <w:b/>
+          <w:bCs/>
+          <w:color w:val="1F1F1F"/>
+          <w:sz w:val="20"/>
+          <w:szCs w:val="20"/>
+        </w:rPr>
+        <w:t>3.8 Online store</w:t>
+      </w:r>
+    </w:p>
+    <w:p>
+      <w:pPr>
+        <w:spacing w:line="280" w:lineRule="auto"/>
+        <w:jc w:val="both"/>
+        <w:rPr>
+          <w:rFonts w:ascii="Aptos" w:eastAsia="Aptos" w:hAnsi="Aptos" w:cs="Aptos"/>
+          <w:sz w:val="20"/>
+          <w:szCs w:val="20"/>
+        </w:rPr>
+      </w:pPr>
+      <w:r>
+        <w:rPr>
+          <w:rFonts w:ascii="Aptos" w:eastAsia="Aptos" w:hAnsi="Aptos" w:cs="Aptos"/>
+          <w:sz w:val="20"/>
+          <w:szCs w:val="20"/>
+        </w:rPr>
+        <w:t xml:space="preserve">The store takes payments through a payment provider, such as Stripe, Square or PayPal, under an account in your name. Card details are entered on the provider’s systems and held by the provider – the {{deliverable}} never stores card numbers. The provider’s fees are yours under section 5.0.</w:t>
+      </w:r>
+    </w:p>
+    <w:p>
+      <w:pPr>
+        <w:spacing w:line="140" w:lineRule="auto"/>
+        <w:jc w:val="both"/>
+        <w:rPr>
+          <w:rFonts w:ascii="Aptos" w:eastAsia="Aptos" w:hAnsi="Aptos" w:cs="Aptos"/>
+          <w:sz w:val="20"/>
+          <w:szCs w:val="20"/>
+        </w:rPr>
+      </w:pPr>
+    </w:p>
+    <w:p>
+      <w:pPr>
+        <w:spacing w:line="280" w:lineRule="auto"/>
+        <w:jc w:val="both"/>
+        <w:rPr>
+          <w:rFonts w:ascii="Aptos" w:eastAsia="Aptos" w:hAnsi="Aptos" w:cs="Aptos"/>
+          <w:sz w:val="20"/>
+          <w:szCs w:val="20"/>
+        </w:rPr>
+      </w:pPr>
+      <w:r>
+        <w:rPr>
+          <w:rFonts w:ascii="Aptos" w:eastAsia="Aptos" w:hAnsi="Aptos" w:cs="Aptos"/>
+          <w:sz w:val="20"/>
+          <w:szCs w:val="20"/>
+        </w:rPr>
+        <w:t xml:space="preserve">You supply the products, prices, taxes, delivery and pickup rules, and your terms of sale and refund policy. We set them up as supplied, and section 6.2 applies to that wording.</w:t>
+      </w:r>
+    </w:p>
+    <w:p>
+      <w:pPr>
+        <w:spacing w:line="140" w:lineRule="auto"/>
+        <w:jc w:val="both"/>
+        <w:rPr>
+          <w:rFonts w:ascii="Aptos" w:eastAsia="Aptos" w:hAnsi="Aptos" w:cs="Aptos"/>
+          <w:sz w:val="20"/>
+          <w:szCs w:val="20"/>
+        </w:rPr>
+      </w:pPr>
+    </w:p>
+    <w:p>
+      <w:pPr>
+        <w:spacing w:line="280" w:lineRule="auto"/>
+        <w:jc w:val="both"/>
+        <w:rPr>
+          <w:rFonts w:ascii="Aptos" w:eastAsia="Aptos" w:hAnsi="Aptos" w:cs="Aptos"/>
+          <w:sz w:val="20"/>
+          <w:szCs w:val="20"/>
+        </w:rPr>
+      </w:pPr>
+      <w:r>
+        <w:rPr>
+          <w:rFonts w:ascii="Aptos" w:eastAsia="Aptos" w:hAnsi="Aptos" w:cs="Aptos"/>
+          <w:sz w:val="20"/>
+          <w:szCs w:val="20"/>
+        </w:rPr>
+        <w:t xml:space="preserve">Once the store is live, orders, payments, refunds and customer service are yours to run. We are not responsible for the payment provider’s availability, fees or decisions, including any hold it places on payments.</w:t>
+      </w:r>
+    </w:p>
+    <w:p>
+      <w:pPr>
+        <w:keepNext/>
+        <w:keepLines/>
+        <w:spacing w:before="200" w:after="40" w:line="280" w:lineRule="auto"/>
+        <w:jc w:val="both"/>
+        <w:rPr>
+          <w:rFonts w:ascii="Aptos" w:eastAsia="Aptos" w:hAnsi="Aptos" w:cs="Aptos"/>
+          <w:b/>
+          <w:bCs/>
+          <w:color w:val="1F1F1F"/>
+          <w:sz w:val="20"/>
+          <w:szCs w:val="20"/>
+        </w:rPr>
+      </w:pPr>
+      <w:r>
+        <w:rPr>
+          <w:rFonts w:ascii="Aptos" w:eastAsia="Aptos" w:hAnsi="Aptos" w:cs="Aptos"/>
+          <w:sz w:val="20"/>
+          <w:szCs w:val="20"/>
+        </w:rPr>
+        <w:t xml:space="preserve">{{/online_store}}</w:t>
+      </w:r>
+    </w:p>
+    <w:p>
+      <w:pPr>
+        <w:keepNext/>
+        <w:keepLines/>
+        <w:spacing w:before="200" w:after="40" w:line="280" w:lineRule="auto"/>
+        <w:jc w:val="both"/>
+        <w:rPr>
+          <w:rFonts w:ascii="Aptos" w:eastAsia="Aptos" w:hAnsi="Aptos" w:cs="Aptos"/>
+          <w:b/>
+          <w:bCs/>
+          <w:color w:val="1F1F1F"/>
+          <w:sz w:val="20"/>
+          <w:szCs w:val="20"/>
+        </w:rPr>
+      </w:pPr>
+      <w:r>
+        <w:rPr>
+          <w:rFonts w:ascii="Aptos" w:eastAsia="Aptos" w:hAnsi="Aptos" w:cs="Aptos"/>
+          <w:sz w:val="20"/>
+          <w:szCs w:val="20"/>
+        </w:rPr>
+        <w:t xml:space="preserve">{{?web_app|mobile_app|web_mobile_app}}</w:t>
+      </w:r>
+    </w:p>
+    <w:p>
+      <w:pPr>
+        <w:spacing w:line="280" w:lineRule="auto"/>
+        <w:jc w:val="both"/>
+        <w:rPr>
+          <w:rFonts w:ascii="Aptos" w:eastAsia="Aptos" w:hAnsi="Aptos" w:cs="Aptos"/>
+          <w:sz w:val="20"/>
+          <w:szCs w:val="20"/>
+        </w:rPr>
+      </w:pPr>
+      <w:r>
+        <w:rPr>
+          <w:rFonts w:ascii="Aptos" w:eastAsia="Aptos" w:hAnsi="Aptos" w:cs="Aptos"/>
+          <w:sz w:val="20"/>
+          <w:szCs w:val="20"/>
+        </w:rPr>
+        <w:t xml:space="preserve">On acceptance you receive administrator access to any admin area the {{deliverable}} has, a short handover session, and technical documentation covering how the {{deliverable}} is built, configured and deployed. We transfer the source code repository to an account in your name, or give you a complete copy of it. The production environment, analytics and error reporting are set up in accounts in your own name under section 3.8, so they stay with you. We will also hand over any other accounts, keys or credentials we hold for the {{deliverable}}, and give you an export of your content and data on request. Our working design files are not part of the handover – your ownership of the design under section 9 is unaffected, and if you want the working files as well, tell us and we will quote for them.</w:t>
+      </w:r>
+    </w:p>
+    <w:p>
+      <w:pPr>
+        <w:keepNext/>
+        <w:keepLines/>
+        <w:spacing w:before="200" w:after="40" w:line="280" w:lineRule="auto"/>
+        <w:jc w:val="both"/>
+        <w:rPr>
+          <w:rFonts w:ascii="Aptos" w:eastAsia="Aptos" w:hAnsi="Aptos" w:cs="Aptos"/>
+          <w:b/>
+          <w:bCs/>
+          <w:color w:val="1F1F1F"/>
+          <w:sz w:val="20"/>
+          <w:szCs w:val="20"/>
+        </w:rPr>
+      </w:pPr>
+      <w:r>
+        <w:rPr>
+          <w:rFonts w:ascii="Aptos" w:eastAsia="Aptos" w:hAnsi="Aptos" w:cs="Aptos"/>
+          <w:b/>
+          <w:bCs/>
+          <w:color w:val="1F1F1F"/>
+          <w:sz w:val="20"/>
+          <w:szCs w:val="20"/>
+        </w:rPr>
+        <w:t>3.8 Environments and source code</w:t>
+      </w:r>
+    </w:p>
+    <w:p>
+      <w:pPr>
+        <w:spacing w:line="280" w:lineRule="auto"/>
+        <w:jc w:val="both"/>
+        <w:rPr>
+          <w:rFonts w:ascii="Aptos" w:eastAsia="Aptos" w:hAnsi="Aptos" w:cs="Aptos"/>
+          <w:sz w:val="20"/>
+          <w:szCs w:val="20"/>
+        </w:rPr>
+      </w:pPr>
+      <w:r>
+        <w:rPr>
+          <w:rFonts w:ascii="Aptos" w:eastAsia="Aptos" w:hAnsi="Aptos" w:cs="Aptos"/>
+          <w:sz w:val="20"/>
+          <w:szCs w:val="20"/>
+        </w:rPr>
+        <w:t xml:space="preserve">We build and test the {{deliverable}} in our own development and testing environments, and keep the source code in a repository we manage until it is handed over under section 3.7. If you ask, we will give you read access to the repository during the build.</w:t>
+      </w:r>
+    </w:p>
+    <w:p>
+      <w:pPr>
+        <w:spacing w:line="140" w:lineRule="auto"/>
+        <w:jc w:val="both"/>
+        <w:rPr>
+          <w:rFonts w:ascii="Aptos" w:eastAsia="Aptos" w:hAnsi="Aptos" w:cs="Aptos"/>
+          <w:sz w:val="20"/>
+          <w:szCs w:val="20"/>
+        </w:rPr>
+      </w:pPr>
+    </w:p>
+    <w:p>
+      <w:pPr>
+        <w:spacing w:line="280" w:lineRule="auto"/>
+        <w:jc w:val="both"/>
+        <w:rPr>
+          <w:rFonts w:ascii="Aptos" w:eastAsia="Aptos" w:hAnsi="Aptos" w:cs="Aptos"/>
+          <w:sz w:val="20"/>
+          <w:szCs w:val="20"/>
+        </w:rPr>
+      </w:pPr>
+      <w:r>
+        <w:rPr>
+          <w:rFonts w:ascii="Aptos" w:eastAsia="Aptos" w:hAnsi="Aptos" w:cs="Aptos"/>
+          <w:sz w:val="20"/>
+          <w:szCs w:val="20"/>
+        </w:rPr>
+        <w:t xml:space="preserve">The production environment – the hosting, databases and other cloud services the {{deliverable}} runs on once it is live – is set up in accounts in your name, and you pay those providers directly under section 5.0. We need administrator access to those accounts to build, deploy and support the {{deliverable}}. If that access is removed or limited, we cannot deploy or support it until it is restored, and any delay this causes is treated as a delay on your side under section 11.</w:t>
+      </w:r>
+    </w:p>
+    <w:p>
+      <w:pPr>
+        <w:spacing w:line="140" w:lineRule="auto"/>
+        <w:jc w:val="both"/>
+        <w:rPr>
+          <w:rFonts w:ascii="Aptos" w:eastAsia="Aptos" w:hAnsi="Aptos" w:cs="Aptos"/>
+          <w:sz w:val="20"/>
+          <w:szCs w:val="20"/>
+        </w:rPr>
+      </w:pPr>
+    </w:p>
+    <w:p>
+      <w:pPr>
+        <w:spacing w:line="280" w:lineRule="auto"/>
+        <w:jc w:val="both"/>
+        <w:rPr>
+          <w:rFonts w:ascii="Aptos" w:eastAsia="Aptos" w:hAnsi="Aptos" w:cs="Aptos"/>
+          <w:sz w:val="20"/>
+          <w:szCs w:val="20"/>
+        </w:rPr>
+      </w:pPr>
+      <w:r>
+        <w:rPr>
+          <w:rFonts w:ascii="Aptos" w:eastAsia="Aptos" w:hAnsi="Aptos" w:cs="Aptos"/>
+          <w:sz w:val="20"/>
+          <w:szCs w:val="20"/>
+        </w:rPr>
+        <w:t xml:space="preserve">The {{deliverable}} uses open-source components, which stay with their owners on their own licence terms under section 9. We choose components whose licences allow commercial use and do not require you to publish your own source code.</w:t>
+      </w:r>
+    </w:p>
+    <w:p>
+      <w:pPr>
+        <w:keepNext/>
+        <w:keepLines/>
+        <w:spacing w:before="200" w:after="40" w:line="280" w:lineRule="auto"/>
+        <w:jc w:val="both"/>
+        <w:rPr>
+          <w:rFonts w:ascii="Aptos" w:eastAsia="Aptos" w:hAnsi="Aptos" w:cs="Aptos"/>
+          <w:b/>
+          <w:bCs/>
+          <w:color w:val="1F1F1F"/>
+          <w:sz w:val="20"/>
+          <w:szCs w:val="20"/>
+        </w:rPr>
+      </w:pPr>
+      <w:r>
+        <w:rPr>
+          <w:rFonts w:ascii="Aptos" w:eastAsia="Aptos" w:hAnsi="Aptos" w:cs="Aptos"/>
+          <w:b/>
+          <w:bCs/>
+          <w:color w:val="1F1F1F"/>
+          <w:sz w:val="20"/>
+          <w:szCs w:val="20"/>
+        </w:rPr>
+        <w:t>3.9 Third-party services and platform changes</w:t>
+      </w:r>
+    </w:p>
+    <w:p>
+      <w:pPr>
+        <w:spacing w:line="280" w:lineRule="auto"/>
+        <w:jc w:val="both"/>
+        <w:rPr>
+          <w:rFonts w:ascii="Aptos" w:eastAsia="Aptos" w:hAnsi="Aptos" w:cs="Aptos"/>
+          <w:sz w:val="20"/>
+          <w:szCs w:val="20"/>
+        </w:rPr>
+      </w:pPr>
+      <w:r>
+        <w:rPr>
+          <w:rFonts w:ascii="Aptos" w:eastAsia="Aptos" w:hAnsi="Aptos" w:cs="Aptos"/>
+          <w:sz w:val="20"/>
+          <w:szCs w:val="20"/>
+        </w:rPr>
+        <w:t xml:space="preserve">The {{deliverable}} relies on services we do not control – for example the hosting and cloud providers it runs on, and any payment, mapping, email, messaging, sign-in or other service listed in section 2.2. Each is supplied on its provider’s own terms, and any subscription or usage fees are yours under section 5.0.</w:t>
+      </w:r>
+    </w:p>
+    <w:p>
+      <w:pPr>
+        <w:spacing w:line="140" w:lineRule="auto"/>
+        <w:jc w:val="both"/>
+        <w:rPr>
+          <w:rFonts w:ascii="Aptos" w:eastAsia="Aptos" w:hAnsi="Aptos" w:cs="Aptos"/>
+          <w:sz w:val="20"/>
+          <w:szCs w:val="20"/>
+        </w:rPr>
+      </w:pPr>
+    </w:p>
+    <w:p>
+      <w:pPr>
+        <w:spacing w:line="280" w:lineRule="auto"/>
+        <w:jc w:val="both"/>
+        <w:rPr>
+          <w:rFonts w:ascii="Aptos" w:eastAsia="Aptos" w:hAnsi="Aptos" w:cs="Aptos"/>
+          <w:sz w:val="20"/>
+          <w:szCs w:val="20"/>
+        </w:rPr>
+      </w:pPr>
+      <w:r>
+        <w:rPr>
+          <w:rFonts w:ascii="Aptos" w:eastAsia="Aptos" w:hAnsi="Aptos" w:cs="Aptos"/>
+          <w:sz w:val="20"/>
+          <w:szCs w:val="20"/>
+        </w:rPr>
+        <w:t xml:space="preserve">If a provider changes, limits or withdraws a service, or changes its prices or rules, after we have built to it, the work needed to adapt the {{deliverable}} is a change under section 3.3. We choose established services, and we will tell you about any change we know is coming that affects the {{deliverable}}.</w:t>
+      </w:r>
+    </w:p>
+    <w:p>
+      <w:pPr>
+        <w:spacing w:line="140" w:lineRule="auto"/>
+        <w:jc w:val="both"/>
+        <w:rPr>
+          <w:rFonts w:ascii="Aptos" w:eastAsia="Aptos" w:hAnsi="Aptos" w:cs="Aptos"/>
+          <w:sz w:val="20"/>
+          <w:szCs w:val="20"/>
+        </w:rPr>
+      </w:pPr>
+    </w:p>
+    <w:p>
+      <w:pPr>
+        <w:spacing w:line="280" w:lineRule="auto"/>
+        <w:jc w:val="both"/>
+        <w:rPr>
+          <w:rFonts w:ascii="Aptos" w:eastAsia="Aptos" w:hAnsi="Aptos" w:cs="Aptos"/>
+          <w:sz w:val="20"/>
+          <w:szCs w:val="20"/>
+        </w:rPr>
+      </w:pPr>
+      <w:r>
+        <w:rPr>
+          <w:rFonts w:ascii="Aptos" w:eastAsia="Aptos" w:hAnsi="Aptos" w:cs="Aptos"/>
+          <w:sz w:val="20"/>
+          <w:szCs w:val="20"/>
+        </w:rPr>
+        <w:t xml:space="preserve">Operating systems and browsers are updated regularly by Apple, Google, Microsoft and others. The {{deliverable}} is built for the versions set out in section 2.3. Keeping it working with versions or devices released after acceptance is not a defect under section 3.5 – it is covered by the service level agreement if you take one, or quoted separately.</w:t>
+      </w:r>
+    </w:p>
+    <w:p>
+      <w:pPr>
+        <w:keepNext/>
+        <w:keepLines/>
+        <w:spacing w:before="200" w:after="40" w:line="280" w:lineRule="auto"/>
+        <w:jc w:val="both"/>
+        <w:rPr>
+          <w:rFonts w:ascii="Aptos" w:eastAsia="Aptos" w:hAnsi="Aptos" w:cs="Aptos"/>
+          <w:b/>
+          <w:bCs/>
+          <w:color w:val="1F1F1F"/>
+          <w:sz w:val="20"/>
+          <w:szCs w:val="20"/>
+        </w:rPr>
+      </w:pPr>
+      <w:r>
+        <w:rPr>
+          <w:rFonts w:ascii="Aptos" w:eastAsia="Aptos" w:hAnsi="Aptos" w:cs="Aptos"/>
+          <w:sz w:val="20"/>
+          <w:szCs w:val="20"/>
+        </w:rPr>
+        <w:t xml:space="preserve">{{/web_app|mobile_app|web_mobile_app}}</w:t>
+      </w:r>
+    </w:p>
+    <w:p>
+      <w:pPr>
+        <w:keepNext/>
+        <w:keepLines/>
+        <w:spacing w:before="200" w:after="40" w:line="280" w:lineRule="auto"/>
+        <w:jc w:val="both"/>
+        <w:rPr>
+          <w:rFonts w:ascii="Aptos" w:eastAsia="Aptos" w:hAnsi="Aptos" w:cs="Aptos"/>
+          <w:b/>
+          <w:bCs/>
+          <w:color w:val="1F1F1F"/>
+          <w:sz w:val="20"/>
+          <w:szCs w:val="20"/>
+        </w:rPr>
+      </w:pPr>
+      <w:r>
+        <w:rPr>
+          <w:rFonts w:ascii="Aptos" w:eastAsia="Aptos" w:hAnsi="Aptos" w:cs="Aptos"/>
+          <w:sz w:val="20"/>
+          <w:szCs w:val="20"/>
+        </w:rPr>
+        <w:t xml:space="preserve">{{?mobile_app|web_mobile_app}}</w:t>
+      </w:r>
+    </w:p>
+    <w:p>
+      <w:pPr>
+        <w:keepNext/>
+        <w:keepLines/>
+        <w:spacing w:before="200" w:after="40" w:line="280" w:lineRule="auto"/>
+        <w:jc w:val="both"/>
+        <w:rPr>
+          <w:rFonts w:ascii="Aptos" w:eastAsia="Aptos" w:hAnsi="Aptos" w:cs="Aptos"/>
+          <w:b/>
+          <w:bCs/>
+          <w:color w:val="1F1F1F"/>
+          <w:sz w:val="20"/>
+          <w:szCs w:val="20"/>
+        </w:rPr>
+      </w:pPr>
+      <w:r>
+        <w:rPr>
+          <w:rFonts w:ascii="Aptos" w:eastAsia="Aptos" w:hAnsi="Aptos" w:cs="Aptos"/>
+          <w:b/>
+          <w:bCs/>
+          <w:color w:val="1F1F1F"/>
+          <w:sz w:val="20"/>
+          <w:szCs w:val="20"/>
+        </w:rPr>
+        <w:t>3.10 App store release</w:t>
+      </w:r>
+    </w:p>
+    <w:p>
+      <w:pPr>
+        <w:spacing w:line="280" w:lineRule="auto"/>
+        <w:jc w:val="both"/>
+        <w:rPr>
+          <w:rFonts w:ascii="Aptos" w:eastAsia="Aptos" w:hAnsi="Aptos" w:cs="Aptos"/>
+          <w:sz w:val="20"/>
+          <w:szCs w:val="20"/>
+        </w:rPr>
+      </w:pPr>
+      <w:r>
+        <w:rPr>
+          <w:rFonts w:ascii="Aptos" w:eastAsia="Aptos" w:hAnsi="Aptos" w:cs="Aptos"/>
+          <w:sz w:val="20"/>
+          <w:szCs w:val="20"/>
+        </w:rPr>
+        <w:t xml:space="preserve">We prepare the store listings from text, images and details you approve, and submit the first release of the {{store_app}} for review under the developer accounts described in section 2.3. The {{store_app}} is signed and published under those accounts, so the store listings and signing credentials stay with you. We also release the fixes we make under section 3.5. Any other release after the first is covered by the service level agreement if you take one, or quoted separately.</w:t>
+      </w:r>
+    </w:p>
+    <w:p>
+      <w:pPr>
+        <w:spacing w:line="140" w:lineRule="auto"/>
+        <w:jc w:val="both"/>
+        <w:rPr>
+          <w:rFonts w:ascii="Aptos" w:eastAsia="Aptos" w:hAnsi="Aptos" w:cs="Aptos"/>
+          <w:sz w:val="20"/>
+          <w:szCs w:val="20"/>
+        </w:rPr>
+      </w:pPr>
+    </w:p>
+    <w:p>
+      <w:pPr>
+        <w:spacing w:line="280" w:lineRule="auto"/>
+        <w:jc w:val="both"/>
+        <w:rPr>
+          <w:rFonts w:ascii="Aptos" w:eastAsia="Aptos" w:hAnsi="Aptos" w:cs="Aptos"/>
+          <w:sz w:val="20"/>
+          <w:szCs w:val="20"/>
+        </w:rPr>
+      </w:pPr>
+      <w:r>
+        <w:rPr>
+          <w:rFonts w:ascii="Aptos" w:eastAsia="Aptos" w:hAnsi="Aptos" w:cs="Aptos"/>
+          <w:sz w:val="20"/>
+          <w:szCs w:val="20"/>
+        </w:rPr>
+        <w:t xml:space="preserve">Whether the {{store_app}} is approved is Apple’s and Google’s decision, not ours. If a store rejects it because our work does not meet the store’s rules in force when we submit it, we fix it at no charge and resubmit. If it is rejected because of your content or business model, or because the store needs something only you can provide – such as the privacy and data-use details it asks for, which you supply under section 6.2, a demonstration account, or proof of a licence – we will help you respond, and any work it needs is a change under section 3.3.</w:t>
+      </w:r>
+    </w:p>
+    <w:p>
+      <w:pPr>
+        <w:spacing w:line="140" w:lineRule="auto"/>
+        <w:jc w:val="both"/>
+        <w:rPr>
+          <w:rFonts w:ascii="Aptos" w:eastAsia="Aptos" w:hAnsi="Aptos" w:cs="Aptos"/>
+          <w:sz w:val="20"/>
+          <w:szCs w:val="20"/>
+        </w:rPr>
+      </w:pPr>
+    </w:p>
+    <w:p>
+      <w:pPr>
+        <w:spacing w:line="280" w:lineRule="auto"/>
+        <w:jc w:val="both"/>
+        <w:rPr>
+          <w:rFonts w:ascii="Aptos" w:eastAsia="Aptos" w:hAnsi="Aptos" w:cs="Aptos"/>
+          <w:sz w:val="20"/>
+          <w:szCs w:val="20"/>
+        </w:rPr>
+      </w:pPr>
+      <w:r>
+        <w:rPr>
+          <w:rFonts w:ascii="Aptos" w:eastAsia="Aptos" w:hAnsi="Aptos" w:cs="Aptos"/>
+          <w:sz w:val="20"/>
+          <w:szCs w:val="20"/>
+        </w:rPr>
+        <w:t xml:space="preserve">You test and accept the {{store_app}} under section 3.6 on test builds we send through Apple’s TestFlight and Google Play’s testing tracks. Acceptance does not wait for store approval, so the time a store takes to review the {{store_app}} does not hold up acceptance or the final payment.</w:t>
+      </w:r>
+    </w:p>
+    <w:p>
+      <w:pPr>
+        <w:keepNext/>
+        <w:keepLines/>
+        <w:spacing w:before="200" w:after="40" w:line="280" w:lineRule="auto"/>
+        <w:jc w:val="both"/>
+        <w:rPr>
+          <w:rFonts w:ascii="Aptos" w:eastAsia="Aptos" w:hAnsi="Aptos" w:cs="Aptos"/>
+          <w:b/>
+          <w:bCs/>
+          <w:color w:val="1F1F1F"/>
+          <w:sz w:val="20"/>
+          <w:szCs w:val="20"/>
+        </w:rPr>
+      </w:pPr>
+      <w:r>
+        <w:rPr>
+          <w:rFonts w:ascii="Aptos" w:eastAsia="Aptos" w:hAnsi="Aptos" w:cs="Aptos"/>
+          <w:sz w:val="20"/>
+          <w:szCs w:val="20"/>
+        </w:rPr>
+        <w:t xml:space="preserve">{{/mobile_app|web_mobile_app}}</w:t>
       </w:r>
     </w:p>
     <w:p>

--- a/template/atp-website.docx
+++ b/template/atp-website.docx
@@ -3255,85 +3255,6 @@
     </w:p>
     <w:p>
       <w:pPr>
-        <w:spacing w:line="280" w:lineRule="auto"/>
-        <w:jc w:val="both"/>
-        <w:rPr>
-          <w:rFonts w:ascii="Aptos" w:eastAsia="Aptos" w:hAnsi="Aptos" w:cs="Aptos"/>
-          <w:sz w:val="20"/>
-          <w:szCs w:val="20"/>
-        </w:rPr>
-      </w:pPr>
-      <w:r>
-        <w:rPr>
-          <w:rFonts w:ascii="Aptos" w:eastAsia="Aptos" w:hAnsi="Aptos" w:cs="Aptos"/>
-          <w:sz w:val="20"/>
-          <w:szCs w:val="20"/>
-        </w:rPr>
-        <w:t>The fee includes two rounds of design revisions before design freeze, and two rounds of feedback during testing and review. Further rounds are quoted before they begin and charged only once you approve the quote in writing. This applies to revisions and changes of mind. Fixing something that does not work as described in sections 2.1 and 2.2 is not a round and is never charged.</w:t>
-      </w:r>
-    </w:p>
-    <w:p>
-      <w:pPr>
-        <w:spacing w:line="120" w:lineRule="auto"/>
-        <w:jc w:val="both"/>
-        <w:rPr>
-          <w:rFonts w:ascii="Aptos" w:eastAsia="Aptos" w:hAnsi="Aptos" w:cs="Aptos"/>
-          <w:sz w:val="20"/>
-          <w:szCs w:val="20"/>
-        </w:rPr>
-      </w:pPr>
-    </w:p>
-    <w:p>
-      <w:pPr>
-        <w:spacing w:line="280" w:lineRule="auto"/>
-        <w:jc w:val="both"/>
-        <w:rPr>
-          <w:rFonts w:ascii="Aptos" w:eastAsia="Aptos" w:hAnsi="Aptos" w:cs="Aptos"/>
-          <w:sz w:val="20"/>
-          <w:szCs w:val="20"/>
-        </w:rPr>
-      </w:pPr>
-      <w:r>
-        <w:rPr>
-          <w:rFonts w:ascii="Aptos" w:eastAsia="Aptos" w:hAnsi="Aptos" w:cs="Aptos"/>
-          <w:sz w:val="20"/>
-          <w:szCs w:val="20"/>
-        </w:rPr>
-        <w:t>Design freeze is the point where the look is settled. After that, a change of direction is a change under section 3.3 however it reaches us – as a written request, a reference {{deliverable}}, or a mockup. It helps most if you tell us what is not working rather than how to fix it, because the reason behind a change is what we design against.</w:t>
-      </w:r>
-    </w:p>
-    <w:p>
-      <w:pPr>
-        <w:spacing w:line="120" w:lineRule="auto"/>
-        <w:jc w:val="both"/>
-        <w:rPr>
-          <w:rFonts w:ascii="Aptos" w:eastAsia="Aptos" w:hAnsi="Aptos" w:cs="Aptos"/>
-          <w:sz w:val="20"/>
-          <w:szCs w:val="20"/>
-        </w:rPr>
-      </w:pPr>
-    </w:p>
-    <w:p>
-      <w:pPr>
-        <w:spacing w:line="280" w:lineRule="auto"/>
-        <w:jc w:val="both"/>
-        <w:rPr>
-          <w:rFonts w:ascii="Aptos" w:eastAsia="Aptos" w:hAnsi="Aptos" w:cs="Aptos"/>
-          <w:sz w:val="20"/>
-          <w:szCs w:val="20"/>
-        </w:rPr>
-      </w:pPr>
-      <w:r>
-        <w:rPr>
-          <w:rFonts w:ascii="Aptos" w:eastAsia="Aptos" w:hAnsi="Aptos" w:cs="Aptos"/>
-          <w:sz w:val="20"/>
-          <w:szCs w:val="20"/>
-        </w:rPr>
-        <w:t>A round is one consolidated set of comments from your nominated person, not a series of separate messages. If comments arrive in pieces, we will gather them and confirm when we are treating the round as closed.</w:t>
-      </w:r>
-    </w:p>
-    <w:p>
-      <w:pPr>
         <w:keepNext/>
         <w:keepLines/>
         <w:spacing w:before="200" w:after="40" w:line="280" w:lineRule="auto"/>
@@ -3356,44 +3277,26 @@
           <w:sz w:val="20"/>
           <w:szCs w:val="20"/>
         </w:rPr>
-        <w:t>3.5 Technical Support and Maintenance</w:t>
-      </w:r>
-    </w:p>
-    <w:p>
-      <w:pPr>
-        <w:spacing w:line="280" w:lineRule="auto"/>
-        <w:jc w:val="both"/>
-        <w:rPr>
-          <w:rFonts w:ascii="Aptos" w:eastAsia="Aptos" w:hAnsi="Aptos" w:cs="Aptos"/>
-          <w:sz w:val="20"/>
-          <w:szCs w:val="20"/>
-        </w:rPr>
-      </w:pPr>
-      <w:r>
-        <w:rPr>
-          <w:rFonts w:ascii="Aptos" w:eastAsia="Aptos" w:hAnsi="Aptos" w:cs="Aptos"/>
-          <w:sz w:val="20"/>
-          <w:szCs w:val="20"/>
-        </w:rPr>
-        <w:t xml:space="preserve">{{support.included.sentence}} is included, starting on acceptance under section 3.6. During that </w:t>
-      </w:r>
-      <w:proofErr w:type="gramStart"/>
-      <w:r>
-        <w:rPr>
-          <w:rFonts w:ascii="Aptos" w:eastAsia="Aptos" w:hAnsi="Aptos" w:cs="Aptos"/>
-          <w:sz w:val="20"/>
-          <w:szCs w:val="20"/>
-        </w:rPr>
-        <w:t>time</w:t>
-      </w:r>
-      <w:proofErr w:type="gramEnd"/>
-      <w:r>
-        <w:rPr>
-          <w:rFonts w:ascii="Aptos" w:eastAsia="Aptos" w:hAnsi="Aptos" w:cs="Aptos"/>
-          <w:sz w:val="20"/>
-          <w:szCs w:val="20"/>
-        </w:rPr>
-        <w:t xml:space="preserve"> we will fix any defect – the {{deliverable}} not working as described in sections 2.1 and 2.2 – at no charge. This does not cover design changes or new features, faults caused by changes someone else makes, or problems with third-party services.</w:t>
+        <w:t>{{?website}}</w:t>
+      </w:r>
+    </w:p>
+    <w:p>
+      <w:pPr>
+        <w:spacing w:line="280" w:lineRule="auto"/>
+        <w:jc w:val="both"/>
+        <w:rPr>
+          <w:rFonts w:ascii="Aptos" w:eastAsia="Aptos" w:hAnsi="Aptos" w:cs="Aptos"/>
+          <w:sz w:val="20"/>
+          <w:szCs w:val="20"/>
+        </w:rPr>
+      </w:pPr>
+      <w:r>
+        <w:rPr>
+          <w:rFonts w:ascii="Aptos" w:eastAsia="Aptos" w:hAnsi="Aptos" w:cs="Aptos"/>
+          <w:sz w:val="20"/>
+          <w:szCs w:val="20"/>
+        </w:rPr>
+        <w:t>The fee includes two rounds of design revisions before design freeze, and two rounds of feedback during testing and review. Further rounds are quoted before they begin and charged only once you approve the quote in writing. This applies to revisions and changes of mind. Fixing something that does not work as described in sections 2.1 and 2.2 is not a round and is never charged.</w:t>
       </w:r>
     </w:p>
     <w:p>
@@ -3414,40 +3317,13 @@
       <w:r>
         <w:rPr>
           <w:rFonts w:ascii="Aptos" w:eastAsia="Aptos" w:hAnsi="Aptos" w:cs="Aptos"/>
-          <w:sz w:val="20"/>
-          <w:szCs w:val="20"/>
-        </w:rPr>
-        <w:t xml:space="preserve">{{?web_app|mobile_app|web_mobile_app}}</w:t>
-      </w:r>
-    </w:p>
-    <w:p>
-      <w:pPr>
-        <w:spacing w:line="140" w:lineRule="auto"/>
-        <w:jc w:val="both"/>
-        <w:rPr>
-          <w:rFonts w:ascii="Aptos" w:eastAsia="Aptos" w:hAnsi="Aptos" w:cs="Aptos"/>
-          <w:sz w:val="20"/>
-          <w:szCs w:val="20"/>
-        </w:rPr>
-      </w:pPr>
-    </w:p>
-    <w:p>
-      <w:pPr>
-        <w:spacing w:line="280" w:lineRule="auto"/>
-        <w:jc w:val="both"/>
-        <w:rPr>
-          <w:rFonts w:ascii="Aptos" w:eastAsia="Aptos" w:hAnsi="Aptos" w:cs="Aptos"/>
-          <w:sz w:val="20"/>
-          <w:szCs w:val="20"/>
-        </w:rPr>
-      </w:pPr>
-      <w:r>
-        <w:rPr>
-          <w:rFonts w:ascii="Aptos" w:eastAsia="Aptos" w:hAnsi="Aptos" w:cs="Aptos"/>
-          <w:sz w:val="20"/>
-          <w:szCs w:val="20"/>
-        </w:rPr>
-        <w:t xml:space="preserve">When you report a defect, we start work on it within one business day if the {{deliverable}} is unavailable or data is being lost or exposed, and within three business days if a feature listed in section 2.2 does not work and there is no reasonable workaround. We fix anything less serious in the next update we release, and will tell you when that is. These are times within which we start work, not times by which every fix is finished, and they run during the support hours below.</w:t>
+          <w:b/>
+          <w:bCs/>
+          <w:color w:val="1F1F1F"/>
+          <w:sz w:val="20"/>
+          <w:szCs w:val="20"/>
+        </w:rPr>
+        <w:t>{{/website}}</w:t>
       </w:r>
     </w:p>
     <w:p>
@@ -3468,70 +3344,32 @@
       <w:r>
         <w:rPr>
           <w:rFonts w:ascii="Aptos" w:eastAsia="Aptos" w:hAnsi="Aptos" w:cs="Aptos"/>
-          <w:sz w:val="20"/>
-          <w:szCs w:val="20"/>
-        </w:rPr>
-        <w:t xml:space="preserve">{{/web_app|mobile_app|web_mobile_app}}</w:t>
-      </w:r>
-    </w:p>
-    <w:p>
-      <w:pPr>
-        <w:spacing w:line="140" w:lineRule="auto"/>
-        <w:jc w:val="both"/>
-        <w:rPr>
-          <w:rFonts w:ascii="Aptos" w:eastAsia="Aptos" w:hAnsi="Aptos" w:cs="Aptos"/>
-          <w:sz w:val="20"/>
-          <w:szCs w:val="20"/>
-        </w:rPr>
-      </w:pPr>
-    </w:p>
-    <w:p>
-      <w:pPr>
-        <w:spacing w:line="280" w:lineRule="auto"/>
-        <w:jc w:val="both"/>
-        <w:rPr>
-          <w:rFonts w:ascii="Aptos" w:eastAsia="Aptos" w:hAnsi="Aptos" w:cs="Aptos"/>
-          <w:sz w:val="20"/>
-          <w:szCs w:val="20"/>
-        </w:rPr>
-      </w:pPr>
-      <w:r>
-        <w:rPr>
-          <w:rFonts w:ascii="Aptos" w:eastAsia="Aptos" w:hAnsi="Aptos" w:cs="Aptos"/>
-          <w:sz w:val="20"/>
-          <w:szCs w:val="20"/>
-        </w:rPr>
-        <w:t>Support hours are {{support_hours}}.</w:t>
-      </w:r>
-    </w:p>
-    <w:p>
-      <w:pPr>
-        <w:spacing w:line="140" w:lineRule="auto"/>
-        <w:jc w:val="both"/>
-        <w:rPr>
-          <w:rFonts w:ascii="Aptos" w:eastAsia="Aptos" w:hAnsi="Aptos" w:cs="Aptos"/>
-          <w:sz w:val="20"/>
-          <w:szCs w:val="20"/>
-        </w:rPr>
-      </w:pPr>
-    </w:p>
-    <w:p>
-      <w:pPr>
-        <w:spacing w:line="280" w:lineRule="auto"/>
-        <w:jc w:val="both"/>
-        <w:rPr>
-          <w:rFonts w:ascii="Aptos" w:eastAsia="Aptos" w:hAnsi="Aptos" w:cs="Aptos"/>
-          <w:sz w:val="20"/>
-          <w:szCs w:val="20"/>
-        </w:rPr>
-      </w:pPr>
-      <w:r>
-        <w:rPr>
-          <w:rFonts w:ascii="Aptos" w:eastAsia="Aptos" w:hAnsi="Aptos" w:cs="Aptos"/>
-          <w:sz w:val="20"/>
-          <w:szCs w:val="20"/>
-        </w:rPr>
-        <w:t>After the included {{support.included.period}}, ongoing technical support and maintenance is optional. It is {{support.plan.price}} plus {{tax.name}} a month for this project, on the terms of a separate service level agreement we will give you before the included period ends. Hosting remains separate. Additional development or redesign work is quoted separately.</w:t>
+          <w:b/>
+          <w:bCs/>
+          <w:color w:val="1F1F1F"/>
+          <w:sz w:val="20"/>
+          <w:szCs w:val="20"/>
+        </w:rPr>
+        <w:t>{{?web_app|mobile_app|web_mobile_app}}</w:t>
+      </w:r>
+    </w:p>
+    <w:p>
+      <w:pPr>
+        <w:spacing w:line="280" w:lineRule="auto"/>
+        <w:jc w:val="both"/>
+        <w:rPr>
+          <w:rFonts w:ascii="Aptos" w:eastAsia="Aptos" w:hAnsi="Aptos" w:cs="Aptos"/>
+          <w:sz w:val="20"/>
+          <w:szCs w:val="20"/>
+        </w:rPr>
+      </w:pPr>
+      <w:r>
+        <w:rPr>
+          <w:rFonts w:ascii="Aptos" w:eastAsia="Aptos" w:hAnsi="Aptos" w:cs="Aptos"/>
+          <w:sz w:val="20"/>
+          <w:szCs w:val="20"/>
+        </w:rPr>
+        <w:t>The fee includes two rounds of design revisions before design freeze, and your feedback on each testing release during development. Further design rounds are quoted before they begin and charged only once you approve the quote in writing. Feedback that asks for something different from sections 2.1 and 2.2 is a change under section 3.3. Fixing something that does not work as described in sections 2.1 and 2.2 is never charged.</w:t>
       </w:r>
     </w:p>
     <w:p>
@@ -3552,10 +3390,73 @@
       <w:r>
         <w:rPr>
           <w:rFonts w:ascii="Aptos" w:eastAsia="Aptos" w:hAnsi="Aptos" w:cs="Aptos"/>
-          <w:sz w:val="20"/>
-          <w:szCs w:val="20"/>
-        </w:rPr>
-        <w:t xml:space="preserve">{{?website}}</w:t>
+          <w:b/>
+          <w:bCs/>
+          <w:color w:val="1F1F1F"/>
+          <w:sz w:val="20"/>
+          <w:szCs w:val="20"/>
+        </w:rPr>
+        <w:t>{{/web_app|mobile_app|web_mobile_app}}</w:t>
+      </w:r>
+    </w:p>
+    <w:p>
+      <w:pPr>
+        <w:spacing w:line="120" w:lineRule="auto"/>
+        <w:jc w:val="both"/>
+        <w:rPr>
+          <w:rFonts w:ascii="Aptos" w:eastAsia="Aptos" w:hAnsi="Aptos" w:cs="Aptos"/>
+          <w:sz w:val="20"/>
+          <w:szCs w:val="20"/>
+        </w:rPr>
+      </w:pPr>
+    </w:p>
+    <w:p>
+      <w:pPr>
+        <w:spacing w:line="280" w:lineRule="auto"/>
+        <w:jc w:val="both"/>
+        <w:rPr>
+          <w:rFonts w:ascii="Aptos" w:eastAsia="Aptos" w:hAnsi="Aptos" w:cs="Aptos"/>
+          <w:sz w:val="20"/>
+          <w:szCs w:val="20"/>
+        </w:rPr>
+      </w:pPr>
+      <w:r>
+        <w:rPr>
+          <w:rFonts w:ascii="Aptos" w:eastAsia="Aptos" w:hAnsi="Aptos" w:cs="Aptos"/>
+          <w:sz w:val="20"/>
+          <w:szCs w:val="20"/>
+        </w:rPr>
+        <w:t>Design freeze is the point where the look is settled. After that, a change of direction is a change under section 3.3 however it reaches us – as a written request, a reference {{deliverable.short}}, or a mockup. It helps most if you tell us what is not working rather than how to fix it, because the reason behind a change is what we design against.</w:t>
+      </w:r>
+    </w:p>
+    <w:p>
+      <w:pPr>
+        <w:spacing w:line="120" w:lineRule="auto"/>
+        <w:jc w:val="both"/>
+        <w:rPr>
+          <w:rFonts w:ascii="Aptos" w:eastAsia="Aptos" w:hAnsi="Aptos" w:cs="Aptos"/>
+          <w:sz w:val="20"/>
+          <w:szCs w:val="20"/>
+        </w:rPr>
+      </w:pPr>
+    </w:p>
+    <w:p>
+      <w:pPr>
+        <w:spacing w:line="280" w:lineRule="auto"/>
+        <w:jc w:val="both"/>
+        <w:rPr>
+          <w:rFonts w:ascii="Aptos" w:eastAsia="Aptos" w:hAnsi="Aptos" w:cs="Aptos"/>
+          <w:sz w:val="20"/>
+          <w:szCs w:val="20"/>
+        </w:rPr>
+      </w:pPr>
+      <w:r>
+        <w:rPr>
+          <w:rFonts w:ascii="Aptos" w:eastAsia="Aptos" w:hAnsi="Aptos" w:cs="Aptos"/>
+          <w:sz w:val="20"/>
+          <w:szCs w:val="20"/>
+        </w:rPr>
+        <w:t>A round is one consolidated set of comments from your nominated person, not a series of separate messages. If comments arrive in pieces, we will gather them and confirm when we are treating the round as closed.</w:t>
       </w:r>
     </w:p>
     <w:p>
@@ -3582,7 +3483,44 @@
           <w:sz w:val="20"/>
           <w:szCs w:val="20"/>
         </w:rPr>
-        <w:t>3.6 Acceptance</w:t>
+        <w:t>3.5 Technical Support and Maintenance</w:t>
+      </w:r>
+    </w:p>
+    <w:p>
+      <w:pPr>
+        <w:spacing w:line="280" w:lineRule="auto"/>
+        <w:jc w:val="both"/>
+        <w:rPr>
+          <w:rFonts w:ascii="Aptos" w:eastAsia="Aptos" w:hAnsi="Aptos" w:cs="Aptos"/>
+          <w:sz w:val="20"/>
+          <w:szCs w:val="20"/>
+        </w:rPr>
+      </w:pPr>
+      <w:r>
+        <w:rPr>
+          <w:rFonts w:ascii="Aptos" w:eastAsia="Aptos" w:hAnsi="Aptos" w:cs="Aptos"/>
+          <w:sz w:val="20"/>
+          <w:szCs w:val="20"/>
+        </w:rPr>
+        <w:t xml:space="preserve">{{support.included.sentence}} is included, starting on acceptance under section 3.6. During that </w:t>
+      </w:r>
+      <w:proofErr w:type="gramStart"/>
+      <w:r>
+        <w:rPr>
+          <w:rFonts w:ascii="Aptos" w:eastAsia="Aptos" w:hAnsi="Aptos" w:cs="Aptos"/>
+          <w:sz w:val="20"/>
+          <w:szCs w:val="20"/>
+        </w:rPr>
+        <w:t>time</w:t>
+      </w:r>
+      <w:proofErr w:type="gramEnd"/>
+      <w:r>
+        <w:rPr>
+          <w:rFonts w:ascii="Aptos" w:eastAsia="Aptos" w:hAnsi="Aptos" w:cs="Aptos"/>
+          <w:sz w:val="20"/>
+          <w:szCs w:val="20"/>
+        </w:rPr>
+        <w:t xml:space="preserve"> we will fix any defect – the {{deliverable}} not working as described in sections 2.1 and 2.2 – at no charge. This does not cover design changes or new features, faults caused by changes someone else makes, or problems with third-party services.</w:t>
       </w:r>
     </w:p>
     <w:p>
@@ -3606,7 +3544,37 @@
           <w:sz w:val="20"/>
           <w:szCs w:val="20"/>
         </w:rPr>
-        <w:t xml:space="preserve">{{/website}}</w:t>
+        <w:t xml:space="preserve">{{?web_app|mobile_app|web_mobile_app}}</w:t>
+      </w:r>
+    </w:p>
+    <w:p>
+      <w:pPr>
+        <w:spacing w:line="140" w:lineRule="auto"/>
+        <w:jc w:val="both"/>
+        <w:rPr>
+          <w:rFonts w:ascii="Aptos" w:eastAsia="Aptos" w:hAnsi="Aptos" w:cs="Aptos"/>
+          <w:sz w:val="20"/>
+          <w:szCs w:val="20"/>
+        </w:rPr>
+      </w:pPr>
+    </w:p>
+    <w:p>
+      <w:pPr>
+        <w:spacing w:line="280" w:lineRule="auto"/>
+        <w:jc w:val="both"/>
+        <w:rPr>
+          <w:rFonts w:ascii="Aptos" w:eastAsia="Aptos" w:hAnsi="Aptos" w:cs="Aptos"/>
+          <w:sz w:val="20"/>
+          <w:szCs w:val="20"/>
+        </w:rPr>
+      </w:pPr>
+      <w:r>
+        <w:rPr>
+          <w:rFonts w:ascii="Aptos" w:eastAsia="Aptos" w:hAnsi="Aptos" w:cs="Aptos"/>
+          <w:sz w:val="20"/>
+          <w:szCs w:val="20"/>
+        </w:rPr>
+        <w:t xml:space="preserve">When you report a defect, we start work on it within one business day if the {{deliverable}} is unavailable or data is being lost or exposed, and within three business days if a feature listed in section 2.2 does not work and there is no reasonable workaround. We fix anything less serious in the next update we release, and will tell you when that is. These are times within which we start work, not times by which every fix is finished, and they run during the support hours below.</w:t>
       </w:r>
     </w:p>
     <w:p>
@@ -3630,7 +3598,67 @@
           <w:sz w:val="20"/>
           <w:szCs w:val="20"/>
         </w:rPr>
-        <w:t xml:space="preserve">{{?web_app|mobile_app|web_mobile_app}}</w:t>
+        <w:t xml:space="preserve">{{/web_app|mobile_app|web_mobile_app}}</w:t>
+      </w:r>
+    </w:p>
+    <w:p>
+      <w:pPr>
+        <w:spacing w:line="140" w:lineRule="auto"/>
+        <w:jc w:val="both"/>
+        <w:rPr>
+          <w:rFonts w:ascii="Aptos" w:eastAsia="Aptos" w:hAnsi="Aptos" w:cs="Aptos"/>
+          <w:sz w:val="20"/>
+          <w:szCs w:val="20"/>
+        </w:rPr>
+      </w:pPr>
+    </w:p>
+    <w:p>
+      <w:pPr>
+        <w:spacing w:line="280" w:lineRule="auto"/>
+        <w:jc w:val="both"/>
+        <w:rPr>
+          <w:rFonts w:ascii="Aptos" w:eastAsia="Aptos" w:hAnsi="Aptos" w:cs="Aptos"/>
+          <w:sz w:val="20"/>
+          <w:szCs w:val="20"/>
+        </w:rPr>
+      </w:pPr>
+      <w:r>
+        <w:rPr>
+          <w:rFonts w:ascii="Aptos" w:eastAsia="Aptos" w:hAnsi="Aptos" w:cs="Aptos"/>
+          <w:sz w:val="20"/>
+          <w:szCs w:val="20"/>
+        </w:rPr>
+        <w:t>Support hours are {{support_hours}}.</w:t>
+      </w:r>
+    </w:p>
+    <w:p>
+      <w:pPr>
+        <w:spacing w:line="140" w:lineRule="auto"/>
+        <w:jc w:val="both"/>
+        <w:rPr>
+          <w:rFonts w:ascii="Aptos" w:eastAsia="Aptos" w:hAnsi="Aptos" w:cs="Aptos"/>
+          <w:sz w:val="20"/>
+          <w:szCs w:val="20"/>
+        </w:rPr>
+      </w:pPr>
+    </w:p>
+    <w:p>
+      <w:pPr>
+        <w:spacing w:line="280" w:lineRule="auto"/>
+        <w:jc w:val="both"/>
+        <w:rPr>
+          <w:rFonts w:ascii="Aptos" w:eastAsia="Aptos" w:hAnsi="Aptos" w:cs="Aptos"/>
+          <w:sz w:val="20"/>
+          <w:szCs w:val="20"/>
+        </w:rPr>
+      </w:pPr>
+      <w:r>
+        <w:rPr>
+          <w:rFonts w:ascii="Aptos" w:eastAsia="Aptos" w:hAnsi="Aptos" w:cs="Aptos"/>
+          <w:sz w:val="20"/>
+          <w:szCs w:val="20"/>
+        </w:rPr>
+        <w:t>After the included {{support.included.period}}, ongoing technical support and maintenance is optional. It is {{support.plan.price}} plus {{tax.name}} a month for this project, on the terms of a separate service level agreement we will give you before the included period ends. Hosting remains separate. Additional development or redesign work is quoted separately.</w:t>
       </w:r>
     </w:p>
     <w:p>
@@ -3651,13 +3679,10 @@
       <w:r>
         <w:rPr>
           <w:rFonts w:ascii="Aptos" w:eastAsia="Aptos" w:hAnsi="Aptos" w:cs="Aptos"/>
-          <w:b/>
-          <w:bCs/>
-          <w:color w:val="1F1F1F"/>
-          <w:sz w:val="20"/>
-          <w:szCs w:val="20"/>
-        </w:rPr>
-        <w:t>3.6 User acceptance testing (UAT)</w:t>
+          <w:sz w:val="20"/>
+          <w:szCs w:val="20"/>
+        </w:rPr>
+        <w:t xml:space="preserve">{{?website}}</w:t>
       </w:r>
     </w:p>
     <w:p>
@@ -3678,45 +3703,13 @@
       <w:r>
         <w:rPr>
           <w:rFonts w:ascii="Aptos" w:eastAsia="Aptos" w:hAnsi="Aptos" w:cs="Aptos"/>
-          <w:sz w:val="20"/>
-          <w:szCs w:val="20"/>
-        </w:rPr>
-        <w:t xml:space="preserve">{{/web_app|mobile_app|web_mobile_app}}</w:t>
-      </w:r>
-    </w:p>
-    <w:p>
-      <w:pPr>
-        <w:spacing w:line="280" w:lineRule="auto"/>
-        <w:jc w:val="both"/>
-        <w:rPr>
-          <w:rFonts w:ascii="Aptos" w:eastAsia="Aptos" w:hAnsi="Aptos" w:cs="Aptos"/>
-          <w:sz w:val="20"/>
-          <w:szCs w:val="20"/>
-        </w:rPr>
-      </w:pPr>
-      <w:r>
-        <w:rPr>
-          <w:rFonts w:ascii="Aptos" w:eastAsia="Aptos" w:hAnsi="Aptos" w:cs="Aptos"/>
-          <w:sz w:val="20"/>
-          <w:szCs w:val="20"/>
-        </w:rPr>
-        <w:t>The {{deliverable}} is accepted when it does what sections 2.1 and 2.2 describe.</w:t>
-      </w:r>
-      <w:proofErr w:type="gramStart"/>
-      <w:r>
-        <w:rPr>
-          <w:rFonts w:ascii="Aptos" w:eastAsia="Aptos" w:hAnsi="Aptos" w:cs="Aptos"/>
-          <w:sz w:val="20"/>
-          <w:szCs w:val="20"/>
-        </w:rPr>
-      </w:r>
-      <w:proofErr w:type="gramEnd"/>
-      <w:r>
-        <w:rPr>
-          <w:rFonts w:ascii="Aptos" w:eastAsia="Aptos" w:hAnsi="Aptos" w:cs="Aptos"/>
-          <w:sz w:val="20"/>
-          <w:szCs w:val="20"/>
-        </w:rPr>
+          <w:b/>
+          <w:bCs/>
+          <w:color w:val="1F1F1F"/>
+          <w:sz w:val="20"/>
+          <w:szCs w:val="20"/>
+        </w:rPr>
+        <w:t>3.6 Acceptance</w:t>
       </w:r>
     </w:p>
     <w:p>
@@ -3740,97 +3733,7 @@
           <w:sz w:val="20"/>
           <w:szCs w:val="20"/>
         </w:rPr>
-        <w:t xml:space="preserve">{{?web_app|mobile_app|web_mobile_app}}</w:t>
-      </w:r>
-    </w:p>
-    <w:p>
-      <w:pPr>
-        <w:spacing w:line="140" w:lineRule="auto"/>
-        <w:jc w:val="both"/>
-        <w:rPr>
-          <w:rFonts w:ascii="Aptos" w:eastAsia="Aptos" w:hAnsi="Aptos" w:cs="Aptos"/>
-          <w:sz w:val="20"/>
-          <w:szCs w:val="20"/>
-        </w:rPr>
-      </w:pPr>
-    </w:p>
-    <w:p>
-      <w:pPr>
-        <w:spacing w:line="280" w:lineRule="auto"/>
-        <w:jc w:val="both"/>
-        <w:rPr>
-          <w:rFonts w:ascii="Aptos" w:eastAsia="Aptos" w:hAnsi="Aptos" w:cs="Aptos"/>
-          <w:sz w:val="20"/>
-          <w:szCs w:val="20"/>
-        </w:rPr>
-      </w:pPr>
-      <w:r>
-        <w:rPr>
-          <w:rFonts w:ascii="Aptos" w:eastAsia="Aptos" w:hAnsi="Aptos" w:cs="Aptos"/>
-          <w:sz w:val="20"/>
-          <w:szCs w:val="20"/>
-        </w:rPr>
-        <w:t xml:space="preserve">Before development starts, we will agree with you in writing the acceptance criteria for each feature listed in section 2.2 – what someone using the {{deliverable}} does, and what should happen. They become part of that feature’s description. User acceptance testing (UAT) checks the {{deliverable}} against them, and a feature without agreed criteria is tested against its description in section 2.2.</w:t>
-      </w:r>
-    </w:p>
-    <w:p>
-      <w:pPr>
-        <w:spacing w:line="140" w:lineRule="auto"/>
-        <w:jc w:val="both"/>
-        <w:rPr>
-          <w:rFonts w:ascii="Aptos" w:eastAsia="Aptos" w:hAnsi="Aptos" w:cs="Aptos"/>
-          <w:sz w:val="20"/>
-          <w:szCs w:val="20"/>
-        </w:rPr>
-      </w:pPr>
-    </w:p>
-    <w:p>
-      <w:pPr>
-        <w:spacing w:line="280" w:lineRule="auto"/>
-        <w:jc w:val="both"/>
-        <w:rPr>
-          <w:rFonts w:ascii="Aptos" w:eastAsia="Aptos" w:hAnsi="Aptos" w:cs="Aptos"/>
-          <w:sz w:val="20"/>
-          <w:szCs w:val="20"/>
-        </w:rPr>
-      </w:pPr>
-      <w:r>
-        <w:rPr>
-          <w:rFonts w:ascii="Aptos" w:eastAsia="Aptos" w:hAnsi="Aptos" w:cs="Aptos"/>
-          <w:sz w:val="20"/>
-          <w:szCs w:val="20"/>
-        </w:rPr>
-        <w:t xml:space="preserve">Your nominated testers carry out UAT with your own test data and devices, in the browsers or on the devices set out in section 2.3, in a testing environment we provide separately from the live {{deliverable}}.</w:t>
-      </w:r>
-    </w:p>
-    <w:p>
-      <w:pPr>
-        <w:spacing w:line="140" w:lineRule="auto"/>
-        <w:jc w:val="both"/>
-        <w:rPr>
-          <w:rFonts w:ascii="Aptos" w:eastAsia="Aptos" w:hAnsi="Aptos" w:cs="Aptos"/>
-          <w:sz w:val="20"/>
-          <w:szCs w:val="20"/>
-        </w:rPr>
-      </w:pPr>
-    </w:p>
-    <w:p>
-      <w:pPr>
-        <w:spacing w:line="280" w:lineRule="auto"/>
-        <w:jc w:val="both"/>
-        <w:rPr>
-          <w:rFonts w:ascii="Aptos" w:eastAsia="Aptos" w:hAnsi="Aptos" w:cs="Aptos"/>
-          <w:sz w:val="20"/>
-          <w:szCs w:val="20"/>
-        </w:rPr>
-      </w:pPr>
-      <w:r>
-        <w:rPr>
-          <w:rFonts w:ascii="Aptos" w:eastAsia="Aptos" w:hAnsi="Aptos" w:cs="Aptos"/>
-          <w:sz w:val="20"/>
-          <w:szCs w:val="20"/>
-        </w:rPr>
-        <w:t xml:space="preserve">Only critical and major defects hold up sign-off: the {{deliverable}} being unavailable, data being lost or exposed, or a feature listed in section 2.2 not working with no reasonable workaround. If everything on your list is minor, the {{deliverable}} is accepted and we fix those items under section 3.5. Your written sign-off at the end of UAT is acceptance under this section.</w:t>
+        <w:t xml:space="preserve">{{/website}}</w:t>
       </w:r>
     </w:p>
     <w:p>
@@ -3854,203 +3757,8 @@
           <w:sz w:val="20"/>
           <w:szCs w:val="20"/>
         </w:rPr>
-        <w:t xml:space="preserve">{{/web_app|mobile_app|web_mobile_app}}</w:t>
-      </w:r>
-    </w:p>
-    <w:p>
-      <w:pPr>
-        <w:spacing w:line="140" w:lineRule="auto"/>
-        <w:jc w:val="both"/>
-        <w:rPr>
-          <w:rFonts w:ascii="Aptos" w:eastAsia="Aptos" w:hAnsi="Aptos" w:cs="Aptos"/>
-          <w:sz w:val="20"/>
-          <w:szCs w:val="20"/>
-        </w:rPr>
-      </w:pPr>
-    </w:p>
-    <w:p>
-      <w:pPr>
-        <w:spacing w:line="280" w:lineRule="auto"/>
-        <w:jc w:val="both"/>
-        <w:rPr>
-          <w:rFonts w:ascii="Aptos" w:eastAsia="Aptos" w:hAnsi="Aptos" w:cs="Aptos"/>
-          <w:sz w:val="20"/>
-          <w:szCs w:val="20"/>
-        </w:rPr>
-      </w:pPr>
-      <w:r>
-        <w:rPr>
-          <w:rFonts w:ascii="Aptos" w:eastAsia="Aptos" w:hAnsi="Aptos" w:cs="Aptos"/>
-          <w:sz w:val="20"/>
-          <w:szCs w:val="20"/>
-        </w:rPr>
-        <w:t>When we tell you it is ready for review, you have 10 business days to test it and either accept it in writing, or give us a written list of anything that does not work as described in sections 2.1 and 2.2. We will fix those items and return it for re-testing. Each later round has 5 business days, because only the fixes need re-testing.</w:t>
-      </w:r>
-      <w:proofErr w:type="gramStart"/>
-      <w:r>
-        <w:rPr>
-          <w:rFonts w:ascii="Aptos" w:eastAsia="Aptos" w:hAnsi="Aptos" w:cs="Aptos"/>
-          <w:sz w:val="20"/>
-          <w:szCs w:val="20"/>
-        </w:rPr>
-      </w:r>
-      <w:proofErr w:type="gramEnd"/>
-      <w:r>
-        <w:rPr>
-          <w:rFonts w:ascii="Aptos" w:eastAsia="Aptos" w:hAnsi="Aptos" w:cs="Aptos"/>
-          <w:sz w:val="20"/>
-          <w:szCs w:val="20"/>
-        </w:rPr>
-      </w:r>
-    </w:p>
-    <w:p>
-      <w:pPr>
-        <w:spacing w:line="140" w:lineRule="auto"/>
-        <w:jc w:val="both"/>
-        <w:rPr>
-          <w:rFonts w:ascii="Aptos" w:eastAsia="Aptos" w:hAnsi="Aptos" w:cs="Aptos"/>
-          <w:sz w:val="20"/>
-          <w:szCs w:val="20"/>
-        </w:rPr>
-      </w:pPr>
-    </w:p>
-    <w:p>
-      <w:pPr>
-        <w:spacing w:line="280" w:lineRule="auto"/>
-        <w:jc w:val="both"/>
-        <w:rPr>
-          <w:rFonts w:ascii="Aptos" w:eastAsia="Aptos" w:hAnsi="Aptos" w:cs="Aptos"/>
-          <w:sz w:val="20"/>
-          <w:szCs w:val="20"/>
-        </w:rPr>
-      </w:pPr>
-      <w:r>
-        <w:rPr>
-          <w:rFonts w:ascii="Aptos" w:eastAsia="Aptos" w:hAnsi="Aptos" w:cs="Aptos"/>
-          <w:sz w:val="20"/>
-          <w:szCs w:val="20"/>
-        </w:rPr>
-        <w:t>If we do not hear from you within the time allowed, we will send a reminder. If we still have not heard 5 business days after that, the {{deliverable}} is accepted and the support period in section 3.5 begins. Anything that does not work as described is still fixed under section 3.5.</w:t>
-      </w:r>
-      <w:proofErr w:type="gramStart"/>
-      <w:r>
-        <w:rPr>
-          <w:rFonts w:ascii="Aptos" w:eastAsia="Aptos" w:hAnsi="Aptos" w:cs="Aptos"/>
-          <w:sz w:val="20"/>
-          <w:szCs w:val="20"/>
-        </w:rPr>
-      </w:r>
-      <w:proofErr w:type="gramEnd"/>
-      <w:r>
-        <w:rPr>
-          <w:rFonts w:ascii="Aptos" w:eastAsia="Aptos" w:hAnsi="Aptos" w:cs="Aptos"/>
-          <w:sz w:val="20"/>
-          <w:szCs w:val="20"/>
-        </w:rPr>
-      </w:r>
-    </w:p>
-    <w:p>
-      <w:pPr>
-        <w:spacing w:line="140" w:lineRule="auto"/>
-        <w:jc w:val="both"/>
-        <w:rPr>
-          <w:rFonts w:ascii="Aptos" w:eastAsia="Aptos" w:hAnsi="Aptos" w:cs="Aptos"/>
-          <w:sz w:val="20"/>
-          <w:szCs w:val="20"/>
-        </w:rPr>
-      </w:pPr>
-    </w:p>
-    <w:p>
-      <w:pPr>
-        <w:spacing w:line="280" w:lineRule="auto"/>
-        <w:jc w:val="both"/>
-        <w:rPr>
-          <w:rFonts w:ascii="Aptos" w:eastAsia="Aptos" w:hAnsi="Aptos" w:cs="Aptos"/>
-          <w:sz w:val="20"/>
-          <w:szCs w:val="20"/>
-        </w:rPr>
-      </w:pPr>
-      <w:r>
-        <w:rPr>
-          <w:rFonts w:ascii="Aptos" w:eastAsia="Aptos" w:hAnsi="Aptos" w:cs="Aptos"/>
-          <w:sz w:val="20"/>
-          <w:szCs w:val="20"/>
-        </w:rPr>
-        <w:t>Something that works as described, but that you would now like done differently, is a change under section 3.3 rather than a failure to accept. We will tell you which we think it is, and why, before we quote it.</w:t>
-      </w:r>
-      <w:proofErr w:type="gramStart"/>
-      <w:r>
-        <w:rPr>
-          <w:rFonts w:ascii="Aptos" w:eastAsia="Aptos" w:hAnsi="Aptos" w:cs="Aptos"/>
-          <w:sz w:val="20"/>
-          <w:szCs w:val="20"/>
-        </w:rPr>
-      </w:r>
-      <w:proofErr w:type="gramEnd"/>
-      <w:r>
-        <w:rPr>
-          <w:rFonts w:ascii="Aptos" w:eastAsia="Aptos" w:hAnsi="Aptos" w:cs="Aptos"/>
-          <w:sz w:val="20"/>
-          <w:szCs w:val="20"/>
-        </w:rPr>
-      </w:r>
-    </w:p>
-    <w:p>
-      <w:pPr>
-        <w:spacing w:line="140" w:lineRule="auto"/>
-        <w:jc w:val="both"/>
-        <w:rPr>
-          <w:rFonts w:ascii="Aptos" w:eastAsia="Aptos" w:hAnsi="Aptos" w:cs="Aptos"/>
-          <w:sz w:val="20"/>
-          <w:szCs w:val="20"/>
-        </w:rPr>
-      </w:pPr>
-    </w:p>
-    <w:p>
-      <w:pPr>
-        <w:spacing w:line="280" w:lineRule="auto"/>
-        <w:jc w:val="both"/>
-        <w:rPr>
-          <w:rFonts w:ascii="Aptos" w:eastAsia="Aptos" w:hAnsi="Aptos" w:cs="Aptos"/>
-          <w:sz w:val="20"/>
-          <w:szCs w:val="20"/>
-        </w:rPr>
-      </w:pPr>
-      <w:r>
-        <w:rPr>
-          <w:rFonts w:ascii="Aptos" w:eastAsia="Aptos" w:hAnsi="Aptos" w:cs="Aptos"/>
-          <w:sz w:val="20"/>
-          <w:szCs w:val="20"/>
-        </w:rPr>
-        <w:t>If you publish the {{deliverable}}, or use it in your business, it is accepted.</w:t>
-      </w:r>
-      <w:proofErr w:type="gramStart"/>
-      <w:r>
-        <w:rPr>
-          <w:rFonts w:ascii="Aptos" w:eastAsia="Aptos" w:hAnsi="Aptos" w:cs="Aptos"/>
-          <w:sz w:val="20"/>
-          <w:szCs w:val="20"/>
-        </w:rPr>
-      </w:r>
-      <w:proofErr w:type="gramEnd"/>
-      <w:r>
-        <w:rPr>
-          <w:rFonts w:ascii="Aptos" w:eastAsia="Aptos" w:hAnsi="Aptos" w:cs="Aptos"/>
-          <w:sz w:val="20"/>
-          <w:szCs w:val="20"/>
-        </w:rPr>
-      </w:r>
-    </w:p>
-    <w:p>
-      <w:pPr>
-        <w:spacing w:line="140" w:lineRule="auto"/>
-        <w:jc w:val="both"/>
-        <w:rPr>
-          <w:rFonts w:ascii="Aptos" w:eastAsia="Aptos" w:hAnsi="Aptos" w:cs="Aptos"/>
-          <w:sz w:val="20"/>
-          <w:szCs w:val="20"/>
-        </w:rPr>
-      </w:pPr>
+        <w:t xml:space="preserve">{{?web_app|mobile_app|web_mobile_app}}</w:t>
+      </w:r>
     </w:p>
     <w:p>
       <w:pPr>
@@ -4076,7 +3784,7 @@
           <w:sz w:val="20"/>
           <w:szCs w:val="20"/>
         </w:rPr>
-        <w:t>3.7 Handover</w:t>
+        <w:t>3.6 User acceptance testing (UAT)</w:t>
       </w:r>
     </w:p>
     <w:p>
@@ -4100,41 +3808,42 @@
           <w:sz w:val="20"/>
           <w:szCs w:val="20"/>
         </w:rPr>
-        <w:t xml:space="preserve">{{?website}}</w:t>
-      </w:r>
-    </w:p>
-    <w:p>
-      <w:pPr>
-        <w:spacing w:line="280" w:lineRule="auto"/>
-        <w:jc w:val="both"/>
-        <w:rPr>
-          <w:rFonts w:ascii="Aptos" w:eastAsia="Aptos" w:hAnsi="Aptos" w:cs="Aptos"/>
-          <w:sz w:val="20"/>
-          <w:szCs w:val="20"/>
-        </w:rPr>
-      </w:pPr>
-      <w:r>
-        <w:rPr>
-          <w:rFonts w:ascii="Aptos" w:eastAsia="Aptos" w:hAnsi="Aptos" w:cs="Aptos"/>
-          <w:sz w:val="20"/>
-          <w:szCs w:val="20"/>
-        </w:rPr>
-        <w:t>On acceptance you receive full {{scope.platform}} administrator access, a short handover session, and guidance for publishing and updating content</w:t>
-      </w:r>
-      <w:r>
-        <w:rPr>
-          <w:rFonts w:ascii="Aptos" w:eastAsia="Aptos" w:hAnsi="Aptos" w:cs="Aptos"/>
-          <w:sz w:val="20"/>
-          <w:szCs w:val="20"/>
-        </w:rPr>
-      </w:r>
-      <w:r>
-        <w:rPr>
-          <w:rFonts w:ascii="Aptos" w:eastAsia="Aptos" w:hAnsi="Aptos" w:cs="Aptos"/>
-          <w:sz w:val="20"/>
-          <w:szCs w:val="20"/>
-        </w:rPr>
-        <w:t xml:space="preserve">. We transfer the website to an account in your name, or give you a complete export of the website files and database. Analytics and Search Console are set up in your own Google account, so they stay with you. We will also hand over any other accounts or credentials we hold for the website, and give you an export of your content and data on request. Our working design files are not part of the handover – your ownership of the design under section 9 is unaffected, and if you want the working files as well, tell us and we will quote for them. </w:t>
+        <w:t xml:space="preserve">{{/web_app|mobile_app|web_mobile_app}}</w:t>
+      </w:r>
+    </w:p>
+    <w:p>
+      <w:pPr>
+        <w:spacing w:line="280" w:lineRule="auto"/>
+        <w:jc w:val="both"/>
+        <w:rPr>
+          <w:rFonts w:ascii="Aptos" w:eastAsia="Aptos" w:hAnsi="Aptos" w:cs="Aptos"/>
+          <w:sz w:val="20"/>
+          <w:szCs w:val="20"/>
+        </w:rPr>
+      </w:pPr>
+      <w:r>
+        <w:rPr>
+          <w:rFonts w:ascii="Aptos" w:eastAsia="Aptos" w:hAnsi="Aptos" w:cs="Aptos"/>
+          <w:sz w:val="20"/>
+          <w:szCs w:val="20"/>
+        </w:rPr>
+        <w:t>The {{deliverable}} is accepted when it does what sections 2.1 and 2.2 describe.</w:t>
+      </w:r>
+      <w:proofErr w:type="gramStart"/>
+      <w:r>
+        <w:rPr>
+          <w:rFonts w:ascii="Aptos" w:eastAsia="Aptos" w:hAnsi="Aptos" w:cs="Aptos"/>
+          <w:sz w:val="20"/>
+          <w:szCs w:val="20"/>
+        </w:rPr>
+      </w:r>
+      <w:proofErr w:type="gramEnd"/>
+      <w:r>
+        <w:rPr>
+          <w:rFonts w:ascii="Aptos" w:eastAsia="Aptos" w:hAnsi="Aptos" w:cs="Aptos"/>
+          <w:sz w:val="20"/>
+          <w:szCs w:val="20"/>
+        </w:rPr>
       </w:r>
     </w:p>
     <w:p>
@@ -4158,8 +3867,49 @@
           <w:sz w:val="20"/>
           <w:szCs w:val="20"/>
         </w:rPr>
-        <w:t xml:space="preserve">{{/website}}</w:t>
-      </w:r>
+        <w:t xml:space="preserve">{{?web_app|mobile_app|web_mobile_app}}</w:t>
+      </w:r>
+    </w:p>
+    <w:p>
+      <w:pPr>
+        <w:spacing w:line="140" w:lineRule="auto"/>
+        <w:jc w:val="both"/>
+        <w:rPr>
+          <w:rFonts w:ascii="Aptos" w:eastAsia="Aptos" w:hAnsi="Aptos" w:cs="Aptos"/>
+          <w:sz w:val="20"/>
+          <w:szCs w:val="20"/>
+        </w:rPr>
+      </w:pPr>
+    </w:p>
+    <w:p>
+      <w:pPr>
+        <w:spacing w:line="280" w:lineRule="auto"/>
+        <w:jc w:val="both"/>
+        <w:rPr>
+          <w:rFonts w:ascii="Aptos" w:eastAsia="Aptos" w:hAnsi="Aptos" w:cs="Aptos"/>
+          <w:sz w:val="20"/>
+          <w:szCs w:val="20"/>
+        </w:rPr>
+      </w:pPr>
+      <w:r>
+        <w:rPr>
+          <w:rFonts w:ascii="Aptos" w:eastAsia="Aptos" w:hAnsi="Aptos" w:cs="Aptos"/>
+          <w:sz w:val="20"/>
+          <w:szCs w:val="20"/>
+        </w:rPr>
+        <w:t xml:space="preserve">Before development starts, we will agree with you in writing the acceptance criteria for each feature listed in section 2.2 – what someone using the {{deliverable}} does, and what should happen. They become part of that feature’s description. User acceptance testing (UAT) checks the {{deliverable}} against them, and a feature without agreed criteria is tested against its description in section 2.2.</w:t>
+      </w:r>
+    </w:p>
+    <w:p>
+      <w:pPr>
+        <w:spacing w:line="140" w:lineRule="auto"/>
+        <w:jc w:val="both"/>
+        <w:rPr>
+          <w:rFonts w:ascii="Aptos" w:eastAsia="Aptos" w:hAnsi="Aptos" w:cs="Aptos"/>
+          <w:sz w:val="20"/>
+          <w:szCs w:val="20"/>
+        </w:rPr>
+      </w:pPr>
     </w:p>
     <w:p>
       <w:pPr>
@@ -4179,10 +3929,13 @@
       <w:r>
         <w:rPr>
           <w:rFonts w:ascii="Aptos" w:eastAsia="Aptos" w:hAnsi="Aptos" w:cs="Aptos"/>
-          <w:sz w:val="20"/>
-          <w:szCs w:val="20"/>
-        </w:rPr>
-        <w:t xml:space="preserve">{{?online_store}}</w:t>
+          <w:b/>
+          <w:bCs/>
+          <w:color w:val="1F1F1F"/>
+          <w:sz w:val="20"/>
+          <w:szCs w:val="20"/>
+        </w:rPr>
+        <w:t>{{/web_app|mobile_app|web_mobile_app}}</w:t>
       </w:r>
     </w:p>
     <w:p>
@@ -4209,86 +3962,26 @@
           <w:sz w:val="20"/>
           <w:szCs w:val="20"/>
         </w:rPr>
-        <w:t>3.8 Online store</w:t>
-      </w:r>
-    </w:p>
-    <w:p>
-      <w:pPr>
-        <w:spacing w:line="280" w:lineRule="auto"/>
-        <w:jc w:val="both"/>
-        <w:rPr>
-          <w:rFonts w:ascii="Aptos" w:eastAsia="Aptos" w:hAnsi="Aptos" w:cs="Aptos"/>
-          <w:sz w:val="20"/>
-          <w:szCs w:val="20"/>
-        </w:rPr>
-      </w:pPr>
-      <w:r>
-        <w:rPr>
-          <w:rFonts w:ascii="Aptos" w:eastAsia="Aptos" w:hAnsi="Aptos" w:cs="Aptos"/>
-          <w:sz w:val="20"/>
-          <w:szCs w:val="20"/>
-        </w:rPr>
-        <w:t xml:space="preserve">The store takes payments through a payment provider, such as Stripe, Square or PayPal, under an account in your name. Card details are entered on the provider’s systems and held by the provider – the {{deliverable}} never stores card numbers. The provider’s fees are yours under section 5.0.</w:t>
-      </w:r>
-    </w:p>
-    <w:p>
-      <w:pPr>
-        <w:spacing w:line="140" w:lineRule="auto"/>
-        <w:jc w:val="both"/>
-        <w:rPr>
-          <w:rFonts w:ascii="Aptos" w:eastAsia="Aptos" w:hAnsi="Aptos" w:cs="Aptos"/>
-          <w:sz w:val="20"/>
-          <w:szCs w:val="20"/>
-        </w:rPr>
-      </w:pPr>
-    </w:p>
-    <w:p>
-      <w:pPr>
-        <w:spacing w:line="280" w:lineRule="auto"/>
-        <w:jc w:val="both"/>
-        <w:rPr>
-          <w:rFonts w:ascii="Aptos" w:eastAsia="Aptos" w:hAnsi="Aptos" w:cs="Aptos"/>
-          <w:sz w:val="20"/>
-          <w:szCs w:val="20"/>
-        </w:rPr>
-      </w:pPr>
-      <w:r>
-        <w:rPr>
-          <w:rFonts w:ascii="Aptos" w:eastAsia="Aptos" w:hAnsi="Aptos" w:cs="Aptos"/>
-          <w:sz w:val="20"/>
-          <w:szCs w:val="20"/>
-        </w:rPr>
-        <w:t xml:space="preserve">You supply the products, prices, taxes, delivery and pickup rules, and your terms of sale and refund policy. We set them up as supplied, and section 6.2 applies to that wording.</w:t>
-      </w:r>
-    </w:p>
-    <w:p>
-      <w:pPr>
-        <w:spacing w:line="140" w:lineRule="auto"/>
-        <w:jc w:val="both"/>
-        <w:rPr>
-          <w:rFonts w:ascii="Aptos" w:eastAsia="Aptos" w:hAnsi="Aptos" w:cs="Aptos"/>
-          <w:sz w:val="20"/>
-          <w:szCs w:val="20"/>
-        </w:rPr>
-      </w:pPr>
-    </w:p>
-    <w:p>
-      <w:pPr>
-        <w:spacing w:line="280" w:lineRule="auto"/>
-        <w:jc w:val="both"/>
-        <w:rPr>
-          <w:rFonts w:ascii="Aptos" w:eastAsia="Aptos" w:hAnsi="Aptos" w:cs="Aptos"/>
-          <w:sz w:val="20"/>
-          <w:szCs w:val="20"/>
-        </w:rPr>
-      </w:pPr>
-      <w:r>
-        <w:rPr>
-          <w:rFonts w:ascii="Aptos" w:eastAsia="Aptos" w:hAnsi="Aptos" w:cs="Aptos"/>
-          <w:sz w:val="20"/>
-          <w:szCs w:val="20"/>
-        </w:rPr>
-        <w:t xml:space="preserve">Once the store is live, orders, payments, refunds and customer service are yours to run. We are not responsible for the payment provider’s availability, fees or decisions, including any hold it places on payments.</w:t>
+        <w:t>{{?web_app}}</w:t>
+      </w:r>
+    </w:p>
+    <w:p>
+      <w:pPr>
+        <w:spacing w:line="280" w:lineRule="auto"/>
+        <w:jc w:val="both"/>
+        <w:rPr>
+          <w:rFonts w:ascii="Aptos" w:eastAsia="Aptos" w:hAnsi="Aptos" w:cs="Aptos"/>
+          <w:sz w:val="20"/>
+          <w:szCs w:val="20"/>
+        </w:rPr>
+      </w:pPr>
+      <w:r>
+        <w:rPr>
+          <w:rFonts w:ascii="Aptos" w:eastAsia="Aptos" w:hAnsi="Aptos" w:cs="Aptos"/>
+          <w:sz w:val="20"/>
+          <w:szCs w:val="20"/>
+        </w:rPr>
+        <w:t>Your nominated testers carry out UAT with your own test data and devices, in the browsers set out in section 2.3, in a testing environment separate from the live web app.</w:t>
       </w:r>
     </w:p>
     <w:p>
@@ -4309,10 +4002,13 @@
       <w:r>
         <w:rPr>
           <w:rFonts w:ascii="Aptos" w:eastAsia="Aptos" w:hAnsi="Aptos" w:cs="Aptos"/>
-          <w:sz w:val="20"/>
-          <w:szCs w:val="20"/>
-        </w:rPr>
-        <w:t xml:space="preserve">{{/online_store}}</w:t>
+          <w:b/>
+          <w:bCs/>
+          <w:color w:val="1F1F1F"/>
+          <w:sz w:val="20"/>
+          <w:szCs w:val="20"/>
+        </w:rPr>
+        <w:t>{{/web_app}}</w:t>
       </w:r>
     </w:p>
     <w:p>
@@ -4333,29 +4029,32 @@
       <w:r>
         <w:rPr>
           <w:rFonts w:ascii="Aptos" w:eastAsia="Aptos" w:hAnsi="Aptos" w:cs="Aptos"/>
-          <w:sz w:val="20"/>
-          <w:szCs w:val="20"/>
-        </w:rPr>
-        <w:t xml:space="preserve">{{?web_app|mobile_app|web_mobile_app}}</w:t>
-      </w:r>
-    </w:p>
-    <w:p>
-      <w:pPr>
-        <w:spacing w:line="280" w:lineRule="auto"/>
-        <w:jc w:val="both"/>
-        <w:rPr>
-          <w:rFonts w:ascii="Aptos" w:eastAsia="Aptos" w:hAnsi="Aptos" w:cs="Aptos"/>
-          <w:sz w:val="20"/>
-          <w:szCs w:val="20"/>
-        </w:rPr>
-      </w:pPr>
-      <w:r>
-        <w:rPr>
-          <w:rFonts w:ascii="Aptos" w:eastAsia="Aptos" w:hAnsi="Aptos" w:cs="Aptos"/>
-          <w:sz w:val="20"/>
-          <w:szCs w:val="20"/>
-        </w:rPr>
-        <w:t xml:space="preserve">On acceptance you receive administrator access to any admin area the {{deliverable}} has, a short handover session, and technical documentation covering how the {{deliverable}} is built, configured and deployed. We transfer the source code repository to an account in your name, or give you a complete copy of it. The production environment, analytics and error reporting are set up in accounts in your own name under section 3.8, so they stay with you. We will also hand over any other accounts, keys or credentials we hold for the {{deliverable}}, and give you an export of your content and data on request. Our working design files are not part of the handover – your ownership of the design under section 9 is unaffected, and if you want the working files as well, tell us and we will quote for them.</w:t>
+          <w:b/>
+          <w:bCs/>
+          <w:color w:val="1F1F1F"/>
+          <w:sz w:val="20"/>
+          <w:szCs w:val="20"/>
+        </w:rPr>
+        <w:t>{{?mobile_app}}</w:t>
+      </w:r>
+    </w:p>
+    <w:p>
+      <w:pPr>
+        <w:spacing w:line="280" w:lineRule="auto"/>
+        <w:jc w:val="both"/>
+        <w:rPr>
+          <w:rFonts w:ascii="Aptos" w:eastAsia="Aptos" w:hAnsi="Aptos" w:cs="Aptos"/>
+          <w:sz w:val="20"/>
+          <w:szCs w:val="20"/>
+        </w:rPr>
+      </w:pPr>
+      <w:r>
+        <w:rPr>
+          <w:rFonts w:ascii="Aptos" w:eastAsia="Aptos" w:hAnsi="Aptos" w:cs="Aptos"/>
+          <w:sz w:val="20"/>
+          <w:szCs w:val="20"/>
+        </w:rPr>
+        <w:t>Your nominated testers carry out UAT with your own test data, on your own devices of the kinds set out in section 2.3, using test builds sent through TestFlight and Google Play’s testing tracks.</w:t>
       </w:r>
     </w:p>
     <w:p>
@@ -4382,86 +4081,7 @@
           <w:sz w:val="20"/>
           <w:szCs w:val="20"/>
         </w:rPr>
-        <w:t>3.8 Environments and source code</w:t>
-      </w:r>
-    </w:p>
-    <w:p>
-      <w:pPr>
-        <w:spacing w:line="280" w:lineRule="auto"/>
-        <w:jc w:val="both"/>
-        <w:rPr>
-          <w:rFonts w:ascii="Aptos" w:eastAsia="Aptos" w:hAnsi="Aptos" w:cs="Aptos"/>
-          <w:sz w:val="20"/>
-          <w:szCs w:val="20"/>
-        </w:rPr>
-      </w:pPr>
-      <w:r>
-        <w:rPr>
-          <w:rFonts w:ascii="Aptos" w:eastAsia="Aptos" w:hAnsi="Aptos" w:cs="Aptos"/>
-          <w:sz w:val="20"/>
-          <w:szCs w:val="20"/>
-        </w:rPr>
-        <w:t xml:space="preserve">We build and test the {{deliverable}} in our own development and testing environments, and keep the source code in a repository we manage until it is handed over under section 3.7. If you ask, we will give you read access to the repository during the build.</w:t>
-      </w:r>
-    </w:p>
-    <w:p>
-      <w:pPr>
-        <w:spacing w:line="140" w:lineRule="auto"/>
-        <w:jc w:val="both"/>
-        <w:rPr>
-          <w:rFonts w:ascii="Aptos" w:eastAsia="Aptos" w:hAnsi="Aptos" w:cs="Aptos"/>
-          <w:sz w:val="20"/>
-          <w:szCs w:val="20"/>
-        </w:rPr>
-      </w:pPr>
-    </w:p>
-    <w:p>
-      <w:pPr>
-        <w:spacing w:line="280" w:lineRule="auto"/>
-        <w:jc w:val="both"/>
-        <w:rPr>
-          <w:rFonts w:ascii="Aptos" w:eastAsia="Aptos" w:hAnsi="Aptos" w:cs="Aptos"/>
-          <w:sz w:val="20"/>
-          <w:szCs w:val="20"/>
-        </w:rPr>
-      </w:pPr>
-      <w:r>
-        <w:rPr>
-          <w:rFonts w:ascii="Aptos" w:eastAsia="Aptos" w:hAnsi="Aptos" w:cs="Aptos"/>
-          <w:sz w:val="20"/>
-          <w:szCs w:val="20"/>
-        </w:rPr>
-        <w:t xml:space="preserve">The production environment – the hosting, databases and other cloud services the {{deliverable}} runs on once it is live – is set up in accounts in your name, and you pay those providers directly under section 5.0. We need administrator access to those accounts to build, deploy and support the {{deliverable}}. If that access is removed or limited, we cannot deploy or support it until it is restored, and any delay this causes is treated as a delay on your side under section 11.</w:t>
-      </w:r>
-    </w:p>
-    <w:p>
-      <w:pPr>
-        <w:spacing w:line="140" w:lineRule="auto"/>
-        <w:jc w:val="both"/>
-        <w:rPr>
-          <w:rFonts w:ascii="Aptos" w:eastAsia="Aptos" w:hAnsi="Aptos" w:cs="Aptos"/>
-          <w:sz w:val="20"/>
-          <w:szCs w:val="20"/>
-        </w:rPr>
-      </w:pPr>
-    </w:p>
-    <w:p>
-      <w:pPr>
-        <w:spacing w:line="280" w:lineRule="auto"/>
-        <w:jc w:val="both"/>
-        <w:rPr>
-          <w:rFonts w:ascii="Aptos" w:eastAsia="Aptos" w:hAnsi="Aptos" w:cs="Aptos"/>
-          <w:sz w:val="20"/>
-          <w:szCs w:val="20"/>
-        </w:rPr>
-      </w:pPr>
-      <w:r>
-        <w:rPr>
-          <w:rFonts w:ascii="Aptos" w:eastAsia="Aptos" w:hAnsi="Aptos" w:cs="Aptos"/>
-          <w:sz w:val="20"/>
-          <w:szCs w:val="20"/>
-        </w:rPr>
-        <w:t xml:space="preserve">The {{deliverable}} uses open-source components, which stay with their owners on their own licence terms under section 9. We choose components whose licences allow commercial use and do not require you to publish your own source code.</w:t>
+        <w:t>{{/mobile_app}}</w:t>
       </w:r>
     </w:p>
     <w:p>
@@ -4488,86 +4108,26 @@
           <w:sz w:val="20"/>
           <w:szCs w:val="20"/>
         </w:rPr>
-        <w:t>3.9 Third-party services and platform changes</w:t>
-      </w:r>
-    </w:p>
-    <w:p>
-      <w:pPr>
-        <w:spacing w:line="280" w:lineRule="auto"/>
-        <w:jc w:val="both"/>
-        <w:rPr>
-          <w:rFonts w:ascii="Aptos" w:eastAsia="Aptos" w:hAnsi="Aptos" w:cs="Aptos"/>
-          <w:sz w:val="20"/>
-          <w:szCs w:val="20"/>
-        </w:rPr>
-      </w:pPr>
-      <w:r>
-        <w:rPr>
-          <w:rFonts w:ascii="Aptos" w:eastAsia="Aptos" w:hAnsi="Aptos" w:cs="Aptos"/>
-          <w:sz w:val="20"/>
-          <w:szCs w:val="20"/>
-        </w:rPr>
-        <w:t xml:space="preserve">The {{deliverable}} relies on services we do not control – for example the hosting and cloud providers it runs on, and any payment, mapping, email, messaging, sign-in or other service listed in section 2.2. Each is supplied on its provider’s own terms, and any subscription or usage fees are yours under section 5.0.</w:t>
-      </w:r>
-    </w:p>
-    <w:p>
-      <w:pPr>
-        <w:spacing w:line="140" w:lineRule="auto"/>
-        <w:jc w:val="both"/>
-        <w:rPr>
-          <w:rFonts w:ascii="Aptos" w:eastAsia="Aptos" w:hAnsi="Aptos" w:cs="Aptos"/>
-          <w:sz w:val="20"/>
-          <w:szCs w:val="20"/>
-        </w:rPr>
-      </w:pPr>
-    </w:p>
-    <w:p>
-      <w:pPr>
-        <w:spacing w:line="280" w:lineRule="auto"/>
-        <w:jc w:val="both"/>
-        <w:rPr>
-          <w:rFonts w:ascii="Aptos" w:eastAsia="Aptos" w:hAnsi="Aptos" w:cs="Aptos"/>
-          <w:sz w:val="20"/>
-          <w:szCs w:val="20"/>
-        </w:rPr>
-      </w:pPr>
-      <w:r>
-        <w:rPr>
-          <w:rFonts w:ascii="Aptos" w:eastAsia="Aptos" w:hAnsi="Aptos" w:cs="Aptos"/>
-          <w:sz w:val="20"/>
-          <w:szCs w:val="20"/>
-        </w:rPr>
-        <w:t xml:space="preserve">If a provider changes, limits or withdraws a service, or changes its prices or rules, after we have built to it, the work needed to adapt the {{deliverable}} is a change under section 3.3. We choose established services, and we will tell you about any change we know is coming that affects the {{deliverable}}.</w:t>
-      </w:r>
-    </w:p>
-    <w:p>
-      <w:pPr>
-        <w:spacing w:line="140" w:lineRule="auto"/>
-        <w:jc w:val="both"/>
-        <w:rPr>
-          <w:rFonts w:ascii="Aptos" w:eastAsia="Aptos" w:hAnsi="Aptos" w:cs="Aptos"/>
-          <w:sz w:val="20"/>
-          <w:szCs w:val="20"/>
-        </w:rPr>
-      </w:pPr>
-    </w:p>
-    <w:p>
-      <w:pPr>
-        <w:spacing w:line="280" w:lineRule="auto"/>
-        <w:jc w:val="both"/>
-        <w:rPr>
-          <w:rFonts w:ascii="Aptos" w:eastAsia="Aptos" w:hAnsi="Aptos" w:cs="Aptos"/>
-          <w:sz w:val="20"/>
-          <w:szCs w:val="20"/>
-        </w:rPr>
-      </w:pPr>
-      <w:r>
-        <w:rPr>
-          <w:rFonts w:ascii="Aptos" w:eastAsia="Aptos" w:hAnsi="Aptos" w:cs="Aptos"/>
-          <w:sz w:val="20"/>
-          <w:szCs w:val="20"/>
-        </w:rPr>
-        <w:t xml:space="preserve">Operating systems and browsers are updated regularly by Apple, Google, Microsoft and others. The {{deliverable}} is built for the versions set out in section 2.3. Keeping it working with versions or devices released after acceptance is not a defect under section 3.5 – it is covered by the service level agreement if you take one, or quoted separately.</w:t>
+        <w:t>{{?web_mobile_app}}</w:t>
+      </w:r>
+    </w:p>
+    <w:p>
+      <w:pPr>
+        <w:spacing w:line="280" w:lineRule="auto"/>
+        <w:jc w:val="both"/>
+        <w:rPr>
+          <w:rFonts w:ascii="Aptos" w:eastAsia="Aptos" w:hAnsi="Aptos" w:cs="Aptos"/>
+          <w:sz w:val="20"/>
+          <w:szCs w:val="20"/>
+        </w:rPr>
+      </w:pPr>
+      <w:r>
+        <w:rPr>
+          <w:rFonts w:ascii="Aptos" w:eastAsia="Aptos" w:hAnsi="Aptos" w:cs="Aptos"/>
+          <w:sz w:val="20"/>
+          <w:szCs w:val="20"/>
+        </w:rPr>
+        <w:t>Your nominated testers carry out UAT with your own test data: the web app in the browsers set out in section 2.3, in a testing environment separate from the live one, and the mobile app on your own devices of the kinds set out there, using test builds sent through TestFlight and Google Play’s testing tracks.</w:t>
       </w:r>
     </w:p>
     <w:p>
@@ -4588,10 +4148,13 @@
       <w:r>
         <w:rPr>
           <w:rFonts w:ascii="Aptos" w:eastAsia="Aptos" w:hAnsi="Aptos" w:cs="Aptos"/>
-          <w:sz w:val="20"/>
-          <w:szCs w:val="20"/>
-        </w:rPr>
-        <w:t xml:space="preserve">{{/web_app|mobile_app|web_mobile_app}}</w:t>
+          <w:b/>
+          <w:bCs/>
+          <w:color w:val="1F1F1F"/>
+          <w:sz w:val="20"/>
+          <w:szCs w:val="20"/>
+        </w:rPr>
+        <w:t>{{/web_mobile_app}}</w:t>
       </w:r>
     </w:p>
     <w:p>
@@ -4612,10 +4175,43 @@
       <w:r>
         <w:rPr>
           <w:rFonts w:ascii="Aptos" w:eastAsia="Aptos" w:hAnsi="Aptos" w:cs="Aptos"/>
-          <w:sz w:val="20"/>
-          <w:szCs w:val="20"/>
-        </w:rPr>
-        <w:t xml:space="preserve">{{?mobile_app|web_mobile_app}}</w:t>
+          <w:b/>
+          <w:bCs/>
+          <w:color w:val="1F1F1F"/>
+          <w:sz w:val="20"/>
+          <w:szCs w:val="20"/>
+        </w:rPr>
+        <w:t>{{?web_app|mobile_app|web_mobile_app}}</w:t>
+      </w:r>
+    </w:p>
+    <w:p>
+      <w:pPr>
+        <w:spacing w:line="140" w:lineRule="auto"/>
+        <w:jc w:val="both"/>
+        <w:rPr>
+          <w:rFonts w:ascii="Aptos" w:eastAsia="Aptos" w:hAnsi="Aptos" w:cs="Aptos"/>
+          <w:sz w:val="20"/>
+          <w:szCs w:val="20"/>
+        </w:rPr>
+      </w:pPr>
+    </w:p>
+    <w:p>
+      <w:pPr>
+        <w:spacing w:line="280" w:lineRule="auto"/>
+        <w:jc w:val="both"/>
+        <w:rPr>
+          <w:rFonts w:ascii="Aptos" w:eastAsia="Aptos" w:hAnsi="Aptos" w:cs="Aptos"/>
+          <w:sz w:val="20"/>
+          <w:szCs w:val="20"/>
+        </w:rPr>
+      </w:pPr>
+      <w:r>
+        <w:rPr>
+          <w:rFonts w:ascii="Aptos" w:eastAsia="Aptos" w:hAnsi="Aptos" w:cs="Aptos"/>
+          <w:sz w:val="20"/>
+          <w:szCs w:val="20"/>
+        </w:rPr>
+        <w:t>Only critical and major defects hold up sign-off: the {{deliverable}} being unavailable, data being lost or exposed, or a feature listed in section 2.2 not working with no reasonable workaround. If everything on your list is minor, the {{deliverable}} is accepted, and we fix those items under section 3.5 before the included support period ends. Your written sign-off at the end of UAT is acceptance under this section.</w:t>
       </w:r>
     </w:p>
     <w:p>
@@ -4636,32 +4232,10 @@
       <w:r>
         <w:rPr>
           <w:rFonts w:ascii="Aptos" w:eastAsia="Aptos" w:hAnsi="Aptos" w:cs="Aptos"/>
-          <w:b/>
-          <w:bCs/>
-          <w:color w:val="1F1F1F"/>
-          <w:sz w:val="20"/>
-          <w:szCs w:val="20"/>
-        </w:rPr>
-        <w:t>3.10 App store release</w:t>
-      </w:r>
-    </w:p>
-    <w:p>
-      <w:pPr>
-        <w:spacing w:line="280" w:lineRule="auto"/>
-        <w:jc w:val="both"/>
-        <w:rPr>
-          <w:rFonts w:ascii="Aptos" w:eastAsia="Aptos" w:hAnsi="Aptos" w:cs="Aptos"/>
-          <w:sz w:val="20"/>
-          <w:szCs w:val="20"/>
-        </w:rPr>
-      </w:pPr>
-      <w:r>
-        <w:rPr>
-          <w:rFonts w:ascii="Aptos" w:eastAsia="Aptos" w:hAnsi="Aptos" w:cs="Aptos"/>
-          <w:sz w:val="20"/>
-          <w:szCs w:val="20"/>
-        </w:rPr>
-        <w:t xml:space="preserve">We prepare the store listings from text, images and details you approve, and submit the first release of the {{store_app}} for review under the developer accounts described in section 2.3. The {{store_app}} is signed and published under those accounts, so the store listings and signing credentials stay with you. We also release the fixes we make under section 3.5. Any other release after the first is covered by the service level agreement if you take one, or quoted separately.</w:t>
+          <w:sz w:val="20"/>
+          <w:szCs w:val="20"/>
+        </w:rPr>
+        <w:t xml:space="preserve">{{/web_app|mobile_app|web_mobile_app}}</w:t>
       </w:r>
     </w:p>
     <w:p>
@@ -4691,7 +4265,23 @@
           <w:sz w:val="20"/>
           <w:szCs w:val="20"/>
         </w:rPr>
-        <w:t xml:space="preserve">Whether the {{store_app}} is approved is Apple’s and Google’s decision, not ours. If a store rejects it because our work does not meet the store’s rules in force when we submit it, we fix it at no charge and resubmit. If it is rejected because of your content or business model, or because the store needs something only you can provide – such as the privacy and data-use details it asks for, which you supply under section 6.2, a demonstration account, or proof of a licence – we will help you respond, and any work it needs is a change under section 3.3.</w:t>
+        <w:t>When we tell you it is ready for {{ready_for}}, you have 10 business days to test it and either accept it in writing, or give us a written list of anything that does not work as described in sections 2.1 and 2.2. We will fix those items and return it for re-testing. Each later round has 5 business days, because only the fixes need re-testing.</w:t>
+      </w:r>
+      <w:proofErr w:type="gramStart"/>
+      <w:r>
+        <w:rPr>
+          <w:rFonts w:ascii="Aptos" w:eastAsia="Aptos" w:hAnsi="Aptos" w:cs="Aptos"/>
+          <w:sz w:val="20"/>
+          <w:szCs w:val="20"/>
+        </w:rPr>
+      </w:r>
+      <w:proofErr w:type="gramEnd"/>
+      <w:r>
+        <w:rPr>
+          <w:rFonts w:ascii="Aptos" w:eastAsia="Aptos" w:hAnsi="Aptos" w:cs="Aptos"/>
+          <w:sz w:val="20"/>
+          <w:szCs w:val="20"/>
+        </w:rPr>
       </w:r>
     </w:p>
     <w:p>
@@ -4721,8 +4311,127 @@
           <w:sz w:val="20"/>
           <w:szCs w:val="20"/>
         </w:rPr>
-        <w:t xml:space="preserve">You test and accept the {{store_app}} under section 3.6 on test builds we send through Apple’s TestFlight and Google Play’s testing tracks. Acceptance does not wait for store approval, so the time a store takes to review the {{store_app}} does not hold up acceptance or the final payment.</w:t>
-      </w:r>
+        <w:t>If we do not hear from you within the time allowed, we will send a reminder. If we still have not heard 5 business days after that, the {{deliverable}} is accepted and the support period in section 3.5 begins. Anything that does not work as described is still fixed under section 3.5.</w:t>
+      </w:r>
+      <w:proofErr w:type="gramStart"/>
+      <w:r>
+        <w:rPr>
+          <w:rFonts w:ascii="Aptos" w:eastAsia="Aptos" w:hAnsi="Aptos" w:cs="Aptos"/>
+          <w:sz w:val="20"/>
+          <w:szCs w:val="20"/>
+        </w:rPr>
+      </w:r>
+      <w:proofErr w:type="gramEnd"/>
+      <w:r>
+        <w:rPr>
+          <w:rFonts w:ascii="Aptos" w:eastAsia="Aptos" w:hAnsi="Aptos" w:cs="Aptos"/>
+          <w:sz w:val="20"/>
+          <w:szCs w:val="20"/>
+        </w:rPr>
+      </w:r>
+    </w:p>
+    <w:p>
+      <w:pPr>
+        <w:spacing w:line="140" w:lineRule="auto"/>
+        <w:jc w:val="both"/>
+        <w:rPr>
+          <w:rFonts w:ascii="Aptos" w:eastAsia="Aptos" w:hAnsi="Aptos" w:cs="Aptos"/>
+          <w:sz w:val="20"/>
+          <w:szCs w:val="20"/>
+        </w:rPr>
+      </w:pPr>
+    </w:p>
+    <w:p>
+      <w:pPr>
+        <w:spacing w:line="280" w:lineRule="auto"/>
+        <w:jc w:val="both"/>
+        <w:rPr>
+          <w:rFonts w:ascii="Aptos" w:eastAsia="Aptos" w:hAnsi="Aptos" w:cs="Aptos"/>
+          <w:sz w:val="20"/>
+          <w:szCs w:val="20"/>
+        </w:rPr>
+      </w:pPr>
+      <w:r>
+        <w:rPr>
+          <w:rFonts w:ascii="Aptos" w:eastAsia="Aptos" w:hAnsi="Aptos" w:cs="Aptos"/>
+          <w:sz w:val="20"/>
+          <w:szCs w:val="20"/>
+        </w:rPr>
+        <w:t>Something that works as described, but that you would now like done differently, is a change under section 3.3 rather than a failure to accept. We will tell you which we think it is, and why, before we quote it.</w:t>
+      </w:r>
+      <w:proofErr w:type="gramStart"/>
+      <w:r>
+        <w:rPr>
+          <w:rFonts w:ascii="Aptos" w:eastAsia="Aptos" w:hAnsi="Aptos" w:cs="Aptos"/>
+          <w:sz w:val="20"/>
+          <w:szCs w:val="20"/>
+        </w:rPr>
+      </w:r>
+      <w:proofErr w:type="gramEnd"/>
+      <w:r>
+        <w:rPr>
+          <w:rFonts w:ascii="Aptos" w:eastAsia="Aptos" w:hAnsi="Aptos" w:cs="Aptos"/>
+          <w:sz w:val="20"/>
+          <w:szCs w:val="20"/>
+        </w:rPr>
+      </w:r>
+    </w:p>
+    <w:p>
+      <w:pPr>
+        <w:spacing w:line="140" w:lineRule="auto"/>
+        <w:jc w:val="both"/>
+        <w:rPr>
+          <w:rFonts w:ascii="Aptos" w:eastAsia="Aptos" w:hAnsi="Aptos" w:cs="Aptos"/>
+          <w:sz w:val="20"/>
+          <w:szCs w:val="20"/>
+        </w:rPr>
+      </w:pPr>
+    </w:p>
+    <w:p>
+      <w:pPr>
+        <w:spacing w:line="280" w:lineRule="auto"/>
+        <w:jc w:val="both"/>
+        <w:rPr>
+          <w:rFonts w:ascii="Aptos" w:eastAsia="Aptos" w:hAnsi="Aptos" w:cs="Aptos"/>
+          <w:sz w:val="20"/>
+          <w:szCs w:val="20"/>
+        </w:rPr>
+      </w:pPr>
+      <w:r>
+        <w:rPr>
+          <w:rFonts w:ascii="Aptos" w:eastAsia="Aptos" w:hAnsi="Aptos" w:cs="Aptos"/>
+          <w:sz w:val="20"/>
+          <w:szCs w:val="20"/>
+        </w:rPr>
+        <w:t>If you publish the {{deliverable}}, or use it in your business, it is accepted.</w:t>
+      </w:r>
+      <w:proofErr w:type="gramStart"/>
+      <w:r>
+        <w:rPr>
+          <w:rFonts w:ascii="Aptos" w:eastAsia="Aptos" w:hAnsi="Aptos" w:cs="Aptos"/>
+          <w:sz w:val="20"/>
+          <w:szCs w:val="20"/>
+        </w:rPr>
+      </w:r>
+      <w:proofErr w:type="gramEnd"/>
+      <w:r>
+        <w:rPr>
+          <w:rFonts w:ascii="Aptos" w:eastAsia="Aptos" w:hAnsi="Aptos" w:cs="Aptos"/>
+          <w:sz w:val="20"/>
+          <w:szCs w:val="20"/>
+        </w:rPr>
+      </w:r>
+    </w:p>
+    <w:p>
+      <w:pPr>
+        <w:spacing w:line="140" w:lineRule="auto"/>
+        <w:jc w:val="both"/>
+        <w:rPr>
+          <w:rFonts w:ascii="Aptos" w:eastAsia="Aptos" w:hAnsi="Aptos" w:cs="Aptos"/>
+          <w:sz w:val="20"/>
+          <w:szCs w:val="20"/>
+        </w:rPr>
+      </w:pPr>
     </w:p>
     <w:p>
       <w:pPr>
@@ -4742,6 +4451,678 @@
       <w:r>
         <w:rPr>
           <w:rFonts w:ascii="Aptos" w:eastAsia="Aptos" w:hAnsi="Aptos" w:cs="Aptos"/>
+          <w:b/>
+          <w:bCs/>
+          <w:color w:val="1F1F1F"/>
+          <w:sz w:val="20"/>
+          <w:szCs w:val="20"/>
+        </w:rPr>
+        <w:t>3.7 Handover</w:t>
+      </w:r>
+    </w:p>
+    <w:p>
+      <w:pPr>
+        <w:keepNext/>
+        <w:keepLines/>
+        <w:spacing w:before="200" w:after="40" w:line="280" w:lineRule="auto"/>
+        <w:jc w:val="both"/>
+        <w:rPr>
+          <w:rFonts w:ascii="Aptos" w:eastAsia="Aptos" w:hAnsi="Aptos" w:cs="Aptos"/>
+          <w:b/>
+          <w:bCs/>
+          <w:color w:val="1F1F1F"/>
+          <w:sz w:val="20"/>
+          <w:szCs w:val="20"/>
+        </w:rPr>
+      </w:pPr>
+      <w:r>
+        <w:rPr>
+          <w:rFonts w:ascii="Aptos" w:eastAsia="Aptos" w:hAnsi="Aptos" w:cs="Aptos"/>
+          <w:sz w:val="20"/>
+          <w:szCs w:val="20"/>
+        </w:rPr>
+        <w:t xml:space="preserve">{{?website}}</w:t>
+      </w:r>
+    </w:p>
+    <w:p>
+      <w:pPr>
+        <w:spacing w:line="280" w:lineRule="auto"/>
+        <w:jc w:val="both"/>
+        <w:rPr>
+          <w:rFonts w:ascii="Aptos" w:eastAsia="Aptos" w:hAnsi="Aptos" w:cs="Aptos"/>
+          <w:sz w:val="20"/>
+          <w:szCs w:val="20"/>
+        </w:rPr>
+      </w:pPr>
+      <w:r>
+        <w:rPr>
+          <w:rFonts w:ascii="Aptos" w:eastAsia="Aptos" w:hAnsi="Aptos" w:cs="Aptos"/>
+          <w:sz w:val="20"/>
+          <w:szCs w:val="20"/>
+        </w:rPr>
+        <w:t>On acceptance you receive full {{scope.platform}} administrator access, a short handover session, and guidance for publishing and updating content</w:t>
+      </w:r>
+      <w:r>
+        <w:rPr>
+          <w:rFonts w:ascii="Aptos" w:eastAsia="Aptos" w:hAnsi="Aptos" w:cs="Aptos"/>
+          <w:sz w:val="20"/>
+          <w:szCs w:val="20"/>
+        </w:rPr>
+      </w:r>
+      <w:r>
+        <w:rPr>
+          <w:rFonts w:ascii="Aptos" w:eastAsia="Aptos" w:hAnsi="Aptos" w:cs="Aptos"/>
+          <w:sz w:val="20"/>
+          <w:szCs w:val="20"/>
+        </w:rPr>
+        <w:t xml:space="preserve">. Once all invoices are paid in full, we transfer the website to an account in your name, or give you a complete export of the website files and database. Analytics and Search Console are set up in your own Google account, so they stay with you. We will also hand over any other accounts or credentials we hold for the website, and give you an export of your content and data on request. Our working design files are not part of the handover – your ownership of the design under section 9 is unaffected, and if you want the working files as well, tell us and we will quote for them. </w:t>
+      </w:r>
+    </w:p>
+    <w:p>
+      <w:pPr>
+        <w:keepNext/>
+        <w:keepLines/>
+        <w:spacing w:before="200" w:after="40" w:line="280" w:lineRule="auto"/>
+        <w:jc w:val="both"/>
+        <w:rPr>
+          <w:rFonts w:ascii="Aptos" w:eastAsia="Aptos" w:hAnsi="Aptos" w:cs="Aptos"/>
+          <w:b/>
+          <w:bCs/>
+          <w:color w:val="1F1F1F"/>
+          <w:sz w:val="20"/>
+          <w:szCs w:val="20"/>
+        </w:rPr>
+      </w:pPr>
+      <w:r>
+        <w:rPr>
+          <w:rFonts w:ascii="Aptos" w:eastAsia="Aptos" w:hAnsi="Aptos" w:cs="Aptos"/>
+          <w:sz w:val="20"/>
+          <w:szCs w:val="20"/>
+        </w:rPr>
+        <w:t xml:space="preserve">{{/website}}</w:t>
+      </w:r>
+    </w:p>
+    <w:p>
+      <w:pPr>
+        <w:keepNext/>
+        <w:keepLines/>
+        <w:spacing w:before="200" w:after="40" w:line="280" w:lineRule="auto"/>
+        <w:jc w:val="both"/>
+        <w:rPr>
+          <w:rFonts w:ascii="Aptos" w:eastAsia="Aptos" w:hAnsi="Aptos" w:cs="Aptos"/>
+          <w:b/>
+          <w:bCs/>
+          <w:color w:val="1F1F1F"/>
+          <w:sz w:val="20"/>
+          <w:szCs w:val="20"/>
+        </w:rPr>
+      </w:pPr>
+      <w:r>
+        <w:rPr>
+          <w:rFonts w:ascii="Aptos" w:eastAsia="Aptos" w:hAnsi="Aptos" w:cs="Aptos"/>
+          <w:sz w:val="20"/>
+          <w:szCs w:val="20"/>
+        </w:rPr>
+        <w:t xml:space="preserve">{{?online_store}}</w:t>
+      </w:r>
+    </w:p>
+    <w:p>
+      <w:pPr>
+        <w:keepNext/>
+        <w:keepLines/>
+        <w:spacing w:before="200" w:after="40" w:line="280" w:lineRule="auto"/>
+        <w:jc w:val="both"/>
+        <w:rPr>
+          <w:rFonts w:ascii="Aptos" w:eastAsia="Aptos" w:hAnsi="Aptos" w:cs="Aptos"/>
+          <w:b/>
+          <w:bCs/>
+          <w:color w:val="1F1F1F"/>
+          <w:sz w:val="20"/>
+          <w:szCs w:val="20"/>
+        </w:rPr>
+      </w:pPr>
+      <w:r>
+        <w:rPr>
+          <w:rFonts w:ascii="Aptos" w:eastAsia="Aptos" w:hAnsi="Aptos" w:cs="Aptos"/>
+          <w:b/>
+          <w:bCs/>
+          <w:color w:val="1F1F1F"/>
+          <w:sz w:val="20"/>
+          <w:szCs w:val="20"/>
+        </w:rPr>
+        <w:t>3.8 Online store</w:t>
+      </w:r>
+    </w:p>
+    <w:p>
+      <w:pPr>
+        <w:spacing w:line="280" w:lineRule="auto"/>
+        <w:jc w:val="both"/>
+        <w:rPr>
+          <w:rFonts w:ascii="Aptos" w:eastAsia="Aptos" w:hAnsi="Aptos" w:cs="Aptos"/>
+          <w:sz w:val="20"/>
+          <w:szCs w:val="20"/>
+        </w:rPr>
+      </w:pPr>
+      <w:r>
+        <w:rPr>
+          <w:rFonts w:ascii="Aptos" w:eastAsia="Aptos" w:hAnsi="Aptos" w:cs="Aptos"/>
+          <w:sz w:val="20"/>
+          <w:szCs w:val="20"/>
+        </w:rPr>
+        <w:t xml:space="preserve">The store takes payments through a payment provider, such as Stripe, Square or PayPal, under an account in your name. Card details are entered on the provider’s systems and held by the provider – the {{deliverable}} never stores card numbers. The provider’s fees are yours under section 5.0.</w:t>
+      </w:r>
+    </w:p>
+    <w:p>
+      <w:pPr>
+        <w:spacing w:line="140" w:lineRule="auto"/>
+        <w:jc w:val="both"/>
+        <w:rPr>
+          <w:rFonts w:ascii="Aptos" w:eastAsia="Aptos" w:hAnsi="Aptos" w:cs="Aptos"/>
+          <w:sz w:val="20"/>
+          <w:szCs w:val="20"/>
+        </w:rPr>
+      </w:pPr>
+    </w:p>
+    <w:p>
+      <w:pPr>
+        <w:spacing w:line="280" w:lineRule="auto"/>
+        <w:jc w:val="both"/>
+        <w:rPr>
+          <w:rFonts w:ascii="Aptos" w:eastAsia="Aptos" w:hAnsi="Aptos" w:cs="Aptos"/>
+          <w:sz w:val="20"/>
+          <w:szCs w:val="20"/>
+        </w:rPr>
+      </w:pPr>
+      <w:r>
+        <w:rPr>
+          <w:rFonts w:ascii="Aptos" w:eastAsia="Aptos" w:hAnsi="Aptos" w:cs="Aptos"/>
+          <w:sz w:val="20"/>
+          <w:szCs w:val="20"/>
+        </w:rPr>
+        <w:t>You supply the products, prices, taxes, delivery and pickup rules, and your terms of sale and refund policy. We set them up as supplied, and section 6.2 applies to that wording. We add up to {{scope.store_products}} products from a spreadsheet you supply. You can add more yourself, or we will quote for them.</w:t>
+      </w:r>
+    </w:p>
+    <w:p>
+      <w:pPr>
+        <w:spacing w:line="140" w:lineRule="auto"/>
+        <w:jc w:val="both"/>
+        <w:rPr>
+          <w:rFonts w:ascii="Aptos" w:eastAsia="Aptos" w:hAnsi="Aptos" w:cs="Aptos"/>
+          <w:sz w:val="20"/>
+          <w:szCs w:val="20"/>
+        </w:rPr>
+      </w:pPr>
+    </w:p>
+    <w:p>
+      <w:pPr>
+        <w:spacing w:line="280" w:lineRule="auto"/>
+        <w:jc w:val="both"/>
+        <w:rPr>
+          <w:rFonts w:ascii="Aptos" w:eastAsia="Aptos" w:hAnsi="Aptos" w:cs="Aptos"/>
+          <w:sz w:val="20"/>
+          <w:szCs w:val="20"/>
+        </w:rPr>
+      </w:pPr>
+      <w:r>
+        <w:rPr>
+          <w:rFonts w:ascii="Aptos" w:eastAsia="Aptos" w:hAnsi="Aptos" w:cs="Aptos"/>
+          <w:sz w:val="20"/>
+          <w:szCs w:val="20"/>
+        </w:rPr>
+        <w:t xml:space="preserve">Once the store is live, orders, payments, refunds and customer service are yours to run. We are not responsible for the payment provider’s availability, fees or decisions, including any hold it places on payments.</w:t>
+      </w:r>
+    </w:p>
+    <w:p>
+      <w:pPr>
+        <w:keepNext/>
+        <w:keepLines/>
+        <w:spacing w:before="200" w:after="40" w:line="280" w:lineRule="auto"/>
+        <w:jc w:val="both"/>
+        <w:rPr>
+          <w:rFonts w:ascii="Aptos" w:eastAsia="Aptos" w:hAnsi="Aptos" w:cs="Aptos"/>
+          <w:b/>
+          <w:bCs/>
+          <w:color w:val="1F1F1F"/>
+          <w:sz w:val="20"/>
+          <w:szCs w:val="20"/>
+        </w:rPr>
+      </w:pPr>
+      <w:r>
+        <w:rPr>
+          <w:rFonts w:ascii="Aptos" w:eastAsia="Aptos" w:hAnsi="Aptos" w:cs="Aptos"/>
+          <w:sz w:val="20"/>
+          <w:szCs w:val="20"/>
+        </w:rPr>
+        <w:t xml:space="preserve">{{/online_store}}</w:t>
+      </w:r>
+    </w:p>
+    <w:p>
+      <w:pPr>
+        <w:keepNext/>
+        <w:keepLines/>
+        <w:spacing w:before="200" w:after="40" w:line="280" w:lineRule="auto"/>
+        <w:jc w:val="both"/>
+        <w:rPr>
+          <w:rFonts w:ascii="Aptos" w:eastAsia="Aptos" w:hAnsi="Aptos" w:cs="Aptos"/>
+          <w:b/>
+          <w:bCs/>
+          <w:color w:val="1F1F1F"/>
+          <w:sz w:val="20"/>
+          <w:szCs w:val="20"/>
+        </w:rPr>
+      </w:pPr>
+      <w:r>
+        <w:rPr>
+          <w:rFonts w:ascii="Aptos" w:eastAsia="Aptos" w:hAnsi="Aptos" w:cs="Aptos"/>
+          <w:sz w:val="20"/>
+          <w:szCs w:val="20"/>
+        </w:rPr>
+        <w:t xml:space="preserve">{{?web_app|mobile_app|web_mobile_app}}</w:t>
+      </w:r>
+    </w:p>
+    <w:p>
+      <w:pPr>
+        <w:spacing w:line="280" w:lineRule="auto"/>
+        <w:jc w:val="both"/>
+        <w:rPr>
+          <w:rFonts w:ascii="Aptos" w:eastAsia="Aptos" w:hAnsi="Aptos" w:cs="Aptos"/>
+          <w:sz w:val="20"/>
+          <w:szCs w:val="20"/>
+        </w:rPr>
+      </w:pPr>
+      <w:r>
+        <w:rPr>
+          <w:rFonts w:ascii="Aptos" w:eastAsia="Aptos" w:hAnsi="Aptos" w:cs="Aptos"/>
+          <w:sz w:val="20"/>
+          <w:szCs w:val="20"/>
+        </w:rPr>
+        <w:t>On acceptance you receive administrator access to any admin area the {{deliverable}} has, a short handover session, and technical documentation covering how the {{deliverable}} is built, configured and deployed. Once all invoices are paid in full, we transfer the source code repository to an account in your name, or give you a complete copy of it. The production environment, analytics and error reporting are set up in accounts in your own name under section 3.8, so they stay with you. We will also hand over any other accounts, keys or credentials we hold for the {{deliverable}}, and give you an export of your content and data on request. Our working design files are not part of the handover – your ownership of the design under section 9 is unaffected, and if you want the working files as well, tell us and we will quote for them.</w:t>
+      </w:r>
+    </w:p>
+    <w:p>
+      <w:pPr>
+        <w:keepNext/>
+        <w:keepLines/>
+        <w:spacing w:before="200" w:after="40" w:line="280" w:lineRule="auto"/>
+        <w:jc w:val="both"/>
+        <w:rPr>
+          <w:rFonts w:ascii="Aptos" w:eastAsia="Aptos" w:hAnsi="Aptos" w:cs="Aptos"/>
+          <w:b/>
+          <w:bCs/>
+          <w:color w:val="1F1F1F"/>
+          <w:sz w:val="20"/>
+          <w:szCs w:val="20"/>
+        </w:rPr>
+      </w:pPr>
+      <w:r>
+        <w:rPr>
+          <w:rFonts w:ascii="Aptos" w:eastAsia="Aptos" w:hAnsi="Aptos" w:cs="Aptos"/>
+          <w:b/>
+          <w:bCs/>
+          <w:color w:val="1F1F1F"/>
+          <w:sz w:val="20"/>
+          <w:szCs w:val="20"/>
+        </w:rPr>
+        <w:t>3.8 Environments and source code</w:t>
+      </w:r>
+    </w:p>
+    <w:p>
+      <w:pPr>
+        <w:spacing w:line="280" w:lineRule="auto"/>
+        <w:jc w:val="both"/>
+        <w:rPr>
+          <w:rFonts w:ascii="Aptos" w:eastAsia="Aptos" w:hAnsi="Aptos" w:cs="Aptos"/>
+          <w:sz w:val="20"/>
+          <w:szCs w:val="20"/>
+        </w:rPr>
+      </w:pPr>
+      <w:r>
+        <w:rPr>
+          <w:rFonts w:ascii="Aptos" w:eastAsia="Aptos" w:hAnsi="Aptos" w:cs="Aptos"/>
+          <w:sz w:val="20"/>
+          <w:szCs w:val="20"/>
+        </w:rPr>
+        <w:t xml:space="preserve">We build and test the {{deliverable}} in our own development and testing environments, and keep the source code in a repository we manage until it is handed over under section 3.7. If you ask, we will give you read access to the repository during the build.</w:t>
+      </w:r>
+    </w:p>
+    <w:p>
+      <w:pPr>
+        <w:spacing w:line="140" w:lineRule="auto"/>
+        <w:jc w:val="both"/>
+        <w:rPr>
+          <w:rFonts w:ascii="Aptos" w:eastAsia="Aptos" w:hAnsi="Aptos" w:cs="Aptos"/>
+          <w:sz w:val="20"/>
+          <w:szCs w:val="20"/>
+        </w:rPr>
+      </w:pPr>
+    </w:p>
+    <w:p>
+      <w:pPr>
+        <w:spacing w:line="280" w:lineRule="auto"/>
+        <w:jc w:val="both"/>
+        <w:rPr>
+          <w:rFonts w:ascii="Aptos" w:eastAsia="Aptos" w:hAnsi="Aptos" w:cs="Aptos"/>
+          <w:sz w:val="20"/>
+          <w:szCs w:val="20"/>
+        </w:rPr>
+      </w:pPr>
+      <w:r>
+        <w:rPr>
+          <w:rFonts w:ascii="Aptos" w:eastAsia="Aptos" w:hAnsi="Aptos" w:cs="Aptos"/>
+          <w:sz w:val="20"/>
+          <w:szCs w:val="20"/>
+        </w:rPr>
+        <w:t>The production environment – the hosting, databases and other cloud services the {{deliverable}} runs on once it is live – is set up in accounts in your name, and you pay those providers directly under section 5.0. We need administrator access to those accounts to build, deploy and support the {{deliverable}}. If that access is removed or limited, we cannot deploy or support it until it is restored, and any delay this causes is treated as a delay on your side under section 11. Once the support period in section 3.5 ends, keeping the backups running and checked is yours, unless you take the service level agreement.</w:t>
+      </w:r>
+    </w:p>
+    <w:p>
+      <w:pPr>
+        <w:spacing w:line="140" w:lineRule="auto"/>
+        <w:jc w:val="both"/>
+        <w:rPr>
+          <w:rFonts w:ascii="Aptos" w:eastAsia="Aptos" w:hAnsi="Aptos" w:cs="Aptos"/>
+          <w:sz w:val="20"/>
+          <w:szCs w:val="20"/>
+        </w:rPr>
+      </w:pPr>
+    </w:p>
+    <w:p>
+      <w:pPr>
+        <w:spacing w:line="280" w:lineRule="auto"/>
+        <w:jc w:val="both"/>
+        <w:rPr>
+          <w:rFonts w:ascii="Aptos" w:eastAsia="Aptos" w:hAnsi="Aptos" w:cs="Aptos"/>
+          <w:sz w:val="20"/>
+          <w:szCs w:val="20"/>
+        </w:rPr>
+      </w:pPr>
+      <w:r>
+        <w:rPr>
+          <w:rFonts w:ascii="Aptos" w:eastAsia="Aptos" w:hAnsi="Aptos" w:cs="Aptos"/>
+          <w:sz w:val="20"/>
+          <w:szCs w:val="20"/>
+        </w:rPr>
+        <w:t xml:space="preserve">The {{deliverable}} uses open-source components, which stay with their owners on their own licence terms under section 9. We choose components whose licences allow commercial use and do not require you to publish your own source code.</w:t>
+      </w:r>
+    </w:p>
+    <w:p>
+      <w:pPr>
+        <w:keepNext/>
+        <w:keepLines/>
+        <w:spacing w:before="200" w:after="40" w:line="280" w:lineRule="auto"/>
+        <w:jc w:val="both"/>
+        <w:rPr>
+          <w:rFonts w:ascii="Aptos" w:eastAsia="Aptos" w:hAnsi="Aptos" w:cs="Aptos"/>
+          <w:b/>
+          <w:bCs/>
+          <w:color w:val="1F1F1F"/>
+          <w:sz w:val="20"/>
+          <w:szCs w:val="20"/>
+        </w:rPr>
+      </w:pPr>
+      <w:r>
+        <w:rPr>
+          <w:rFonts w:ascii="Aptos" w:eastAsia="Aptos" w:hAnsi="Aptos" w:cs="Aptos"/>
+          <w:b/>
+          <w:bCs/>
+          <w:color w:val="1F1F1F"/>
+          <w:sz w:val="20"/>
+          <w:szCs w:val="20"/>
+        </w:rPr>
+        <w:t>3.9 Third-party services and platform changes</w:t>
+      </w:r>
+    </w:p>
+    <w:p>
+      <w:pPr>
+        <w:spacing w:line="280" w:lineRule="auto"/>
+        <w:jc w:val="both"/>
+        <w:rPr>
+          <w:rFonts w:ascii="Aptos" w:eastAsia="Aptos" w:hAnsi="Aptos" w:cs="Aptos"/>
+          <w:sz w:val="20"/>
+          <w:szCs w:val="20"/>
+        </w:rPr>
+      </w:pPr>
+      <w:r>
+        <w:rPr>
+          <w:rFonts w:ascii="Aptos" w:eastAsia="Aptos" w:hAnsi="Aptos" w:cs="Aptos"/>
+          <w:sz w:val="20"/>
+          <w:szCs w:val="20"/>
+        </w:rPr>
+        <w:t xml:space="preserve">The {{deliverable}} relies on services we do not control – for example the hosting and cloud providers it runs on, and any payment, mapping, email, messaging, sign-in or other service listed in section 2.2. Each is supplied on its provider’s own terms, and any subscription or usage fees are yours under section 5.0.</w:t>
+      </w:r>
+    </w:p>
+    <w:p>
+      <w:pPr>
+        <w:spacing w:line="140" w:lineRule="auto"/>
+        <w:jc w:val="both"/>
+        <w:rPr>
+          <w:rFonts w:ascii="Aptos" w:eastAsia="Aptos" w:hAnsi="Aptos" w:cs="Aptos"/>
+          <w:sz w:val="20"/>
+          <w:szCs w:val="20"/>
+        </w:rPr>
+      </w:pPr>
+    </w:p>
+    <w:p>
+      <w:pPr>
+        <w:spacing w:line="280" w:lineRule="auto"/>
+        <w:jc w:val="both"/>
+        <w:rPr>
+          <w:rFonts w:ascii="Aptos" w:eastAsia="Aptos" w:hAnsi="Aptos" w:cs="Aptos"/>
+          <w:sz w:val="20"/>
+          <w:szCs w:val="20"/>
+        </w:rPr>
+      </w:pPr>
+      <w:r>
+        <w:rPr>
+          <w:rFonts w:ascii="Aptos" w:eastAsia="Aptos" w:hAnsi="Aptos" w:cs="Aptos"/>
+          <w:sz w:val="20"/>
+          <w:szCs w:val="20"/>
+        </w:rPr>
+        <w:t xml:space="preserve">If a provider changes, limits or withdraws a service, or changes its prices or rules, after we have built to it, the work needed to adapt the {{deliverable}} is a change under section 3.3. We choose established services, and we will tell you about any change we know is coming that affects the {{deliverable}}.</w:t>
+      </w:r>
+    </w:p>
+    <w:p>
+      <w:pPr>
+        <w:spacing w:line="140" w:lineRule="auto"/>
+        <w:jc w:val="both"/>
+        <w:rPr>
+          <w:rFonts w:ascii="Aptos" w:eastAsia="Aptos" w:hAnsi="Aptos" w:cs="Aptos"/>
+          <w:sz w:val="20"/>
+          <w:szCs w:val="20"/>
+        </w:rPr>
+      </w:pPr>
+    </w:p>
+    <w:p>
+      <w:pPr>
+        <w:spacing w:line="280" w:lineRule="auto"/>
+        <w:jc w:val="both"/>
+        <w:rPr>
+          <w:rFonts w:ascii="Aptos" w:eastAsia="Aptos" w:hAnsi="Aptos" w:cs="Aptos"/>
+          <w:sz w:val="20"/>
+          <w:szCs w:val="20"/>
+        </w:rPr>
+      </w:pPr>
+      <w:r>
+        <w:rPr>
+          <w:rFonts w:ascii="Aptos" w:eastAsia="Aptos" w:hAnsi="Aptos" w:cs="Aptos"/>
+          <w:sz w:val="20"/>
+          <w:szCs w:val="20"/>
+        </w:rPr>
+        <w:t xml:space="preserve">Operating systems and browsers are updated regularly by Apple, Google, Microsoft and others. The {{deliverable}} is built for the versions set out in section 2.3. Keeping it working with versions or devices released after acceptance is not a defect under section 3.5 – it is covered by the service level agreement if you take one, or quoted separately.</w:t>
+      </w:r>
+    </w:p>
+    <w:p>
+      <w:pPr>
+        <w:keepNext/>
+        <w:keepLines/>
+        <w:spacing w:before="200" w:after="40" w:line="280" w:lineRule="auto"/>
+        <w:jc w:val="both"/>
+        <w:rPr>
+          <w:rFonts w:ascii="Aptos" w:eastAsia="Aptos" w:hAnsi="Aptos" w:cs="Aptos"/>
+          <w:b/>
+          <w:bCs/>
+          <w:color w:val="1F1F1F"/>
+          <w:sz w:val="20"/>
+          <w:szCs w:val="20"/>
+        </w:rPr>
+      </w:pPr>
+      <w:r>
+        <w:rPr>
+          <w:rFonts w:ascii="Aptos" w:eastAsia="Aptos" w:hAnsi="Aptos" w:cs="Aptos"/>
+          <w:sz w:val="20"/>
+          <w:szCs w:val="20"/>
+        </w:rPr>
+        <w:t xml:space="preserve">{{/web_app|mobile_app|web_mobile_app}}</w:t>
+      </w:r>
+    </w:p>
+    <w:p>
+      <w:pPr>
+        <w:keepNext/>
+        <w:keepLines/>
+        <w:spacing w:before="200" w:after="40" w:line="280" w:lineRule="auto"/>
+        <w:jc w:val="both"/>
+        <w:rPr>
+          <w:rFonts w:ascii="Aptos" w:eastAsia="Aptos" w:hAnsi="Aptos" w:cs="Aptos"/>
+          <w:b/>
+          <w:bCs/>
+          <w:color w:val="1F1F1F"/>
+          <w:sz w:val="20"/>
+          <w:szCs w:val="20"/>
+        </w:rPr>
+      </w:pPr>
+      <w:r>
+        <w:rPr>
+          <w:rFonts w:ascii="Aptos" w:eastAsia="Aptos" w:hAnsi="Aptos" w:cs="Aptos"/>
+          <w:sz w:val="20"/>
+          <w:szCs w:val="20"/>
+        </w:rPr>
+        <w:t xml:space="preserve">{{?mobile_app|web_mobile_app}}</w:t>
+      </w:r>
+    </w:p>
+    <w:p>
+      <w:pPr>
+        <w:keepNext/>
+        <w:keepLines/>
+        <w:spacing w:before="200" w:after="40" w:line="280" w:lineRule="auto"/>
+        <w:jc w:val="both"/>
+        <w:rPr>
+          <w:rFonts w:ascii="Aptos" w:eastAsia="Aptos" w:hAnsi="Aptos" w:cs="Aptos"/>
+          <w:b/>
+          <w:bCs/>
+          <w:color w:val="1F1F1F"/>
+          <w:sz w:val="20"/>
+          <w:szCs w:val="20"/>
+        </w:rPr>
+      </w:pPr>
+      <w:r>
+        <w:rPr>
+          <w:rFonts w:ascii="Aptos" w:eastAsia="Aptos" w:hAnsi="Aptos" w:cs="Aptos"/>
+          <w:b/>
+          <w:bCs/>
+          <w:color w:val="1F1F1F"/>
+          <w:sz w:val="20"/>
+          <w:szCs w:val="20"/>
+        </w:rPr>
+        <w:t>3.10 App store release</w:t>
+      </w:r>
+    </w:p>
+    <w:p>
+      <w:pPr>
+        <w:spacing w:line="280" w:lineRule="auto"/>
+        <w:jc w:val="both"/>
+        <w:rPr>
+          <w:rFonts w:ascii="Aptos" w:eastAsia="Aptos" w:hAnsi="Aptos" w:cs="Aptos"/>
+          <w:sz w:val="20"/>
+          <w:szCs w:val="20"/>
+        </w:rPr>
+      </w:pPr>
+      <w:r>
+        <w:rPr>
+          <w:rFonts w:ascii="Aptos" w:eastAsia="Aptos" w:hAnsi="Aptos" w:cs="Aptos"/>
+          <w:sz w:val="20"/>
+          <w:szCs w:val="20"/>
+        </w:rPr>
+        <w:t xml:space="preserve">We prepare the store listings from text, images and details you approve, and submit the first release of the {{store_app}} for review under the developer accounts described in section 2.3. The {{store_app}} is signed and published under those accounts, so the store listings and signing credentials stay with you. We also release the fixes we make under section 3.5. Any other release after the first is covered by the service level agreement if you take one, or quoted separately.</w:t>
+      </w:r>
+    </w:p>
+    <w:p>
+      <w:pPr>
+        <w:spacing w:line="140" w:lineRule="auto"/>
+        <w:jc w:val="both"/>
+        <w:rPr>
+          <w:rFonts w:ascii="Aptos" w:eastAsia="Aptos" w:hAnsi="Aptos" w:cs="Aptos"/>
+          <w:sz w:val="20"/>
+          <w:szCs w:val="20"/>
+        </w:rPr>
+      </w:pPr>
+    </w:p>
+    <w:p>
+      <w:pPr>
+        <w:spacing w:line="280" w:lineRule="auto"/>
+        <w:jc w:val="both"/>
+        <w:rPr>
+          <w:rFonts w:ascii="Aptos" w:eastAsia="Aptos" w:hAnsi="Aptos" w:cs="Aptos"/>
+          <w:sz w:val="20"/>
+          <w:szCs w:val="20"/>
+        </w:rPr>
+      </w:pPr>
+      <w:r>
+        <w:rPr>
+          <w:rFonts w:ascii="Aptos" w:eastAsia="Aptos" w:hAnsi="Aptos" w:cs="Aptos"/>
+          <w:sz w:val="20"/>
+          <w:szCs w:val="20"/>
+        </w:rPr>
+        <w:t xml:space="preserve">Whether the {{store_app}} is approved is Apple’s and Google’s decision, not ours. If a store rejects it because our work does not meet the store’s rules in force when we submit it, we fix it at no charge and resubmit. If it is rejected because of your content or business model, or because the store needs something only you can provide – such as the privacy and data-use details it asks for, which you supply under section 6.2, a demonstration account, or proof of a licence – we will help you respond, and any work it needs is a change under section 3.3.</w:t>
+      </w:r>
+    </w:p>
+    <w:p>
+      <w:pPr>
+        <w:spacing w:line="140" w:lineRule="auto"/>
+        <w:jc w:val="both"/>
+        <w:rPr>
+          <w:rFonts w:ascii="Aptos" w:eastAsia="Aptos" w:hAnsi="Aptos" w:cs="Aptos"/>
+          <w:sz w:val="20"/>
+          <w:szCs w:val="20"/>
+        </w:rPr>
+      </w:pPr>
+    </w:p>
+    <w:p>
+      <w:pPr>
+        <w:spacing w:line="280" w:lineRule="auto"/>
+        <w:jc w:val="both"/>
+        <w:rPr>
+          <w:rFonts w:ascii="Aptos" w:eastAsia="Aptos" w:hAnsi="Aptos" w:cs="Aptos"/>
+          <w:sz w:val="20"/>
+          <w:szCs w:val="20"/>
+        </w:rPr>
+      </w:pPr>
+      <w:r>
+        <w:rPr>
+          <w:rFonts w:ascii="Aptos" w:eastAsia="Aptos" w:hAnsi="Aptos" w:cs="Aptos"/>
+          <w:sz w:val="20"/>
+          <w:szCs w:val="20"/>
+        </w:rPr>
+        <w:t xml:space="preserve">You test and accept the {{store_app}} under section 3.6 on test builds we send through Apple’s TestFlight and Google Play’s testing tracks. Acceptance does not wait for store approval, so the time a store takes to review the {{store_app}} does not hold up acceptance or the final payment.</w:t>
+      </w:r>
+    </w:p>
+    <w:p>
+      <w:pPr>
+        <w:keepNext/>
+        <w:keepLines/>
+        <w:spacing w:before="200" w:after="40" w:line="280" w:lineRule="auto"/>
+        <w:jc w:val="both"/>
+        <w:rPr>
+          <w:rFonts w:ascii="Aptos" w:eastAsia="Aptos" w:hAnsi="Aptos" w:cs="Aptos"/>
+          <w:b/>
+          <w:bCs/>
+          <w:color w:val="1F1F1F"/>
+          <w:sz w:val="20"/>
+          <w:szCs w:val="20"/>
+        </w:rPr>
+      </w:pPr>
+      <w:r>
+        <w:rPr>
+          <w:rFonts w:ascii="Aptos" w:eastAsia="Aptos" w:hAnsi="Aptos" w:cs="Aptos"/>
           <w:sz w:val="20"/>
           <w:szCs w:val="20"/>
         </w:rPr>
@@ -5407,7 +5788,7 @@
           <w:sz w:val="20"/>
           <w:szCs w:val="20"/>
         </w:rPr>
-        <w:t xml:space="preserve"> If you give us a design, layout or other material to work from, you confirm you have the right to use it, and section 6.1 applies to it. It may need changes to work as {{deliverable.article}} {{deliverable}} – to hold together across screen sizes, to meet contrast and accessibility needs, and to stay consistent as pages are added. Making those changes is part of the build, and we will point out anything significant we changed. Material generated with an AI tool may not be protected by copyright at all, which can mean neither of us is able to stop someone else copying it.</w:t>
+        <w:t xml:space="preserve"> If you give us a design, layout or other material to work from, you confirm you have the right to use it, and section 6.1 applies to it. It may need changes to work as {{deliverable.article}} {{deliverable}} – to hold together across screen sizes, to meet contrast and accessibility needs, and to stay consistent as {{pages_word}} are added. Making those changes is part of the build, and we will point out anything significant we changed. Material generated with an AI tool may not be protected by copyright at all, which can mean neither of us is able to stop someone else copying it.</w:t>
       </w:r>
     </w:p>
     <w:p>

--- a/template/atp-website.docx
+++ b/template/atp-website.docx
@@ -654,21 +654,7 @@
           <w:sz w:val="20"/>
           <w:szCs w:val="20"/>
         </w:rPr>
-        <w:t>We will provide the services described in this document for the {{project.name}}, following our proposal {{proposal.ref}} dated {{proposal.date}}. This document sets out what we will do, who does what, how long it will take, what it costs, and the terms we will work under. Sections 1 to 3 describe the project. Sections 4 to 14 are the terms and conditions that apply to it.</w:t>
-      </w:r>
-      <w:r>
-        <w:rPr>
-          <w:rFonts w:ascii="Aptos" w:eastAsia="Aptos" w:hAnsi="Aptos" w:cs="Aptos"/>
-          <w:sz w:val="20"/>
-          <w:szCs w:val="20"/>
-        </w:rPr>
-      </w:r>
-      <w:r>
-        <w:rPr>
-          <w:rFonts w:ascii="Aptos" w:eastAsia="Aptos" w:hAnsi="Aptos" w:cs="Aptos"/>
-          <w:sz w:val="20"/>
-          <w:szCs w:val="20"/>
-        </w:rPr>
+        <w:t xml:space="preserve">We will provide the services described in this document for the {{project.name}}. This document records everything we agreed following our proposal {{proposal.ref}} dated {{proposal.date}}, and replaces that proposal under section 14. It sets out what we will do, who does what, how long it will take, what it costs, and the terms we will work under. Sections 1 to 3 describe the project. Sections 4 to 14 are the terms and conditions that apply to it.</w:t>
       </w:r>
     </w:p>
     <w:p>
@@ -1371,238 +1357,7 @@
           <w:sz w:val="20"/>
           <w:szCs w:val="20"/>
         </w:rPr>
-        <w:t>2.3 What is not included</w:t>
-      </w:r>
-    </w:p>
-    <w:p>
-      <w:pPr>
-        <w:spacing w:line="280" w:lineRule="auto"/>
-        <w:jc w:val="both"/>
-        <w:rPr>
-          <w:rFonts w:ascii="Aptos" w:eastAsia="Aptos" w:hAnsi="Aptos" w:cs="Aptos"/>
-          <w:sz w:val="20"/>
-          <w:szCs w:val="20"/>
-        </w:rPr>
-      </w:pPr>
-      <w:r>
-        <w:rPr>
-          <w:rFonts w:ascii="Aptos" w:eastAsia="Aptos" w:hAnsi="Aptos" w:cs="Aptos"/>
-          <w:sz w:val="20"/>
-          <w:szCs w:val="20"/>
-        </w:rPr>
-        <w:t>These sit outside this agreement and will be quoted separately if you want them: {{scope.exclusions}}.</w:t>
-      </w:r>
-    </w:p>
-    <w:p>
-      <w:pPr>
-        <w:spacing w:line="140" w:lineRule="auto"/>
-        <w:jc w:val="both"/>
-        <w:rPr>
-          <w:rFonts w:ascii="Aptos" w:eastAsia="Aptos" w:hAnsi="Aptos" w:cs="Aptos"/>
-          <w:sz w:val="20"/>
-          <w:szCs w:val="20"/>
-        </w:rPr>
-      </w:pPr>
-    </w:p>
-    <w:p>
-      <w:pPr>
-        <w:spacing w:line="280" w:lineRule="auto"/>
-        <w:jc w:val="both"/>
-        <w:rPr>
-          <w:rFonts w:ascii="Aptos" w:eastAsia="Aptos" w:hAnsi="Aptos" w:cs="Aptos"/>
-          <w:sz w:val="20"/>
-          <w:szCs w:val="20"/>
-        </w:rPr>
-      </w:pPr>
-      <w:r>
-        <w:rPr>
-          <w:rFonts w:ascii="Aptos" w:eastAsia="Aptos" w:hAnsi="Aptos" w:cs="Aptos"/>
-          <w:sz w:val="20"/>
-          <w:szCs w:val="20"/>
-        </w:rPr>
-        <w:t>{{held.count}} further items are yours to hold and pay for directly:</w:t>
-      </w:r>
-    </w:p>
-    <w:p>
-      <w:pPr>
-        <w:spacing w:line="80" w:lineRule="auto"/>
-        <w:jc w:val="both"/>
-        <w:rPr>
-          <w:rFonts w:ascii="Aptos" w:eastAsia="Aptos" w:hAnsi="Aptos" w:cs="Aptos"/>
-          <w:sz w:val="20"/>
-          <w:szCs w:val="20"/>
-        </w:rPr>
-      </w:pPr>
-    </w:p>
-    <w:p>
-      <w:pPr>
-        <w:spacing w:line="280" w:lineRule="auto"/>
-        <w:ind w:left="640" w:hanging="300"/>
-        <w:jc w:val="both"/>
-        <w:rPr>
-          <w:rFonts w:ascii="Aptos" w:eastAsia="Aptos" w:hAnsi="Aptos" w:cs="Aptos"/>
-          <w:sz w:val="20"/>
-          <w:szCs w:val="20"/>
-        </w:rPr>
-      </w:pPr>
-      <w:r>
-        <w:rPr>
-          <w:rFonts w:ascii="Aptos" w:eastAsia="Aptos" w:hAnsi="Aptos" w:cs="Aptos"/>
-          <w:sz w:val="20"/>
-          <w:szCs w:val="20"/>
-        </w:rPr>
-        <w:t>• </w:t>
-      </w:r>
-      <w:r>
-        <w:rPr>
-          <w:rFonts w:ascii="Aptos" w:eastAsia="Aptos" w:hAnsi="Aptos" w:cs="Aptos"/>
-          <w:b/>
-          <w:bCs/>
-          <w:sz w:val="20"/>
-          <w:szCs w:val="20"/>
-        </w:rPr>
-        <w:t>Photography</w:t>
-      </w:r>
-      <w:r>
-        <w:rPr>
-          <w:rFonts w:ascii="Aptos" w:eastAsia="Aptos" w:hAnsi="Aptos" w:cs="Aptos"/>
-          <w:sz w:val="20"/>
-          <w:szCs w:val="20"/>
-        </w:rPr>
-        <w:t xml:space="preserve"> – we can source budget-appropriate professional photography through third-party partners, quoted separately. </w:t>
-      </w:r>
-      <w:proofErr w:type="gramStart"/>
-      <w:r>
-        <w:rPr>
-          <w:rFonts w:ascii="Aptos" w:eastAsia="Aptos" w:hAnsi="Aptos" w:cs="Aptos"/>
-          <w:sz w:val="20"/>
-          <w:szCs w:val="20"/>
-        </w:rPr>
-        <w:t>Otherwise</w:t>
-      </w:r>
-      <w:proofErr w:type="gramEnd"/>
-      <w:r>
-        <w:rPr>
-          <w:rFonts w:ascii="Aptos" w:eastAsia="Aptos" w:hAnsi="Aptos" w:cs="Aptos"/>
-          <w:sz w:val="20"/>
-          <w:szCs w:val="20"/>
-        </w:rPr>
-        <w:t xml:space="preserve"> you supply the photos.</w:t>
-      </w:r>
-    </w:p>
-    <w:p>
-      <w:pPr>
-        <w:spacing w:line="280" w:lineRule="auto"/>
-        <w:ind w:left="640" w:hanging="300"/>
-        <w:jc w:val="both"/>
-        <w:rPr>
-          <w:rFonts w:ascii="Aptos" w:eastAsia="Aptos" w:hAnsi="Aptos" w:cs="Aptos"/>
-          <w:sz w:val="20"/>
-          <w:szCs w:val="20"/>
-        </w:rPr>
-      </w:pPr>
-      <w:r>
-        <w:rPr>
-          <w:rFonts w:ascii="Aptos" w:eastAsia="Aptos" w:hAnsi="Aptos" w:cs="Aptos"/>
-          <w:sz w:val="20"/>
-          <w:szCs w:val="20"/>
-        </w:rPr>
-        <w:t>• </w:t>
-      </w:r>
-      <w:r>
-        <w:rPr>
-          <w:rFonts w:ascii="Aptos" w:eastAsia="Aptos" w:hAnsi="Aptos" w:cs="Aptos"/>
-          <w:b/>
-          <w:bCs/>
-          <w:sz w:val="20"/>
-          <w:szCs w:val="20"/>
-        </w:rPr>
-        <w:t>Domain</w:t>
-      </w:r>
-      <w:r>
-        <w:rPr>
-          <w:rFonts w:ascii="Aptos" w:eastAsia="Aptos" w:hAnsi="Aptos" w:cs="Aptos"/>
-          <w:sz w:val="20"/>
-          <w:szCs w:val="20"/>
-        </w:rPr>
-        <w:t xml:space="preserve"> – registered and paid for by {{client.short_name}}.</w:t>
-      </w:r>
-    </w:p>
-    <w:p>
-      <w:pPr>
-        <w:spacing w:line="280" w:lineRule="auto"/>
-        <w:ind w:left="640" w:hanging="300"/>
-        <w:jc w:val="both"/>
-        <w:rPr>
-          <w:rFonts w:ascii="Aptos" w:eastAsia="Aptos" w:hAnsi="Aptos" w:cs="Aptos"/>
-          <w:sz w:val="20"/>
-          <w:szCs w:val="20"/>
-        </w:rPr>
-      </w:pPr>
-      <w:r>
-        <w:rPr>
-          <w:rFonts w:ascii="Aptos" w:eastAsia="Aptos" w:hAnsi="Aptos" w:cs="Aptos"/>
-          <w:sz w:val="20"/>
-          <w:szCs w:val="20"/>
-        </w:rPr>
-        <w:t>• </w:t>
-      </w:r>
-      <w:r>
-        <w:rPr>
-          <w:rFonts w:ascii="Aptos" w:eastAsia="Aptos" w:hAnsi="Aptos" w:cs="Aptos"/>
-          <w:b/>
-          <w:bCs/>
-          <w:sz w:val="20"/>
-          <w:szCs w:val="20"/>
-        </w:rPr>
-        <w:t>Hosting</w:t>
-      </w:r>
-      <w:r>
-        <w:rPr>
-          <w:rFonts w:ascii="Aptos" w:eastAsia="Aptos" w:hAnsi="Aptos" w:cs="Aptos"/>
-          <w:sz w:val="20"/>
-          <w:szCs w:val="20"/>
-        </w:rPr>
-        <w:t xml:space="preserve"> – held in your name and billed directly to you by your hosting provider. {{hosting.note}}</w:t>
-      </w:r>
-      <w:r>
-        <w:rPr>
-          <w:rFonts w:ascii="Aptos" w:eastAsia="Aptos" w:hAnsi="Aptos" w:cs="Aptos"/>
-          <w:sz w:val="20"/>
-          <w:szCs w:val="20"/>
-        </w:rPr>
-      </w:r>
-      <w:proofErr w:type="spellStart"/>
-      <w:r>
-        <w:rPr>
-          <w:rFonts w:ascii="Aptos" w:eastAsia="Aptos" w:hAnsi="Aptos" w:cs="Aptos"/>
-          <w:sz w:val="20"/>
-          <w:szCs w:val="20"/>
-        </w:rPr>
-      </w:r>
-      <w:proofErr w:type="spellEnd"/>
-      <w:r>
-        <w:rPr>
-          <w:rFonts w:ascii="Aptos" w:eastAsia="Aptos" w:hAnsi="Aptos" w:cs="Aptos"/>
-          <w:sz w:val="20"/>
-          <w:szCs w:val="20"/>
-        </w:rPr>
-      </w:r>
-      <w:proofErr w:type="spellStart"/>
-      <w:r>
-        <w:rPr>
-          <w:rFonts w:ascii="Aptos" w:eastAsia="Aptos" w:hAnsi="Aptos" w:cs="Aptos"/>
-          <w:sz w:val="20"/>
-          <w:szCs w:val="20"/>
-        </w:rPr>
-      </w:r>
-      <w:proofErr w:type="spellEnd"/>
-      <w:r>
-        <w:rPr>
-          <w:rFonts w:ascii="Aptos" w:eastAsia="Aptos" w:hAnsi="Aptos" w:cs="Aptos"/>
-          <w:sz w:val="20"/>
-          <w:szCs w:val="20"/>
-        </w:rPr>
+        <w:t xml:space="preserve">2.3 Supported environments and your accounts</w:t>
       </w:r>
     </w:p>
     <w:p>
@@ -1626,45 +1381,26 @@
           <w:sz w:val="20"/>
           <w:szCs w:val="20"/>
         </w:rPr>
-        <w:t xml:space="preserve">{{?online_store}}</w:t>
-      </w:r>
-    </w:p>
-    <w:p>
-      <w:pPr>
-        <w:spacing w:line="280" w:lineRule="auto"/>
-        <w:ind w:left="640" w:hanging="300"/>
-        <w:jc w:val="both"/>
-        <w:rPr>
-          <w:rFonts w:ascii="Aptos" w:eastAsia="Aptos" w:hAnsi="Aptos" w:cs="Aptos"/>
-          <w:sz w:val="20"/>
-          <w:szCs w:val="20"/>
-        </w:rPr>
-      </w:pPr>
-      <w:r>
-        <w:rPr>
-          <w:rFonts w:ascii="Aptos" w:eastAsia="Aptos" w:hAnsi="Aptos" w:cs="Aptos"/>
-          <w:sz w:val="20"/>
-          <w:szCs w:val="20"/>
-        </w:rPr>
-        <w:t xml:space="preserve">• </w:t>
-      </w:r>
-      <w:r>
-        <w:rPr>
-          <w:rFonts w:ascii="Aptos" w:eastAsia="Aptos" w:hAnsi="Aptos" w:cs="Aptos"/>
-          <w:b/>
-          <w:bCs/>
-          <w:sz w:val="20"/>
-          <w:szCs w:val="20"/>
-        </w:rPr>
-        <w:t xml:space="preserve">Payment provider account</w:t>
-      </w:r>
-      <w:r>
-        <w:rPr>
-          <w:rFonts w:ascii="Aptos" w:eastAsia="Aptos" w:hAnsi="Aptos" w:cs="Aptos"/>
-          <w:sz w:val="20"/>
-          <w:szCs w:val="20"/>
-        </w:rPr>
-        <w:t xml:space="preserve"> – opened in your name with the provider the store takes payments through, such as Stripe, Square or PayPal, which bills its fees directly to you.</w:t>
+        <w:t xml:space="preserve">{{?website|web_app}}</w:t>
+      </w:r>
+    </w:p>
+    <w:p>
+      <w:pPr>
+        <w:spacing w:line="280" w:lineRule="auto"/>
+        <w:jc w:val="both"/>
+        <w:rPr>
+          <w:rFonts w:ascii="Aptos" w:eastAsia="Aptos" w:hAnsi="Aptos" w:cs="Aptos"/>
+          <w:sz w:val="20"/>
+          <w:szCs w:val="20"/>
+        </w:rPr>
+      </w:pPr>
+      <w:r>
+        <w:rPr>
+          <w:rFonts w:ascii="Aptos" w:eastAsia="Aptos" w:hAnsi="Aptos" w:cs="Aptos"/>
+          <w:sz w:val="20"/>
+          <w:szCs w:val="20"/>
+        </w:rPr>
+        <w:t>The {{deliverable}} will be built to work on the current and previous major versions of Chrome, Safari, Edge and Firefox, on desktop and mobile. If you need a particular accessibility standard (such as WCAG 2.2 Level AA) certified, tell us before design begins so we can include it.</w:t>
       </w:r>
     </w:p>
     <w:p>
@@ -1688,7 +1424,7 @@
           <w:sz w:val="20"/>
           <w:szCs w:val="20"/>
         </w:rPr>
-        <w:t xml:space="preserve">{{/online_store}}</w:t>
+        <w:t xml:space="preserve">{{/website|web_app}}</w:t>
       </w:r>
     </w:p>
     <w:p>
@@ -1712,45 +1448,26 @@
           <w:sz w:val="20"/>
           <w:szCs w:val="20"/>
         </w:rPr>
-        <w:t xml:space="preserve">{{?mobile_app|web_mobile_app}}</w:t>
-      </w:r>
-    </w:p>
-    <w:p>
-      <w:pPr>
-        <w:spacing w:line="280" w:lineRule="auto"/>
-        <w:ind w:left="640" w:hanging="300"/>
-        <w:jc w:val="both"/>
-        <w:rPr>
-          <w:rFonts w:ascii="Aptos" w:eastAsia="Aptos" w:hAnsi="Aptos" w:cs="Aptos"/>
-          <w:sz w:val="20"/>
-          <w:szCs w:val="20"/>
-        </w:rPr>
-      </w:pPr>
-      <w:r>
-        <w:rPr>
-          <w:rFonts w:ascii="Aptos" w:eastAsia="Aptos" w:hAnsi="Aptos" w:cs="Aptos"/>
-          <w:sz w:val="20"/>
-          <w:szCs w:val="20"/>
-        </w:rPr>
-        <w:t xml:space="preserve">• </w:t>
-      </w:r>
-      <w:r>
-        <w:rPr>
-          <w:rFonts w:ascii="Aptos" w:eastAsia="Aptos" w:hAnsi="Aptos" w:cs="Aptos"/>
-          <w:b/>
-          <w:bCs/>
-          <w:sz w:val="20"/>
-          <w:szCs w:val="20"/>
-        </w:rPr>
-        <w:t xml:space="preserve">Developer accounts</w:t>
-      </w:r>
-      <w:r>
-        <w:rPr>
-          <w:rFonts w:ascii="Aptos" w:eastAsia="Aptos" w:hAnsi="Aptos" w:cs="Aptos"/>
-          <w:sz w:val="20"/>
-          <w:szCs w:val="20"/>
-        </w:rPr>
-        <w:t xml:space="preserve"> – each app store account the {{store_app}} is published under, such as the Apple Developer Program or Google Play Console, opened in your organisation’s name and paid for directly by you.</w:t>
+        <w:t xml:space="preserve">{{?mobile_app}}</w:t>
+      </w:r>
+    </w:p>
+    <w:p>
+      <w:pPr>
+        <w:spacing w:line="280" w:lineRule="auto"/>
+        <w:jc w:val="both"/>
+        <w:rPr>
+          <w:rFonts w:ascii="Aptos" w:eastAsia="Aptos" w:hAnsi="Aptos" w:cs="Aptos"/>
+          <w:sz w:val="20"/>
+          <w:szCs w:val="20"/>
+        </w:rPr>
+      </w:pPr>
+      <w:r>
+        <w:rPr>
+          <w:rFonts w:ascii="Aptos" w:eastAsia="Aptos" w:hAnsi="Aptos" w:cs="Aptos"/>
+          <w:sz w:val="20"/>
+          <w:szCs w:val="20"/>
+        </w:rPr>
+        <w:t xml:space="preserve">The {{deliverable}} will be built to work on {{scope.devices}}. We test on a representative set of current devices for each operating system, not on every model. Tablet layouts are included only where section 2.2 lists them. If you need a particular accessibility standard (such as WCAG 2.2 Level AA) certified, tell us before design begins so we can include it.</w:t>
       </w:r>
     </w:p>
     <w:p>
@@ -1774,19 +1491,8 @@
           <w:sz w:val="20"/>
           <w:szCs w:val="20"/>
         </w:rPr>
-        <w:t xml:space="preserve">{{/mobile_app|web_mobile_app}}</w:t>
-      </w:r>
-    </w:p>
-    <w:p>
-      <w:pPr>
-        <w:spacing w:line="140" w:lineRule="auto"/>
-        <w:jc w:val="both"/>
-        <w:rPr>
-          <w:rFonts w:ascii="Aptos" w:eastAsia="Aptos" w:hAnsi="Aptos" w:cs="Aptos"/>
-          <w:sz w:val="20"/>
-          <w:szCs w:val="20"/>
-        </w:rPr>
-      </w:pPr>
+        <w:t xml:space="preserve">{{/mobile_app}}</w:t>
+      </w:r>
     </w:p>
     <w:p>
       <w:pPr>
@@ -1809,26 +1515,26 @@
           <w:sz w:val="20"/>
           <w:szCs w:val="20"/>
         </w:rPr>
-        <w:t xml:space="preserve">{{?website|web_app}}</w:t>
-      </w:r>
-    </w:p>
-    <w:p>
-      <w:pPr>
-        <w:spacing w:line="280" w:lineRule="auto"/>
-        <w:jc w:val="both"/>
-        <w:rPr>
-          <w:rFonts w:ascii="Aptos" w:eastAsia="Aptos" w:hAnsi="Aptos" w:cs="Aptos"/>
-          <w:sz w:val="20"/>
-          <w:szCs w:val="20"/>
-        </w:rPr>
-      </w:pPr>
-      <w:r>
-        <w:rPr>
-          <w:rFonts w:ascii="Aptos" w:eastAsia="Aptos" w:hAnsi="Aptos" w:cs="Aptos"/>
-          <w:sz w:val="20"/>
-          <w:szCs w:val="20"/>
-        </w:rPr>
-        <w:t>The {{deliverable}} will be built to work on the current and previous major versions of Chrome, Safari, Edge and Firefox, on desktop and mobile. If you need a particular accessibility standard (such as WCAG 2.2 Level AA) certified, tell us before design begins so we can include it.</w:t>
+        <w:t xml:space="preserve">{{?web_mobile_app}}</w:t>
+      </w:r>
+    </w:p>
+    <w:p>
+      <w:pPr>
+        <w:spacing w:line="280" w:lineRule="auto"/>
+        <w:jc w:val="both"/>
+        <w:rPr>
+          <w:rFonts w:ascii="Aptos" w:eastAsia="Aptos" w:hAnsi="Aptos" w:cs="Aptos"/>
+          <w:sz w:val="20"/>
+          <w:szCs w:val="20"/>
+        </w:rPr>
+      </w:pPr>
+      <w:r>
+        <w:rPr>
+          <w:rFonts w:ascii="Aptos" w:eastAsia="Aptos" w:hAnsi="Aptos" w:cs="Aptos"/>
+          <w:sz w:val="20"/>
+          <w:szCs w:val="20"/>
+        </w:rPr>
+        <w:t xml:space="preserve">The web app will be built to work on the current and previous major versions of Chrome, Safari, Edge and Firefox, on desktop and mobile, and the mobile app on {{scope.devices}}. We test the mobile app on a representative set of current devices for each operating system, not on every model. Tablet layouts are included only where section 2.2 lists them. If you need a particular accessibility standard (such as WCAG 2.2 Level AA) certified, tell us before design begins so we can include it.</w:t>
       </w:r>
     </w:p>
     <w:p>
@@ -1852,7 +1558,219 @@
           <w:sz w:val="20"/>
           <w:szCs w:val="20"/>
         </w:rPr>
-        <w:t xml:space="preserve">{{/website|web_app}}</w:t>
+        <w:t xml:space="preserve">{{/web_mobile_app}}</w:t>
+      </w:r>
+    </w:p>
+    <w:p>
+      <w:pPr>
+        <w:spacing w:line="140" w:lineRule="auto"/>
+        <w:jc w:val="both"/>
+        <w:rPr>
+          <w:rFonts w:ascii="Aptos" w:eastAsia="Aptos" w:hAnsi="Aptos" w:cs="Aptos"/>
+          <w:sz w:val="20"/>
+          <w:szCs w:val="20"/>
+        </w:rPr>
+      </w:pPr>
+    </w:p>
+    <w:p>
+      <w:pPr>
+        <w:spacing w:line="280" w:lineRule="auto"/>
+        <w:jc w:val="both"/>
+        <w:rPr>
+          <w:rFonts w:ascii="Aptos" w:eastAsia="Aptos" w:hAnsi="Aptos" w:cs="Aptos"/>
+          <w:sz w:val="20"/>
+          <w:szCs w:val="20"/>
+        </w:rPr>
+      </w:pPr>
+      <w:r>
+        <w:rPr>
+          <w:rFonts w:ascii="Aptos" w:eastAsia="Aptos" w:hAnsi="Aptos" w:cs="Aptos"/>
+          <w:sz w:val="20"/>
+          <w:szCs w:val="20"/>
+        </w:rPr>
+        <w:t xml:space="preserve">{{held.count}} items are yours to hold and pay for directly:</w:t>
+      </w:r>
+    </w:p>
+    <w:p>
+      <w:pPr>
+        <w:spacing w:line="80" w:lineRule="auto"/>
+        <w:jc w:val="both"/>
+        <w:rPr>
+          <w:rFonts w:ascii="Aptos" w:eastAsia="Aptos" w:hAnsi="Aptos" w:cs="Aptos"/>
+          <w:sz w:val="20"/>
+          <w:szCs w:val="20"/>
+        </w:rPr>
+      </w:pPr>
+    </w:p>
+    <w:p>
+      <w:pPr>
+        <w:spacing w:line="280" w:lineRule="auto"/>
+        <w:ind w:left="640" w:hanging="300"/>
+        <w:jc w:val="both"/>
+        <w:rPr>
+          <w:rFonts w:ascii="Aptos" w:eastAsia="Aptos" w:hAnsi="Aptos" w:cs="Aptos"/>
+          <w:sz w:val="20"/>
+          <w:szCs w:val="20"/>
+        </w:rPr>
+      </w:pPr>
+      <w:r>
+        <w:rPr>
+          <w:rFonts w:ascii="Aptos" w:eastAsia="Aptos" w:hAnsi="Aptos" w:cs="Aptos"/>
+          <w:sz w:val="20"/>
+          <w:szCs w:val="20"/>
+        </w:rPr>
+        <w:t>• </w:t>
+      </w:r>
+      <w:r>
+        <w:rPr>
+          <w:rFonts w:ascii="Aptos" w:eastAsia="Aptos" w:hAnsi="Aptos" w:cs="Aptos"/>
+          <w:b/>
+          <w:bCs/>
+          <w:sz w:val="20"/>
+          <w:szCs w:val="20"/>
+        </w:rPr>
+        <w:t>Photography</w:t>
+      </w:r>
+      <w:r>
+        <w:rPr>
+          <w:rFonts w:ascii="Aptos" w:eastAsia="Aptos" w:hAnsi="Aptos" w:cs="Aptos"/>
+          <w:sz w:val="20"/>
+          <w:szCs w:val="20"/>
+        </w:rPr>
+        <w:t xml:space="preserve"> – we can source budget-appropriate professional photography through third-party partners, quoted separately. </w:t>
+      </w:r>
+      <w:proofErr w:type="gramStart"/>
+      <w:r>
+        <w:rPr>
+          <w:rFonts w:ascii="Aptos" w:eastAsia="Aptos" w:hAnsi="Aptos" w:cs="Aptos"/>
+          <w:sz w:val="20"/>
+          <w:szCs w:val="20"/>
+        </w:rPr>
+        <w:t>Otherwise</w:t>
+      </w:r>
+      <w:proofErr w:type="gramEnd"/>
+      <w:r>
+        <w:rPr>
+          <w:rFonts w:ascii="Aptos" w:eastAsia="Aptos" w:hAnsi="Aptos" w:cs="Aptos"/>
+          <w:sz w:val="20"/>
+          <w:szCs w:val="20"/>
+        </w:rPr>
+        <w:t xml:space="preserve"> you supply the photos.</w:t>
+      </w:r>
+    </w:p>
+    <w:p>
+      <w:pPr>
+        <w:spacing w:line="280" w:lineRule="auto"/>
+        <w:ind w:left="640" w:hanging="300"/>
+        <w:jc w:val="both"/>
+        <w:rPr>
+          <w:rFonts w:ascii="Aptos" w:eastAsia="Aptos" w:hAnsi="Aptos" w:cs="Aptos"/>
+          <w:sz w:val="20"/>
+          <w:szCs w:val="20"/>
+        </w:rPr>
+      </w:pPr>
+      <w:r>
+        <w:rPr>
+          <w:rFonts w:ascii="Aptos" w:eastAsia="Aptos" w:hAnsi="Aptos" w:cs="Aptos"/>
+          <w:sz w:val="20"/>
+          <w:szCs w:val="20"/>
+        </w:rPr>
+        <w:t>• </w:t>
+      </w:r>
+      <w:r>
+        <w:rPr>
+          <w:rFonts w:ascii="Aptos" w:eastAsia="Aptos" w:hAnsi="Aptos" w:cs="Aptos"/>
+          <w:b/>
+          <w:bCs/>
+          <w:sz w:val="20"/>
+          <w:szCs w:val="20"/>
+        </w:rPr>
+        <w:t>Domain</w:t>
+      </w:r>
+      <w:r>
+        <w:rPr>
+          <w:rFonts w:ascii="Aptos" w:eastAsia="Aptos" w:hAnsi="Aptos" w:cs="Aptos"/>
+          <w:sz w:val="20"/>
+          <w:szCs w:val="20"/>
+        </w:rPr>
+        <w:t xml:space="preserve"> – registered and paid for by {{client.short_name}}.</w:t>
+      </w:r>
+    </w:p>
+    <w:p>
+      <w:pPr>
+        <w:spacing w:line="280" w:lineRule="auto"/>
+        <w:ind w:left="640" w:hanging="300"/>
+        <w:jc w:val="both"/>
+        <w:rPr>
+          <w:rFonts w:ascii="Aptos" w:eastAsia="Aptos" w:hAnsi="Aptos" w:cs="Aptos"/>
+          <w:sz w:val="20"/>
+          <w:szCs w:val="20"/>
+        </w:rPr>
+      </w:pPr>
+      <w:r>
+        <w:rPr>
+          <w:rFonts w:ascii="Aptos" w:eastAsia="Aptos" w:hAnsi="Aptos" w:cs="Aptos"/>
+          <w:sz w:val="20"/>
+          <w:szCs w:val="20"/>
+        </w:rPr>
+        <w:t>• </w:t>
+      </w:r>
+      <w:r>
+        <w:rPr>
+          <w:rFonts w:ascii="Aptos" w:eastAsia="Aptos" w:hAnsi="Aptos" w:cs="Aptos"/>
+          <w:b/>
+          <w:bCs/>
+          <w:sz w:val="20"/>
+          <w:szCs w:val="20"/>
+        </w:rPr>
+        <w:t>Hosting</w:t>
+      </w:r>
+      <w:r>
+        <w:rPr>
+          <w:rFonts w:ascii="Aptos" w:eastAsia="Aptos" w:hAnsi="Aptos" w:cs="Aptos"/>
+          <w:sz w:val="20"/>
+          <w:szCs w:val="20"/>
+        </w:rPr>
+        <w:t xml:space="preserve"> – held in your name and billed directly to you by your hosting provider. {{hosting.note}}</w:t>
+      </w:r>
+      <w:r>
+        <w:rPr>
+          <w:rFonts w:ascii="Aptos" w:eastAsia="Aptos" w:hAnsi="Aptos" w:cs="Aptos"/>
+          <w:sz w:val="20"/>
+          <w:szCs w:val="20"/>
+        </w:rPr>
+      </w:r>
+      <w:proofErr w:type="spellStart"/>
+      <w:r>
+        <w:rPr>
+          <w:rFonts w:ascii="Aptos" w:eastAsia="Aptos" w:hAnsi="Aptos" w:cs="Aptos"/>
+          <w:sz w:val="20"/>
+          <w:szCs w:val="20"/>
+        </w:rPr>
+      </w:r>
+      <w:proofErr w:type="spellEnd"/>
+      <w:r>
+        <w:rPr>
+          <w:rFonts w:ascii="Aptos" w:eastAsia="Aptos" w:hAnsi="Aptos" w:cs="Aptos"/>
+          <w:sz w:val="20"/>
+          <w:szCs w:val="20"/>
+        </w:rPr>
+      </w:r>
+      <w:proofErr w:type="spellStart"/>
+      <w:r>
+        <w:rPr>
+          <w:rFonts w:ascii="Aptos" w:eastAsia="Aptos" w:hAnsi="Aptos" w:cs="Aptos"/>
+          <w:sz w:val="20"/>
+          <w:szCs w:val="20"/>
+        </w:rPr>
+      </w:r>
+      <w:proofErr w:type="spellEnd"/>
+      <w:r>
+        <w:rPr>
+          <w:rFonts w:ascii="Aptos" w:eastAsia="Aptos" w:hAnsi="Aptos" w:cs="Aptos"/>
+          <w:sz w:val="20"/>
+          <w:szCs w:val="20"/>
+        </w:rPr>
       </w:r>
     </w:p>
     <w:p>
@@ -1876,26 +1794,45 @@
           <w:sz w:val="20"/>
           <w:szCs w:val="20"/>
         </w:rPr>
-        <w:t xml:space="preserve">{{?mobile_app}}</w:t>
-      </w:r>
-    </w:p>
-    <w:p>
-      <w:pPr>
-        <w:spacing w:line="280" w:lineRule="auto"/>
-        <w:jc w:val="both"/>
-        <w:rPr>
-          <w:rFonts w:ascii="Aptos" w:eastAsia="Aptos" w:hAnsi="Aptos" w:cs="Aptos"/>
-          <w:sz w:val="20"/>
-          <w:szCs w:val="20"/>
-        </w:rPr>
-      </w:pPr>
-      <w:r>
-        <w:rPr>
-          <w:rFonts w:ascii="Aptos" w:eastAsia="Aptos" w:hAnsi="Aptos" w:cs="Aptos"/>
-          <w:sz w:val="20"/>
-          <w:szCs w:val="20"/>
-        </w:rPr>
-        <w:t xml:space="preserve">The {{deliverable}} will be built to work on {{scope.devices}}. Tablet layouts are included only where section 2.2 lists them. If you need a particular accessibility standard (such as WCAG 2.2 Level AA) certified, tell us before design begins so we can include it.</w:t>
+        <w:t xml:space="preserve">{{?online_store}}</w:t>
+      </w:r>
+    </w:p>
+    <w:p>
+      <w:pPr>
+        <w:spacing w:line="280" w:lineRule="auto"/>
+        <w:ind w:left="640" w:hanging="300"/>
+        <w:jc w:val="both"/>
+        <w:rPr>
+          <w:rFonts w:ascii="Aptos" w:eastAsia="Aptos" w:hAnsi="Aptos" w:cs="Aptos"/>
+          <w:sz w:val="20"/>
+          <w:szCs w:val="20"/>
+        </w:rPr>
+      </w:pPr>
+      <w:r>
+        <w:rPr>
+          <w:rFonts w:ascii="Aptos" w:eastAsia="Aptos" w:hAnsi="Aptos" w:cs="Aptos"/>
+          <w:sz w:val="20"/>
+          <w:szCs w:val="20"/>
+        </w:rPr>
+        <w:t xml:space="preserve">• </w:t>
+      </w:r>
+      <w:r>
+        <w:rPr>
+          <w:rFonts w:ascii="Aptos" w:eastAsia="Aptos" w:hAnsi="Aptos" w:cs="Aptos"/>
+          <w:b/>
+          <w:bCs/>
+          <w:sz w:val="20"/>
+          <w:szCs w:val="20"/>
+        </w:rPr>
+        <w:t xml:space="preserve">Payment provider account</w:t>
+      </w:r>
+      <w:r>
+        <w:rPr>
+          <w:rFonts w:ascii="Aptos" w:eastAsia="Aptos" w:hAnsi="Aptos" w:cs="Aptos"/>
+          <w:sz w:val="20"/>
+          <w:szCs w:val="20"/>
+        </w:rPr>
+        <w:t xml:space="preserve"> – opened in your name with the provider the store takes payments through, such as Stripe, Square or PayPal, which bills its fees directly to you.</w:t>
       </w:r>
     </w:p>
     <w:p>
@@ -1919,7 +1856,7 @@
           <w:sz w:val="20"/>
           <w:szCs w:val="20"/>
         </w:rPr>
-        <w:t xml:space="preserve">{{/mobile_app}}</w:t>
+        <w:t xml:space="preserve">{{/online_store}}</w:t>
       </w:r>
     </w:p>
     <w:p>
@@ -1943,26 +1880,45 @@
           <w:sz w:val="20"/>
           <w:szCs w:val="20"/>
         </w:rPr>
-        <w:t xml:space="preserve">{{?web_mobile_app}}</w:t>
-      </w:r>
-    </w:p>
-    <w:p>
-      <w:pPr>
-        <w:spacing w:line="280" w:lineRule="auto"/>
-        <w:jc w:val="both"/>
-        <w:rPr>
-          <w:rFonts w:ascii="Aptos" w:eastAsia="Aptos" w:hAnsi="Aptos" w:cs="Aptos"/>
-          <w:sz w:val="20"/>
-          <w:szCs w:val="20"/>
-        </w:rPr>
-      </w:pPr>
-      <w:r>
-        <w:rPr>
-          <w:rFonts w:ascii="Aptos" w:eastAsia="Aptos" w:hAnsi="Aptos" w:cs="Aptos"/>
-          <w:sz w:val="20"/>
-          <w:szCs w:val="20"/>
-        </w:rPr>
-        <w:t xml:space="preserve">The web app will be built to work on the current and previous major versions of Chrome, Safari, Edge and Firefox, on desktop and mobile, and the mobile app on {{scope.devices}}. Tablet layouts are included only where section 2.2 lists them. If you need a particular accessibility standard (such as WCAG 2.2 Level AA) certified, tell us before design begins so we can include it.</w:t>
+        <w:t xml:space="preserve">{{?mobile_app|web_mobile_app}}</w:t>
+      </w:r>
+    </w:p>
+    <w:p>
+      <w:pPr>
+        <w:spacing w:line="280" w:lineRule="auto"/>
+        <w:ind w:left="640" w:hanging="300"/>
+        <w:jc w:val="both"/>
+        <w:rPr>
+          <w:rFonts w:ascii="Aptos" w:eastAsia="Aptos" w:hAnsi="Aptos" w:cs="Aptos"/>
+          <w:sz w:val="20"/>
+          <w:szCs w:val="20"/>
+        </w:rPr>
+      </w:pPr>
+      <w:r>
+        <w:rPr>
+          <w:rFonts w:ascii="Aptos" w:eastAsia="Aptos" w:hAnsi="Aptos" w:cs="Aptos"/>
+          <w:sz w:val="20"/>
+          <w:szCs w:val="20"/>
+        </w:rPr>
+        <w:t xml:space="preserve">• </w:t>
+      </w:r>
+      <w:r>
+        <w:rPr>
+          <w:rFonts w:ascii="Aptos" w:eastAsia="Aptos" w:hAnsi="Aptos" w:cs="Aptos"/>
+          <w:b/>
+          <w:bCs/>
+          <w:sz w:val="20"/>
+          <w:szCs w:val="20"/>
+        </w:rPr>
+        <w:t xml:space="preserve">Developer accounts</w:t>
+      </w:r>
+      <w:r>
+        <w:rPr>
+          <w:rFonts w:ascii="Aptos" w:eastAsia="Aptos" w:hAnsi="Aptos" w:cs="Aptos"/>
+          <w:sz w:val="20"/>
+          <w:szCs w:val="20"/>
+        </w:rPr>
+        <w:t xml:space="preserve"> – each app store account the {{store_app}} is published under, such as the Apple Developer Program or Google Play Console, opened in your organisation’s name and paid for directly by you.</w:t>
       </w:r>
     </w:p>
     <w:p>
@@ -1986,19 +1942,8 @@
           <w:sz w:val="20"/>
           <w:szCs w:val="20"/>
         </w:rPr>
-        <w:t xml:space="preserve">{{/web_mobile_app}}</w:t>
-      </w:r>
-    </w:p>
-    <w:p>
-      <w:pPr>
-        <w:spacing w:line="140" w:lineRule="auto"/>
-        <w:jc w:val="both"/>
-        <w:rPr>
-          <w:rFonts w:ascii="Aptos" w:eastAsia="Aptos" w:hAnsi="Aptos" w:cs="Aptos"/>
-          <w:sz w:val="20"/>
-          <w:szCs w:val="20"/>
-        </w:rPr>
-      </w:pPr>
+        <w:t xml:space="preserve">{{/mobile_app|web_mobile_app}}</w:t>
+      </w:r>
     </w:p>
     <w:p>
       <w:pPr>
@@ -2018,30 +1963,44 @@
       <w:r>
         <w:rPr>
           <w:rFonts w:ascii="Aptos" w:eastAsia="Aptos" w:hAnsi="Aptos" w:cs="Aptos"/>
-          <w:sz w:val="20"/>
-          <w:szCs w:val="20"/>
-        </w:rPr>
-        <w:t xml:space="preserve">{{?website}}</w:t>
-      </w:r>
-    </w:p>
-    <w:p>
-      <w:pPr>
-        <w:spacing w:line="280" w:lineRule="auto"/>
-        <w:jc w:val="both"/>
-        <w:rPr>
-          <w:rFonts w:ascii="Aptos" w:eastAsia="Aptos" w:hAnsi="Aptos" w:cs="Aptos"/>
-          <w:sz w:val="20"/>
-          <w:szCs w:val="20"/>
-        </w:rPr>
-      </w:pPr>
-      <w:r>
-        <w:rPr>
-          <w:rFonts w:ascii="Aptos" w:eastAsia="Aptos" w:hAnsi="Aptos" w:cs="Aptos"/>
-          <w:sz w:val="20"/>
-          <w:szCs w:val="20"/>
-        </w:rPr>
-        <w:t>We build to current good practice for search, speed and accessibility, and the work described in section 2.1 is what we are responsible for delivering. We cannot promise results that depend on things outside our control – search rankings or placement, visitor numbers, enquiry or conversion rates, or revenue. We are also not responsible for third-party services being available or uninterrupted. We do not certify conformance with an accessibility standard unless that is agreed in writing before design begins.</w:t>
-      </w:r>
+          <w:b/>
+          <w:bCs/>
+          <w:color w:val="1F1F1F"/>
+          <w:sz w:val="20"/>
+          <w:szCs w:val="20"/>
+        </w:rPr>
+        <w:t xml:space="preserve">2.4 What is not included</w:t>
+      </w:r>
+    </w:p>
+    <w:p>
+      <w:pPr>
+        <w:spacing w:line="280" w:lineRule="auto"/>
+        <w:jc w:val="both"/>
+        <w:rPr>
+          <w:rFonts w:ascii="Aptos" w:eastAsia="Aptos" w:hAnsi="Aptos" w:cs="Aptos"/>
+          <w:sz w:val="20"/>
+          <w:szCs w:val="20"/>
+        </w:rPr>
+      </w:pPr>
+      <w:r>
+        <w:rPr>
+          <w:rFonts w:ascii="Aptos" w:eastAsia="Aptos" w:hAnsi="Aptos" w:cs="Aptos"/>
+          <w:sz w:val="20"/>
+          <w:szCs w:val="20"/>
+        </w:rPr>
+        <w:t>These sit outside this agreement and will be quoted separately if you want them: {{scope.exclusions}}.</w:t>
+      </w:r>
+    </w:p>
+    <w:p>
+      <w:pPr>
+        <w:spacing w:line="140" w:lineRule="auto"/>
+        <w:jc w:val="both"/>
+        <w:rPr>
+          <w:rFonts w:ascii="Aptos" w:eastAsia="Aptos" w:hAnsi="Aptos" w:cs="Aptos"/>
+          <w:sz w:val="20"/>
+          <w:szCs w:val="20"/>
+        </w:rPr>
+      </w:pPr>
     </w:p>
     <w:p>
       <w:pPr>
@@ -2064,7 +2023,26 @@
           <w:sz w:val="20"/>
           <w:szCs w:val="20"/>
         </w:rPr>
-        <w:t xml:space="preserve">{{/website}}</w:t>
+        <w:t xml:space="preserve">{{?website}}</w:t>
+      </w:r>
+    </w:p>
+    <w:p>
+      <w:pPr>
+        <w:spacing w:line="280" w:lineRule="auto"/>
+        <w:jc w:val="both"/>
+        <w:rPr>
+          <w:rFonts w:ascii="Aptos" w:eastAsia="Aptos" w:hAnsi="Aptos" w:cs="Aptos"/>
+          <w:sz w:val="20"/>
+          <w:szCs w:val="20"/>
+        </w:rPr>
+      </w:pPr>
+      <w:r>
+        <w:rPr>
+          <w:rFonts w:ascii="Aptos" w:eastAsia="Aptos" w:hAnsi="Aptos" w:cs="Aptos"/>
+          <w:sz w:val="20"/>
+          <w:szCs w:val="20"/>
+        </w:rPr>
+        <w:t>We build to current good practice for search, speed and accessibility, and the work described in section 2.1 is what we are responsible for delivering. We cannot promise results that depend on things outside our control – search rankings or placement, visitor numbers, enquiry or conversion rates, or revenue. We are also not responsible for third-party services being available or uninterrupted. We do not certify conformance with an accessibility standard unless that is agreed in writing before design begins.</w:t>
       </w:r>
     </w:p>
     <w:p>
@@ -2088,26 +2066,7 @@
           <w:sz w:val="20"/>
           <w:szCs w:val="20"/>
         </w:rPr>
-        <w:t xml:space="preserve">{{?web_app|mobile_app|web_mobile_app}}</w:t>
-      </w:r>
-    </w:p>
-    <w:p>
-      <w:pPr>
-        <w:spacing w:line="280" w:lineRule="auto"/>
-        <w:jc w:val="both"/>
-        <w:rPr>
-          <w:rFonts w:ascii="Aptos" w:eastAsia="Aptos" w:hAnsi="Aptos" w:cs="Aptos"/>
-          <w:sz w:val="20"/>
-          <w:szCs w:val="20"/>
-        </w:rPr>
-      </w:pPr>
-      <w:r>
-        <w:rPr>
-          <w:rFonts w:ascii="Aptos" w:eastAsia="Aptos" w:hAnsi="Aptos" w:cs="Aptos"/>
-          <w:sz w:val="20"/>
-          <w:szCs w:val="20"/>
-        </w:rPr>
-        <w:t xml:space="preserve">We build to current good practice for security, performance and accessibility, and the work described in section 2.1 is what we are responsible for delivering. We do not promise that the {{deliverable}} will be free of every error or security weakness – no software can be – but we fix defects in our work under section 3.5. We cannot promise results that depend on things outside our control – search or app store rankings, user or download numbers, ratings or reviews, conversion rates, or revenue. We are also not responsible for third-party services being available or uninterrupted. We do not certify conformance with an accessibility standard unless that is agreed in writing before design begins.</w:t>
+        <w:t xml:space="preserve">{{/website}}</w:t>
       </w:r>
     </w:p>
     <w:p>
@@ -2131,7 +2090,26 @@
           <w:sz w:val="20"/>
           <w:szCs w:val="20"/>
         </w:rPr>
-        <w:t xml:space="preserve">{{/web_app|mobile_app|web_mobile_app}}</w:t>
+        <w:t xml:space="preserve">{{?web_app|mobile_app|web_mobile_app}}</w:t>
+      </w:r>
+    </w:p>
+    <w:p>
+      <w:pPr>
+        <w:spacing w:line="280" w:lineRule="auto"/>
+        <w:jc w:val="both"/>
+        <w:rPr>
+          <w:rFonts w:ascii="Aptos" w:eastAsia="Aptos" w:hAnsi="Aptos" w:cs="Aptos"/>
+          <w:sz w:val="20"/>
+          <w:szCs w:val="20"/>
+        </w:rPr>
+      </w:pPr>
+      <w:r>
+        <w:rPr>
+          <w:rFonts w:ascii="Aptos" w:eastAsia="Aptos" w:hAnsi="Aptos" w:cs="Aptos"/>
+          <w:sz w:val="20"/>
+          <w:szCs w:val="20"/>
+        </w:rPr>
+        <w:t xml:space="preserve">We build to current good practice for security, performance and accessibility, and the work described in section 2.1 is what we are responsible for delivering. We do not promise that the {{deliverable}} will be free of every error or security weakness – no software can be – but we fix defects in our work under section 3.5. We cannot promise results that depend on things outside our control – search or app store rankings, user or download numbers, ratings or reviews, conversion rates, or revenue. We are also not responsible for third-party services being available or uninterrupted. We do not certify conformance with an accessibility standard unless that is agreed in writing before design begins.</w:t>
       </w:r>
     </w:p>
     <w:p>
@@ -2152,13 +2130,37 @@
       <w:r>
         <w:rPr>
           <w:rFonts w:ascii="Aptos" w:eastAsia="Aptos" w:hAnsi="Aptos" w:cs="Aptos"/>
+          <w:sz w:val="20"/>
+          <w:szCs w:val="20"/>
+        </w:rPr>
+        <w:t xml:space="preserve">{{/web_app|mobile_app|web_mobile_app}}</w:t>
+      </w:r>
+    </w:p>
+    <w:p>
+      <w:pPr>
+        <w:keepNext/>
+        <w:keepLines/>
+        <w:spacing w:before="200" w:after="40" w:line="280" w:lineRule="auto"/>
+        <w:jc w:val="both"/>
+        <w:rPr>
+          <w:rFonts w:ascii="Aptos" w:eastAsia="Aptos" w:hAnsi="Aptos" w:cs="Aptos"/>
           <w:b/>
           <w:bCs/>
           <w:color w:val="1F1F1F"/>
           <w:sz w:val="20"/>
           <w:szCs w:val="20"/>
         </w:rPr>
-        <w:t>2.4 Fees and payment schedule</w:t>
+      </w:pPr>
+      <w:r>
+        <w:rPr>
+          <w:rFonts w:ascii="Aptos" w:eastAsia="Aptos" w:hAnsi="Aptos" w:cs="Aptos"/>
+          <w:b/>
+          <w:bCs/>
+          <w:color w:val="1F1F1F"/>
+          <w:sz w:val="20"/>
+          <w:szCs w:val="20"/>
+        </w:rPr>
+        <w:t xml:space="preserve">2.5 Fees and payment schedule</w:t>
       </w:r>
     </w:p>
     <w:tbl>
@@ -3544,7 +3546,7 @@
           <w:sz w:val="20"/>
           <w:szCs w:val="20"/>
         </w:rPr>
-        <w:t xml:space="preserve">{{?web_app|mobile_app|web_mobile_app}}</w:t>
+        <w:t xml:space="preserve">{{?website}}</w:t>
       </w:r>
     </w:p>
     <w:p>
@@ -3574,7 +3576,7 @@
           <w:sz w:val="20"/>
           <w:szCs w:val="20"/>
         </w:rPr>
-        <w:t xml:space="preserve">When you report a defect, we start work on it within one business day if the {{deliverable}} is unavailable or data is being lost or exposed, and within three business days if a feature listed in section 2.2 does not work and there is no reasonable workaround. We fix anything less serious in the next update we release, and will tell you when that is. These are times within which we start work, not times by which every fix is finished, and they run during the support hours below.</w:t>
+        <w:t xml:space="preserve">Included support covers fixing defects only. It does not cover content changes, new integrations or changes to existing ones, theme or plugin updates, work needed because {{scope.platform}} or a third-party service changes, or accessibility audits. These are covered by ongoing support if you take it, or quoted separately.</w:t>
       </w:r>
     </w:p>
     <w:p>
@@ -3598,67 +3600,7 @@
           <w:sz w:val="20"/>
           <w:szCs w:val="20"/>
         </w:rPr>
-        <w:t xml:space="preserve">{{/web_app|mobile_app|web_mobile_app}}</w:t>
-      </w:r>
-    </w:p>
-    <w:p>
-      <w:pPr>
-        <w:spacing w:line="140" w:lineRule="auto"/>
-        <w:jc w:val="both"/>
-        <w:rPr>
-          <w:rFonts w:ascii="Aptos" w:eastAsia="Aptos" w:hAnsi="Aptos" w:cs="Aptos"/>
-          <w:sz w:val="20"/>
-          <w:szCs w:val="20"/>
-        </w:rPr>
-      </w:pPr>
-    </w:p>
-    <w:p>
-      <w:pPr>
-        <w:spacing w:line="280" w:lineRule="auto"/>
-        <w:jc w:val="both"/>
-        <w:rPr>
-          <w:rFonts w:ascii="Aptos" w:eastAsia="Aptos" w:hAnsi="Aptos" w:cs="Aptos"/>
-          <w:sz w:val="20"/>
-          <w:szCs w:val="20"/>
-        </w:rPr>
-      </w:pPr>
-      <w:r>
-        <w:rPr>
-          <w:rFonts w:ascii="Aptos" w:eastAsia="Aptos" w:hAnsi="Aptos" w:cs="Aptos"/>
-          <w:sz w:val="20"/>
-          <w:szCs w:val="20"/>
-        </w:rPr>
-        <w:t>Support hours are {{support_hours}}.</w:t>
-      </w:r>
-    </w:p>
-    <w:p>
-      <w:pPr>
-        <w:spacing w:line="140" w:lineRule="auto"/>
-        <w:jc w:val="both"/>
-        <w:rPr>
-          <w:rFonts w:ascii="Aptos" w:eastAsia="Aptos" w:hAnsi="Aptos" w:cs="Aptos"/>
-          <w:sz w:val="20"/>
-          <w:szCs w:val="20"/>
-        </w:rPr>
-      </w:pPr>
-    </w:p>
-    <w:p>
-      <w:pPr>
-        <w:spacing w:line="280" w:lineRule="auto"/>
-        <w:jc w:val="both"/>
-        <w:rPr>
-          <w:rFonts w:ascii="Aptos" w:eastAsia="Aptos" w:hAnsi="Aptos" w:cs="Aptos"/>
-          <w:sz w:val="20"/>
-          <w:szCs w:val="20"/>
-        </w:rPr>
-      </w:pPr>
-      <w:r>
-        <w:rPr>
-          <w:rFonts w:ascii="Aptos" w:eastAsia="Aptos" w:hAnsi="Aptos" w:cs="Aptos"/>
-          <w:sz w:val="20"/>
-          <w:szCs w:val="20"/>
-        </w:rPr>
-        <w:t>After the included {{support.included.period}}, ongoing technical support and maintenance is optional. It is {{support.plan.price}} plus {{tax.name}} a month for this project, on the terms of a separate service level agreement we will give you before the included period ends. Hosting remains separate. Additional development or redesign work is quoted separately.</w:t>
+        <w:t xml:space="preserve">{{/website}}</w:t>
       </w:r>
     </w:p>
     <w:p>
@@ -3682,7 +3624,37 @@
           <w:sz w:val="20"/>
           <w:szCs w:val="20"/>
         </w:rPr>
-        <w:t xml:space="preserve">{{?website}}</w:t>
+        <w:t xml:space="preserve">{{?web_app|mobile_app|web_mobile_app}}</w:t>
+      </w:r>
+    </w:p>
+    <w:p>
+      <w:pPr>
+        <w:spacing w:line="140" w:lineRule="auto"/>
+        <w:jc w:val="both"/>
+        <w:rPr>
+          <w:rFonts w:ascii="Aptos" w:eastAsia="Aptos" w:hAnsi="Aptos" w:cs="Aptos"/>
+          <w:sz w:val="20"/>
+          <w:szCs w:val="20"/>
+        </w:rPr>
+      </w:pPr>
+    </w:p>
+    <w:p>
+      <w:pPr>
+        <w:spacing w:line="280" w:lineRule="auto"/>
+        <w:jc w:val="both"/>
+        <w:rPr>
+          <w:rFonts w:ascii="Aptos" w:eastAsia="Aptos" w:hAnsi="Aptos" w:cs="Aptos"/>
+          <w:sz w:val="20"/>
+          <w:szCs w:val="20"/>
+        </w:rPr>
+      </w:pPr>
+      <w:r>
+        <w:rPr>
+          <w:rFonts w:ascii="Aptos" w:eastAsia="Aptos" w:hAnsi="Aptos" w:cs="Aptos"/>
+          <w:sz w:val="20"/>
+          <w:szCs w:val="20"/>
+        </w:rPr>
+        <w:t xml:space="preserve">When you report a defect, we start work on it within one business day if the {{deliverable}} is unavailable or data is being lost or exposed, and within three business days if a feature listed in section 2.2 does not work and there is no reasonable workaround. We fix anything less serious in the next update we release, and will tell you when that is. These are times within which we start work, not times by which every fix is finished, and they run during the support hours below.</w:t>
       </w:r>
     </w:p>
     <w:p>
@@ -3703,13 +3675,70 @@
       <w:r>
         <w:rPr>
           <w:rFonts w:ascii="Aptos" w:eastAsia="Aptos" w:hAnsi="Aptos" w:cs="Aptos"/>
-          <w:b/>
-          <w:bCs/>
-          <w:color w:val="1F1F1F"/>
-          <w:sz w:val="20"/>
-          <w:szCs w:val="20"/>
-        </w:rPr>
-        <w:t>3.6 Acceptance</w:t>
+          <w:sz w:val="20"/>
+          <w:szCs w:val="20"/>
+        </w:rPr>
+        <w:t xml:space="preserve">{{/web_app|mobile_app|web_mobile_app}}</w:t>
+      </w:r>
+    </w:p>
+    <w:p>
+      <w:pPr>
+        <w:spacing w:line="140" w:lineRule="auto"/>
+        <w:jc w:val="both"/>
+        <w:rPr>
+          <w:rFonts w:ascii="Aptos" w:eastAsia="Aptos" w:hAnsi="Aptos" w:cs="Aptos"/>
+          <w:sz w:val="20"/>
+          <w:szCs w:val="20"/>
+        </w:rPr>
+      </w:pPr>
+    </w:p>
+    <w:p>
+      <w:pPr>
+        <w:spacing w:line="280" w:lineRule="auto"/>
+        <w:jc w:val="both"/>
+        <w:rPr>
+          <w:rFonts w:ascii="Aptos" w:eastAsia="Aptos" w:hAnsi="Aptos" w:cs="Aptos"/>
+          <w:sz w:val="20"/>
+          <w:szCs w:val="20"/>
+        </w:rPr>
+      </w:pPr>
+      <w:r>
+        <w:rPr>
+          <w:rFonts w:ascii="Aptos" w:eastAsia="Aptos" w:hAnsi="Aptos" w:cs="Aptos"/>
+          <w:sz w:val="20"/>
+          <w:szCs w:val="20"/>
+        </w:rPr>
+        <w:t>Support hours are {{support_hours}}.</w:t>
+      </w:r>
+    </w:p>
+    <w:p>
+      <w:pPr>
+        <w:spacing w:line="140" w:lineRule="auto"/>
+        <w:jc w:val="both"/>
+        <w:rPr>
+          <w:rFonts w:ascii="Aptos" w:eastAsia="Aptos" w:hAnsi="Aptos" w:cs="Aptos"/>
+          <w:sz w:val="20"/>
+          <w:szCs w:val="20"/>
+        </w:rPr>
+      </w:pPr>
+    </w:p>
+    <w:p>
+      <w:pPr>
+        <w:spacing w:line="280" w:lineRule="auto"/>
+        <w:jc w:val="both"/>
+        <w:rPr>
+          <w:rFonts w:ascii="Aptos" w:eastAsia="Aptos" w:hAnsi="Aptos" w:cs="Aptos"/>
+          <w:sz w:val="20"/>
+          <w:szCs w:val="20"/>
+        </w:rPr>
+      </w:pPr>
+      <w:r>
+        <w:rPr>
+          <w:rFonts w:ascii="Aptos" w:eastAsia="Aptos" w:hAnsi="Aptos" w:cs="Aptos"/>
+          <w:sz w:val="20"/>
+          <w:szCs w:val="20"/>
+        </w:rPr>
+        <w:t>After the included {{support.included.period}}, ongoing technical support and maintenance is optional. It is {{support.plan.price}} plus {{tax.name}} a month for this project, on the terms of a separate service level agreement we will give you before the included period ends. Hosting remains separate. Additional development or redesign work is quoted separately.</w:t>
       </w:r>
     </w:p>
     <w:p>
@@ -3733,7 +3762,7 @@
           <w:sz w:val="20"/>
           <w:szCs w:val="20"/>
         </w:rPr>
-        <w:t xml:space="preserve">{{/website}}</w:t>
+        <w:t xml:space="preserve">{{?website}}</w:t>
       </w:r>
     </w:p>
     <w:p>
@@ -3754,10 +3783,13 @@
       <w:r>
         <w:rPr>
           <w:rFonts w:ascii="Aptos" w:eastAsia="Aptos" w:hAnsi="Aptos" w:cs="Aptos"/>
-          <w:sz w:val="20"/>
-          <w:szCs w:val="20"/>
-        </w:rPr>
-        <w:t xml:space="preserve">{{?web_app|mobile_app|web_mobile_app}}</w:t>
+          <w:b/>
+          <w:bCs/>
+          <w:color w:val="1F1F1F"/>
+          <w:sz w:val="20"/>
+          <w:szCs w:val="20"/>
+        </w:rPr>
+        <w:t>3.6 Acceptance</w:t>
       </w:r>
     </w:p>
     <w:p>
@@ -3778,13 +3810,10 @@
       <w:r>
         <w:rPr>
           <w:rFonts w:ascii="Aptos" w:eastAsia="Aptos" w:hAnsi="Aptos" w:cs="Aptos"/>
-          <w:b/>
-          <w:bCs/>
-          <w:color w:val="1F1F1F"/>
-          <w:sz w:val="20"/>
-          <w:szCs w:val="20"/>
-        </w:rPr>
-        <w:t>3.6 User acceptance testing (UAT)</w:t>
+          <w:sz w:val="20"/>
+          <w:szCs w:val="20"/>
+        </w:rPr>
+        <w:t xml:space="preserve">{{/website}}</w:t>
       </w:r>
     </w:p>
     <w:p>
@@ -3808,42 +3837,7 @@
           <w:sz w:val="20"/>
           <w:szCs w:val="20"/>
         </w:rPr>
-        <w:t xml:space="preserve">{{/web_app|mobile_app|web_mobile_app}}</w:t>
-      </w:r>
-    </w:p>
-    <w:p>
-      <w:pPr>
-        <w:spacing w:line="280" w:lineRule="auto"/>
-        <w:jc w:val="both"/>
-        <w:rPr>
-          <w:rFonts w:ascii="Aptos" w:eastAsia="Aptos" w:hAnsi="Aptos" w:cs="Aptos"/>
-          <w:sz w:val="20"/>
-          <w:szCs w:val="20"/>
-        </w:rPr>
-      </w:pPr>
-      <w:r>
-        <w:rPr>
-          <w:rFonts w:ascii="Aptos" w:eastAsia="Aptos" w:hAnsi="Aptos" w:cs="Aptos"/>
-          <w:sz w:val="20"/>
-          <w:szCs w:val="20"/>
-        </w:rPr>
-        <w:t>The {{deliverable}} is accepted when it does what sections 2.1 and 2.2 describe.</w:t>
-      </w:r>
-      <w:proofErr w:type="gramStart"/>
-      <w:r>
-        <w:rPr>
-          <w:rFonts w:ascii="Aptos" w:eastAsia="Aptos" w:hAnsi="Aptos" w:cs="Aptos"/>
-          <w:sz w:val="20"/>
-          <w:szCs w:val="20"/>
-        </w:rPr>
-      </w:r>
-      <w:proofErr w:type="gramEnd"/>
-      <w:r>
-        <w:rPr>
-          <w:rFonts w:ascii="Aptos" w:eastAsia="Aptos" w:hAnsi="Aptos" w:cs="Aptos"/>
-          <w:sz w:val="20"/>
-          <w:szCs w:val="20"/>
-        </w:rPr>
+        <w:t xml:space="preserve">{{?web_app|mobile_app|web_mobile_app}}</w:t>
       </w:r>
     </w:p>
     <w:p>
@@ -3864,52 +3858,14 @@
       <w:r>
         <w:rPr>
           <w:rFonts w:ascii="Aptos" w:eastAsia="Aptos" w:hAnsi="Aptos" w:cs="Aptos"/>
-          <w:sz w:val="20"/>
-          <w:szCs w:val="20"/>
-        </w:rPr>
-        <w:t xml:space="preserve">{{?web_app|mobile_app|web_mobile_app}}</w:t>
-      </w:r>
-    </w:p>
-    <w:p>
-      <w:pPr>
-        <w:spacing w:line="140" w:lineRule="auto"/>
-        <w:jc w:val="both"/>
-        <w:rPr>
-          <w:rFonts w:ascii="Aptos" w:eastAsia="Aptos" w:hAnsi="Aptos" w:cs="Aptos"/>
-          <w:sz w:val="20"/>
-          <w:szCs w:val="20"/>
-        </w:rPr>
-      </w:pPr>
-    </w:p>
-    <w:p>
-      <w:pPr>
-        <w:spacing w:line="280" w:lineRule="auto"/>
-        <w:jc w:val="both"/>
-        <w:rPr>
-          <w:rFonts w:ascii="Aptos" w:eastAsia="Aptos" w:hAnsi="Aptos" w:cs="Aptos"/>
-          <w:sz w:val="20"/>
-          <w:szCs w:val="20"/>
-        </w:rPr>
-      </w:pPr>
-      <w:r>
-        <w:rPr>
-          <w:rFonts w:ascii="Aptos" w:eastAsia="Aptos" w:hAnsi="Aptos" w:cs="Aptos"/>
-          <w:sz w:val="20"/>
-          <w:szCs w:val="20"/>
-        </w:rPr>
-        <w:t xml:space="preserve">Before development starts, we will agree with you in writing the acceptance criteria for each feature listed in section 2.2 – what someone using the {{deliverable}} does, and what should happen. They become part of that feature’s description. User acceptance testing (UAT) checks the {{deliverable}} against them, and a feature without agreed criteria is tested against its description in section 2.2.</w:t>
-      </w:r>
-    </w:p>
-    <w:p>
-      <w:pPr>
-        <w:spacing w:line="140" w:lineRule="auto"/>
-        <w:jc w:val="both"/>
-        <w:rPr>
-          <w:rFonts w:ascii="Aptos" w:eastAsia="Aptos" w:hAnsi="Aptos" w:cs="Aptos"/>
-          <w:sz w:val="20"/>
-          <w:szCs w:val="20"/>
-        </w:rPr>
-      </w:pPr>
+          <w:b/>
+          <w:bCs/>
+          <w:color w:val="1F1F1F"/>
+          <w:sz w:val="20"/>
+          <w:szCs w:val="20"/>
+        </w:rPr>
+        <w:t>3.6 User acceptance testing (UAT)</w:t>
+      </w:r>
     </w:p>
     <w:p>
       <w:pPr>
@@ -3929,13 +3885,45 @@
       <w:r>
         <w:rPr>
           <w:rFonts w:ascii="Aptos" w:eastAsia="Aptos" w:hAnsi="Aptos" w:cs="Aptos"/>
-          <w:b/>
-          <w:bCs/>
-          <w:color w:val="1F1F1F"/>
-          <w:sz w:val="20"/>
-          <w:szCs w:val="20"/>
-        </w:rPr>
-        <w:t>{{/web_app|mobile_app|web_mobile_app}}</w:t>
+          <w:sz w:val="20"/>
+          <w:szCs w:val="20"/>
+        </w:rPr>
+        <w:t xml:space="preserve">{{/web_app|mobile_app|web_mobile_app}}</w:t>
+      </w:r>
+    </w:p>
+    <w:p>
+      <w:pPr>
+        <w:spacing w:line="280" w:lineRule="auto"/>
+        <w:jc w:val="both"/>
+        <w:rPr>
+          <w:rFonts w:ascii="Aptos" w:eastAsia="Aptos" w:hAnsi="Aptos" w:cs="Aptos"/>
+          <w:sz w:val="20"/>
+          <w:szCs w:val="20"/>
+        </w:rPr>
+      </w:pPr>
+      <w:r>
+        <w:rPr>
+          <w:rFonts w:ascii="Aptos" w:eastAsia="Aptos" w:hAnsi="Aptos" w:cs="Aptos"/>
+          <w:sz w:val="20"/>
+          <w:szCs w:val="20"/>
+        </w:rPr>
+        <w:t>The {{deliverable}} is accepted when it does what sections 2.1 and 2.2 describe.</w:t>
+      </w:r>
+      <w:proofErr w:type="gramStart"/>
+      <w:r>
+        <w:rPr>
+          <w:rFonts w:ascii="Aptos" w:eastAsia="Aptos" w:hAnsi="Aptos" w:cs="Aptos"/>
+          <w:sz w:val="20"/>
+          <w:szCs w:val="20"/>
+        </w:rPr>
+      </w:r>
+      <w:proofErr w:type="gramEnd"/>
+      <w:r>
+        <w:rPr>
+          <w:rFonts w:ascii="Aptos" w:eastAsia="Aptos" w:hAnsi="Aptos" w:cs="Aptos"/>
+          <w:sz w:val="20"/>
+          <w:szCs w:val="20"/>
+        </w:rPr>
       </w:r>
     </w:p>
     <w:p>
@@ -3956,33 +3944,52 @@
       <w:r>
         <w:rPr>
           <w:rFonts w:ascii="Aptos" w:eastAsia="Aptos" w:hAnsi="Aptos" w:cs="Aptos"/>
-          <w:b/>
-          <w:bCs/>
-          <w:color w:val="1F1F1F"/>
-          <w:sz w:val="20"/>
-          <w:szCs w:val="20"/>
-        </w:rPr>
-        <w:t>{{?web_app}}</w:t>
-      </w:r>
-    </w:p>
-    <w:p>
-      <w:pPr>
-        <w:spacing w:line="280" w:lineRule="auto"/>
-        <w:jc w:val="both"/>
-        <w:rPr>
-          <w:rFonts w:ascii="Aptos" w:eastAsia="Aptos" w:hAnsi="Aptos" w:cs="Aptos"/>
-          <w:sz w:val="20"/>
-          <w:szCs w:val="20"/>
-        </w:rPr>
-      </w:pPr>
-      <w:r>
-        <w:rPr>
-          <w:rFonts w:ascii="Aptos" w:eastAsia="Aptos" w:hAnsi="Aptos" w:cs="Aptos"/>
-          <w:sz w:val="20"/>
-          <w:szCs w:val="20"/>
-        </w:rPr>
-        <w:t>Your nominated testers carry out UAT with your own test data and devices, in the browsers set out in section 2.3, in a testing environment separate from the live web app.</w:t>
-      </w:r>
+          <w:sz w:val="20"/>
+          <w:szCs w:val="20"/>
+        </w:rPr>
+        <w:t xml:space="preserve">{{?web_app|mobile_app|web_mobile_app}}</w:t>
+      </w:r>
+    </w:p>
+    <w:p>
+      <w:pPr>
+        <w:spacing w:line="140" w:lineRule="auto"/>
+        <w:jc w:val="both"/>
+        <w:rPr>
+          <w:rFonts w:ascii="Aptos" w:eastAsia="Aptos" w:hAnsi="Aptos" w:cs="Aptos"/>
+          <w:sz w:val="20"/>
+          <w:szCs w:val="20"/>
+        </w:rPr>
+      </w:pPr>
+    </w:p>
+    <w:p>
+      <w:pPr>
+        <w:spacing w:line="280" w:lineRule="auto"/>
+        <w:jc w:val="both"/>
+        <w:rPr>
+          <w:rFonts w:ascii="Aptos" w:eastAsia="Aptos" w:hAnsi="Aptos" w:cs="Aptos"/>
+          <w:sz w:val="20"/>
+          <w:szCs w:val="20"/>
+        </w:rPr>
+      </w:pPr>
+      <w:r>
+        <w:rPr>
+          <w:rFonts w:ascii="Aptos" w:eastAsia="Aptos" w:hAnsi="Aptos" w:cs="Aptos"/>
+          <w:sz w:val="20"/>
+          <w:szCs w:val="20"/>
+        </w:rPr>
+        <w:t xml:space="preserve">Before development starts, we will agree with you in writing the acceptance criteria for each feature listed in section 2.2 – what someone using the {{deliverable}} does, and what should happen. They become part of that feature’s description, and can include performance or capacity targets, such as the number of people using it at once. User acceptance testing (UAT) checks the {{deliverable}} against them, and a feature without agreed criteria is tested against its description in section 2.2.</w:t>
+      </w:r>
+    </w:p>
+    <w:p>
+      <w:pPr>
+        <w:spacing w:line="140" w:lineRule="auto"/>
+        <w:jc w:val="both"/>
+        <w:rPr>
+          <w:rFonts w:ascii="Aptos" w:eastAsia="Aptos" w:hAnsi="Aptos" w:cs="Aptos"/>
+          <w:sz w:val="20"/>
+          <w:szCs w:val="20"/>
+        </w:rPr>
+      </w:pPr>
     </w:p>
     <w:p>
       <w:pPr>
@@ -4008,7 +4015,7 @@
           <w:sz w:val="20"/>
           <w:szCs w:val="20"/>
         </w:rPr>
-        <w:t>{{/web_app}}</w:t>
+        <w:t>{{/web_app|mobile_app|web_mobile_app}}</w:t>
       </w:r>
     </w:p>
     <w:p>
@@ -4035,26 +4042,26 @@
           <w:sz w:val="20"/>
           <w:szCs w:val="20"/>
         </w:rPr>
-        <w:t>{{?mobile_app}}</w:t>
-      </w:r>
-    </w:p>
-    <w:p>
-      <w:pPr>
-        <w:spacing w:line="280" w:lineRule="auto"/>
-        <w:jc w:val="both"/>
-        <w:rPr>
-          <w:rFonts w:ascii="Aptos" w:eastAsia="Aptos" w:hAnsi="Aptos" w:cs="Aptos"/>
-          <w:sz w:val="20"/>
-          <w:szCs w:val="20"/>
-        </w:rPr>
-      </w:pPr>
-      <w:r>
-        <w:rPr>
-          <w:rFonts w:ascii="Aptos" w:eastAsia="Aptos" w:hAnsi="Aptos" w:cs="Aptos"/>
-          <w:sz w:val="20"/>
-          <w:szCs w:val="20"/>
-        </w:rPr>
-        <w:t>Your nominated testers carry out UAT with your own test data, on your own devices of the kinds set out in section 2.3, using test builds sent through TestFlight and Google Play’s testing tracks.</w:t>
+        <w:t>{{?web_app}}</w:t>
+      </w:r>
+    </w:p>
+    <w:p>
+      <w:pPr>
+        <w:spacing w:line="280" w:lineRule="auto"/>
+        <w:jc w:val="both"/>
+        <w:rPr>
+          <w:rFonts w:ascii="Aptos" w:eastAsia="Aptos" w:hAnsi="Aptos" w:cs="Aptos"/>
+          <w:sz w:val="20"/>
+          <w:szCs w:val="20"/>
+        </w:rPr>
+      </w:pPr>
+      <w:r>
+        <w:rPr>
+          <w:rFonts w:ascii="Aptos" w:eastAsia="Aptos" w:hAnsi="Aptos" w:cs="Aptos"/>
+          <w:sz w:val="20"/>
+          <w:szCs w:val="20"/>
+        </w:rPr>
+        <w:t>Your nominated testers carry out UAT with your own test data and devices, in the browsers set out in section 2.3, in a testing environment separate from the live web app.</w:t>
       </w:r>
     </w:p>
     <w:p>
@@ -4081,7 +4088,7 @@
           <w:sz w:val="20"/>
           <w:szCs w:val="20"/>
         </w:rPr>
-        <w:t>{{/mobile_app}}</w:t>
+        <w:t>{{/web_app}}</w:t>
       </w:r>
     </w:p>
     <w:p>
@@ -4108,26 +4115,26 @@
           <w:sz w:val="20"/>
           <w:szCs w:val="20"/>
         </w:rPr>
-        <w:t>{{?web_mobile_app}}</w:t>
-      </w:r>
-    </w:p>
-    <w:p>
-      <w:pPr>
-        <w:spacing w:line="280" w:lineRule="auto"/>
-        <w:jc w:val="both"/>
-        <w:rPr>
-          <w:rFonts w:ascii="Aptos" w:eastAsia="Aptos" w:hAnsi="Aptos" w:cs="Aptos"/>
-          <w:sz w:val="20"/>
-          <w:szCs w:val="20"/>
-        </w:rPr>
-      </w:pPr>
-      <w:r>
-        <w:rPr>
-          <w:rFonts w:ascii="Aptos" w:eastAsia="Aptos" w:hAnsi="Aptos" w:cs="Aptos"/>
-          <w:sz w:val="20"/>
-          <w:szCs w:val="20"/>
-        </w:rPr>
-        <w:t>Your nominated testers carry out UAT with your own test data: the web app in the browsers set out in section 2.3, in a testing environment separate from the live one, and the mobile app on your own devices of the kinds set out there, using test builds sent through TestFlight and Google Play’s testing tracks.</w:t>
+        <w:t>{{?mobile_app}}</w:t>
+      </w:r>
+    </w:p>
+    <w:p>
+      <w:pPr>
+        <w:spacing w:line="280" w:lineRule="auto"/>
+        <w:jc w:val="both"/>
+        <w:rPr>
+          <w:rFonts w:ascii="Aptos" w:eastAsia="Aptos" w:hAnsi="Aptos" w:cs="Aptos"/>
+          <w:sz w:val="20"/>
+          <w:szCs w:val="20"/>
+        </w:rPr>
+      </w:pPr>
+      <w:r>
+        <w:rPr>
+          <w:rFonts w:ascii="Aptos" w:eastAsia="Aptos" w:hAnsi="Aptos" w:cs="Aptos"/>
+          <w:sz w:val="20"/>
+          <w:szCs w:val="20"/>
+        </w:rPr>
+        <w:t>Your nominated testers carry out UAT with your own test data, on your own devices of the kinds set out in section 2.3, using test builds sent through TestFlight and Google Play’s testing tracks.</w:t>
       </w:r>
     </w:p>
     <w:p>
@@ -4154,7 +4161,7 @@
           <w:sz w:val="20"/>
           <w:szCs w:val="20"/>
         </w:rPr>
-        <w:t>{{/web_mobile_app}}</w:t>
+        <w:t>{{/mobile_app}}</w:t>
       </w:r>
     </w:p>
     <w:p>
@@ -4181,7 +4188,26 @@
           <w:sz w:val="20"/>
           <w:szCs w:val="20"/>
         </w:rPr>
-        <w:t>{{?web_app|mobile_app|web_mobile_app}}</w:t>
+        <w:t>{{?web_mobile_app}}</w:t>
+      </w:r>
+    </w:p>
+    <w:p>
+      <w:pPr>
+        <w:spacing w:line="280" w:lineRule="auto"/>
+        <w:jc w:val="both"/>
+        <w:rPr>
+          <w:rFonts w:ascii="Aptos" w:eastAsia="Aptos" w:hAnsi="Aptos" w:cs="Aptos"/>
+          <w:sz w:val="20"/>
+          <w:szCs w:val="20"/>
+        </w:rPr>
+      </w:pPr>
+      <w:r>
+        <w:rPr>
+          <w:rFonts w:ascii="Aptos" w:eastAsia="Aptos" w:hAnsi="Aptos" w:cs="Aptos"/>
+          <w:sz w:val="20"/>
+          <w:szCs w:val="20"/>
+        </w:rPr>
+        <w:t xml:space="preserve">Your nominated testers carry out UAT with your own test data, in three parts: the web app in the browsers set out in section 2.3, in a testing environment separate from the live one; the mobile app on your own devices of the kinds set out there, using test builds sent through TestFlight and Google Play’s testing tracks; and an end-to-end test of the main journeys across both, such as a record created in one appearing in the other.</w:t>
       </w:r>
     </w:p>
     <w:p>
@@ -4211,7 +4237,7 @@
           <w:sz w:val="20"/>
           <w:szCs w:val="20"/>
         </w:rPr>
-        <w:t>Only critical and major defects hold up sign-off: the {{deliverable}} being unavailable, data being lost or exposed, or a feature listed in section 2.2 not working with no reasonable workaround. If everything on your list is minor, the {{deliverable}} is accepted, and we fix those items under section 3.5 before the included support period ends. Your written sign-off at the end of UAT is acceptance under this section.</w:t>
+        <w:t xml:space="preserve">The web and mobile app is accepted as a whole: a critical or major defect in either part holds up sign-off of both, and the final payment falls due when the whole is accepted.</w:t>
       </w:r>
     </w:p>
     <w:p>
@@ -4232,206 +4258,14 @@
       <w:r>
         <w:rPr>
           <w:rFonts w:ascii="Aptos" w:eastAsia="Aptos" w:hAnsi="Aptos" w:cs="Aptos"/>
-          <w:sz w:val="20"/>
-          <w:szCs w:val="20"/>
-        </w:rPr>
-        <w:t xml:space="preserve">{{/web_app|mobile_app|web_mobile_app}}</w:t>
-      </w:r>
-    </w:p>
-    <w:p>
-      <w:pPr>
-        <w:spacing w:line="140" w:lineRule="auto"/>
-        <w:jc w:val="both"/>
-        <w:rPr>
-          <w:rFonts w:ascii="Aptos" w:eastAsia="Aptos" w:hAnsi="Aptos" w:cs="Aptos"/>
-          <w:sz w:val="20"/>
-          <w:szCs w:val="20"/>
-        </w:rPr>
-      </w:pPr>
-    </w:p>
-    <w:p>
-      <w:pPr>
-        <w:spacing w:line="280" w:lineRule="auto"/>
-        <w:jc w:val="both"/>
-        <w:rPr>
-          <w:rFonts w:ascii="Aptos" w:eastAsia="Aptos" w:hAnsi="Aptos" w:cs="Aptos"/>
-          <w:sz w:val="20"/>
-          <w:szCs w:val="20"/>
-        </w:rPr>
-      </w:pPr>
-      <w:r>
-        <w:rPr>
-          <w:rFonts w:ascii="Aptos" w:eastAsia="Aptos" w:hAnsi="Aptos" w:cs="Aptos"/>
-          <w:sz w:val="20"/>
-          <w:szCs w:val="20"/>
-        </w:rPr>
-        <w:t>When we tell you it is ready for {{ready_for}}, you have 10 business days to test it and either accept it in writing, or give us a written list of anything that does not work as described in sections 2.1 and 2.2. We will fix those items and return it for re-testing. Each later round has 5 business days, because only the fixes need re-testing.</w:t>
-      </w:r>
-      <w:proofErr w:type="gramStart"/>
-      <w:r>
-        <w:rPr>
-          <w:rFonts w:ascii="Aptos" w:eastAsia="Aptos" w:hAnsi="Aptos" w:cs="Aptos"/>
-          <w:sz w:val="20"/>
-          <w:szCs w:val="20"/>
-        </w:rPr>
-      </w:r>
-      <w:proofErr w:type="gramEnd"/>
-      <w:r>
-        <w:rPr>
-          <w:rFonts w:ascii="Aptos" w:eastAsia="Aptos" w:hAnsi="Aptos" w:cs="Aptos"/>
-          <w:sz w:val="20"/>
-          <w:szCs w:val="20"/>
-        </w:rPr>
-      </w:r>
-    </w:p>
-    <w:p>
-      <w:pPr>
-        <w:spacing w:line="140" w:lineRule="auto"/>
-        <w:jc w:val="both"/>
-        <w:rPr>
-          <w:rFonts w:ascii="Aptos" w:eastAsia="Aptos" w:hAnsi="Aptos" w:cs="Aptos"/>
-          <w:sz w:val="20"/>
-          <w:szCs w:val="20"/>
-        </w:rPr>
-      </w:pPr>
-    </w:p>
-    <w:p>
-      <w:pPr>
-        <w:spacing w:line="280" w:lineRule="auto"/>
-        <w:jc w:val="both"/>
-        <w:rPr>
-          <w:rFonts w:ascii="Aptos" w:eastAsia="Aptos" w:hAnsi="Aptos" w:cs="Aptos"/>
-          <w:sz w:val="20"/>
-          <w:szCs w:val="20"/>
-        </w:rPr>
-      </w:pPr>
-      <w:r>
-        <w:rPr>
-          <w:rFonts w:ascii="Aptos" w:eastAsia="Aptos" w:hAnsi="Aptos" w:cs="Aptos"/>
-          <w:sz w:val="20"/>
-          <w:szCs w:val="20"/>
-        </w:rPr>
-        <w:t>If we do not hear from you within the time allowed, we will send a reminder. If we still have not heard 5 business days after that, the {{deliverable}} is accepted and the support period in section 3.5 begins. Anything that does not work as described is still fixed under section 3.5.</w:t>
-      </w:r>
-      <w:proofErr w:type="gramStart"/>
-      <w:r>
-        <w:rPr>
-          <w:rFonts w:ascii="Aptos" w:eastAsia="Aptos" w:hAnsi="Aptos" w:cs="Aptos"/>
-          <w:sz w:val="20"/>
-          <w:szCs w:val="20"/>
-        </w:rPr>
-      </w:r>
-      <w:proofErr w:type="gramEnd"/>
-      <w:r>
-        <w:rPr>
-          <w:rFonts w:ascii="Aptos" w:eastAsia="Aptos" w:hAnsi="Aptos" w:cs="Aptos"/>
-          <w:sz w:val="20"/>
-          <w:szCs w:val="20"/>
-        </w:rPr>
-      </w:r>
-    </w:p>
-    <w:p>
-      <w:pPr>
-        <w:spacing w:line="140" w:lineRule="auto"/>
-        <w:jc w:val="both"/>
-        <w:rPr>
-          <w:rFonts w:ascii="Aptos" w:eastAsia="Aptos" w:hAnsi="Aptos" w:cs="Aptos"/>
-          <w:sz w:val="20"/>
-          <w:szCs w:val="20"/>
-        </w:rPr>
-      </w:pPr>
-    </w:p>
-    <w:p>
-      <w:pPr>
-        <w:spacing w:line="280" w:lineRule="auto"/>
-        <w:jc w:val="both"/>
-        <w:rPr>
-          <w:rFonts w:ascii="Aptos" w:eastAsia="Aptos" w:hAnsi="Aptos" w:cs="Aptos"/>
-          <w:sz w:val="20"/>
-          <w:szCs w:val="20"/>
-        </w:rPr>
-      </w:pPr>
-      <w:r>
-        <w:rPr>
-          <w:rFonts w:ascii="Aptos" w:eastAsia="Aptos" w:hAnsi="Aptos" w:cs="Aptos"/>
-          <w:sz w:val="20"/>
-          <w:szCs w:val="20"/>
-        </w:rPr>
-        <w:t>Something that works as described, but that you would now like done differently, is a change under section 3.3 rather than a failure to accept. We will tell you which we think it is, and why, before we quote it.</w:t>
-      </w:r>
-      <w:proofErr w:type="gramStart"/>
-      <w:r>
-        <w:rPr>
-          <w:rFonts w:ascii="Aptos" w:eastAsia="Aptos" w:hAnsi="Aptos" w:cs="Aptos"/>
-          <w:sz w:val="20"/>
-          <w:szCs w:val="20"/>
-        </w:rPr>
-      </w:r>
-      <w:proofErr w:type="gramEnd"/>
-      <w:r>
-        <w:rPr>
-          <w:rFonts w:ascii="Aptos" w:eastAsia="Aptos" w:hAnsi="Aptos" w:cs="Aptos"/>
-          <w:sz w:val="20"/>
-          <w:szCs w:val="20"/>
-        </w:rPr>
-      </w:r>
-    </w:p>
-    <w:p>
-      <w:pPr>
-        <w:spacing w:line="140" w:lineRule="auto"/>
-        <w:jc w:val="both"/>
-        <w:rPr>
-          <w:rFonts w:ascii="Aptos" w:eastAsia="Aptos" w:hAnsi="Aptos" w:cs="Aptos"/>
-          <w:sz w:val="20"/>
-          <w:szCs w:val="20"/>
-        </w:rPr>
-      </w:pPr>
-    </w:p>
-    <w:p>
-      <w:pPr>
-        <w:spacing w:line="280" w:lineRule="auto"/>
-        <w:jc w:val="both"/>
-        <w:rPr>
-          <w:rFonts w:ascii="Aptos" w:eastAsia="Aptos" w:hAnsi="Aptos" w:cs="Aptos"/>
-          <w:sz w:val="20"/>
-          <w:szCs w:val="20"/>
-        </w:rPr>
-      </w:pPr>
-      <w:r>
-        <w:rPr>
-          <w:rFonts w:ascii="Aptos" w:eastAsia="Aptos" w:hAnsi="Aptos" w:cs="Aptos"/>
-          <w:sz w:val="20"/>
-          <w:szCs w:val="20"/>
-        </w:rPr>
-        <w:t>If you publish the {{deliverable}}, or use it in your business, it is accepted.</w:t>
-      </w:r>
-      <w:proofErr w:type="gramStart"/>
-      <w:r>
-        <w:rPr>
-          <w:rFonts w:ascii="Aptos" w:eastAsia="Aptos" w:hAnsi="Aptos" w:cs="Aptos"/>
-          <w:sz w:val="20"/>
-          <w:szCs w:val="20"/>
-        </w:rPr>
-      </w:r>
-      <w:proofErr w:type="gramEnd"/>
-      <w:r>
-        <w:rPr>
-          <w:rFonts w:ascii="Aptos" w:eastAsia="Aptos" w:hAnsi="Aptos" w:cs="Aptos"/>
-          <w:sz w:val="20"/>
-          <w:szCs w:val="20"/>
-        </w:rPr>
-      </w:r>
-    </w:p>
-    <w:p>
-      <w:pPr>
-        <w:spacing w:line="140" w:lineRule="auto"/>
-        <w:jc w:val="both"/>
-        <w:rPr>
-          <w:rFonts w:ascii="Aptos" w:eastAsia="Aptos" w:hAnsi="Aptos" w:cs="Aptos"/>
-          <w:sz w:val="20"/>
-          <w:szCs w:val="20"/>
-        </w:rPr>
-      </w:pPr>
+          <w:b/>
+          <w:bCs/>
+          <w:color w:val="1F1F1F"/>
+          <w:sz w:val="20"/>
+          <w:szCs w:val="20"/>
+        </w:rPr>
+        <w:t>{{/web_mobile_app}}</w:t>
+      </w:r>
     </w:p>
     <w:p>
       <w:pPr>
@@ -4457,7 +4291,37 @@
           <w:sz w:val="20"/>
           <w:szCs w:val="20"/>
         </w:rPr>
-        <w:t>3.7 Handover</w:t>
+        <w:t>{{?web_app|mobile_app|web_mobile_app}}</w:t>
+      </w:r>
+    </w:p>
+    <w:p>
+      <w:pPr>
+        <w:spacing w:line="140" w:lineRule="auto"/>
+        <w:jc w:val="both"/>
+        <w:rPr>
+          <w:rFonts w:ascii="Aptos" w:eastAsia="Aptos" w:hAnsi="Aptos" w:cs="Aptos"/>
+          <w:sz w:val="20"/>
+          <w:szCs w:val="20"/>
+        </w:rPr>
+      </w:pPr>
+    </w:p>
+    <w:p>
+      <w:pPr>
+        <w:spacing w:line="280" w:lineRule="auto"/>
+        <w:jc w:val="both"/>
+        <w:rPr>
+          <w:rFonts w:ascii="Aptos" w:eastAsia="Aptos" w:hAnsi="Aptos" w:cs="Aptos"/>
+          <w:sz w:val="20"/>
+          <w:szCs w:val="20"/>
+        </w:rPr>
+      </w:pPr>
+      <w:r>
+        <w:rPr>
+          <w:rFonts w:ascii="Aptos" w:eastAsia="Aptos" w:hAnsi="Aptos" w:cs="Aptos"/>
+          <w:sz w:val="20"/>
+          <w:szCs w:val="20"/>
+        </w:rPr>
+        <w:t>Only critical and major defects hold up sign-off: the {{deliverable}} being unavailable, data being lost or exposed, or a feature listed in section 2.2 not working with no reasonable workaround. If everything on your list is minor, the {{deliverable}} is accepted, and we fix those items under section 3.5 before the included support period ends. Your written sign-off at the end of UAT is acceptance under this section.</w:t>
       </w:r>
     </w:p>
     <w:p>
@@ -4481,42 +4345,203 @@
           <w:sz w:val="20"/>
           <w:szCs w:val="20"/>
         </w:rPr>
-        <w:t xml:space="preserve">{{?website}}</w:t>
-      </w:r>
-    </w:p>
-    <w:p>
-      <w:pPr>
-        <w:spacing w:line="280" w:lineRule="auto"/>
-        <w:jc w:val="both"/>
-        <w:rPr>
-          <w:rFonts w:ascii="Aptos" w:eastAsia="Aptos" w:hAnsi="Aptos" w:cs="Aptos"/>
-          <w:sz w:val="20"/>
-          <w:szCs w:val="20"/>
-        </w:rPr>
-      </w:pPr>
-      <w:r>
-        <w:rPr>
-          <w:rFonts w:ascii="Aptos" w:eastAsia="Aptos" w:hAnsi="Aptos" w:cs="Aptos"/>
-          <w:sz w:val="20"/>
-          <w:szCs w:val="20"/>
-        </w:rPr>
-        <w:t>On acceptance you receive full {{scope.platform}} administrator access, a short handover session, and guidance for publishing and updating content</w:t>
-      </w:r>
-      <w:r>
-        <w:rPr>
-          <w:rFonts w:ascii="Aptos" w:eastAsia="Aptos" w:hAnsi="Aptos" w:cs="Aptos"/>
-          <w:sz w:val="20"/>
-          <w:szCs w:val="20"/>
-        </w:rPr>
-      </w:r>
-      <w:r>
-        <w:rPr>
-          <w:rFonts w:ascii="Aptos" w:eastAsia="Aptos" w:hAnsi="Aptos" w:cs="Aptos"/>
-          <w:sz w:val="20"/>
-          <w:szCs w:val="20"/>
-        </w:rPr>
-        <w:t xml:space="preserve">. Once all invoices are paid in full, we transfer the website to an account in your name, or give you a complete export of the website files and database. Analytics and Search Console are set up in your own Google account, so they stay with you. We will also hand over any other accounts or credentials we hold for the website, and give you an export of your content and data on request. Our working design files are not part of the handover – your ownership of the design under section 9 is unaffected, and if you want the working files as well, tell us and we will quote for them. </w:t>
-      </w:r>
+        <w:t xml:space="preserve">{{/web_app|mobile_app|web_mobile_app}}</w:t>
+      </w:r>
+    </w:p>
+    <w:p>
+      <w:pPr>
+        <w:spacing w:line="140" w:lineRule="auto"/>
+        <w:jc w:val="both"/>
+        <w:rPr>
+          <w:rFonts w:ascii="Aptos" w:eastAsia="Aptos" w:hAnsi="Aptos" w:cs="Aptos"/>
+          <w:sz w:val="20"/>
+          <w:szCs w:val="20"/>
+        </w:rPr>
+      </w:pPr>
+    </w:p>
+    <w:p>
+      <w:pPr>
+        <w:spacing w:line="280" w:lineRule="auto"/>
+        <w:jc w:val="both"/>
+        <w:rPr>
+          <w:rFonts w:ascii="Aptos" w:eastAsia="Aptos" w:hAnsi="Aptos" w:cs="Aptos"/>
+          <w:sz w:val="20"/>
+          <w:szCs w:val="20"/>
+        </w:rPr>
+      </w:pPr>
+      <w:r>
+        <w:rPr>
+          <w:rFonts w:ascii="Aptos" w:eastAsia="Aptos" w:hAnsi="Aptos" w:cs="Aptos"/>
+          <w:sz w:val="20"/>
+          <w:szCs w:val="20"/>
+        </w:rPr>
+        <w:t>When we tell you it is ready for {{ready_for}}, you have 10 business days to test it and either accept it in writing, or give us a written list of anything that does not work as described in sections 2.1 and 2.2. We will fix those items and return it for re-testing. Each later round has 5 business days, because only the fixes need re-testing.</w:t>
+      </w:r>
+      <w:proofErr w:type="gramStart"/>
+      <w:r>
+        <w:rPr>
+          <w:rFonts w:ascii="Aptos" w:eastAsia="Aptos" w:hAnsi="Aptos" w:cs="Aptos"/>
+          <w:sz w:val="20"/>
+          <w:szCs w:val="20"/>
+        </w:rPr>
+      </w:r>
+      <w:proofErr w:type="gramEnd"/>
+      <w:r>
+        <w:rPr>
+          <w:rFonts w:ascii="Aptos" w:eastAsia="Aptos" w:hAnsi="Aptos" w:cs="Aptos"/>
+          <w:sz w:val="20"/>
+          <w:szCs w:val="20"/>
+        </w:rPr>
+      </w:r>
+    </w:p>
+    <w:p>
+      <w:pPr>
+        <w:spacing w:line="140" w:lineRule="auto"/>
+        <w:jc w:val="both"/>
+        <w:rPr>
+          <w:rFonts w:ascii="Aptos" w:eastAsia="Aptos" w:hAnsi="Aptos" w:cs="Aptos"/>
+          <w:sz w:val="20"/>
+          <w:szCs w:val="20"/>
+        </w:rPr>
+      </w:pPr>
+    </w:p>
+    <w:p>
+      <w:pPr>
+        <w:spacing w:line="280" w:lineRule="auto"/>
+        <w:jc w:val="both"/>
+        <w:rPr>
+          <w:rFonts w:ascii="Aptos" w:eastAsia="Aptos" w:hAnsi="Aptos" w:cs="Aptos"/>
+          <w:sz w:val="20"/>
+          <w:szCs w:val="20"/>
+        </w:rPr>
+      </w:pPr>
+      <w:r>
+        <w:rPr>
+          <w:rFonts w:ascii="Aptos" w:eastAsia="Aptos" w:hAnsi="Aptos" w:cs="Aptos"/>
+          <w:sz w:val="20"/>
+          <w:szCs w:val="20"/>
+        </w:rPr>
+        <w:t>If we do not hear from you within the time allowed, we will send a reminder. If we still have not heard 5 business days after that, the {{deliverable}} is accepted and the support period in section 3.5 begins. Anything that does not work as described is still fixed under section 3.5.</w:t>
+      </w:r>
+      <w:proofErr w:type="gramStart"/>
+      <w:r>
+        <w:rPr>
+          <w:rFonts w:ascii="Aptos" w:eastAsia="Aptos" w:hAnsi="Aptos" w:cs="Aptos"/>
+          <w:sz w:val="20"/>
+          <w:szCs w:val="20"/>
+        </w:rPr>
+      </w:r>
+      <w:proofErr w:type="gramEnd"/>
+      <w:r>
+        <w:rPr>
+          <w:rFonts w:ascii="Aptos" w:eastAsia="Aptos" w:hAnsi="Aptos" w:cs="Aptos"/>
+          <w:sz w:val="20"/>
+          <w:szCs w:val="20"/>
+        </w:rPr>
+      </w:r>
+    </w:p>
+    <w:p>
+      <w:pPr>
+        <w:spacing w:line="140" w:lineRule="auto"/>
+        <w:jc w:val="both"/>
+        <w:rPr>
+          <w:rFonts w:ascii="Aptos" w:eastAsia="Aptos" w:hAnsi="Aptos" w:cs="Aptos"/>
+          <w:sz w:val="20"/>
+          <w:szCs w:val="20"/>
+        </w:rPr>
+      </w:pPr>
+    </w:p>
+    <w:p>
+      <w:pPr>
+        <w:spacing w:line="280" w:lineRule="auto"/>
+        <w:jc w:val="both"/>
+        <w:rPr>
+          <w:rFonts w:ascii="Aptos" w:eastAsia="Aptos" w:hAnsi="Aptos" w:cs="Aptos"/>
+          <w:sz w:val="20"/>
+          <w:szCs w:val="20"/>
+        </w:rPr>
+      </w:pPr>
+      <w:r>
+        <w:rPr>
+          <w:rFonts w:ascii="Aptos" w:eastAsia="Aptos" w:hAnsi="Aptos" w:cs="Aptos"/>
+          <w:sz w:val="20"/>
+          <w:szCs w:val="20"/>
+        </w:rPr>
+        <w:t>Something that works as described, but that you would now like done differently, is a change under section 3.3 rather than a failure to accept. We will tell you which we think it is, and why, before we quote it.</w:t>
+      </w:r>
+      <w:proofErr w:type="gramStart"/>
+      <w:r>
+        <w:rPr>
+          <w:rFonts w:ascii="Aptos" w:eastAsia="Aptos" w:hAnsi="Aptos" w:cs="Aptos"/>
+          <w:sz w:val="20"/>
+          <w:szCs w:val="20"/>
+        </w:rPr>
+      </w:r>
+      <w:proofErr w:type="gramEnd"/>
+      <w:r>
+        <w:rPr>
+          <w:rFonts w:ascii="Aptos" w:eastAsia="Aptos" w:hAnsi="Aptos" w:cs="Aptos"/>
+          <w:sz w:val="20"/>
+          <w:szCs w:val="20"/>
+        </w:rPr>
+      </w:r>
+    </w:p>
+    <w:p>
+      <w:pPr>
+        <w:spacing w:line="140" w:lineRule="auto"/>
+        <w:jc w:val="both"/>
+        <w:rPr>
+          <w:rFonts w:ascii="Aptos" w:eastAsia="Aptos" w:hAnsi="Aptos" w:cs="Aptos"/>
+          <w:sz w:val="20"/>
+          <w:szCs w:val="20"/>
+        </w:rPr>
+      </w:pPr>
+    </w:p>
+    <w:p>
+      <w:pPr>
+        <w:spacing w:line="280" w:lineRule="auto"/>
+        <w:jc w:val="both"/>
+        <w:rPr>
+          <w:rFonts w:ascii="Aptos" w:eastAsia="Aptos" w:hAnsi="Aptos" w:cs="Aptos"/>
+          <w:sz w:val="20"/>
+          <w:szCs w:val="20"/>
+        </w:rPr>
+      </w:pPr>
+      <w:r>
+        <w:rPr>
+          <w:rFonts w:ascii="Aptos" w:eastAsia="Aptos" w:hAnsi="Aptos" w:cs="Aptos"/>
+          <w:sz w:val="20"/>
+          <w:szCs w:val="20"/>
+        </w:rPr>
+        <w:t>If you publish the {{deliverable}}, or use it in your business, it is accepted.</w:t>
+      </w:r>
+      <w:proofErr w:type="gramStart"/>
+      <w:r>
+        <w:rPr>
+          <w:rFonts w:ascii="Aptos" w:eastAsia="Aptos" w:hAnsi="Aptos" w:cs="Aptos"/>
+          <w:sz w:val="20"/>
+          <w:szCs w:val="20"/>
+        </w:rPr>
+      </w:r>
+      <w:proofErr w:type="gramEnd"/>
+      <w:r>
+        <w:rPr>
+          <w:rFonts w:ascii="Aptos" w:eastAsia="Aptos" w:hAnsi="Aptos" w:cs="Aptos"/>
+          <w:sz w:val="20"/>
+          <w:szCs w:val="20"/>
+        </w:rPr>
+      </w:r>
+    </w:p>
+    <w:p>
+      <w:pPr>
+        <w:spacing w:line="140" w:lineRule="auto"/>
+        <w:jc w:val="both"/>
+        <w:rPr>
+          <w:rFonts w:ascii="Aptos" w:eastAsia="Aptos" w:hAnsi="Aptos" w:cs="Aptos"/>
+          <w:sz w:val="20"/>
+          <w:szCs w:val="20"/>
+        </w:rPr>
+      </w:pPr>
     </w:p>
     <w:p>
       <w:pPr>
@@ -4536,10 +4561,13 @@
       <w:r>
         <w:rPr>
           <w:rFonts w:ascii="Aptos" w:eastAsia="Aptos" w:hAnsi="Aptos" w:cs="Aptos"/>
-          <w:sz w:val="20"/>
-          <w:szCs w:val="20"/>
-        </w:rPr>
-        <w:t xml:space="preserve">{{/website}}</w:t>
+          <w:b/>
+          <w:bCs/>
+          <w:color w:val="1F1F1F"/>
+          <w:sz w:val="20"/>
+          <w:szCs w:val="20"/>
+        </w:rPr>
+        <w:t>3.7 Handover</w:t>
       </w:r>
     </w:p>
     <w:p>
@@ -4563,7 +4591,197 @@
           <w:sz w:val="20"/>
           <w:szCs w:val="20"/>
         </w:rPr>
-        <w:t xml:space="preserve">{{?online_store}}</w:t>
+        <w:t xml:space="preserve">{{?website}}</w:t>
+      </w:r>
+    </w:p>
+    <w:p>
+      <w:pPr>
+        <w:spacing w:line="280" w:lineRule="auto"/>
+        <w:jc w:val="both"/>
+        <w:rPr>
+          <w:rFonts w:ascii="Aptos" w:eastAsia="Aptos" w:hAnsi="Aptos" w:cs="Aptos"/>
+          <w:sz w:val="20"/>
+          <w:szCs w:val="20"/>
+        </w:rPr>
+      </w:pPr>
+      <w:r>
+        <w:rPr>
+          <w:rFonts w:ascii="Aptos" w:eastAsia="Aptos" w:hAnsi="Aptos" w:cs="Aptos"/>
+          <w:sz w:val="20"/>
+          <w:szCs w:val="20"/>
+        </w:rPr>
+        <w:t xml:space="preserve">On acceptance you receive full {{scope.platform}} administrator access, a short handover session, and guidance for publishing and updating content.</w:t>
+      </w:r>
+    </w:p>
+    <w:p>
+      <w:pPr>
+        <w:spacing w:line="140" w:lineRule="auto"/>
+        <w:jc w:val="both"/>
+        <w:rPr>
+          <w:rFonts w:ascii="Aptos" w:eastAsia="Aptos" w:hAnsi="Aptos" w:cs="Aptos"/>
+          <w:sz w:val="20"/>
+          <w:szCs w:val="20"/>
+        </w:rPr>
+      </w:pPr>
+    </w:p>
+    <w:p>
+      <w:pPr>
+        <w:spacing w:line="280" w:lineRule="auto"/>
+        <w:jc w:val="both"/>
+        <w:rPr>
+          <w:rFonts w:ascii="Aptos" w:eastAsia="Aptos" w:hAnsi="Aptos" w:cs="Aptos"/>
+          <w:sz w:val="20"/>
+          <w:szCs w:val="20"/>
+        </w:rPr>
+      </w:pPr>
+      <w:r>
+        <w:rPr>
+          <w:rFonts w:ascii="Aptos" w:eastAsia="Aptos" w:hAnsi="Aptos" w:cs="Aptos"/>
+          <w:sz w:val="20"/>
+          <w:szCs w:val="20"/>
+        </w:rPr>
+        <w:t xml:space="preserve">Once all invoices are paid in full, we hand over:</w:t>
+      </w:r>
+    </w:p>
+    <w:p>
+      <w:pPr>
+        <w:spacing w:line="80" w:lineRule="auto"/>
+        <w:jc w:val="both"/>
+        <w:rPr>
+          <w:rFonts w:ascii="Aptos" w:eastAsia="Aptos" w:hAnsi="Aptos" w:cs="Aptos"/>
+          <w:sz w:val="20"/>
+          <w:szCs w:val="20"/>
+        </w:rPr>
+      </w:pPr>
+    </w:p>
+    <w:p>
+      <w:pPr>
+        <w:spacing w:line="280" w:lineRule="auto"/>
+        <w:ind w:left="640" w:hanging="300"/>
+        <w:jc w:val="both"/>
+        <w:rPr>
+          <w:rFonts w:ascii="Aptos" w:eastAsia="Aptos" w:hAnsi="Aptos" w:cs="Aptos"/>
+          <w:sz w:val="20"/>
+          <w:szCs w:val="20"/>
+        </w:rPr>
+      </w:pPr>
+      <w:r>
+        <w:rPr>
+          <w:rFonts w:ascii="Aptos" w:eastAsia="Aptos" w:hAnsi="Aptos" w:cs="Aptos"/>
+          <w:sz w:val="20"/>
+          <w:szCs w:val="20"/>
+        </w:rPr>
+        <w:t xml:space="preserve">• the website, by transferring it to an account in your name or giving you a complete export of its files and database;</w:t>
+      </w:r>
+    </w:p>
+    <w:p>
+      <w:pPr>
+        <w:spacing w:line="280" w:lineRule="auto"/>
+        <w:ind w:left="640" w:hanging="300"/>
+        <w:jc w:val="both"/>
+        <w:rPr>
+          <w:rFonts w:ascii="Aptos" w:eastAsia="Aptos" w:hAnsi="Aptos" w:cs="Aptos"/>
+          <w:sz w:val="20"/>
+          <w:szCs w:val="20"/>
+        </w:rPr>
+      </w:pPr>
+      <w:r>
+        <w:rPr>
+          <w:rFonts w:ascii="Aptos" w:eastAsia="Aptos" w:hAnsi="Aptos" w:cs="Aptos"/>
+          <w:sz w:val="20"/>
+          <w:szCs w:val="20"/>
+        </w:rPr>
+        <w:t xml:space="preserve">• any credentials we hold for the domain, hosting, analytics, Search Console and other accounts in your name – those accounts are set up in your name, so they stay with you, and we remove our own access when you ask;</w:t>
+      </w:r>
+    </w:p>
+    <w:p>
+      <w:pPr>
+        <w:spacing w:line="280" w:lineRule="auto"/>
+        <w:ind w:left="640" w:hanging="300"/>
+        <w:jc w:val="both"/>
+        <w:rPr>
+          <w:rFonts w:ascii="Aptos" w:eastAsia="Aptos" w:hAnsi="Aptos" w:cs="Aptos"/>
+          <w:sz w:val="20"/>
+          <w:szCs w:val="20"/>
+        </w:rPr>
+      </w:pPr>
+      <w:r>
+        <w:rPr>
+          <w:rFonts w:ascii="Aptos" w:eastAsia="Aptos" w:hAnsi="Aptos" w:cs="Aptos"/>
+          <w:sz w:val="20"/>
+          <w:szCs w:val="20"/>
+        </w:rPr>
+        <w:t xml:space="preserve">• an export of your content and data, on request;</w:t>
+      </w:r>
+    </w:p>
+    <w:p>
+      <w:pPr>
+        <w:spacing w:line="280" w:lineRule="auto"/>
+        <w:ind w:left="640" w:hanging="300"/>
+        <w:jc w:val="both"/>
+        <w:rPr>
+          <w:rFonts w:ascii="Aptos" w:eastAsia="Aptos" w:hAnsi="Aptos" w:cs="Aptos"/>
+          <w:sz w:val="20"/>
+          <w:szCs w:val="20"/>
+        </w:rPr>
+      </w:pPr>
+      <w:r>
+        <w:rPr>
+          <w:rFonts w:ascii="Aptos" w:eastAsia="Aptos" w:hAnsi="Aptos" w:cs="Aptos"/>
+          <w:sz w:val="20"/>
+          <w:szCs w:val="20"/>
+        </w:rPr>
+        <w:t xml:space="preserve">• a list of the third-party themes, plugins and other licensed components used, with their licence terms; and</w:t>
+      </w:r>
+    </w:p>
+    <w:p>
+      <w:pPr>
+        <w:spacing w:line="280" w:lineRule="auto"/>
+        <w:ind w:left="640" w:hanging="300"/>
+        <w:jc w:val="both"/>
+        <w:rPr>
+          <w:rFonts w:ascii="Aptos" w:eastAsia="Aptos" w:hAnsi="Aptos" w:cs="Aptos"/>
+          <w:sz w:val="20"/>
+          <w:szCs w:val="20"/>
+        </w:rPr>
+      </w:pPr>
+      <w:r>
+        <w:rPr>
+          <w:rFonts w:ascii="Aptos" w:eastAsia="Aptos" w:hAnsi="Aptos" w:cs="Aptos"/>
+          <w:sz w:val="20"/>
+          <w:szCs w:val="20"/>
+        </w:rPr>
+        <w:t xml:space="preserve">• a list of our own pre-existing tools and components used, which stay ours under section 9 and are licensed to you.</w:t>
+      </w:r>
+    </w:p>
+    <w:p>
+      <w:pPr>
+        <w:spacing w:line="140" w:lineRule="auto"/>
+        <w:jc w:val="both"/>
+        <w:rPr>
+          <w:rFonts w:ascii="Aptos" w:eastAsia="Aptos" w:hAnsi="Aptos" w:cs="Aptos"/>
+          <w:sz w:val="20"/>
+          <w:szCs w:val="20"/>
+        </w:rPr>
+      </w:pPr>
+    </w:p>
+    <w:p>
+      <w:pPr>
+        <w:spacing w:line="280" w:lineRule="auto"/>
+        <w:jc w:val="both"/>
+        <w:rPr>
+          <w:rFonts w:ascii="Aptos" w:eastAsia="Aptos" w:hAnsi="Aptos" w:cs="Aptos"/>
+          <w:sz w:val="20"/>
+          <w:szCs w:val="20"/>
+        </w:rPr>
+      </w:pPr>
+      <w:r>
+        <w:rPr>
+          <w:rFonts w:ascii="Aptos" w:eastAsia="Aptos" w:hAnsi="Aptos" w:cs="Aptos"/>
+          <w:sz w:val="20"/>
+          <w:szCs w:val="20"/>
+        </w:rPr>
+        <w:t xml:space="preserve">Accounts in your name, and your content and data, are never withheld. Our working design files are not part of the handover – your ownership of the design under section 9 is unaffected, and if you want the working files as well, tell us and we will quote for them.</w:t>
       </w:r>
     </w:p>
     <w:p>
@@ -4584,92 +4802,10 @@
       <w:r>
         <w:rPr>
           <w:rFonts w:ascii="Aptos" w:eastAsia="Aptos" w:hAnsi="Aptos" w:cs="Aptos"/>
-          <w:b/>
-          <w:bCs/>
-          <w:color w:val="1F1F1F"/>
-          <w:sz w:val="20"/>
-          <w:szCs w:val="20"/>
-        </w:rPr>
-        <w:t>3.8 Online store</w:t>
-      </w:r>
-    </w:p>
-    <w:p>
-      <w:pPr>
-        <w:spacing w:line="280" w:lineRule="auto"/>
-        <w:jc w:val="both"/>
-        <w:rPr>
-          <w:rFonts w:ascii="Aptos" w:eastAsia="Aptos" w:hAnsi="Aptos" w:cs="Aptos"/>
-          <w:sz w:val="20"/>
-          <w:szCs w:val="20"/>
-        </w:rPr>
-      </w:pPr>
-      <w:r>
-        <w:rPr>
-          <w:rFonts w:ascii="Aptos" w:eastAsia="Aptos" w:hAnsi="Aptos" w:cs="Aptos"/>
-          <w:sz w:val="20"/>
-          <w:szCs w:val="20"/>
-        </w:rPr>
-        <w:t xml:space="preserve">The store takes payments through a payment provider, such as Stripe, Square or PayPal, under an account in your name. Card details are entered on the provider’s systems and held by the provider – the {{deliverable}} never stores card numbers. The provider’s fees are yours under section 5.0.</w:t>
-      </w:r>
-    </w:p>
-    <w:p>
-      <w:pPr>
-        <w:spacing w:line="140" w:lineRule="auto"/>
-        <w:jc w:val="both"/>
-        <w:rPr>
-          <w:rFonts w:ascii="Aptos" w:eastAsia="Aptos" w:hAnsi="Aptos" w:cs="Aptos"/>
-          <w:sz w:val="20"/>
-          <w:szCs w:val="20"/>
-        </w:rPr>
-      </w:pPr>
-    </w:p>
-    <w:p>
-      <w:pPr>
-        <w:spacing w:line="280" w:lineRule="auto"/>
-        <w:jc w:val="both"/>
-        <w:rPr>
-          <w:rFonts w:ascii="Aptos" w:eastAsia="Aptos" w:hAnsi="Aptos" w:cs="Aptos"/>
-          <w:sz w:val="20"/>
-          <w:szCs w:val="20"/>
-        </w:rPr>
-      </w:pPr>
-      <w:r>
-        <w:rPr>
-          <w:rFonts w:ascii="Aptos" w:eastAsia="Aptos" w:hAnsi="Aptos" w:cs="Aptos"/>
-          <w:sz w:val="20"/>
-          <w:szCs w:val="20"/>
-        </w:rPr>
-        <w:t>You supply the products, prices, taxes, delivery and pickup rules, and your terms of sale and refund policy. We set them up as supplied, and section 6.2 applies to that wording. We add up to {{scope.store_products}} products from a spreadsheet you supply. You can add more yourself, or we will quote for them.</w:t>
-      </w:r>
-    </w:p>
-    <w:p>
-      <w:pPr>
-        <w:spacing w:line="140" w:lineRule="auto"/>
-        <w:jc w:val="both"/>
-        <w:rPr>
-          <w:rFonts w:ascii="Aptos" w:eastAsia="Aptos" w:hAnsi="Aptos" w:cs="Aptos"/>
-          <w:sz w:val="20"/>
-          <w:szCs w:val="20"/>
-        </w:rPr>
-      </w:pPr>
-    </w:p>
-    <w:p>
-      <w:pPr>
-        <w:spacing w:line="280" w:lineRule="auto"/>
-        <w:jc w:val="both"/>
-        <w:rPr>
-          <w:rFonts w:ascii="Aptos" w:eastAsia="Aptos" w:hAnsi="Aptos" w:cs="Aptos"/>
-          <w:sz w:val="20"/>
-          <w:szCs w:val="20"/>
-        </w:rPr>
-      </w:pPr>
-      <w:r>
-        <w:rPr>
-          <w:rFonts w:ascii="Aptos" w:eastAsia="Aptos" w:hAnsi="Aptos" w:cs="Aptos"/>
-          <w:sz w:val="20"/>
-          <w:szCs w:val="20"/>
-        </w:rPr>
-        <w:t xml:space="preserve">Once the store is live, orders, payments, refunds and customer service are yours to run. We are not responsible for the payment provider’s availability, fees or decisions, including any hold it places on payments.</w:t>
+          <w:sz w:val="20"/>
+          <w:szCs w:val="20"/>
+        </w:rPr>
+        <w:t xml:space="preserve">{{/website}}</w:t>
       </w:r>
     </w:p>
     <w:p>
@@ -4693,7 +4829,7 @@
           <w:sz w:val="20"/>
           <w:szCs w:val="20"/>
         </w:rPr>
-        <w:t xml:space="preserve">{{/online_store}}</w:t>
+        <w:t xml:space="preserve">{{?online_store}}</w:t>
       </w:r>
     </w:p>
     <w:p>
@@ -4714,29 +4850,92 @@
       <w:r>
         <w:rPr>
           <w:rFonts w:ascii="Aptos" w:eastAsia="Aptos" w:hAnsi="Aptos" w:cs="Aptos"/>
-          <w:sz w:val="20"/>
-          <w:szCs w:val="20"/>
-        </w:rPr>
-        <w:t xml:space="preserve">{{?web_app|mobile_app|web_mobile_app}}</w:t>
-      </w:r>
-    </w:p>
-    <w:p>
-      <w:pPr>
-        <w:spacing w:line="280" w:lineRule="auto"/>
-        <w:jc w:val="both"/>
-        <w:rPr>
-          <w:rFonts w:ascii="Aptos" w:eastAsia="Aptos" w:hAnsi="Aptos" w:cs="Aptos"/>
-          <w:sz w:val="20"/>
-          <w:szCs w:val="20"/>
-        </w:rPr>
-      </w:pPr>
-      <w:r>
-        <w:rPr>
-          <w:rFonts w:ascii="Aptos" w:eastAsia="Aptos" w:hAnsi="Aptos" w:cs="Aptos"/>
-          <w:sz w:val="20"/>
-          <w:szCs w:val="20"/>
-        </w:rPr>
-        <w:t>On acceptance you receive administrator access to any admin area the {{deliverable}} has, a short handover session, and technical documentation covering how the {{deliverable}} is built, configured and deployed. Once all invoices are paid in full, we transfer the source code repository to an account in your name, or give you a complete copy of it. The production environment, analytics and error reporting are set up in accounts in your own name under section 3.8, so they stay with you. We will also hand over any other accounts, keys or credentials we hold for the {{deliverable}}, and give you an export of your content and data on request. Our working design files are not part of the handover – your ownership of the design under section 9 is unaffected, and if you want the working files as well, tell us and we will quote for them.</w:t>
+          <w:b/>
+          <w:bCs/>
+          <w:color w:val="1F1F1F"/>
+          <w:sz w:val="20"/>
+          <w:szCs w:val="20"/>
+        </w:rPr>
+        <w:t>3.8 Online store</w:t>
+      </w:r>
+    </w:p>
+    <w:p>
+      <w:pPr>
+        <w:spacing w:line="280" w:lineRule="auto"/>
+        <w:jc w:val="both"/>
+        <w:rPr>
+          <w:rFonts w:ascii="Aptos" w:eastAsia="Aptos" w:hAnsi="Aptos" w:cs="Aptos"/>
+          <w:sz w:val="20"/>
+          <w:szCs w:val="20"/>
+        </w:rPr>
+      </w:pPr>
+      <w:r>
+        <w:rPr>
+          <w:rFonts w:ascii="Aptos" w:eastAsia="Aptos" w:hAnsi="Aptos" w:cs="Aptos"/>
+          <w:sz w:val="20"/>
+          <w:szCs w:val="20"/>
+        </w:rPr>
+        <w:t xml:space="preserve">The store takes payments through a payment provider, such as Stripe, Square or PayPal, under an account in your name. Card details are entered on the provider’s systems and held by the provider – the {{deliverable}} never stores card numbers. The provider’s fees are yours under section 5.0.</w:t>
+      </w:r>
+    </w:p>
+    <w:p>
+      <w:pPr>
+        <w:spacing w:line="140" w:lineRule="auto"/>
+        <w:jc w:val="both"/>
+        <w:rPr>
+          <w:rFonts w:ascii="Aptos" w:eastAsia="Aptos" w:hAnsi="Aptos" w:cs="Aptos"/>
+          <w:sz w:val="20"/>
+          <w:szCs w:val="20"/>
+        </w:rPr>
+      </w:pPr>
+    </w:p>
+    <w:p>
+      <w:pPr>
+        <w:spacing w:line="280" w:lineRule="auto"/>
+        <w:jc w:val="both"/>
+        <w:rPr>
+          <w:rFonts w:ascii="Aptos" w:eastAsia="Aptos" w:hAnsi="Aptos" w:cs="Aptos"/>
+          <w:sz w:val="20"/>
+          <w:szCs w:val="20"/>
+        </w:rPr>
+      </w:pPr>
+      <w:r>
+        <w:rPr>
+          <w:rFonts w:ascii="Aptos" w:eastAsia="Aptos" w:hAnsi="Aptos" w:cs="Aptos"/>
+          <w:sz w:val="20"/>
+          <w:szCs w:val="20"/>
+        </w:rPr>
+        <w:t>You supply the products, prices, taxes, delivery and pickup rules, and your terms of sale and refund policy. We set them up as supplied, and section 6.2 applies to that wording. We add up to {{scope.store_products}} products from a spreadsheet you supply. You can add more yourself, or we will quote for them.</w:t>
+      </w:r>
+    </w:p>
+    <w:p>
+      <w:pPr>
+        <w:spacing w:line="140" w:lineRule="auto"/>
+        <w:jc w:val="both"/>
+        <w:rPr>
+          <w:rFonts w:ascii="Aptos" w:eastAsia="Aptos" w:hAnsi="Aptos" w:cs="Aptos"/>
+          <w:sz w:val="20"/>
+          <w:szCs w:val="20"/>
+        </w:rPr>
+      </w:pPr>
+    </w:p>
+    <w:p>
+      <w:pPr>
+        <w:spacing w:line="280" w:lineRule="auto"/>
+        <w:jc w:val="both"/>
+        <w:rPr>
+          <w:rFonts w:ascii="Aptos" w:eastAsia="Aptos" w:hAnsi="Aptos" w:cs="Aptos"/>
+          <w:sz w:val="20"/>
+          <w:szCs w:val="20"/>
+        </w:rPr>
+      </w:pPr>
+      <w:r>
+        <w:rPr>
+          <w:rFonts w:ascii="Aptos" w:eastAsia="Aptos" w:hAnsi="Aptos" w:cs="Aptos"/>
+          <w:sz w:val="20"/>
+          <w:szCs w:val="20"/>
+        </w:rPr>
+        <w:t xml:space="preserve">Once the store is live, orders, payments, refunds and customer service are yours to run. We are not responsible for the payment provider’s availability, fees or decisions, including any hold it places on payments.</w:t>
       </w:r>
     </w:p>
     <w:p>
@@ -4757,92 +4956,10 @@
       <w:r>
         <w:rPr>
           <w:rFonts w:ascii="Aptos" w:eastAsia="Aptos" w:hAnsi="Aptos" w:cs="Aptos"/>
-          <w:b/>
-          <w:bCs/>
-          <w:color w:val="1F1F1F"/>
-          <w:sz w:val="20"/>
-          <w:szCs w:val="20"/>
-        </w:rPr>
-        <w:t>3.8 Environments and source code</w:t>
-      </w:r>
-    </w:p>
-    <w:p>
-      <w:pPr>
-        <w:spacing w:line="280" w:lineRule="auto"/>
-        <w:jc w:val="both"/>
-        <w:rPr>
-          <w:rFonts w:ascii="Aptos" w:eastAsia="Aptos" w:hAnsi="Aptos" w:cs="Aptos"/>
-          <w:sz w:val="20"/>
-          <w:szCs w:val="20"/>
-        </w:rPr>
-      </w:pPr>
-      <w:r>
-        <w:rPr>
-          <w:rFonts w:ascii="Aptos" w:eastAsia="Aptos" w:hAnsi="Aptos" w:cs="Aptos"/>
-          <w:sz w:val="20"/>
-          <w:szCs w:val="20"/>
-        </w:rPr>
-        <w:t xml:space="preserve">We build and test the {{deliverable}} in our own development and testing environments, and keep the source code in a repository we manage until it is handed over under section 3.7. If you ask, we will give you read access to the repository during the build.</w:t>
-      </w:r>
-    </w:p>
-    <w:p>
-      <w:pPr>
-        <w:spacing w:line="140" w:lineRule="auto"/>
-        <w:jc w:val="both"/>
-        <w:rPr>
-          <w:rFonts w:ascii="Aptos" w:eastAsia="Aptos" w:hAnsi="Aptos" w:cs="Aptos"/>
-          <w:sz w:val="20"/>
-          <w:szCs w:val="20"/>
-        </w:rPr>
-      </w:pPr>
-    </w:p>
-    <w:p>
-      <w:pPr>
-        <w:spacing w:line="280" w:lineRule="auto"/>
-        <w:jc w:val="both"/>
-        <w:rPr>
-          <w:rFonts w:ascii="Aptos" w:eastAsia="Aptos" w:hAnsi="Aptos" w:cs="Aptos"/>
-          <w:sz w:val="20"/>
-          <w:szCs w:val="20"/>
-        </w:rPr>
-      </w:pPr>
-      <w:r>
-        <w:rPr>
-          <w:rFonts w:ascii="Aptos" w:eastAsia="Aptos" w:hAnsi="Aptos" w:cs="Aptos"/>
-          <w:sz w:val="20"/>
-          <w:szCs w:val="20"/>
-        </w:rPr>
-        <w:t>The production environment – the hosting, databases and other cloud services the {{deliverable}} runs on once it is live – is set up in accounts in your name, and you pay those providers directly under section 5.0. We need administrator access to those accounts to build, deploy and support the {{deliverable}}. If that access is removed or limited, we cannot deploy or support it until it is restored, and any delay this causes is treated as a delay on your side under section 11. Once the support period in section 3.5 ends, keeping the backups running and checked is yours, unless you take the service level agreement.</w:t>
-      </w:r>
-    </w:p>
-    <w:p>
-      <w:pPr>
-        <w:spacing w:line="140" w:lineRule="auto"/>
-        <w:jc w:val="both"/>
-        <w:rPr>
-          <w:rFonts w:ascii="Aptos" w:eastAsia="Aptos" w:hAnsi="Aptos" w:cs="Aptos"/>
-          <w:sz w:val="20"/>
-          <w:szCs w:val="20"/>
-        </w:rPr>
-      </w:pPr>
-    </w:p>
-    <w:p>
-      <w:pPr>
-        <w:spacing w:line="280" w:lineRule="auto"/>
-        <w:jc w:val="both"/>
-        <w:rPr>
-          <w:rFonts w:ascii="Aptos" w:eastAsia="Aptos" w:hAnsi="Aptos" w:cs="Aptos"/>
-          <w:sz w:val="20"/>
-          <w:szCs w:val="20"/>
-        </w:rPr>
-      </w:pPr>
-      <w:r>
-        <w:rPr>
-          <w:rFonts w:ascii="Aptos" w:eastAsia="Aptos" w:hAnsi="Aptos" w:cs="Aptos"/>
-          <w:sz w:val="20"/>
-          <w:szCs w:val="20"/>
-        </w:rPr>
-        <w:t xml:space="preserve">The {{deliverable}} uses open-source components, which stay with their owners on their own licence terms under section 9. We choose components whose licences allow commercial use and do not require you to publish your own source code.</w:t>
+          <w:sz w:val="20"/>
+          <w:szCs w:val="20"/>
+        </w:rPr>
+        <w:t xml:space="preserve">{{/online_store}}</w:t>
       </w:r>
     </w:p>
     <w:p>
@@ -4863,32 +4980,29 @@
       <w:r>
         <w:rPr>
           <w:rFonts w:ascii="Aptos" w:eastAsia="Aptos" w:hAnsi="Aptos" w:cs="Aptos"/>
-          <w:b/>
-          <w:bCs/>
-          <w:color w:val="1F1F1F"/>
-          <w:sz w:val="20"/>
-          <w:szCs w:val="20"/>
-        </w:rPr>
-        <w:t>3.9 Third-party services and platform changes</w:t>
-      </w:r>
-    </w:p>
-    <w:p>
-      <w:pPr>
-        <w:spacing w:line="280" w:lineRule="auto"/>
-        <w:jc w:val="both"/>
-        <w:rPr>
-          <w:rFonts w:ascii="Aptos" w:eastAsia="Aptos" w:hAnsi="Aptos" w:cs="Aptos"/>
-          <w:sz w:val="20"/>
-          <w:szCs w:val="20"/>
-        </w:rPr>
-      </w:pPr>
-      <w:r>
-        <w:rPr>
-          <w:rFonts w:ascii="Aptos" w:eastAsia="Aptos" w:hAnsi="Aptos" w:cs="Aptos"/>
-          <w:sz w:val="20"/>
-          <w:szCs w:val="20"/>
-        </w:rPr>
-        <w:t xml:space="preserve">The {{deliverable}} relies on services we do not control – for example the hosting and cloud providers it runs on, and any payment, mapping, email, messaging, sign-in or other service listed in section 2.2. Each is supplied on its provider’s own terms, and any subscription or usage fees are yours under section 5.0.</w:t>
+          <w:sz w:val="20"/>
+          <w:szCs w:val="20"/>
+        </w:rPr>
+        <w:t xml:space="preserve">{{?web_app|mobile_app|web_mobile_app}}</w:t>
+      </w:r>
+    </w:p>
+    <w:p>
+      <w:pPr>
+        <w:spacing w:line="280" w:lineRule="auto"/>
+        <w:jc w:val="both"/>
+        <w:rPr>
+          <w:rFonts w:ascii="Aptos" w:eastAsia="Aptos" w:hAnsi="Aptos" w:cs="Aptos"/>
+          <w:sz w:val="20"/>
+          <w:szCs w:val="20"/>
+        </w:rPr>
+      </w:pPr>
+      <w:r>
+        <w:rPr>
+          <w:rFonts w:ascii="Aptos" w:eastAsia="Aptos" w:hAnsi="Aptos" w:cs="Aptos"/>
+          <w:sz w:val="20"/>
+          <w:szCs w:val="20"/>
+        </w:rPr>
+        <w:t xml:space="preserve">On acceptance you receive administrator access to any admin area the {{deliverable}} has, and a short handover session.</w:t>
       </w:r>
     </w:p>
     <w:p>
@@ -4918,37 +5032,78 @@
           <w:sz w:val="20"/>
           <w:szCs w:val="20"/>
         </w:rPr>
-        <w:t xml:space="preserve">If a provider changes, limits or withdraws a service, or changes its prices or rules, after we have built to it, the work needed to adapt the {{deliverable}} is a change under section 3.3. We choose established services, and we will tell you about any change we know is coming that affects the {{deliverable}}.</w:t>
-      </w:r>
-    </w:p>
-    <w:p>
-      <w:pPr>
-        <w:spacing w:line="140" w:lineRule="auto"/>
-        <w:jc w:val="both"/>
-        <w:rPr>
-          <w:rFonts w:ascii="Aptos" w:eastAsia="Aptos" w:hAnsi="Aptos" w:cs="Aptos"/>
-          <w:sz w:val="20"/>
-          <w:szCs w:val="20"/>
-        </w:rPr>
-      </w:pPr>
-    </w:p>
-    <w:p>
-      <w:pPr>
-        <w:spacing w:line="280" w:lineRule="auto"/>
-        <w:jc w:val="both"/>
-        <w:rPr>
-          <w:rFonts w:ascii="Aptos" w:eastAsia="Aptos" w:hAnsi="Aptos" w:cs="Aptos"/>
-          <w:sz w:val="20"/>
-          <w:szCs w:val="20"/>
-        </w:rPr>
-      </w:pPr>
-      <w:r>
-        <w:rPr>
-          <w:rFonts w:ascii="Aptos" w:eastAsia="Aptos" w:hAnsi="Aptos" w:cs="Aptos"/>
-          <w:sz w:val="20"/>
-          <w:szCs w:val="20"/>
-        </w:rPr>
-        <w:t xml:space="preserve">Operating systems and browsers are updated regularly by Apple, Google, Microsoft and others. The {{deliverable}} is built for the versions set out in section 2.3. Keeping it working with versions or devices released after acceptance is not a defect under section 3.5 – it is covered by the service level agreement if you take one, or quoted separately.</w:t>
+        <w:t xml:space="preserve">Once all invoices are paid in full, we hand over:</w:t>
+      </w:r>
+    </w:p>
+    <w:p>
+      <w:pPr>
+        <w:spacing w:line="80" w:lineRule="auto"/>
+        <w:jc w:val="both"/>
+        <w:rPr>
+          <w:rFonts w:ascii="Aptos" w:eastAsia="Aptos" w:hAnsi="Aptos" w:cs="Aptos"/>
+          <w:sz w:val="20"/>
+          <w:szCs w:val="20"/>
+        </w:rPr>
+      </w:pPr>
+    </w:p>
+    <w:p>
+      <w:pPr>
+        <w:spacing w:line="280" w:lineRule="auto"/>
+        <w:ind w:left="640" w:hanging="300"/>
+        <w:jc w:val="both"/>
+        <w:rPr>
+          <w:rFonts w:ascii="Aptos" w:eastAsia="Aptos" w:hAnsi="Aptos" w:cs="Aptos"/>
+          <w:sz w:val="20"/>
+          <w:szCs w:val="20"/>
+        </w:rPr>
+      </w:pPr>
+      <w:r>
+        <w:rPr>
+          <w:rFonts w:ascii="Aptos" w:eastAsia="Aptos" w:hAnsi="Aptos" w:cs="Aptos"/>
+          <w:sz w:val="20"/>
+          <w:szCs w:val="20"/>
+        </w:rPr>
+        <w:t xml:space="preserve">• the source code, by transferring the repository to an account in your name or giving you a complete copy of it;</w:t>
+      </w:r>
+    </w:p>
+    <w:p>
+      <w:pPr>
+        <w:spacing w:line="280" w:lineRule="auto"/>
+        <w:ind w:left="640" w:hanging="300"/>
+        <w:jc w:val="both"/>
+        <w:rPr>
+          <w:rFonts w:ascii="Aptos" w:eastAsia="Aptos" w:hAnsi="Aptos" w:cs="Aptos"/>
+          <w:sz w:val="20"/>
+          <w:szCs w:val="20"/>
+        </w:rPr>
+      </w:pPr>
+      <w:r>
+        <w:rPr>
+          <w:rFonts w:ascii="Aptos" w:eastAsia="Aptos" w:hAnsi="Aptos" w:cs="Aptos"/>
+          <w:sz w:val="20"/>
+          <w:szCs w:val="20"/>
+        </w:rPr>
+        <w:t xml:space="preserve">• an export of the production database and the most recent backup;</w:t>
+      </w:r>
+    </w:p>
+    <w:p>
+      <w:pPr>
+        <w:spacing w:line="280" w:lineRule="auto"/>
+        <w:ind w:left="640" w:hanging="300"/>
+        <w:jc w:val="both"/>
+        <w:rPr>
+          <w:rFonts w:ascii="Aptos" w:eastAsia="Aptos" w:hAnsi="Aptos" w:cs="Aptos"/>
+          <w:sz w:val="20"/>
+          <w:szCs w:val="20"/>
+        </w:rPr>
+      </w:pPr>
+      <w:r>
+        <w:rPr>
+          <w:rFonts w:ascii="Aptos" w:eastAsia="Aptos" w:hAnsi="Aptos" w:cs="Aptos"/>
+          <w:sz w:val="20"/>
+          <w:szCs w:val="20"/>
+        </w:rPr>
+        <w:t xml:space="preserve">• technical documentation and deployment instructions covering how the {{deliverable}} is built, configured and deployed;</w:t>
       </w:r>
     </w:p>
     <w:p>
@@ -5001,6 +5156,26 @@
     </w:p>
     <w:p>
       <w:pPr>
+        <w:spacing w:line="280" w:lineRule="auto"/>
+        <w:ind w:left="640" w:hanging="300"/>
+        <w:jc w:val="both"/>
+        <w:rPr>
+          <w:rFonts w:ascii="Aptos" w:eastAsia="Aptos" w:hAnsi="Aptos" w:cs="Aptos"/>
+          <w:sz w:val="20"/>
+          <w:szCs w:val="20"/>
+        </w:rPr>
+      </w:pPr>
+      <w:r>
+        <w:rPr>
+          <w:rFonts w:ascii="Aptos" w:eastAsia="Aptos" w:hAnsi="Aptos" w:cs="Aptos"/>
+          <w:sz w:val="20"/>
+          <w:szCs w:val="20"/>
+        </w:rPr>
+        <w:t xml:space="preserve">• the signing certificates, upload keys and other app store credentials we created under your developer accounts;</w:t>
+      </w:r>
+    </w:p>
+    <w:p>
+      <w:pPr>
         <w:keepNext/>
         <w:keepLines/>
         <w:spacing w:before="200" w:after="40" w:line="280" w:lineRule="auto"/>
@@ -5017,92 +5192,10 @@
       <w:r>
         <w:rPr>
           <w:rFonts w:ascii="Aptos" w:eastAsia="Aptos" w:hAnsi="Aptos" w:cs="Aptos"/>
-          <w:b/>
-          <w:bCs/>
-          <w:color w:val="1F1F1F"/>
-          <w:sz w:val="20"/>
-          <w:szCs w:val="20"/>
-        </w:rPr>
-        <w:t>3.10 App store release</w:t>
-      </w:r>
-    </w:p>
-    <w:p>
-      <w:pPr>
-        <w:spacing w:line="280" w:lineRule="auto"/>
-        <w:jc w:val="both"/>
-        <w:rPr>
-          <w:rFonts w:ascii="Aptos" w:eastAsia="Aptos" w:hAnsi="Aptos" w:cs="Aptos"/>
-          <w:sz w:val="20"/>
-          <w:szCs w:val="20"/>
-        </w:rPr>
-      </w:pPr>
-      <w:r>
-        <w:rPr>
-          <w:rFonts w:ascii="Aptos" w:eastAsia="Aptos" w:hAnsi="Aptos" w:cs="Aptos"/>
-          <w:sz w:val="20"/>
-          <w:szCs w:val="20"/>
-        </w:rPr>
-        <w:t xml:space="preserve">We prepare the store listings from text, images and details you approve, and submit the first release of the {{store_app}} for review under the developer accounts described in section 2.3. The {{store_app}} is signed and published under those accounts, so the store listings and signing credentials stay with you. We also release the fixes we make under section 3.5. Any other release after the first is covered by the service level agreement if you take one, or quoted separately.</w:t>
-      </w:r>
-    </w:p>
-    <w:p>
-      <w:pPr>
-        <w:spacing w:line="140" w:lineRule="auto"/>
-        <w:jc w:val="both"/>
-        <w:rPr>
-          <w:rFonts w:ascii="Aptos" w:eastAsia="Aptos" w:hAnsi="Aptos" w:cs="Aptos"/>
-          <w:sz w:val="20"/>
-          <w:szCs w:val="20"/>
-        </w:rPr>
-      </w:pPr>
-    </w:p>
-    <w:p>
-      <w:pPr>
-        <w:spacing w:line="280" w:lineRule="auto"/>
-        <w:jc w:val="both"/>
-        <w:rPr>
-          <w:rFonts w:ascii="Aptos" w:eastAsia="Aptos" w:hAnsi="Aptos" w:cs="Aptos"/>
-          <w:sz w:val="20"/>
-          <w:szCs w:val="20"/>
-        </w:rPr>
-      </w:pPr>
-      <w:r>
-        <w:rPr>
-          <w:rFonts w:ascii="Aptos" w:eastAsia="Aptos" w:hAnsi="Aptos" w:cs="Aptos"/>
-          <w:sz w:val="20"/>
-          <w:szCs w:val="20"/>
-        </w:rPr>
-        <w:t xml:space="preserve">Whether the {{store_app}} is approved is Apple’s and Google’s decision, not ours. If a store rejects it because our work does not meet the store’s rules in force when we submit it, we fix it at no charge and resubmit. If it is rejected because of your content or business model, or because the store needs something only you can provide – such as the privacy and data-use details it asks for, which you supply under section 6.2, a demonstration account, or proof of a licence – we will help you respond, and any work it needs is a change under section 3.3.</w:t>
-      </w:r>
-    </w:p>
-    <w:p>
-      <w:pPr>
-        <w:spacing w:line="140" w:lineRule="auto"/>
-        <w:jc w:val="both"/>
-        <w:rPr>
-          <w:rFonts w:ascii="Aptos" w:eastAsia="Aptos" w:hAnsi="Aptos" w:cs="Aptos"/>
-          <w:sz w:val="20"/>
-          <w:szCs w:val="20"/>
-        </w:rPr>
-      </w:pPr>
-    </w:p>
-    <w:p>
-      <w:pPr>
-        <w:spacing w:line="280" w:lineRule="auto"/>
-        <w:jc w:val="both"/>
-        <w:rPr>
-          <w:rFonts w:ascii="Aptos" w:eastAsia="Aptos" w:hAnsi="Aptos" w:cs="Aptos"/>
-          <w:sz w:val="20"/>
-          <w:szCs w:val="20"/>
-        </w:rPr>
-      </w:pPr>
-      <w:r>
-        <w:rPr>
-          <w:rFonts w:ascii="Aptos" w:eastAsia="Aptos" w:hAnsi="Aptos" w:cs="Aptos"/>
-          <w:sz w:val="20"/>
-          <w:szCs w:val="20"/>
-        </w:rPr>
-        <w:t xml:space="preserve">You test and accept the {{store_app}} under section 3.6 on test builds we send through Apple’s TestFlight and Google Play’s testing tracks. Acceptance does not wait for store approval, so the time a store takes to review the {{store_app}} does not hold up acceptance or the final payment.</w:t>
+          <w:sz w:val="20"/>
+          <w:szCs w:val="20"/>
+        </w:rPr>
+        <w:t xml:space="preserve">{{/mobile_app|web_mobile_app}}</w:t>
       </w:r>
     </w:p>
     <w:p>
@@ -5126,6 +5219,833 @@
           <w:sz w:val="20"/>
           <w:szCs w:val="20"/>
         </w:rPr>
+        <w:t xml:space="preserve">{{?web_app|mobile_app|web_mobile_app}}</w:t>
+      </w:r>
+    </w:p>
+    <w:p>
+      <w:pPr>
+        <w:spacing w:line="280" w:lineRule="auto"/>
+        <w:ind w:left="640" w:hanging="300"/>
+        <w:jc w:val="both"/>
+        <w:rPr>
+          <w:rFonts w:ascii="Aptos" w:eastAsia="Aptos" w:hAnsi="Aptos" w:cs="Aptos"/>
+          <w:sz w:val="20"/>
+          <w:szCs w:val="20"/>
+        </w:rPr>
+      </w:pPr>
+      <w:r>
+        <w:rPr>
+          <w:rFonts w:ascii="Aptos" w:eastAsia="Aptos" w:hAnsi="Aptos" w:cs="Aptos"/>
+          <w:sz w:val="20"/>
+          <w:szCs w:val="20"/>
+        </w:rPr>
+        <w:t xml:space="preserve">• any credentials we hold for the domain, hosting, analytics, error reporting and other accounts in your name – the production environment and those accounts are set up in your name under section 3.8, so they stay with you, and we remove our own access when you ask;</w:t>
+      </w:r>
+    </w:p>
+    <w:p>
+      <w:pPr>
+        <w:spacing w:line="280" w:lineRule="auto"/>
+        <w:ind w:left="640" w:hanging="300"/>
+        <w:jc w:val="both"/>
+        <w:rPr>
+          <w:rFonts w:ascii="Aptos" w:eastAsia="Aptos" w:hAnsi="Aptos" w:cs="Aptos"/>
+          <w:sz w:val="20"/>
+          <w:szCs w:val="20"/>
+        </w:rPr>
+      </w:pPr>
+      <w:r>
+        <w:rPr>
+          <w:rFonts w:ascii="Aptos" w:eastAsia="Aptos" w:hAnsi="Aptos" w:cs="Aptos"/>
+          <w:sz w:val="20"/>
+          <w:szCs w:val="20"/>
+        </w:rPr>
+        <w:t xml:space="preserve">• an export of your content and data, on request;</w:t>
+      </w:r>
+    </w:p>
+    <w:p>
+      <w:pPr>
+        <w:spacing w:line="280" w:lineRule="auto"/>
+        <w:ind w:left="640" w:hanging="300"/>
+        <w:jc w:val="both"/>
+        <w:rPr>
+          <w:rFonts w:ascii="Aptos" w:eastAsia="Aptos" w:hAnsi="Aptos" w:cs="Aptos"/>
+          <w:sz w:val="20"/>
+          <w:szCs w:val="20"/>
+        </w:rPr>
+      </w:pPr>
+      <w:r>
+        <w:rPr>
+          <w:rFonts w:ascii="Aptos" w:eastAsia="Aptos" w:hAnsi="Aptos" w:cs="Aptos"/>
+          <w:sz w:val="20"/>
+          <w:szCs w:val="20"/>
+        </w:rPr>
+        <w:t xml:space="preserve">• a list of the open-source and third-party components used, with their licence notices; and</w:t>
+      </w:r>
+    </w:p>
+    <w:p>
+      <w:pPr>
+        <w:spacing w:line="280" w:lineRule="auto"/>
+        <w:ind w:left="640" w:hanging="300"/>
+        <w:jc w:val="both"/>
+        <w:rPr>
+          <w:rFonts w:ascii="Aptos" w:eastAsia="Aptos" w:hAnsi="Aptos" w:cs="Aptos"/>
+          <w:sz w:val="20"/>
+          <w:szCs w:val="20"/>
+        </w:rPr>
+      </w:pPr>
+      <w:r>
+        <w:rPr>
+          <w:rFonts w:ascii="Aptos" w:eastAsia="Aptos" w:hAnsi="Aptos" w:cs="Aptos"/>
+          <w:sz w:val="20"/>
+          <w:szCs w:val="20"/>
+        </w:rPr>
+        <w:t xml:space="preserve">• a list of our own pre-existing tools and components used, which stay ours under section 9 and are licensed to you.</w:t>
+      </w:r>
+    </w:p>
+    <w:p>
+      <w:pPr>
+        <w:spacing w:line="140" w:lineRule="auto"/>
+        <w:jc w:val="both"/>
+        <w:rPr>
+          <w:rFonts w:ascii="Aptos" w:eastAsia="Aptos" w:hAnsi="Aptos" w:cs="Aptos"/>
+          <w:sz w:val="20"/>
+          <w:szCs w:val="20"/>
+        </w:rPr>
+      </w:pPr>
+    </w:p>
+    <w:p>
+      <w:pPr>
+        <w:spacing w:line="280" w:lineRule="auto"/>
+        <w:jc w:val="both"/>
+        <w:rPr>
+          <w:rFonts w:ascii="Aptos" w:eastAsia="Aptos" w:hAnsi="Aptos" w:cs="Aptos"/>
+          <w:sz w:val="20"/>
+          <w:szCs w:val="20"/>
+        </w:rPr>
+      </w:pPr>
+      <w:r>
+        <w:rPr>
+          <w:rFonts w:ascii="Aptos" w:eastAsia="Aptos" w:hAnsi="Aptos" w:cs="Aptos"/>
+          <w:sz w:val="20"/>
+          <w:szCs w:val="20"/>
+        </w:rPr>
+        <w:t xml:space="preserve">Accounts in your name, and your content and data, are never withheld. Our working design files are not part of the handover – your ownership of the design under section 9 is unaffected, and if you want the working files as well, tell us and we will quote for them.</w:t>
+      </w:r>
+    </w:p>
+    <w:p>
+      <w:pPr>
+        <w:keepNext/>
+        <w:keepLines/>
+        <w:spacing w:before="200" w:after="40" w:line="280" w:lineRule="auto"/>
+        <w:jc w:val="both"/>
+        <w:rPr>
+          <w:rFonts w:ascii="Aptos" w:eastAsia="Aptos" w:hAnsi="Aptos" w:cs="Aptos"/>
+          <w:b/>
+          <w:bCs/>
+          <w:color w:val="1F1F1F"/>
+          <w:sz w:val="20"/>
+          <w:szCs w:val="20"/>
+        </w:rPr>
+      </w:pPr>
+      <w:r>
+        <w:rPr>
+          <w:rFonts w:ascii="Aptos" w:eastAsia="Aptos" w:hAnsi="Aptos" w:cs="Aptos"/>
+          <w:b/>
+          <w:bCs/>
+          <w:color w:val="1F1F1F"/>
+          <w:sz w:val="20"/>
+          <w:szCs w:val="20"/>
+        </w:rPr>
+        <w:t xml:space="preserve">3.8 Environments, security and source code</w:t>
+      </w:r>
+    </w:p>
+    <w:p>
+      <w:pPr>
+        <w:spacing w:line="280" w:lineRule="auto"/>
+        <w:jc w:val="both"/>
+        <w:rPr>
+          <w:rFonts w:ascii="Aptos" w:eastAsia="Aptos" w:hAnsi="Aptos" w:cs="Aptos"/>
+          <w:sz w:val="20"/>
+          <w:szCs w:val="20"/>
+        </w:rPr>
+      </w:pPr>
+      <w:r>
+        <w:rPr>
+          <w:rFonts w:ascii="Aptos" w:eastAsia="Aptos" w:hAnsi="Aptos" w:cs="Aptos"/>
+          <w:sz w:val="20"/>
+          <w:szCs w:val="20"/>
+        </w:rPr>
+        <w:t xml:space="preserve">We build and test the {{deliverable}} in our own development and testing environments, and keep the source code in a repository we manage until it is handed over under section 3.7. If you ask, we will give you read access to the repository during the build.</w:t>
+      </w:r>
+    </w:p>
+    <w:p>
+      <w:pPr>
+        <w:spacing w:line="140" w:lineRule="auto"/>
+        <w:jc w:val="both"/>
+        <w:rPr>
+          <w:rFonts w:ascii="Aptos" w:eastAsia="Aptos" w:hAnsi="Aptos" w:cs="Aptos"/>
+          <w:sz w:val="20"/>
+          <w:szCs w:val="20"/>
+        </w:rPr>
+      </w:pPr>
+    </w:p>
+    <w:p>
+      <w:pPr>
+        <w:spacing w:line="280" w:lineRule="auto"/>
+        <w:jc w:val="both"/>
+        <w:rPr>
+          <w:rFonts w:ascii="Aptos" w:eastAsia="Aptos" w:hAnsi="Aptos" w:cs="Aptos"/>
+          <w:sz w:val="20"/>
+          <w:szCs w:val="20"/>
+        </w:rPr>
+      </w:pPr>
+      <w:r>
+        <w:rPr>
+          <w:rFonts w:ascii="Aptos" w:eastAsia="Aptos" w:hAnsi="Aptos" w:cs="Aptos"/>
+          <w:sz w:val="20"/>
+          <w:szCs w:val="20"/>
+        </w:rPr>
+        <w:t xml:space="preserve">The production environment – the hosting, databases and other cloud services the {{deliverable}} runs on once it is live – is set up in accounts in your name, and you pay those providers directly under section 5.0. We need administrator access to those accounts to build, deploy and support the {{deliverable}}. If that access is removed or limited, we cannot deploy or support it until it is restored, and any delay this causes is treated as a delay on your side under section 11.</w:t>
+      </w:r>
+    </w:p>
+    <w:p>
+      <w:pPr>
+        <w:spacing w:line="140" w:lineRule="auto"/>
+        <w:jc w:val="both"/>
+        <w:rPr>
+          <w:rFonts w:ascii="Aptos" w:eastAsia="Aptos" w:hAnsi="Aptos" w:cs="Aptos"/>
+          <w:sz w:val="20"/>
+          <w:szCs w:val="20"/>
+        </w:rPr>
+      </w:pPr>
+    </w:p>
+    <w:p>
+      <w:pPr>
+        <w:spacing w:line="280" w:lineRule="auto"/>
+        <w:jc w:val="both"/>
+        <w:rPr>
+          <w:rFonts w:ascii="Aptos" w:eastAsia="Aptos" w:hAnsi="Aptos" w:cs="Aptos"/>
+          <w:sz w:val="20"/>
+          <w:szCs w:val="20"/>
+        </w:rPr>
+      </w:pPr>
+      <w:r>
+        <w:rPr>
+          <w:rFonts w:ascii="Aptos" w:eastAsia="Aptos" w:hAnsi="Aptos" w:cs="Aptos"/>
+          <w:sz w:val="20"/>
+          <w:szCs w:val="20"/>
+        </w:rPr>
+        <w:t xml:space="preserve">The {{deliverable}} uses encrypted connections, stores passwords only in hashed form, and gives each person only the access their role allows under the acceptance criteria. Automated daily backups of the production database are kept for at least 30 days.</w:t>
+      </w:r>
+    </w:p>
+    <w:p>
+      <w:pPr>
+        <w:spacing w:line="140" w:lineRule="auto"/>
+        <w:jc w:val="both"/>
+        <w:rPr>
+          <w:rFonts w:ascii="Aptos" w:eastAsia="Aptos" w:hAnsi="Aptos" w:cs="Aptos"/>
+          <w:sz w:val="20"/>
+          <w:szCs w:val="20"/>
+        </w:rPr>
+      </w:pPr>
+    </w:p>
+    <w:p>
+      <w:pPr>
+        <w:spacing w:line="280" w:lineRule="auto"/>
+        <w:jc w:val="both"/>
+        <w:rPr>
+          <w:rFonts w:ascii="Aptos" w:eastAsia="Aptos" w:hAnsi="Aptos" w:cs="Aptos"/>
+          <w:sz w:val="20"/>
+          <w:szCs w:val="20"/>
+        </w:rPr>
+      </w:pPr>
+      <w:r>
+        <w:rPr>
+          <w:rFonts w:ascii="Aptos" w:eastAsia="Aptos" w:hAnsi="Aptos" w:cs="Aptos"/>
+          <w:sz w:val="20"/>
+          <w:szCs w:val="20"/>
+        </w:rPr>
+        <w:t xml:space="preserve">During the included support period, we watch error reports and respond to incidents under section 3.5. After it ends, monitoring, logs, security updates, backups and incident response are yours, unless you take the service level agreement.</w:t>
+      </w:r>
+    </w:p>
+    <w:p>
+      <w:pPr>
+        <w:keepNext/>
+        <w:keepLines/>
+        <w:spacing w:before="200" w:after="40" w:line="280" w:lineRule="auto"/>
+        <w:jc w:val="both"/>
+        <w:rPr>
+          <w:rFonts w:ascii="Aptos" w:eastAsia="Aptos" w:hAnsi="Aptos" w:cs="Aptos"/>
+          <w:b/>
+          <w:bCs/>
+          <w:color w:val="1F1F1F"/>
+          <w:sz w:val="20"/>
+          <w:szCs w:val="20"/>
+        </w:rPr>
+      </w:pPr>
+      <w:r>
+        <w:rPr>
+          <w:rFonts w:ascii="Aptos" w:eastAsia="Aptos" w:hAnsi="Aptos" w:cs="Aptos"/>
+          <w:sz w:val="20"/>
+          <w:szCs w:val="20"/>
+        </w:rPr>
+        <w:t xml:space="preserve">{{/web_app|mobile_app|web_mobile_app}}</w:t>
+      </w:r>
+    </w:p>
+    <w:p>
+      <w:pPr>
+        <w:keepNext/>
+        <w:keepLines/>
+        <w:spacing w:before="200" w:after="40" w:line="280" w:lineRule="auto"/>
+        <w:jc w:val="both"/>
+        <w:rPr>
+          <w:rFonts w:ascii="Aptos" w:eastAsia="Aptos" w:hAnsi="Aptos" w:cs="Aptos"/>
+          <w:b/>
+          <w:bCs/>
+          <w:color w:val="1F1F1F"/>
+          <w:sz w:val="20"/>
+          <w:szCs w:val="20"/>
+        </w:rPr>
+      </w:pPr>
+      <w:r>
+        <w:rPr>
+          <w:rFonts w:ascii="Aptos" w:eastAsia="Aptos" w:hAnsi="Aptos" w:cs="Aptos"/>
+          <w:sz w:val="20"/>
+          <w:szCs w:val="20"/>
+        </w:rPr>
+        <w:t xml:space="preserve">{{?web_mobile_app}}</w:t>
+      </w:r>
+    </w:p>
+    <w:p>
+      <w:pPr>
+        <w:spacing w:line="140" w:lineRule="auto"/>
+        <w:jc w:val="both"/>
+        <w:rPr>
+          <w:rFonts w:ascii="Aptos" w:eastAsia="Aptos" w:hAnsi="Aptos" w:cs="Aptos"/>
+          <w:sz w:val="20"/>
+          <w:szCs w:val="20"/>
+        </w:rPr>
+      </w:pPr>
+    </w:p>
+    <w:p>
+      <w:pPr>
+        <w:spacing w:line="280" w:lineRule="auto"/>
+        <w:jc w:val="both"/>
+        <w:rPr>
+          <w:rFonts w:ascii="Aptos" w:eastAsia="Aptos" w:hAnsi="Aptos" w:cs="Aptos"/>
+          <w:sz w:val="20"/>
+          <w:szCs w:val="20"/>
+        </w:rPr>
+      </w:pPr>
+      <w:r>
+        <w:rPr>
+          <w:rFonts w:ascii="Aptos" w:eastAsia="Aptos" w:hAnsi="Aptos" w:cs="Aptos"/>
+          <w:sz w:val="20"/>
+          <w:szCs w:val="20"/>
+        </w:rPr>
+        <w:t xml:space="preserve">The web app and the mobile app share one back end – the application programming interface (API) and the database – in your production environment. We build it, and release changes to it and to both apps in step, so a change to one does not break the other.</w:t>
+      </w:r>
+    </w:p>
+    <w:p>
+      <w:pPr>
+        <w:keepNext/>
+        <w:keepLines/>
+        <w:spacing w:before="200" w:after="40" w:line="280" w:lineRule="auto"/>
+        <w:jc w:val="both"/>
+        <w:rPr>
+          <w:rFonts w:ascii="Aptos" w:eastAsia="Aptos" w:hAnsi="Aptos" w:cs="Aptos"/>
+          <w:b/>
+          <w:bCs/>
+          <w:color w:val="1F1F1F"/>
+          <w:sz w:val="20"/>
+          <w:szCs w:val="20"/>
+        </w:rPr>
+      </w:pPr>
+      <w:r>
+        <w:rPr>
+          <w:rFonts w:ascii="Aptos" w:eastAsia="Aptos" w:hAnsi="Aptos" w:cs="Aptos"/>
+          <w:sz w:val="20"/>
+          <w:szCs w:val="20"/>
+        </w:rPr>
+        <w:t xml:space="preserve">{{/web_mobile_app}}</w:t>
+      </w:r>
+    </w:p>
+    <w:p>
+      <w:pPr>
+        <w:keepNext/>
+        <w:keepLines/>
+        <w:spacing w:before="200" w:after="40" w:line="280" w:lineRule="auto"/>
+        <w:jc w:val="both"/>
+        <w:rPr>
+          <w:rFonts w:ascii="Aptos" w:eastAsia="Aptos" w:hAnsi="Aptos" w:cs="Aptos"/>
+          <w:b/>
+          <w:bCs/>
+          <w:color w:val="1F1F1F"/>
+          <w:sz w:val="20"/>
+          <w:szCs w:val="20"/>
+        </w:rPr>
+      </w:pPr>
+      <w:r>
+        <w:rPr>
+          <w:rFonts w:ascii="Aptos" w:eastAsia="Aptos" w:hAnsi="Aptos" w:cs="Aptos"/>
+          <w:sz w:val="20"/>
+          <w:szCs w:val="20"/>
+        </w:rPr>
+        <w:t xml:space="preserve">{{?web_app|mobile_app|web_mobile_app}}</w:t>
+      </w:r>
+    </w:p>
+    <w:p>
+      <w:pPr>
+        <w:spacing w:line="140" w:lineRule="auto"/>
+        <w:jc w:val="both"/>
+        <w:rPr>
+          <w:rFonts w:ascii="Aptos" w:eastAsia="Aptos" w:hAnsi="Aptos" w:cs="Aptos"/>
+          <w:sz w:val="20"/>
+          <w:szCs w:val="20"/>
+        </w:rPr>
+      </w:pPr>
+    </w:p>
+    <w:p>
+      <w:pPr>
+        <w:spacing w:line="280" w:lineRule="auto"/>
+        <w:jc w:val="both"/>
+        <w:rPr>
+          <w:rFonts w:ascii="Aptos" w:eastAsia="Aptos" w:hAnsi="Aptos" w:cs="Aptos"/>
+          <w:sz w:val="20"/>
+          <w:szCs w:val="20"/>
+        </w:rPr>
+      </w:pPr>
+      <w:r>
+        <w:rPr>
+          <w:rFonts w:ascii="Aptos" w:eastAsia="Aptos" w:hAnsi="Aptos" w:cs="Aptos"/>
+          <w:sz w:val="20"/>
+          <w:szCs w:val="20"/>
+        </w:rPr>
+        <w:t xml:space="preserve">The {{deliverable}} uses open-source components, which stay with their owners on their own licence terms under section 9. We choose components whose licences allow commercial use and do not require you to publish your own source code.</w:t>
+      </w:r>
+    </w:p>
+    <w:p>
+      <w:pPr>
+        <w:keepNext/>
+        <w:keepLines/>
+        <w:spacing w:before="200" w:after="40" w:line="280" w:lineRule="auto"/>
+        <w:jc w:val="both"/>
+        <w:rPr>
+          <w:rFonts w:ascii="Aptos" w:eastAsia="Aptos" w:hAnsi="Aptos" w:cs="Aptos"/>
+          <w:b/>
+          <w:bCs/>
+          <w:color w:val="1F1F1F"/>
+          <w:sz w:val="20"/>
+          <w:szCs w:val="20"/>
+        </w:rPr>
+      </w:pPr>
+      <w:r>
+        <w:rPr>
+          <w:rFonts w:ascii="Aptos" w:eastAsia="Aptos" w:hAnsi="Aptos" w:cs="Aptos"/>
+          <w:b/>
+          <w:bCs/>
+          <w:color w:val="1F1F1F"/>
+          <w:sz w:val="20"/>
+          <w:szCs w:val="20"/>
+        </w:rPr>
+        <w:t>3.9 Third-party services and platform changes</w:t>
+      </w:r>
+    </w:p>
+    <w:p>
+      <w:pPr>
+        <w:spacing w:line="280" w:lineRule="auto"/>
+        <w:jc w:val="both"/>
+        <w:rPr>
+          <w:rFonts w:ascii="Aptos" w:eastAsia="Aptos" w:hAnsi="Aptos" w:cs="Aptos"/>
+          <w:sz w:val="20"/>
+          <w:szCs w:val="20"/>
+        </w:rPr>
+      </w:pPr>
+      <w:r>
+        <w:rPr>
+          <w:rFonts w:ascii="Aptos" w:eastAsia="Aptos" w:hAnsi="Aptos" w:cs="Aptos"/>
+          <w:sz w:val="20"/>
+          <w:szCs w:val="20"/>
+        </w:rPr>
+        <w:t xml:space="preserve">The {{deliverable}} relies on services we do not control – for example the hosting and cloud providers it runs on, and any payment, mapping, email, messaging, sign-in or other service listed in section 2.2. Each is supplied on its provider’s own terms, and any subscription or usage fees are yours under section 5.0.</w:t>
+      </w:r>
+    </w:p>
+    <w:p>
+      <w:pPr>
+        <w:spacing w:line="140" w:lineRule="auto"/>
+        <w:jc w:val="both"/>
+        <w:rPr>
+          <w:rFonts w:ascii="Aptos" w:eastAsia="Aptos" w:hAnsi="Aptos" w:cs="Aptos"/>
+          <w:sz w:val="20"/>
+          <w:szCs w:val="20"/>
+        </w:rPr>
+      </w:pPr>
+    </w:p>
+    <w:p>
+      <w:pPr>
+        <w:spacing w:line="280" w:lineRule="auto"/>
+        <w:jc w:val="both"/>
+        <w:rPr>
+          <w:rFonts w:ascii="Aptos" w:eastAsia="Aptos" w:hAnsi="Aptos" w:cs="Aptos"/>
+          <w:sz w:val="20"/>
+          <w:szCs w:val="20"/>
+        </w:rPr>
+      </w:pPr>
+      <w:r>
+        <w:rPr>
+          <w:rFonts w:ascii="Aptos" w:eastAsia="Aptos" w:hAnsi="Aptos" w:cs="Aptos"/>
+          <w:sz w:val="20"/>
+          <w:szCs w:val="20"/>
+        </w:rPr>
+        <w:t xml:space="preserve">If a provider changes, limits or withdraws a service, or changes its prices or rules, after we have built to it, the work needed to adapt the {{deliverable}} is a change under section 3.3. We choose established services, and we will tell you about any change we know is coming that affects the {{deliverable}}.</w:t>
+      </w:r>
+    </w:p>
+    <w:p>
+      <w:pPr>
+        <w:spacing w:line="140" w:lineRule="auto"/>
+        <w:jc w:val="both"/>
+        <w:rPr>
+          <w:rFonts w:ascii="Aptos" w:eastAsia="Aptos" w:hAnsi="Aptos" w:cs="Aptos"/>
+          <w:sz w:val="20"/>
+          <w:szCs w:val="20"/>
+        </w:rPr>
+      </w:pPr>
+    </w:p>
+    <w:p>
+      <w:pPr>
+        <w:spacing w:line="280" w:lineRule="auto"/>
+        <w:jc w:val="both"/>
+        <w:rPr>
+          <w:rFonts w:ascii="Aptos" w:eastAsia="Aptos" w:hAnsi="Aptos" w:cs="Aptos"/>
+          <w:sz w:val="20"/>
+          <w:szCs w:val="20"/>
+        </w:rPr>
+      </w:pPr>
+      <w:r>
+        <w:rPr>
+          <w:rFonts w:ascii="Aptos" w:eastAsia="Aptos" w:hAnsi="Aptos" w:cs="Aptos"/>
+          <w:sz w:val="20"/>
+          <w:szCs w:val="20"/>
+        </w:rPr>
+        <w:t xml:space="preserve">Operating systems and browsers are updated regularly by Apple, Google, Microsoft and others. The {{deliverable}} is built for the versions set out in section 2.3. Keeping it working with versions or devices released after acceptance is not a defect under section 3.5 – it is covered by the service level agreement if you take one, or quoted separately.</w:t>
+      </w:r>
+    </w:p>
+    <w:p>
+      <w:pPr>
+        <w:keepNext/>
+        <w:keepLines/>
+        <w:spacing w:before="200" w:after="40" w:line="280" w:lineRule="auto"/>
+        <w:jc w:val="both"/>
+        <w:rPr>
+          <w:rFonts w:ascii="Aptos" w:eastAsia="Aptos" w:hAnsi="Aptos" w:cs="Aptos"/>
+          <w:b/>
+          <w:bCs/>
+          <w:color w:val="1F1F1F"/>
+          <w:sz w:val="20"/>
+          <w:szCs w:val="20"/>
+        </w:rPr>
+      </w:pPr>
+      <w:r>
+        <w:rPr>
+          <w:rFonts w:ascii="Aptos" w:eastAsia="Aptos" w:hAnsi="Aptos" w:cs="Aptos"/>
+          <w:sz w:val="20"/>
+          <w:szCs w:val="20"/>
+        </w:rPr>
+        <w:t xml:space="preserve">{{/web_app|mobile_app|web_mobile_app}}</w:t>
+      </w:r>
+    </w:p>
+    <w:p>
+      <w:pPr>
+        <w:keepNext/>
+        <w:keepLines/>
+        <w:spacing w:before="200" w:after="40" w:line="280" w:lineRule="auto"/>
+        <w:jc w:val="both"/>
+        <w:rPr>
+          <w:rFonts w:ascii="Aptos" w:eastAsia="Aptos" w:hAnsi="Aptos" w:cs="Aptos"/>
+          <w:b/>
+          <w:bCs/>
+          <w:color w:val="1F1F1F"/>
+          <w:sz w:val="20"/>
+          <w:szCs w:val="20"/>
+        </w:rPr>
+      </w:pPr>
+      <w:r>
+        <w:rPr>
+          <w:rFonts w:ascii="Aptos" w:eastAsia="Aptos" w:hAnsi="Aptos" w:cs="Aptos"/>
+          <w:sz w:val="20"/>
+          <w:szCs w:val="20"/>
+        </w:rPr>
+        <w:t xml:space="preserve">{{?mobile_app|web_mobile_app}}</w:t>
+      </w:r>
+    </w:p>
+    <w:p>
+      <w:pPr>
+        <w:keepNext/>
+        <w:keepLines/>
+        <w:spacing w:before="200" w:after="40" w:line="280" w:lineRule="auto"/>
+        <w:jc w:val="both"/>
+        <w:rPr>
+          <w:rFonts w:ascii="Aptos" w:eastAsia="Aptos" w:hAnsi="Aptos" w:cs="Aptos"/>
+          <w:b/>
+          <w:bCs/>
+          <w:color w:val="1F1F1F"/>
+          <w:sz w:val="20"/>
+          <w:szCs w:val="20"/>
+        </w:rPr>
+      </w:pPr>
+      <w:r>
+        <w:rPr>
+          <w:rFonts w:ascii="Aptos" w:eastAsia="Aptos" w:hAnsi="Aptos" w:cs="Aptos"/>
+          <w:b/>
+          <w:bCs/>
+          <w:color w:val="1F1F1F"/>
+          <w:sz w:val="20"/>
+          <w:szCs w:val="20"/>
+        </w:rPr>
+        <w:t>3.10 App store release</w:t>
+      </w:r>
+    </w:p>
+    <w:p>
+      <w:pPr>
+        <w:spacing w:line="280" w:lineRule="auto"/>
+        <w:jc w:val="both"/>
+        <w:rPr>
+          <w:rFonts w:ascii="Aptos" w:eastAsia="Aptos" w:hAnsi="Aptos" w:cs="Aptos"/>
+          <w:sz w:val="20"/>
+          <w:szCs w:val="20"/>
+        </w:rPr>
+      </w:pPr>
+      <w:r>
+        <w:rPr>
+          <w:rFonts w:ascii="Aptos" w:eastAsia="Aptos" w:hAnsi="Aptos" w:cs="Aptos"/>
+          <w:sz w:val="20"/>
+          <w:szCs w:val="20"/>
+        </w:rPr>
+        <w:t xml:space="preserve">We prepare the store listings and submit the first release of the {{store_app}} for review under the developer accounts described in section 2.3. The {{store_app}} is signed and published under those accounts, so the store listings and signing credentials stay with you. Delivery of the {{store_app}} is complete when we submit it – store approval is not a condition of acceptance or of any payment. We also release the fixes we make under section 3.5. Any other release after the first is covered by the service level agreement if you take one, or quoted separately.</w:t>
+      </w:r>
+    </w:p>
+    <w:p>
+      <w:pPr>
+        <w:spacing w:line="140" w:lineRule="auto"/>
+        <w:jc w:val="both"/>
+        <w:rPr>
+          <w:rFonts w:ascii="Aptos" w:eastAsia="Aptos" w:hAnsi="Aptos" w:cs="Aptos"/>
+          <w:sz w:val="20"/>
+          <w:szCs w:val="20"/>
+        </w:rPr>
+      </w:pPr>
+    </w:p>
+    <w:p>
+      <w:pPr>
+        <w:spacing w:line="280" w:lineRule="auto"/>
+        <w:jc w:val="both"/>
+        <w:rPr>
+          <w:rFonts w:ascii="Aptos" w:eastAsia="Aptos" w:hAnsi="Aptos" w:cs="Aptos"/>
+          <w:sz w:val="20"/>
+          <w:szCs w:val="20"/>
+        </w:rPr>
+      </w:pPr>
+      <w:r>
+        <w:rPr>
+          <w:rFonts w:ascii="Aptos" w:eastAsia="Aptos" w:hAnsi="Aptos" w:cs="Aptos"/>
+          <w:sz w:val="20"/>
+          <w:szCs w:val="20"/>
+        </w:rPr>
+        <w:t xml:space="preserve">By the date set in section 3.1, you supply:</w:t>
+      </w:r>
+    </w:p>
+    <w:p>
+      <w:pPr>
+        <w:spacing w:line="80" w:lineRule="auto"/>
+        <w:jc w:val="both"/>
+        <w:rPr>
+          <w:rFonts w:ascii="Aptos" w:eastAsia="Aptos" w:hAnsi="Aptos" w:cs="Aptos"/>
+          <w:sz w:val="20"/>
+          <w:szCs w:val="20"/>
+        </w:rPr>
+      </w:pPr>
+    </w:p>
+    <w:p>
+      <w:pPr>
+        <w:spacing w:line="280" w:lineRule="auto"/>
+        <w:ind w:left="640" w:hanging="300"/>
+        <w:jc w:val="both"/>
+        <w:rPr>
+          <w:rFonts w:ascii="Aptos" w:eastAsia="Aptos" w:hAnsi="Aptos" w:cs="Aptos"/>
+          <w:sz w:val="20"/>
+          <w:szCs w:val="20"/>
+        </w:rPr>
+      </w:pPr>
+      <w:r>
+        <w:rPr>
+          <w:rFonts w:ascii="Aptos" w:eastAsia="Aptos" w:hAnsi="Aptos" w:cs="Aptos"/>
+          <w:sz w:val="20"/>
+          <w:szCs w:val="20"/>
+        </w:rPr>
+        <w:t xml:space="preserve">• the store listing text, screenshots and other images, and your support and privacy policy addresses;</w:t>
+      </w:r>
+    </w:p>
+    <w:p>
+      <w:pPr>
+        <w:spacing w:line="280" w:lineRule="auto"/>
+        <w:ind w:left="640" w:hanging="300"/>
+        <w:jc w:val="both"/>
+        <w:rPr>
+          <w:rFonts w:ascii="Aptos" w:eastAsia="Aptos" w:hAnsi="Aptos" w:cs="Aptos"/>
+          <w:sz w:val="20"/>
+          <w:szCs w:val="20"/>
+        </w:rPr>
+      </w:pPr>
+      <w:r>
+        <w:rPr>
+          <w:rFonts w:ascii="Aptos" w:eastAsia="Aptos" w:hAnsi="Aptos" w:cs="Aptos"/>
+          <w:sz w:val="20"/>
+          <w:szCs w:val="20"/>
+        </w:rPr>
+        <w:t xml:space="preserve">• the answers to Apple’s App Privacy questions and Google Play’s Data safety form, which are your responsibility, with our technical input on the data the {{store_app}} collects;</w:t>
+      </w:r>
+    </w:p>
+    <w:p>
+      <w:pPr>
+        <w:spacing w:line="280" w:lineRule="auto"/>
+        <w:ind w:left="640" w:hanging="300"/>
+        <w:jc w:val="both"/>
+        <w:rPr>
+          <w:rFonts w:ascii="Aptos" w:eastAsia="Aptos" w:hAnsi="Aptos" w:cs="Aptos"/>
+          <w:sz w:val="20"/>
+          <w:szCs w:val="20"/>
+        </w:rPr>
+      </w:pPr>
+      <w:r>
+        <w:rPr>
+          <w:rFonts w:ascii="Aptos" w:eastAsia="Aptos" w:hAnsi="Aptos" w:cs="Aptos"/>
+          <w:sz w:val="20"/>
+          <w:szCs w:val="20"/>
+        </w:rPr>
+        <w:t xml:space="preserve">• a demonstration account for the stores’ reviewers;</w:t>
+      </w:r>
+    </w:p>
+    <w:p>
+      <w:pPr>
+        <w:spacing w:line="280" w:lineRule="auto"/>
+        <w:ind w:left="640" w:hanging="300"/>
+        <w:jc w:val="both"/>
+        <w:rPr>
+          <w:rFonts w:ascii="Aptos" w:eastAsia="Aptos" w:hAnsi="Aptos" w:cs="Aptos"/>
+          <w:sz w:val="20"/>
+          <w:szCs w:val="20"/>
+        </w:rPr>
+      </w:pPr>
+      <w:r>
+        <w:rPr>
+          <w:rFonts w:ascii="Aptos" w:eastAsia="Aptos" w:hAnsi="Aptos" w:cs="Aptos"/>
+          <w:sz w:val="20"/>
+          <w:szCs w:val="20"/>
+        </w:rPr>
+        <w:t xml:space="preserve">• any licence, registration or other evidence the stores require for your business; and</w:t>
+      </w:r>
+    </w:p>
+    <w:p>
+      <w:pPr>
+        <w:spacing w:line="280" w:lineRule="auto"/>
+        <w:ind w:left="640" w:hanging="300"/>
+        <w:jc w:val="both"/>
+        <w:rPr>
+          <w:rFonts w:ascii="Aptos" w:eastAsia="Aptos" w:hAnsi="Aptos" w:cs="Aptos"/>
+          <w:sz w:val="20"/>
+          <w:szCs w:val="20"/>
+        </w:rPr>
+      </w:pPr>
+      <w:r>
+        <w:rPr>
+          <w:rFonts w:ascii="Aptos" w:eastAsia="Aptos" w:hAnsi="Aptos" w:cs="Aptos"/>
+          <w:sz w:val="20"/>
+          <w:szCs w:val="20"/>
+        </w:rPr>
+        <w:t xml:space="preserve">• details of any payments or subscriptions sold within the {{store_app}}.</w:t>
+      </w:r>
+    </w:p>
+    <w:p>
+      <w:pPr>
+        <w:spacing w:line="140" w:lineRule="auto"/>
+        <w:jc w:val="both"/>
+        <w:rPr>
+          <w:rFonts w:ascii="Aptos" w:eastAsia="Aptos" w:hAnsi="Aptos" w:cs="Aptos"/>
+          <w:sz w:val="20"/>
+          <w:szCs w:val="20"/>
+        </w:rPr>
+      </w:pPr>
+    </w:p>
+    <w:p>
+      <w:pPr>
+        <w:spacing w:line="280" w:lineRule="auto"/>
+        <w:jc w:val="both"/>
+        <w:rPr>
+          <w:rFonts w:ascii="Aptos" w:eastAsia="Aptos" w:hAnsi="Aptos" w:cs="Aptos"/>
+          <w:sz w:val="20"/>
+          <w:szCs w:val="20"/>
+        </w:rPr>
+      </w:pPr>
+      <w:r>
+        <w:rPr>
+          <w:rFonts w:ascii="Aptos" w:eastAsia="Aptos" w:hAnsi="Aptos" w:cs="Aptos"/>
+          <w:sz w:val="20"/>
+          <w:szCs w:val="20"/>
+        </w:rPr>
+        <w:t xml:space="preserve">Whether the {{store_app}} is approved is Apple’s and Google’s decision, not ours. If a store rejects it because our work does not meet the store’s rules in force when we submit it, we fix it at no charge and resubmit. If it is rejected because of your content or business model, or anything you supply under this section, we will help you respond, and the work it needs is charged as a change under section 3.3.</w:t>
+      </w:r>
+    </w:p>
+    <w:p>
+      <w:pPr>
+        <w:spacing w:line="140" w:lineRule="auto"/>
+        <w:jc w:val="both"/>
+        <w:rPr>
+          <w:rFonts w:ascii="Aptos" w:eastAsia="Aptos" w:hAnsi="Aptos" w:cs="Aptos"/>
+          <w:sz w:val="20"/>
+          <w:szCs w:val="20"/>
+        </w:rPr>
+      </w:pPr>
+    </w:p>
+    <w:p>
+      <w:pPr>
+        <w:spacing w:line="280" w:lineRule="auto"/>
+        <w:jc w:val="both"/>
+        <w:rPr>
+          <w:rFonts w:ascii="Aptos" w:eastAsia="Aptos" w:hAnsi="Aptos" w:cs="Aptos"/>
+          <w:sz w:val="20"/>
+          <w:szCs w:val="20"/>
+        </w:rPr>
+      </w:pPr>
+      <w:r>
+        <w:rPr>
+          <w:rFonts w:ascii="Aptos" w:eastAsia="Aptos" w:hAnsi="Aptos" w:cs="Aptos"/>
+          <w:sz w:val="20"/>
+          <w:szCs w:val="20"/>
+        </w:rPr>
+        <w:t xml:space="preserve">You test and accept the {{store_app}} under section 3.6 on test builds we send through Apple’s TestFlight and Google Play’s testing tracks. Acceptance does not wait for store approval, so the time a store takes to review the {{store_app}} does not hold up acceptance or the final payment.</w:t>
+      </w:r>
+    </w:p>
+    <w:p>
+      <w:pPr>
+        <w:keepNext/>
+        <w:keepLines/>
+        <w:spacing w:before="200" w:after="40" w:line="280" w:lineRule="auto"/>
+        <w:jc w:val="both"/>
+        <w:rPr>
+          <w:rFonts w:ascii="Aptos" w:eastAsia="Aptos" w:hAnsi="Aptos" w:cs="Aptos"/>
+          <w:b/>
+          <w:bCs/>
+          <w:color w:val="1F1F1F"/>
+          <w:sz w:val="20"/>
+          <w:szCs w:val="20"/>
+        </w:rPr>
+      </w:pPr>
+      <w:r>
+        <w:rPr>
+          <w:rFonts w:ascii="Aptos" w:eastAsia="Aptos" w:hAnsi="Aptos" w:cs="Aptos"/>
+          <w:sz w:val="20"/>
+          <w:szCs w:val="20"/>
+        </w:rPr>
         <w:t xml:space="preserve">{{/mobile_app|web_mobile_app}}</w:t>
       </w:r>
     </w:p>
@@ -5244,7 +6164,7 @@
           <w:sz w:val="20"/>
           <w:szCs w:val="20"/>
         </w:rPr>
-        <w:t xml:space="preserve"> The first payment covers scheduling your project and starting work. We reserve time for you and turn other work away to do it. If you end this agreement, we keep it. If we end it for any reason other than your breach, we refund it, less the value of any work we have already done and any costs we have already committed.</w:t>
+        <w:t xml:space="preserve"> The first payment covers scheduling your project and starting work. We reserve time for you and turn other work away to do it. If you end this agreement for your own reasons, or we end it because of your breach, we keep the greater of 10% of the total fee and the value of the work we have done and the costs we have committed, and refund anything you have paid above that. If we end it for any other reason, or you end it because of our breach, we refund it, less the value of any work we have already done and any costs we have already committed.</w:t>
       </w:r>
     </w:p>
     <w:p>
@@ -5342,7 +6262,7 @@
           <w:sz w:val="20"/>
           <w:szCs w:val="20"/>
         </w:rPr>
-        <w:t xml:space="preserve"> We hand over final files, account transfers and ownership once all invoices are paid in full. Administrator access is given on acceptance under section 3.7.</w:t>
+        <w:t xml:space="preserve"> We hand over final files, account transfers and ownership once all invoices are paid in full. Administrator access is given on acceptance under section 3.7. Accounts in your name, and your content and data, are never withheld.</w:t>
       </w:r>
     </w:p>
     <w:p>
@@ -6026,22 +6946,7 @@
           <w:szCs w:val="20"/>
         </w:rPr>
       </w:pPr>
-      <w:r>
-        <w:rPr>
-          <w:rFonts w:ascii="Aptos" w:eastAsia="Aptos" w:hAnsi="Aptos" w:cs="Aptos"/>
-          <w:sz w:val="20"/>
-          <w:szCs w:val="20"/>
-        </w:rPr>
-        <w:t>If we handle personal information on your behalf, we will use it only to carry out this work and will take reasonable steps to keep it secure, consistent with the {{privacy_act}}</w:t>
-      </w:r>
       <w:proofErr w:type="spellStart"/>
-      <w:r>
-        <w:rPr>
-          <w:rFonts w:ascii="Aptos" w:eastAsia="Aptos" w:hAnsi="Aptos" w:cs="Aptos"/>
-          <w:sz w:val="20"/>
-          <w:szCs w:val="20"/>
-        </w:rPr>
-      </w:r>
       <w:proofErr w:type="spellEnd"/>
       <w:r>
         <w:rPr>
@@ -6049,7 +6954,138 @@
           <w:sz w:val="20"/>
           <w:szCs w:val="20"/>
         </w:rPr>
-        <w:t>. Some of our team is outside Australia, so your information may be handled overseas. If we become aware of a data breach affecting your information we will tell you promptly and help you meet your notification obligations.</w:t>
+        <w:t xml:space="preserve">If we handle personal information on your behalf, we handle it as the Australian Privacy Principles in the {{privacy_act}} require. In particular:</w:t>
+      </w:r>
+    </w:p>
+    <w:p>
+      <w:pPr>
+        <w:spacing w:line="80" w:lineRule="auto"/>
+        <w:jc w:val="both"/>
+        <w:rPr>
+          <w:rFonts w:ascii="Aptos" w:eastAsia="Aptos" w:hAnsi="Aptos" w:cs="Aptos"/>
+          <w:sz w:val="20"/>
+          <w:szCs w:val="20"/>
+        </w:rPr>
+      </w:pPr>
+    </w:p>
+    <w:p>
+      <w:pPr>
+        <w:spacing w:line="280" w:lineRule="auto"/>
+        <w:ind w:left="640" w:hanging="300"/>
+        <w:jc w:val="both"/>
+        <w:rPr>
+          <w:rFonts w:ascii="Aptos" w:eastAsia="Aptos" w:hAnsi="Aptos" w:cs="Aptos"/>
+          <w:sz w:val="20"/>
+          <w:szCs w:val="20"/>
+        </w:rPr>
+      </w:pPr>
+      <w:r>
+        <w:rPr>
+          <w:rFonts w:ascii="Aptos" w:eastAsia="Aptos" w:hAnsi="Aptos" w:cs="Aptos"/>
+          <w:sz w:val="20"/>
+          <w:szCs w:val="20"/>
+        </w:rPr>
+        <w:t xml:space="preserve">• we use it only to design, build, test, deploy and support the {{deliverable}}, as you instruct in writing, and this agreement records those instructions;</w:t>
+      </w:r>
+    </w:p>
+    <w:p>
+      <w:pPr>
+        <w:spacing w:line="280" w:lineRule="auto"/>
+        <w:ind w:left="640" w:hanging="300"/>
+        <w:jc w:val="both"/>
+        <w:rPr>
+          <w:rFonts w:ascii="Aptos" w:eastAsia="Aptos" w:hAnsi="Aptos" w:cs="Aptos"/>
+          <w:sz w:val="20"/>
+          <w:szCs w:val="20"/>
+        </w:rPr>
+      </w:pPr>
+      <w:r>
+        <w:rPr>
+          <w:rFonts w:ascii="Aptos" w:eastAsia="Aptos" w:hAnsi="Aptos" w:cs="Aptos"/>
+          <w:sz w:val="20"/>
+          <w:szCs w:val="20"/>
+        </w:rPr>
+        <w:t xml:space="preserve">• we keep it secure: access is limited to people who need it and are bound by confidentiality, connections are encrypted, and we do not use live personal information for testing unless you agree;</w:t>
+      </w:r>
+    </w:p>
+    <w:p>
+      <w:pPr>
+        <w:spacing w:line="280" w:lineRule="auto"/>
+        <w:ind w:left="640" w:hanging="300"/>
+        <w:jc w:val="both"/>
+        <w:rPr>
+          <w:rFonts w:ascii="Aptos" w:eastAsia="Aptos" w:hAnsi="Aptos" w:cs="Aptos"/>
+          <w:sz w:val="20"/>
+          <w:szCs w:val="20"/>
+        </w:rPr>
+      </w:pPr>
+      <w:r>
+        <w:rPr>
+          <w:rFonts w:ascii="Aptos" w:eastAsia="Aptos" w:hAnsi="Aptos" w:cs="Aptos"/>
+          <w:sz w:val="20"/>
+          <w:szCs w:val="20"/>
+        </w:rPr>
+        <w:t xml:space="preserve">• some of our team is outside Australia, so your information may be handled overseas. Everyone who handles it, including our contractors, is bound by written terms to protect it as the Australian Privacy Principles require, and we remain responsible for them;</w:t>
+      </w:r>
+    </w:p>
+    <w:p>
+      <w:pPr>
+        <w:spacing w:line="280" w:lineRule="auto"/>
+        <w:ind w:left="640" w:hanging="300"/>
+        <w:jc w:val="both"/>
+        <w:rPr>
+          <w:rFonts w:ascii="Aptos" w:eastAsia="Aptos" w:hAnsi="Aptos" w:cs="Aptos"/>
+          <w:sz w:val="20"/>
+          <w:szCs w:val="20"/>
+        </w:rPr>
+      </w:pPr>
+      <w:r>
+        <w:rPr>
+          <w:rFonts w:ascii="Aptos" w:eastAsia="Aptos" w:hAnsi="Aptos" w:cs="Aptos"/>
+          <w:sz w:val="20"/>
+          <w:szCs w:val="20"/>
+        </w:rPr>
+        <w:t xml:space="preserve">• if we become aware of a data breach affecting your information, we tell you without undue delay, and in any case within 48 hours, and help you assess it and meet your notification obligations;</w:t>
+      </w:r>
+    </w:p>
+    <w:p>
+      <w:pPr>
+        <w:spacing w:line="280" w:lineRule="auto"/>
+        <w:ind w:left="640" w:hanging="300"/>
+        <w:jc w:val="both"/>
+        <w:rPr>
+          <w:rFonts w:ascii="Aptos" w:eastAsia="Aptos" w:hAnsi="Aptos" w:cs="Aptos"/>
+          <w:sz w:val="20"/>
+          <w:szCs w:val="20"/>
+        </w:rPr>
+      </w:pPr>
+      <w:r>
+        <w:rPr>
+          <w:rFonts w:ascii="Aptos" w:eastAsia="Aptos" w:hAnsi="Aptos" w:cs="Aptos"/>
+          <w:sz w:val="20"/>
+          <w:szCs w:val="20"/>
+        </w:rPr>
+        <w:t xml:space="preserve">• we help you answer requests from people to access or correct their information, and enquiries from the regulator; and</w:t>
+      </w:r>
+    </w:p>
+    <w:p>
+      <w:pPr>
+        <w:spacing w:line="280" w:lineRule="auto"/>
+        <w:ind w:left="640" w:hanging="300"/>
+        <w:jc w:val="both"/>
+        <w:rPr>
+          <w:rFonts w:ascii="Aptos" w:eastAsia="Aptos" w:hAnsi="Aptos" w:cs="Aptos"/>
+          <w:sz w:val="20"/>
+          <w:szCs w:val="20"/>
+        </w:rPr>
+      </w:pPr>
+      <w:r>
+        <w:rPr>
+          <w:rFonts w:ascii="Aptos" w:eastAsia="Aptos" w:hAnsi="Aptos" w:cs="Aptos"/>
+          <w:sz w:val="20"/>
+          <w:szCs w:val="20"/>
+        </w:rPr>
+        <w:t xml:space="preserve">• within 30 days after the work or the included support period ends, whichever is later, we return or delete it, subject to the paragraph above on copies we may keep.</w:t>
       </w:r>
     </w:p>
     <w:p>
@@ -6663,22 +7699,7 @@
           <w:szCs w:val="20"/>
         </w:rPr>
       </w:pPr>
-      <w:r>
-        <w:rPr>
-          <w:rFonts w:ascii="Aptos" w:eastAsia="Aptos" w:hAnsi="Aptos" w:cs="Aptos"/>
-          <w:sz w:val="20"/>
-          <w:szCs w:val="20"/>
-        </w:rPr>
-        <w:t>If we do not hear from you for 30 days</w:t>
-      </w:r>
       <w:proofErr w:type="gramStart"/>
-      <w:r>
-        <w:rPr>
-          <w:rFonts w:ascii="Aptos" w:eastAsia="Aptos" w:hAnsi="Aptos" w:cs="Aptos"/>
-          <w:sz w:val="20"/>
-          <w:szCs w:val="20"/>
-        </w:rPr>
-      </w:r>
       <w:proofErr w:type="gramEnd"/>
       <w:r>
         <w:rPr>
@@ -6686,7 +7707,7 @@
           <w:sz w:val="20"/>
           <w:szCs w:val="20"/>
         </w:rPr>
-        <w:t xml:space="preserve"> we will treat the project as suspended. We will invoice for all work completed to that point and may stop work. If you want to restart later, we will quote the remaining work at our then-current rates.</w:t>
+        <w:t xml:space="preserve">If we do not hear from you for 30 days, we will write to tell you the project will be suspended. If we still have not heard from you 10 business days after that, the project is suspended: we will invoice for all work completed to that point and may stop work, and we may end this agreement under section 12 as if you had ended it. If you want to restart later, we will agree new dates with you and quote the remaining work at our then-current rates.</w:t>
       </w:r>
     </w:p>
     <w:p>
